--- a/python/p3_advanced_methods_of_python.docx
+++ b/python/p3_advanced_methods_of_python.docx
@@ -22,12 +22,178 @@
     </w:p>
     <w:p>
       <w:pPr>
-        <w:jc w:val="both"/>
-        <w:rPr>
-          <w:sz w:val="32"/>
-          <w:szCs w:val="32"/>
-        </w:rPr>
-      </w:pPr>
+        <w:pStyle w:val="ListParagraph"/>
+        <w:numPr>
+          <w:ilvl w:val="0"/>
+          <w:numId w:val="5"/>
+        </w:numPr>
+        <w:jc w:val="both"/>
+        <w:rPr>
+          <w:sz w:val="32"/>
+          <w:szCs w:val="32"/>
+        </w:rPr>
+      </w:pPr>
+      <w:proofErr w:type="gramStart"/>
+      <w:r>
+        <w:rPr>
+          <w:b/>
+          <w:bCs/>
+          <w:sz w:val="32"/>
+          <w:szCs w:val="32"/>
+        </w:rPr>
+        <w:t>map(</w:t>
+      </w:r>
+      <w:proofErr w:type="gramEnd"/>
+      <w:r>
+        <w:rPr>
+          <w:b/>
+          <w:bCs/>
+          <w:sz w:val="32"/>
+          <w:szCs w:val="32"/>
+        </w:rPr>
+        <w:t>)</w:t>
+      </w:r>
+      <w:r>
+        <w:rPr>
+          <w:sz w:val="32"/>
+          <w:szCs w:val="32"/>
+        </w:rPr>
+        <w:t xml:space="preserve"> Function (loop alternative)…………..…………..……………..2</w:t>
+      </w:r>
+    </w:p>
+    <w:p>
+      <w:pPr>
+        <w:pStyle w:val="ListParagraph"/>
+        <w:numPr>
+          <w:ilvl w:val="0"/>
+          <w:numId w:val="5"/>
+        </w:numPr>
+        <w:jc w:val="both"/>
+        <w:rPr>
+          <w:sz w:val="32"/>
+          <w:szCs w:val="32"/>
+        </w:rPr>
+      </w:pPr>
+      <w:proofErr w:type="gramStart"/>
+      <w:r>
+        <w:rPr>
+          <w:b/>
+          <w:bCs/>
+          <w:sz w:val="32"/>
+          <w:szCs w:val="32"/>
+        </w:rPr>
+        <w:t>filter(</w:t>
+      </w:r>
+      <w:proofErr w:type="gramEnd"/>
+      <w:r>
+        <w:rPr>
+          <w:b/>
+          <w:bCs/>
+          <w:sz w:val="32"/>
+          <w:szCs w:val="32"/>
+        </w:rPr>
+        <w:t xml:space="preserve">) </w:t>
+      </w:r>
+      <w:r>
+        <w:rPr>
+          <w:sz w:val="32"/>
+          <w:szCs w:val="32"/>
+        </w:rPr>
+        <w:t>Function………………………………………………………………4</w:t>
+      </w:r>
+    </w:p>
+    <w:p>
+      <w:pPr>
+        <w:pStyle w:val="ListParagraph"/>
+        <w:numPr>
+          <w:ilvl w:val="0"/>
+          <w:numId w:val="5"/>
+        </w:numPr>
+        <w:jc w:val="both"/>
+        <w:rPr>
+          <w:sz w:val="32"/>
+          <w:szCs w:val="32"/>
+        </w:rPr>
+      </w:pPr>
+      <w:proofErr w:type="gramStart"/>
+      <w:r>
+        <w:rPr>
+          <w:b/>
+          <w:bCs/>
+          <w:sz w:val="32"/>
+          <w:szCs w:val="32"/>
+        </w:rPr>
+        <w:t>reduce(</w:t>
+      </w:r>
+      <w:proofErr w:type="gramEnd"/>
+      <w:r>
+        <w:rPr>
+          <w:b/>
+          <w:bCs/>
+          <w:sz w:val="32"/>
+          <w:szCs w:val="32"/>
+        </w:rPr>
+        <w:t>)</w:t>
+      </w:r>
+      <w:r>
+        <w:rPr>
+          <w:sz w:val="32"/>
+          <w:szCs w:val="32"/>
+        </w:rPr>
+        <w:t xml:space="preserve"> Function…………………………………………………………..5</w:t>
+      </w:r>
+    </w:p>
+    <w:p>
+      <w:pPr>
+        <w:pStyle w:val="ListParagraph"/>
+        <w:numPr>
+          <w:ilvl w:val="0"/>
+          <w:numId w:val="5"/>
+        </w:numPr>
+        <w:jc w:val="both"/>
+        <w:rPr>
+          <w:sz w:val="32"/>
+          <w:szCs w:val="32"/>
+        </w:rPr>
+      </w:pPr>
+      <w:proofErr w:type="spellStart"/>
+      <w:proofErr w:type="gramStart"/>
+      <w:r>
+        <w:rPr>
+          <w:b/>
+          <w:bCs/>
+          <w:sz w:val="32"/>
+          <w:szCs w:val="32"/>
+        </w:rPr>
+        <w:t>divmod</w:t>
+      </w:r>
+      <w:proofErr w:type="spellEnd"/>
+      <w:r>
+        <w:rPr>
+          <w:b/>
+          <w:bCs/>
+          <w:sz w:val="32"/>
+          <w:szCs w:val="32"/>
+        </w:rPr>
+        <w:t>(</w:t>
+      </w:r>
+      <w:proofErr w:type="gramEnd"/>
+      <w:r>
+        <w:rPr>
+          <w:b/>
+          <w:bCs/>
+          <w:sz w:val="32"/>
+          <w:szCs w:val="32"/>
+        </w:rPr>
+        <w:t>)</w:t>
+      </w:r>
+      <w:r>
+        <w:rPr>
+          <w:sz w:val="32"/>
+          <w:szCs w:val="32"/>
+        </w:rPr>
+        <w:t xml:space="preserve"> Function…………………………………………………………..6</w:t>
+      </w:r>
     </w:p>
     <w:p>
       <w:pPr>
@@ -92,7 +258,25 @@
           <w:sz w:val="32"/>
           <w:szCs w:val="32"/>
         </w:rPr>
-        <w:t>) method (Loop Alternative):</w:t>
+        <w:t>)</w:t>
+      </w:r>
+      <w:r>
+        <w:rPr>
+          <w:b/>
+          <w:bCs/>
+          <w:sz w:val="32"/>
+          <w:szCs w:val="32"/>
+        </w:rPr>
+        <w:t xml:space="preserve"> Function</w:t>
+      </w:r>
+      <w:r>
+        <w:rPr>
+          <w:b/>
+          <w:bCs/>
+          <w:sz w:val="32"/>
+          <w:szCs w:val="32"/>
+        </w:rPr>
+        <w:t xml:space="preserve"> (Loop Alternative):</w:t>
       </w:r>
     </w:p>
     <w:p>
@@ -540,27 +724,7 @@
           <w:sz w:val="32"/>
           <w:szCs w:val="32"/>
         </w:rPr>
-        <w:t>print(result)</w:t>
-      </w:r>
-      <w:r>
-        <w:rPr>
-          <w:b/>
-          <w:bCs/>
-          <w:color w:val="D86DCB" w:themeColor="accent5" w:themeTint="99"/>
-          <w:sz w:val="32"/>
-          <w:szCs w:val="32"/>
-        </w:rPr>
-        <w:t xml:space="preserve"> # </w:t>
-      </w:r>
-      <w:r>
-        <w:rPr>
-          <w:b/>
-          <w:bCs/>
-          <w:color w:val="D86DCB" w:themeColor="accent5" w:themeTint="99"/>
-          <w:sz w:val="32"/>
-          <w:szCs w:val="32"/>
-        </w:rPr>
-        <w:t>&lt;map object at 0x...&gt;</w:t>
+        <w:t>print(result) # &lt;map object at 0x...&gt;</w:t>
       </w:r>
     </w:p>
     <w:p>
@@ -628,17 +792,7 @@
           <w:sz w:val="32"/>
           <w:szCs w:val="32"/>
         </w:rPr>
-        <w:t xml:space="preserve">print(result) # </w:t>
-      </w:r>
-      <w:r>
-        <w:rPr>
-          <w:b/>
-          <w:bCs/>
-          <w:color w:val="D86DCB" w:themeColor="accent5" w:themeTint="99"/>
-          <w:sz w:val="32"/>
-          <w:szCs w:val="32"/>
-        </w:rPr>
-        <w:t>[1, 4, 9, 16]</w:t>
+        <w:t>print(result) # [1, 4, 9, 16]</w:t>
       </w:r>
     </w:p>
     <w:p>
@@ -835,27 +989,7 @@
           <w:sz w:val="32"/>
           <w:szCs w:val="32"/>
         </w:rPr>
-        <w:t>print(result)</w:t>
-      </w:r>
-      <w:r>
-        <w:rPr>
-          <w:b/>
-          <w:bCs/>
-          <w:color w:val="D86DCB" w:themeColor="accent5" w:themeTint="99"/>
-          <w:sz w:val="32"/>
-          <w:szCs w:val="32"/>
-        </w:rPr>
-        <w:t xml:space="preserve"> # </w:t>
-      </w:r>
-      <w:r>
-        <w:rPr>
-          <w:b/>
-          <w:bCs/>
-          <w:color w:val="D86DCB" w:themeColor="accent5" w:themeTint="99"/>
-          <w:sz w:val="32"/>
-          <w:szCs w:val="32"/>
-        </w:rPr>
-        <w:t>[1, 4, 9, 16]</w:t>
+        <w:t>print(result) # [1, 4, 9, 16]</w:t>
       </w:r>
     </w:p>
     <w:p>
@@ -1193,27 +1327,7 @@
           <w:sz w:val="32"/>
           <w:szCs w:val="32"/>
         </w:rPr>
-        <w:t>print(result)</w:t>
-      </w:r>
-      <w:r>
-        <w:rPr>
-          <w:b/>
-          <w:bCs/>
-          <w:color w:val="D86DCB" w:themeColor="accent5" w:themeTint="99"/>
-          <w:sz w:val="32"/>
-          <w:szCs w:val="32"/>
-        </w:rPr>
-        <w:t xml:space="preserve"> # </w:t>
-      </w:r>
-      <w:r>
-        <w:rPr>
-          <w:b/>
-          <w:bCs/>
-          <w:color w:val="D86DCB" w:themeColor="accent5" w:themeTint="99"/>
-          <w:sz w:val="32"/>
-          <w:szCs w:val="32"/>
-        </w:rPr>
-        <w:t>['ALICE', 'BOB', 'CHARLIE']</w:t>
+        <w:t>print(result) # ['ALICE', 'BOB', 'CHARLIE']</w:t>
       </w:r>
     </w:p>
     <w:p>
@@ -1540,27 +1654,7 @@
           <w:sz w:val="32"/>
           <w:szCs w:val="32"/>
         </w:rPr>
-        <w:t>print(result)</w:t>
-      </w:r>
-      <w:r>
-        <w:rPr>
-          <w:b/>
-          <w:bCs/>
-          <w:color w:val="D86DCB" w:themeColor="accent5" w:themeTint="99"/>
-          <w:sz w:val="32"/>
-          <w:szCs w:val="32"/>
-        </w:rPr>
-        <w:t xml:space="preserve"> # </w:t>
-      </w:r>
-      <w:r>
-        <w:rPr>
-          <w:b/>
-          <w:bCs/>
-          <w:color w:val="D86DCB" w:themeColor="accent5" w:themeTint="99"/>
-          <w:sz w:val="32"/>
-          <w:szCs w:val="32"/>
-        </w:rPr>
-        <w:t>[5, 7, 9]</w:t>
+        <w:t>print(result) # [5, 7, 9]</w:t>
       </w:r>
     </w:p>
     <w:p>
@@ -1605,6 +1699,7 @@
           <w:numId w:val="4"/>
         </w:numPr>
         <w:spacing w:line="240" w:lineRule="auto"/>
+        <w:ind w:left="360"/>
         <w:jc w:val="both"/>
         <w:rPr>
           <w:sz w:val="32"/>
@@ -1652,21 +1747,7 @@
           <w:sz w:val="32"/>
           <w:szCs w:val="32"/>
         </w:rPr>
-        <w:t xml:space="preserve"> when </w:t>
-      </w:r>
-      <w:r>
-        <w:rPr>
-          <w:sz w:val="32"/>
-          <w:szCs w:val="32"/>
-        </w:rPr>
-        <w:t>we</w:t>
-      </w:r>
-      <w:r>
-        <w:rPr>
-          <w:sz w:val="32"/>
-          <w:szCs w:val="32"/>
-        </w:rPr>
-        <w:t>'re applying the same transformation to every element.</w:t>
+        <w:t xml:space="preserve"> when we're applying the same transformation to every element.</w:t>
       </w:r>
     </w:p>
     <w:p>
@@ -1677,6 +1758,7 @@
           <w:numId w:val="4"/>
         </w:numPr>
         <w:spacing w:line="240" w:lineRule="auto"/>
+        <w:ind w:left="360"/>
         <w:jc w:val="both"/>
         <w:rPr>
           <w:sz w:val="32"/>
@@ -1704,14 +1786,7 @@
           <w:sz w:val="32"/>
           <w:szCs w:val="32"/>
         </w:rPr>
-        <w:t xml:space="preserve"> function</w:t>
-      </w:r>
-      <w:r>
-        <w:rPr>
-          <w:sz w:val="32"/>
-          <w:szCs w:val="32"/>
-        </w:rPr>
-        <w:t xml:space="preserve"> for short, simple transformations.</w:t>
+        <w:t xml:space="preserve"> function for short, simple transformations.</w:t>
       </w:r>
     </w:p>
     <w:p>
@@ -1722,6 +1797,7 @@
           <w:numId w:val="4"/>
         </w:numPr>
         <w:spacing w:line="240" w:lineRule="auto"/>
+        <w:ind w:left="360"/>
         <w:jc w:val="both"/>
         <w:rPr>
           <w:sz w:val="32"/>
@@ -1760,6 +1836,7 @@
           <w:numId w:val="4"/>
         </w:numPr>
         <w:spacing w:line="240" w:lineRule="auto"/>
+        <w:ind w:left="360"/>
         <w:jc w:val="both"/>
         <w:rPr>
           <w:sz w:val="32"/>
@@ -1814,47 +1891,1132 @@
           <w:sz w:val="32"/>
           <w:szCs w:val="32"/>
         </w:rPr>
-        <w:t xml:space="preserve">if </w:t>
-      </w:r>
-      <w:r>
-        <w:rPr>
-          <w:sz w:val="32"/>
-          <w:szCs w:val="32"/>
-        </w:rPr>
-        <w:t>we</w:t>
-      </w:r>
-      <w:r>
-        <w:rPr>
-          <w:sz w:val="32"/>
-          <w:szCs w:val="32"/>
-        </w:rPr>
-        <w:t xml:space="preserve"> need a list.</w:t>
-      </w:r>
-    </w:p>
-    <w:p>
-      <w:pPr>
-        <w:spacing w:line="240" w:lineRule="auto"/>
-        <w:jc w:val="both"/>
-        <w:rPr>
-          <w:sz w:val="32"/>
-          <w:szCs w:val="32"/>
-        </w:rPr>
-      </w:pPr>
-    </w:p>
-    <w:p>
-      <w:pPr>
-        <w:spacing w:line="240" w:lineRule="auto"/>
-        <w:jc w:val="both"/>
-        <w:rPr>
-          <w:sz w:val="32"/>
-          <w:szCs w:val="32"/>
-        </w:rPr>
-      </w:pPr>
-    </w:p>
-    <w:p>
-      <w:pPr>
-        <w:spacing w:line="240" w:lineRule="auto"/>
-        <w:jc w:val="both"/>
+        <w:t>if we need a list.</w:t>
+      </w:r>
+    </w:p>
+    <w:p>
+      <w:pPr>
+        <w:spacing w:line="240" w:lineRule="auto"/>
+        <w:jc w:val="both"/>
+        <w:rPr>
+          <w:sz w:val="32"/>
+          <w:szCs w:val="32"/>
+        </w:rPr>
+      </w:pPr>
+    </w:p>
+    <w:p>
+      <w:pPr>
+        <w:spacing w:line="240" w:lineRule="auto"/>
+        <w:jc w:val="center"/>
+        <w:rPr>
+          <w:sz w:val="32"/>
+          <w:szCs w:val="32"/>
+        </w:rPr>
+      </w:pPr>
+      <w:r>
+        <w:rPr>
+          <w:sz w:val="32"/>
+          <w:szCs w:val="32"/>
+        </w:rPr>
+        <w:t>Break</w:t>
+      </w:r>
+    </w:p>
+    <w:p>
+      <w:pPr>
+        <w:spacing w:line="240" w:lineRule="auto"/>
+        <w:jc w:val="both"/>
+        <w:rPr>
+          <w:sz w:val="32"/>
+          <w:szCs w:val="32"/>
+        </w:rPr>
+      </w:pPr>
+    </w:p>
+    <w:p>
+      <w:pPr>
+        <w:spacing w:line="240" w:lineRule="auto"/>
+        <w:jc w:val="both"/>
+        <w:rPr>
+          <w:b/>
+          <w:bCs/>
+          <w:sz w:val="32"/>
+          <w:szCs w:val="32"/>
+        </w:rPr>
+      </w:pPr>
+      <w:proofErr w:type="gramStart"/>
+      <w:r>
+        <w:rPr>
+          <w:b/>
+          <w:bCs/>
+          <w:sz w:val="32"/>
+          <w:szCs w:val="32"/>
+        </w:rPr>
+        <w:t>filter(</w:t>
+      </w:r>
+      <w:proofErr w:type="gramEnd"/>
+      <w:r>
+        <w:rPr>
+          <w:b/>
+          <w:bCs/>
+          <w:sz w:val="32"/>
+          <w:szCs w:val="32"/>
+        </w:rPr>
+        <w:t xml:space="preserve">) </w:t>
+      </w:r>
+      <w:r>
+        <w:rPr>
+          <w:b/>
+          <w:bCs/>
+          <w:sz w:val="32"/>
+          <w:szCs w:val="32"/>
+        </w:rPr>
+        <w:t>Function (Condition Based Selection)</w:t>
+      </w:r>
+      <w:r>
+        <w:rPr>
+          <w:b/>
+          <w:bCs/>
+          <w:sz w:val="32"/>
+          <w:szCs w:val="32"/>
+        </w:rPr>
+        <w:t>:</w:t>
+      </w:r>
+    </w:p>
+    <w:p>
+      <w:pPr>
+        <w:spacing w:line="240" w:lineRule="auto"/>
+        <w:jc w:val="both"/>
+        <w:rPr>
+          <w:sz w:val="32"/>
+          <w:szCs w:val="32"/>
+        </w:rPr>
+      </w:pPr>
+      <w:r>
+        <w:rPr>
+          <w:sz w:val="32"/>
+          <w:szCs w:val="32"/>
+        </w:rPr>
+        <w:t xml:space="preserve"># </w:t>
+      </w:r>
+      <w:r>
+        <w:rPr>
+          <w:sz w:val="32"/>
+          <w:szCs w:val="32"/>
+        </w:rPr>
+        <w:t>The</w:t>
+      </w:r>
+      <w:r>
+        <w:rPr>
+          <w:b/>
+          <w:bCs/>
+          <w:sz w:val="32"/>
+          <w:szCs w:val="32"/>
+        </w:rPr>
+        <w:t xml:space="preserve"> </w:t>
+      </w:r>
+      <w:proofErr w:type="gramStart"/>
+      <w:r>
+        <w:rPr>
+          <w:b/>
+          <w:bCs/>
+          <w:sz w:val="32"/>
+          <w:szCs w:val="32"/>
+        </w:rPr>
+        <w:t>filter(</w:t>
+      </w:r>
+      <w:proofErr w:type="gramEnd"/>
+      <w:r>
+        <w:rPr>
+          <w:b/>
+          <w:bCs/>
+          <w:sz w:val="32"/>
+          <w:szCs w:val="32"/>
+        </w:rPr>
+        <w:t>)</w:t>
+      </w:r>
+      <w:r>
+        <w:rPr>
+          <w:sz w:val="32"/>
+          <w:szCs w:val="32"/>
+        </w:rPr>
+        <w:t xml:space="preserve"> function in Python extracts elements from an </w:t>
+      </w:r>
+      <w:proofErr w:type="spellStart"/>
+      <w:r>
+        <w:rPr>
+          <w:sz w:val="32"/>
+          <w:szCs w:val="32"/>
+        </w:rPr>
+        <w:t>iterable</w:t>
+      </w:r>
+      <w:proofErr w:type="spellEnd"/>
+      <w:r>
+        <w:rPr>
+          <w:sz w:val="32"/>
+          <w:szCs w:val="32"/>
+        </w:rPr>
+        <w:t xml:space="preserve"> (like a list, tuple or set) that satisfy a specific condition.</w:t>
+      </w:r>
+    </w:p>
+    <w:p>
+      <w:pPr>
+        <w:spacing w:line="240" w:lineRule="auto"/>
+        <w:jc w:val="both"/>
+        <w:rPr>
+          <w:sz w:val="32"/>
+          <w:szCs w:val="32"/>
+        </w:rPr>
+      </w:pPr>
+      <w:r>
+        <w:rPr>
+          <w:sz w:val="32"/>
+          <w:szCs w:val="32"/>
+        </w:rPr>
+        <w:t xml:space="preserve"># It iterates through the list automatically from left to right and applies a filtering function to each element and keeping only the ones for which the filter function returns </w:t>
+      </w:r>
+      <w:r>
+        <w:rPr>
+          <w:b/>
+          <w:bCs/>
+          <w:sz w:val="32"/>
+          <w:szCs w:val="32"/>
+        </w:rPr>
+        <w:t>True</w:t>
+      </w:r>
+    </w:p>
+    <w:p>
+      <w:pPr>
+        <w:spacing w:line="240" w:lineRule="auto"/>
+        <w:jc w:val="both"/>
+        <w:rPr>
+          <w:sz w:val="32"/>
+          <w:szCs w:val="32"/>
+        </w:rPr>
+      </w:pPr>
+      <w:r>
+        <w:rPr>
+          <w:sz w:val="32"/>
+          <w:szCs w:val="32"/>
+        </w:rPr>
+        <w:t># Syntax:</w:t>
+      </w:r>
+    </w:p>
+    <w:p>
+      <w:pPr>
+        <w:spacing w:line="240" w:lineRule="auto"/>
+        <w:jc w:val="both"/>
+        <w:rPr>
+          <w:b/>
+          <w:bCs/>
+          <w:color w:val="D86DCB" w:themeColor="accent5" w:themeTint="99"/>
+          <w:sz w:val="32"/>
+          <w:szCs w:val="32"/>
+        </w:rPr>
+      </w:pPr>
+      <w:proofErr w:type="gramStart"/>
+      <w:r>
+        <w:rPr>
+          <w:b/>
+          <w:bCs/>
+          <w:color w:val="D86DCB" w:themeColor="accent5" w:themeTint="99"/>
+          <w:sz w:val="32"/>
+          <w:szCs w:val="32"/>
+        </w:rPr>
+        <w:t>filter(</w:t>
+      </w:r>
+      <w:proofErr w:type="gramEnd"/>
+      <w:r>
+        <w:rPr>
+          <w:b/>
+          <w:bCs/>
+          <w:color w:val="D86DCB" w:themeColor="accent5" w:themeTint="99"/>
+          <w:sz w:val="32"/>
+          <w:szCs w:val="32"/>
+        </w:rPr>
+        <w:t xml:space="preserve">function, </w:t>
+      </w:r>
+      <w:proofErr w:type="spellStart"/>
+      <w:r>
+        <w:rPr>
+          <w:b/>
+          <w:bCs/>
+          <w:color w:val="D86DCB" w:themeColor="accent5" w:themeTint="99"/>
+          <w:sz w:val="32"/>
+          <w:szCs w:val="32"/>
+        </w:rPr>
+        <w:t>iterable</w:t>
+      </w:r>
+      <w:proofErr w:type="spellEnd"/>
+      <w:r>
+        <w:rPr>
+          <w:b/>
+          <w:bCs/>
+          <w:color w:val="D86DCB" w:themeColor="accent5" w:themeTint="99"/>
+          <w:sz w:val="32"/>
+          <w:szCs w:val="32"/>
+        </w:rPr>
+        <w:t>)</w:t>
+      </w:r>
+    </w:p>
+    <w:p>
+      <w:pPr>
+        <w:spacing w:line="240" w:lineRule="auto"/>
+        <w:jc w:val="both"/>
+        <w:rPr>
+          <w:sz w:val="32"/>
+          <w:szCs w:val="32"/>
+        </w:rPr>
+      </w:pPr>
+      <w:r>
+        <w:rPr>
+          <w:sz w:val="32"/>
+          <w:szCs w:val="32"/>
+        </w:rPr>
+        <w:t xml:space="preserve"># But </w:t>
+      </w:r>
+      <w:proofErr w:type="gramStart"/>
+      <w:r>
+        <w:rPr>
+          <w:b/>
+          <w:bCs/>
+          <w:sz w:val="32"/>
+          <w:szCs w:val="32"/>
+        </w:rPr>
+        <w:t>filter(</w:t>
+      </w:r>
+      <w:proofErr w:type="gramEnd"/>
+      <w:r>
+        <w:rPr>
+          <w:b/>
+          <w:bCs/>
+          <w:sz w:val="32"/>
+          <w:szCs w:val="32"/>
+        </w:rPr>
+        <w:t>)</w:t>
+      </w:r>
+      <w:r>
+        <w:rPr>
+          <w:sz w:val="32"/>
+          <w:szCs w:val="32"/>
+        </w:rPr>
+        <w:t xml:space="preserve"> function gives us a </w:t>
+      </w:r>
+      <w:r>
+        <w:rPr>
+          <w:b/>
+          <w:bCs/>
+          <w:sz w:val="32"/>
+          <w:szCs w:val="32"/>
+        </w:rPr>
+        <w:t>&lt;filter object at 0x000001DE9E2D14E0&gt;</w:t>
+      </w:r>
+      <w:r>
+        <w:rPr>
+          <w:sz w:val="32"/>
+          <w:szCs w:val="32"/>
+        </w:rPr>
+        <w:t xml:space="preserve"> which we need to convert to a list using </w:t>
+      </w:r>
+      <w:r>
+        <w:rPr>
+          <w:b/>
+          <w:bCs/>
+          <w:sz w:val="32"/>
+          <w:szCs w:val="32"/>
+        </w:rPr>
+        <w:t>list()</w:t>
+      </w:r>
+      <w:r>
+        <w:rPr>
+          <w:sz w:val="32"/>
+          <w:szCs w:val="32"/>
+        </w:rPr>
+        <w:t xml:space="preserve"> function (cast)</w:t>
+      </w:r>
+    </w:p>
+    <w:p>
+      <w:pPr>
+        <w:spacing w:line="240" w:lineRule="auto"/>
+        <w:jc w:val="both"/>
+        <w:rPr>
+          <w:sz w:val="32"/>
+          <w:szCs w:val="32"/>
+        </w:rPr>
+      </w:pPr>
+      <w:r>
+        <w:rPr>
+          <w:sz w:val="32"/>
+          <w:szCs w:val="32"/>
+        </w:rPr>
+        <w:t xml:space="preserve"># </w:t>
+      </w:r>
+      <w:r>
+        <w:rPr>
+          <w:b/>
+          <w:bCs/>
+          <w:sz w:val="32"/>
+          <w:szCs w:val="32"/>
+        </w:rPr>
+        <w:t>lambda</w:t>
+      </w:r>
+      <w:r>
+        <w:rPr>
+          <w:sz w:val="32"/>
+          <w:szCs w:val="32"/>
+        </w:rPr>
+        <w:t xml:space="preserve"> function can be used here if we want one simple expression and it returns a bool</w:t>
+      </w:r>
+    </w:p>
+    <w:p>
+      <w:pPr>
+        <w:spacing w:line="240" w:lineRule="auto"/>
+        <w:jc w:val="both"/>
+        <w:rPr>
+          <w:b/>
+          <w:bCs/>
+          <w:color w:val="D86DCB" w:themeColor="accent5" w:themeTint="99"/>
+          <w:sz w:val="32"/>
+          <w:szCs w:val="32"/>
+        </w:rPr>
+      </w:pPr>
+      <w:r>
+        <w:rPr>
+          <w:b/>
+          <w:bCs/>
+          <w:color w:val="D86DCB" w:themeColor="accent5" w:themeTint="99"/>
+          <w:sz w:val="32"/>
+          <w:szCs w:val="32"/>
+        </w:rPr>
+        <w:t>numbers = [1, 2, 3, 4, 5, 6,]</w:t>
+      </w:r>
+    </w:p>
+    <w:p>
+      <w:pPr>
+        <w:spacing w:line="240" w:lineRule="auto"/>
+        <w:jc w:val="both"/>
+        <w:rPr>
+          <w:b/>
+          <w:bCs/>
+          <w:color w:val="D86DCB" w:themeColor="accent5" w:themeTint="99"/>
+          <w:sz w:val="32"/>
+          <w:szCs w:val="32"/>
+        </w:rPr>
+      </w:pPr>
+      <w:r>
+        <w:rPr>
+          <w:b/>
+          <w:bCs/>
+          <w:color w:val="D86DCB" w:themeColor="accent5" w:themeTint="99"/>
+          <w:sz w:val="32"/>
+          <w:szCs w:val="32"/>
+        </w:rPr>
+        <w:t># keeping only even numbers</w:t>
+      </w:r>
+    </w:p>
+    <w:p>
+      <w:pPr>
+        <w:spacing w:line="240" w:lineRule="auto"/>
+        <w:jc w:val="both"/>
+        <w:rPr>
+          <w:b/>
+          <w:bCs/>
+          <w:color w:val="D86DCB" w:themeColor="accent5" w:themeTint="99"/>
+          <w:sz w:val="32"/>
+          <w:szCs w:val="32"/>
+        </w:rPr>
+      </w:pPr>
+      <w:proofErr w:type="spellStart"/>
+      <w:r>
+        <w:rPr>
+          <w:b/>
+          <w:bCs/>
+          <w:color w:val="D86DCB" w:themeColor="accent5" w:themeTint="99"/>
+          <w:sz w:val="32"/>
+          <w:szCs w:val="32"/>
+        </w:rPr>
+        <w:t>even_numbers</w:t>
+      </w:r>
+      <w:proofErr w:type="spellEnd"/>
+      <w:r>
+        <w:rPr>
+          <w:b/>
+          <w:bCs/>
+          <w:color w:val="D86DCB" w:themeColor="accent5" w:themeTint="99"/>
+          <w:sz w:val="32"/>
+          <w:szCs w:val="32"/>
+        </w:rPr>
+        <w:t xml:space="preserve"> = </w:t>
+      </w:r>
+      <w:proofErr w:type="gramStart"/>
+      <w:r>
+        <w:rPr>
+          <w:b/>
+          <w:bCs/>
+          <w:color w:val="D86DCB" w:themeColor="accent5" w:themeTint="99"/>
+          <w:sz w:val="32"/>
+          <w:szCs w:val="32"/>
+        </w:rPr>
+        <w:t>list(</w:t>
+      </w:r>
+      <w:proofErr w:type="gramEnd"/>
+      <w:r>
+        <w:rPr>
+          <w:b/>
+          <w:bCs/>
+          <w:color w:val="D86DCB" w:themeColor="accent5" w:themeTint="99"/>
+          <w:sz w:val="32"/>
+          <w:szCs w:val="32"/>
+        </w:rPr>
+        <w:t>filter(lambda x: x % 2 == 0, numbers))</w:t>
+      </w:r>
+    </w:p>
+    <w:p>
+      <w:pPr>
+        <w:spacing w:line="240" w:lineRule="auto"/>
+        <w:jc w:val="both"/>
+        <w:rPr>
+          <w:b/>
+          <w:bCs/>
+          <w:color w:val="D86DCB" w:themeColor="accent5" w:themeTint="99"/>
+          <w:sz w:val="32"/>
+          <w:szCs w:val="32"/>
+        </w:rPr>
+      </w:pPr>
+      <w:r>
+        <w:rPr>
+          <w:b/>
+          <w:bCs/>
+          <w:color w:val="D86DCB" w:themeColor="accent5" w:themeTint="99"/>
+          <w:sz w:val="32"/>
+          <w:szCs w:val="32"/>
+        </w:rPr>
+        <w:t>print(</w:t>
+      </w:r>
+      <w:proofErr w:type="spellStart"/>
+      <w:r>
+        <w:rPr>
+          <w:b/>
+          <w:bCs/>
+          <w:color w:val="D86DCB" w:themeColor="accent5" w:themeTint="99"/>
+          <w:sz w:val="32"/>
+          <w:szCs w:val="32"/>
+        </w:rPr>
+        <w:t>even_numbers</w:t>
+      </w:r>
+      <w:proofErr w:type="spellEnd"/>
+      <w:r>
+        <w:rPr>
+          <w:b/>
+          <w:bCs/>
+          <w:color w:val="D86DCB" w:themeColor="accent5" w:themeTint="99"/>
+          <w:sz w:val="32"/>
+          <w:szCs w:val="32"/>
+        </w:rPr>
+        <w:t>) # [2, 4, 6]</w:t>
+      </w:r>
+    </w:p>
+    <w:p>
+      <w:pPr>
+        <w:spacing w:line="240" w:lineRule="auto"/>
+        <w:jc w:val="both"/>
+        <w:rPr>
+          <w:sz w:val="32"/>
+          <w:szCs w:val="32"/>
+        </w:rPr>
+      </w:pPr>
+    </w:p>
+    <w:p>
+      <w:pPr>
+        <w:spacing w:line="240" w:lineRule="auto"/>
+        <w:jc w:val="both"/>
+        <w:rPr>
+          <w:sz w:val="32"/>
+          <w:szCs w:val="32"/>
+        </w:rPr>
+      </w:pPr>
+    </w:p>
+    <w:p>
+      <w:pPr>
+        <w:spacing w:line="240" w:lineRule="auto"/>
+        <w:jc w:val="center"/>
+        <w:rPr>
+          <w:sz w:val="32"/>
+          <w:szCs w:val="32"/>
+        </w:rPr>
+      </w:pPr>
+      <w:r>
+        <w:rPr>
+          <w:sz w:val="32"/>
+          <w:szCs w:val="32"/>
+        </w:rPr>
+        <w:t>Break</w:t>
+      </w:r>
+    </w:p>
+    <w:p>
+      <w:pPr>
+        <w:spacing w:line="240" w:lineRule="auto"/>
+        <w:jc w:val="both"/>
+        <w:rPr>
+          <w:sz w:val="32"/>
+          <w:szCs w:val="32"/>
+        </w:rPr>
+      </w:pPr>
+    </w:p>
+    <w:p>
+      <w:pPr>
+        <w:spacing w:line="240" w:lineRule="auto"/>
+        <w:jc w:val="both"/>
+        <w:rPr>
+          <w:b/>
+          <w:bCs/>
+          <w:sz w:val="32"/>
+          <w:szCs w:val="32"/>
+        </w:rPr>
+      </w:pPr>
+      <w:proofErr w:type="gramStart"/>
+      <w:r>
+        <w:rPr>
+          <w:b/>
+          <w:bCs/>
+          <w:sz w:val="32"/>
+          <w:szCs w:val="32"/>
+        </w:rPr>
+        <w:t>reduce</w:t>
+      </w:r>
+      <w:r>
+        <w:rPr>
+          <w:b/>
+          <w:bCs/>
+          <w:sz w:val="32"/>
+          <w:szCs w:val="32"/>
+        </w:rPr>
+        <w:t>(</w:t>
+      </w:r>
+      <w:proofErr w:type="gramEnd"/>
+      <w:r>
+        <w:rPr>
+          <w:b/>
+          <w:bCs/>
+          <w:sz w:val="32"/>
+          <w:szCs w:val="32"/>
+        </w:rPr>
+        <w:t>) Function</w:t>
+      </w:r>
+      <w:r>
+        <w:rPr>
+          <w:b/>
+          <w:bCs/>
+          <w:sz w:val="32"/>
+          <w:szCs w:val="32"/>
+        </w:rPr>
+        <w:t>:</w:t>
+      </w:r>
+    </w:p>
+    <w:p>
+      <w:pPr>
+        <w:spacing w:line="240" w:lineRule="auto"/>
+        <w:jc w:val="both"/>
+        <w:rPr>
+          <w:sz w:val="32"/>
+          <w:szCs w:val="32"/>
+        </w:rPr>
+      </w:pPr>
+      <w:r>
+        <w:rPr>
+          <w:sz w:val="32"/>
+          <w:szCs w:val="32"/>
+        </w:rPr>
+        <w:t xml:space="preserve"># </w:t>
+      </w:r>
+      <w:r>
+        <w:rPr>
+          <w:sz w:val="32"/>
+          <w:szCs w:val="32"/>
+        </w:rPr>
+        <w:t xml:space="preserve">The </w:t>
+      </w:r>
+      <w:proofErr w:type="gramStart"/>
+      <w:r>
+        <w:rPr>
+          <w:b/>
+          <w:bCs/>
+          <w:sz w:val="32"/>
+          <w:szCs w:val="32"/>
+        </w:rPr>
+        <w:t>reduce(</w:t>
+      </w:r>
+      <w:proofErr w:type="gramEnd"/>
+      <w:r>
+        <w:rPr>
+          <w:b/>
+          <w:bCs/>
+          <w:sz w:val="32"/>
+          <w:szCs w:val="32"/>
+        </w:rPr>
+        <w:t>)</w:t>
+      </w:r>
+      <w:r>
+        <w:rPr>
+          <w:sz w:val="32"/>
+          <w:szCs w:val="32"/>
+        </w:rPr>
+        <w:t xml:space="preserve"> function in Python applies a specified function to the elements of an </w:t>
+      </w:r>
+      <w:proofErr w:type="spellStart"/>
+      <w:r>
+        <w:rPr>
+          <w:sz w:val="32"/>
+          <w:szCs w:val="32"/>
+        </w:rPr>
+        <w:t>iterable</w:t>
+      </w:r>
+      <w:proofErr w:type="spellEnd"/>
+      <w:r>
+        <w:rPr>
+          <w:sz w:val="32"/>
+          <w:szCs w:val="32"/>
+        </w:rPr>
+        <w:t xml:space="preserve"> (like a list, tuple or set) iteratively from </w:t>
+      </w:r>
+      <w:r>
+        <w:rPr>
+          <w:sz w:val="32"/>
+          <w:szCs w:val="32"/>
+        </w:rPr>
+        <w:lastRenderedPageBreak/>
+        <w:t>left to right to compress the entire elements of the list down to a single value</w:t>
+      </w:r>
+    </w:p>
+    <w:p>
+      <w:pPr>
+        <w:spacing w:line="240" w:lineRule="auto"/>
+        <w:jc w:val="both"/>
+        <w:rPr>
+          <w:sz w:val="32"/>
+          <w:szCs w:val="32"/>
+        </w:rPr>
+      </w:pPr>
+      <w:r>
+        <w:rPr>
+          <w:sz w:val="32"/>
+          <w:szCs w:val="32"/>
+        </w:rPr>
+        <w:t xml:space="preserve"># It’s from </w:t>
+      </w:r>
+      <w:proofErr w:type="spellStart"/>
+      <w:r>
+        <w:rPr>
+          <w:b/>
+          <w:bCs/>
+          <w:sz w:val="32"/>
+          <w:szCs w:val="32"/>
+        </w:rPr>
+        <w:t>functools</w:t>
+      </w:r>
+      <w:proofErr w:type="spellEnd"/>
+      <w:r>
+        <w:rPr>
+          <w:sz w:val="32"/>
+          <w:szCs w:val="32"/>
+        </w:rPr>
+        <w:t xml:space="preserve"> module and we need to import it from there.</w:t>
+      </w:r>
+    </w:p>
+    <w:p>
+      <w:pPr>
+        <w:spacing w:line="240" w:lineRule="auto"/>
+        <w:jc w:val="both"/>
+        <w:rPr>
+          <w:sz w:val="32"/>
+          <w:szCs w:val="32"/>
+        </w:rPr>
+      </w:pPr>
+      <w:r>
+        <w:rPr>
+          <w:sz w:val="32"/>
+          <w:szCs w:val="32"/>
+        </w:rPr>
+        <w:t># Arguments or parameters:</w:t>
+      </w:r>
+    </w:p>
+    <w:p>
+      <w:pPr>
+        <w:pStyle w:val="ListParagraph"/>
+        <w:numPr>
+          <w:ilvl w:val="0"/>
+          <w:numId w:val="10"/>
+        </w:numPr>
+        <w:spacing w:line="240" w:lineRule="auto"/>
+        <w:jc w:val="both"/>
+        <w:rPr>
+          <w:sz w:val="32"/>
+          <w:szCs w:val="32"/>
+        </w:rPr>
+      </w:pPr>
+      <w:r>
+        <w:rPr>
+          <w:b/>
+          <w:bCs/>
+          <w:sz w:val="32"/>
+          <w:szCs w:val="32"/>
+        </w:rPr>
+        <w:t>function:</w:t>
+      </w:r>
+      <w:r>
+        <w:rPr>
+          <w:sz w:val="32"/>
+          <w:szCs w:val="32"/>
+        </w:rPr>
+        <w:t xml:space="preserve"> A function that accepts exactly two arguments</w:t>
+      </w:r>
+    </w:p>
+    <w:p>
+      <w:pPr>
+        <w:pStyle w:val="ListParagraph"/>
+        <w:numPr>
+          <w:ilvl w:val="0"/>
+          <w:numId w:val="10"/>
+        </w:numPr>
+        <w:spacing w:line="240" w:lineRule="auto"/>
+        <w:jc w:val="both"/>
+        <w:rPr>
+          <w:sz w:val="32"/>
+          <w:szCs w:val="32"/>
+        </w:rPr>
+      </w:pPr>
+      <w:proofErr w:type="spellStart"/>
+      <w:r>
+        <w:rPr>
+          <w:b/>
+          <w:bCs/>
+          <w:sz w:val="32"/>
+          <w:szCs w:val="32"/>
+        </w:rPr>
+        <w:t>iterable</w:t>
+      </w:r>
+      <w:proofErr w:type="spellEnd"/>
+      <w:r>
+        <w:rPr>
+          <w:b/>
+          <w:bCs/>
+          <w:sz w:val="32"/>
+          <w:szCs w:val="32"/>
+        </w:rPr>
+        <w:t>:</w:t>
+      </w:r>
+      <w:r>
+        <w:rPr>
+          <w:sz w:val="32"/>
+          <w:szCs w:val="32"/>
+        </w:rPr>
+        <w:t xml:space="preserve"> The collection of items to processed (list)</w:t>
+      </w:r>
+    </w:p>
+    <w:p>
+      <w:pPr>
+        <w:pStyle w:val="ListParagraph"/>
+        <w:numPr>
+          <w:ilvl w:val="0"/>
+          <w:numId w:val="10"/>
+        </w:numPr>
+        <w:spacing w:line="240" w:lineRule="auto"/>
+        <w:jc w:val="both"/>
+        <w:rPr>
+          <w:sz w:val="32"/>
+          <w:szCs w:val="32"/>
+        </w:rPr>
+      </w:pPr>
+      <w:r>
+        <w:rPr>
+          <w:b/>
+          <w:bCs/>
+          <w:sz w:val="32"/>
+          <w:szCs w:val="32"/>
+        </w:rPr>
+        <w:t xml:space="preserve">initializer: </w:t>
+      </w:r>
+      <w:r>
+        <w:rPr>
+          <w:sz w:val="32"/>
+          <w:szCs w:val="32"/>
+        </w:rPr>
+        <w:t>(Optional) A starting value placed before the items in the sequence</w:t>
+      </w:r>
+    </w:p>
+    <w:p>
+      <w:pPr>
+        <w:spacing w:line="240" w:lineRule="auto"/>
+        <w:jc w:val="both"/>
+        <w:rPr>
+          <w:b/>
+          <w:bCs/>
+          <w:sz w:val="32"/>
+          <w:szCs w:val="32"/>
+        </w:rPr>
+      </w:pPr>
+      <w:proofErr w:type="gramStart"/>
+      <w:r>
+        <w:rPr>
+          <w:b/>
+          <w:bCs/>
+          <w:sz w:val="32"/>
+          <w:szCs w:val="32"/>
+        </w:rPr>
+        <w:t>reduce(</w:t>
+      </w:r>
+      <w:proofErr w:type="gramEnd"/>
+      <w:r>
+        <w:rPr>
+          <w:b/>
+          <w:bCs/>
+          <w:sz w:val="32"/>
+          <w:szCs w:val="32"/>
+        </w:rPr>
+        <w:t xml:space="preserve">function, </w:t>
+      </w:r>
+      <w:proofErr w:type="spellStart"/>
+      <w:r>
+        <w:rPr>
+          <w:b/>
+          <w:bCs/>
+          <w:sz w:val="32"/>
+          <w:szCs w:val="32"/>
+        </w:rPr>
+        <w:t>iterable</w:t>
+      </w:r>
+      <w:proofErr w:type="spellEnd"/>
+      <w:r>
+        <w:rPr>
+          <w:b/>
+          <w:bCs/>
+          <w:sz w:val="32"/>
+          <w:szCs w:val="32"/>
+        </w:rPr>
+        <w:t>, initializer= None)</w:t>
+      </w:r>
+    </w:p>
+    <w:p>
+      <w:pPr>
+        <w:spacing w:line="240" w:lineRule="auto"/>
+        <w:jc w:val="both"/>
+        <w:rPr>
+          <w:sz w:val="32"/>
+          <w:szCs w:val="32"/>
+        </w:rPr>
+      </w:pPr>
+      <w:r>
+        <w:rPr>
+          <w:sz w:val="32"/>
+          <w:szCs w:val="32"/>
+        </w:rPr>
+        <w:t xml:space="preserve"># </w:t>
+      </w:r>
+      <w:r>
+        <w:rPr>
+          <w:b/>
+          <w:bCs/>
+          <w:sz w:val="32"/>
+          <w:szCs w:val="32"/>
+        </w:rPr>
+        <w:t>lambda</w:t>
+      </w:r>
+      <w:r>
+        <w:rPr>
+          <w:sz w:val="32"/>
+          <w:szCs w:val="32"/>
+        </w:rPr>
+        <w:t xml:space="preserve"> function can be used for simple single expression and it will return a single value</w:t>
+      </w:r>
+    </w:p>
+    <w:p>
+      <w:pPr>
+        <w:spacing w:line="240" w:lineRule="auto"/>
+        <w:jc w:val="both"/>
+        <w:rPr>
+          <w:sz w:val="32"/>
+          <w:szCs w:val="32"/>
+        </w:rPr>
+      </w:pPr>
+      <w:r>
+        <w:rPr>
+          <w:sz w:val="32"/>
+          <w:szCs w:val="32"/>
+        </w:rPr>
+        <w:t xml:space="preserve"># </w:t>
+      </w:r>
+      <w:r>
+        <w:rPr>
+          <w:sz w:val="32"/>
+          <w:szCs w:val="32"/>
+        </w:rPr>
+        <w:t>K</w:t>
+      </w:r>
+      <w:r>
+        <w:rPr>
+          <w:sz w:val="32"/>
+          <w:szCs w:val="32"/>
+        </w:rPr>
+        <w:t>eeps the larger value at each comparison step using ternary operator</w:t>
+      </w:r>
+      <w:r>
+        <w:rPr>
+          <w:b/>
+          <w:bCs/>
+          <w:sz w:val="32"/>
+          <w:szCs w:val="32"/>
+        </w:rPr>
+        <w:t xml:space="preserve"> … if condition else …</w:t>
+      </w:r>
+    </w:p>
+    <w:p>
+      <w:pPr>
+        <w:spacing w:line="240" w:lineRule="auto"/>
+        <w:jc w:val="both"/>
+        <w:rPr>
+          <w:b/>
+          <w:bCs/>
+          <w:color w:val="D86DCB" w:themeColor="accent5" w:themeTint="99"/>
+          <w:sz w:val="32"/>
+          <w:szCs w:val="32"/>
+        </w:rPr>
+      </w:pPr>
+      <w:r>
+        <w:rPr>
+          <w:b/>
+          <w:bCs/>
+          <w:color w:val="D86DCB" w:themeColor="accent5" w:themeTint="99"/>
+          <w:sz w:val="32"/>
+          <w:szCs w:val="32"/>
+        </w:rPr>
+        <w:t xml:space="preserve">from </w:t>
+      </w:r>
+      <w:proofErr w:type="spellStart"/>
+      <w:r>
+        <w:rPr>
+          <w:b/>
+          <w:bCs/>
+          <w:color w:val="D86DCB" w:themeColor="accent5" w:themeTint="99"/>
+          <w:sz w:val="32"/>
+          <w:szCs w:val="32"/>
+        </w:rPr>
+        <w:t>functools</w:t>
+      </w:r>
+      <w:proofErr w:type="spellEnd"/>
+      <w:r>
+        <w:rPr>
+          <w:b/>
+          <w:bCs/>
+          <w:color w:val="D86DCB" w:themeColor="accent5" w:themeTint="99"/>
+          <w:sz w:val="32"/>
+          <w:szCs w:val="32"/>
+        </w:rPr>
+        <w:t xml:space="preserve"> import reduce</w:t>
+      </w:r>
+    </w:p>
+    <w:p>
+      <w:pPr>
+        <w:spacing w:line="240" w:lineRule="auto"/>
+        <w:jc w:val="both"/>
+        <w:rPr>
+          <w:b/>
+          <w:bCs/>
+          <w:color w:val="D86DCB" w:themeColor="accent5" w:themeTint="99"/>
+          <w:sz w:val="32"/>
+          <w:szCs w:val="32"/>
+        </w:rPr>
+      </w:pPr>
+      <w:r>
+        <w:rPr>
+          <w:b/>
+          <w:bCs/>
+          <w:color w:val="D86DCB" w:themeColor="accent5" w:themeTint="99"/>
+          <w:sz w:val="32"/>
+          <w:szCs w:val="32"/>
+        </w:rPr>
+        <w:t>numbers = [15, 42, 12, 90, 8]</w:t>
+      </w:r>
+    </w:p>
+    <w:p>
+      <w:pPr>
+        <w:spacing w:line="240" w:lineRule="auto"/>
+        <w:jc w:val="both"/>
+        <w:rPr>
+          <w:b/>
+          <w:bCs/>
+          <w:color w:val="D86DCB" w:themeColor="accent5" w:themeTint="99"/>
+          <w:sz w:val="32"/>
+          <w:szCs w:val="32"/>
+        </w:rPr>
+      </w:pPr>
+      <w:r>
+        <w:rPr>
+          <w:b/>
+          <w:bCs/>
+          <w:color w:val="D86DCB" w:themeColor="accent5" w:themeTint="99"/>
+          <w:sz w:val="32"/>
+          <w:szCs w:val="32"/>
+        </w:rPr>
+        <w:t xml:space="preserve">largest = </w:t>
+      </w:r>
+      <w:proofErr w:type="gramStart"/>
+      <w:r>
+        <w:rPr>
+          <w:b/>
+          <w:bCs/>
+          <w:color w:val="D86DCB" w:themeColor="accent5" w:themeTint="99"/>
+          <w:sz w:val="32"/>
+          <w:szCs w:val="32"/>
+        </w:rPr>
+        <w:t>reduce(</w:t>
+      </w:r>
+      <w:proofErr w:type="gramEnd"/>
+      <w:r>
+        <w:rPr>
+          <w:b/>
+          <w:bCs/>
+          <w:color w:val="D86DCB" w:themeColor="accent5" w:themeTint="99"/>
+          <w:sz w:val="32"/>
+          <w:szCs w:val="32"/>
+        </w:rPr>
+        <w:t>lambda x, y: x if x &gt; y else y, numbers)</w:t>
+      </w:r>
+    </w:p>
+    <w:p>
+      <w:pPr>
+        <w:spacing w:line="240" w:lineRule="auto"/>
+        <w:jc w:val="both"/>
+        <w:rPr>
+          <w:b/>
+          <w:bCs/>
+          <w:color w:val="D86DCB" w:themeColor="accent5" w:themeTint="99"/>
+          <w:sz w:val="32"/>
+          <w:szCs w:val="32"/>
+        </w:rPr>
+      </w:pPr>
+      <w:r>
+        <w:rPr>
+          <w:b/>
+          <w:bCs/>
+          <w:color w:val="D86DCB" w:themeColor="accent5" w:themeTint="99"/>
+          <w:sz w:val="32"/>
+          <w:szCs w:val="32"/>
+        </w:rPr>
+        <w:t>print(largest) # 90</w:t>
+      </w:r>
+    </w:p>
+    <w:p>
+      <w:pPr>
+        <w:spacing w:line="240" w:lineRule="auto"/>
+        <w:jc w:val="both"/>
+        <w:rPr>
+          <w:sz w:val="32"/>
+          <w:szCs w:val="32"/>
+        </w:rPr>
+      </w:pPr>
+    </w:p>
+    <w:p>
+      <w:pPr>
+        <w:spacing w:line="240" w:lineRule="auto"/>
+        <w:jc w:val="center"/>
         <w:rPr>
           <w:sz w:val="32"/>
           <w:szCs w:val="32"/>
@@ -1918,7 +3080,34 @@
           <w:sz w:val="32"/>
           <w:szCs w:val="32"/>
         </w:rPr>
-        <w:t>):</w:t>
+        <w:t>)</w:t>
+      </w:r>
+      <w:r>
+        <w:rPr>
+          <w:b/>
+          <w:bCs/>
+          <w:sz w:val="32"/>
+          <w:szCs w:val="32"/>
+        </w:rPr>
+        <w:t xml:space="preserve"> </w:t>
+      </w:r>
+      <w:r>
+        <w:rPr>
+          <w:b/>
+          <w:bCs/>
+          <w:sz w:val="32"/>
+          <w:szCs w:val="32"/>
+        </w:rPr>
+        <w:t>Function</w:t>
+      </w:r>
+      <w:r>
+        <w:rPr>
+          <w:b/>
+          <w:bCs/>
+          <w:sz w:val="32"/>
+          <w:szCs w:val="32"/>
+        </w:rPr>
+        <w:t>:</w:t>
       </w:r>
     </w:p>
     <w:p>
@@ -2065,6 +3254,7 @@
           <w:sz w:val="32"/>
           <w:szCs w:val="32"/>
         </w:rPr>
+        <w:lastRenderedPageBreak/>
         <w:t># We get both in one go. Quick intuition, think: “Split this number into how many full parts + what’s left over”</w:t>
       </w:r>
     </w:p>
@@ -2718,7 +3908,6 @@
           <w:sz w:val="32"/>
           <w:szCs w:val="32"/>
         </w:rPr>
-        <w:lastRenderedPageBreak/>
         <w:t>print(</w:t>
       </w:r>
       <w:proofErr w:type="spellStart"/>
@@ -3025,7 +4214,7 @@
       <w:lvlText w:val=""/>
       <w:lvlJc w:val="left"/>
       <w:pPr>
-        <w:ind w:left="360" w:hanging="360"/>
+        <w:ind w:left="0" w:hanging="360"/>
       </w:pPr>
       <w:rPr>
         <w:rFonts w:ascii="Symbol" w:hAnsi="Symbol" w:hint="default"/>
@@ -3037,7 +4226,7 @@
       <w:lvlText w:val="o"/>
       <w:lvlJc w:val="left"/>
       <w:pPr>
-        <w:ind w:left="1080" w:hanging="360"/>
+        <w:ind w:left="720" w:hanging="360"/>
       </w:pPr>
       <w:rPr>
         <w:rFonts w:ascii="Courier New" w:hAnsi="Courier New" w:cs="Courier New" w:hint="default"/>
@@ -3049,7 +4238,7 @@
       <w:lvlText w:val=""/>
       <w:lvlJc w:val="left"/>
       <w:pPr>
-        <w:ind w:left="1800" w:hanging="360"/>
+        <w:ind w:left="1440" w:hanging="360"/>
       </w:pPr>
       <w:rPr>
         <w:rFonts w:ascii="Wingdings" w:hAnsi="Wingdings" w:hint="default"/>
@@ -3061,7 +4250,7 @@
       <w:lvlText w:val=""/>
       <w:lvlJc w:val="left"/>
       <w:pPr>
-        <w:ind w:left="2520" w:hanging="360"/>
+        <w:ind w:left="2160" w:hanging="360"/>
       </w:pPr>
       <w:rPr>
         <w:rFonts w:ascii="Symbol" w:hAnsi="Symbol" w:hint="default"/>
@@ -3073,7 +4262,7 @@
       <w:lvlText w:val="o"/>
       <w:lvlJc w:val="left"/>
       <w:pPr>
-        <w:ind w:left="3240" w:hanging="360"/>
+        <w:ind w:left="2880" w:hanging="360"/>
       </w:pPr>
       <w:rPr>
         <w:rFonts w:ascii="Courier New" w:hAnsi="Courier New" w:cs="Courier New" w:hint="default"/>
@@ -3085,7 +4274,7 @@
       <w:lvlText w:val=""/>
       <w:lvlJc w:val="left"/>
       <w:pPr>
-        <w:ind w:left="3960" w:hanging="360"/>
+        <w:ind w:left="3600" w:hanging="360"/>
       </w:pPr>
       <w:rPr>
         <w:rFonts w:ascii="Wingdings" w:hAnsi="Wingdings" w:hint="default"/>
@@ -3097,7 +4286,7 @@
       <w:lvlText w:val=""/>
       <w:lvlJc w:val="left"/>
       <w:pPr>
-        <w:ind w:left="4680" w:hanging="360"/>
+        <w:ind w:left="4320" w:hanging="360"/>
       </w:pPr>
       <w:rPr>
         <w:rFonts w:ascii="Symbol" w:hAnsi="Symbol" w:hint="default"/>
@@ -3109,7 +4298,7 @@
       <w:lvlText w:val="o"/>
       <w:lvlJc w:val="left"/>
       <w:pPr>
-        <w:ind w:left="5400" w:hanging="360"/>
+        <w:ind w:left="5040" w:hanging="360"/>
       </w:pPr>
       <w:rPr>
         <w:rFonts w:ascii="Courier New" w:hAnsi="Courier New" w:cs="Courier New" w:hint="default"/>
@@ -3121,7 +4310,7 @@
       <w:lvlText w:val=""/>
       <w:lvlJc w:val="left"/>
       <w:pPr>
-        <w:ind w:left="6120" w:hanging="360"/>
+        <w:ind w:left="5760" w:hanging="360"/>
       </w:pPr>
       <w:rPr>
         <w:rFonts w:ascii="Wingdings" w:hAnsi="Wingdings" w:hint="default"/>
@@ -3129,6 +4318,301 @@
     </w:lvl>
   </w:abstractNum>
   <w:abstractNum w:abstractNumId="1" w15:restartNumberingAfterBreak="0">
+    <w:nsid w:val="11495BB1"/>
+    <w:multiLevelType w:val="hybridMultilevel"/>
+    <w:tmpl w:val="98186254"/>
+    <w:lvl w:ilvl="0" w:tplc="DFC8A664">
+      <w:start w:val="1"/>
+      <w:numFmt w:val="decimal"/>
+      <w:lvlText w:val="%1."/>
+      <w:lvlJc w:val="left"/>
+      <w:pPr>
+        <w:ind w:left="360" w:hanging="360"/>
+      </w:pPr>
+      <w:rPr>
+        <w:rFonts w:hint="default"/>
+        <w:b/>
+        <w:bCs/>
+      </w:rPr>
+    </w:lvl>
+    <w:lvl w:ilvl="1" w:tplc="04090019" w:tentative="1">
+      <w:start w:val="1"/>
+      <w:numFmt w:val="lowerLetter"/>
+      <w:lvlText w:val="%2."/>
+      <w:lvlJc w:val="left"/>
+      <w:pPr>
+        <w:ind w:left="1440" w:hanging="360"/>
+      </w:pPr>
+    </w:lvl>
+    <w:lvl w:ilvl="2" w:tplc="0409001B" w:tentative="1">
+      <w:start w:val="1"/>
+      <w:numFmt w:val="lowerRoman"/>
+      <w:lvlText w:val="%3."/>
+      <w:lvlJc w:val="right"/>
+      <w:pPr>
+        <w:ind w:left="2160" w:hanging="180"/>
+      </w:pPr>
+    </w:lvl>
+    <w:lvl w:ilvl="3" w:tplc="0409000F" w:tentative="1">
+      <w:start w:val="1"/>
+      <w:numFmt w:val="decimal"/>
+      <w:lvlText w:val="%4."/>
+      <w:lvlJc w:val="left"/>
+      <w:pPr>
+        <w:ind w:left="2880" w:hanging="360"/>
+      </w:pPr>
+    </w:lvl>
+    <w:lvl w:ilvl="4" w:tplc="04090019" w:tentative="1">
+      <w:start w:val="1"/>
+      <w:numFmt w:val="lowerLetter"/>
+      <w:lvlText w:val="%5."/>
+      <w:lvlJc w:val="left"/>
+      <w:pPr>
+        <w:ind w:left="3600" w:hanging="360"/>
+      </w:pPr>
+    </w:lvl>
+    <w:lvl w:ilvl="5" w:tplc="0409001B" w:tentative="1">
+      <w:start w:val="1"/>
+      <w:numFmt w:val="lowerRoman"/>
+      <w:lvlText w:val="%6."/>
+      <w:lvlJc w:val="right"/>
+      <w:pPr>
+        <w:ind w:left="4320" w:hanging="180"/>
+      </w:pPr>
+    </w:lvl>
+    <w:lvl w:ilvl="6" w:tplc="0409000F" w:tentative="1">
+      <w:start w:val="1"/>
+      <w:numFmt w:val="decimal"/>
+      <w:lvlText w:val="%7."/>
+      <w:lvlJc w:val="left"/>
+      <w:pPr>
+        <w:ind w:left="5040" w:hanging="360"/>
+      </w:pPr>
+    </w:lvl>
+    <w:lvl w:ilvl="7" w:tplc="04090019" w:tentative="1">
+      <w:start w:val="1"/>
+      <w:numFmt w:val="lowerLetter"/>
+      <w:lvlText w:val="%8."/>
+      <w:lvlJc w:val="left"/>
+      <w:pPr>
+        <w:ind w:left="5760" w:hanging="360"/>
+      </w:pPr>
+    </w:lvl>
+    <w:lvl w:ilvl="8" w:tplc="0409001B" w:tentative="1">
+      <w:start w:val="1"/>
+      <w:numFmt w:val="lowerRoman"/>
+      <w:lvlText w:val="%9."/>
+      <w:lvlJc w:val="right"/>
+      <w:pPr>
+        <w:ind w:left="6480" w:hanging="180"/>
+      </w:pPr>
+    </w:lvl>
+  </w:abstractNum>
+  <w:abstractNum w:abstractNumId="2" w15:restartNumberingAfterBreak="0">
+    <w:nsid w:val="13F5615E"/>
+    <w:multiLevelType w:val="hybridMultilevel"/>
+    <w:tmpl w:val="208AAE94"/>
+    <w:lvl w:ilvl="0" w:tplc="DFC8A664">
+      <w:start w:val="1"/>
+      <w:numFmt w:val="decimal"/>
+      <w:lvlText w:val="%1."/>
+      <w:lvlJc w:val="left"/>
+      <w:pPr>
+        <w:ind w:left="360" w:hanging="360"/>
+      </w:pPr>
+      <w:rPr>
+        <w:rFonts w:hint="default"/>
+        <w:b/>
+        <w:bCs/>
+      </w:rPr>
+    </w:lvl>
+    <w:lvl w:ilvl="1" w:tplc="04090019" w:tentative="1">
+      <w:start w:val="1"/>
+      <w:numFmt w:val="lowerLetter"/>
+      <w:lvlText w:val="%2."/>
+      <w:lvlJc w:val="left"/>
+      <w:pPr>
+        <w:ind w:left="1080" w:hanging="360"/>
+      </w:pPr>
+    </w:lvl>
+    <w:lvl w:ilvl="2" w:tplc="0409001B" w:tentative="1">
+      <w:start w:val="1"/>
+      <w:numFmt w:val="lowerRoman"/>
+      <w:lvlText w:val="%3."/>
+      <w:lvlJc w:val="right"/>
+      <w:pPr>
+        <w:ind w:left="1800" w:hanging="180"/>
+      </w:pPr>
+    </w:lvl>
+    <w:lvl w:ilvl="3" w:tplc="0409000F" w:tentative="1">
+      <w:start w:val="1"/>
+      <w:numFmt w:val="decimal"/>
+      <w:lvlText w:val="%4."/>
+      <w:lvlJc w:val="left"/>
+      <w:pPr>
+        <w:ind w:left="2520" w:hanging="360"/>
+      </w:pPr>
+    </w:lvl>
+    <w:lvl w:ilvl="4" w:tplc="04090019" w:tentative="1">
+      <w:start w:val="1"/>
+      <w:numFmt w:val="lowerLetter"/>
+      <w:lvlText w:val="%5."/>
+      <w:lvlJc w:val="left"/>
+      <w:pPr>
+        <w:ind w:left="3240" w:hanging="360"/>
+      </w:pPr>
+    </w:lvl>
+    <w:lvl w:ilvl="5" w:tplc="0409001B" w:tentative="1">
+      <w:start w:val="1"/>
+      <w:numFmt w:val="lowerRoman"/>
+      <w:lvlText w:val="%6."/>
+      <w:lvlJc w:val="right"/>
+      <w:pPr>
+        <w:ind w:left="3960" w:hanging="180"/>
+      </w:pPr>
+    </w:lvl>
+    <w:lvl w:ilvl="6" w:tplc="0409000F" w:tentative="1">
+      <w:start w:val="1"/>
+      <w:numFmt w:val="decimal"/>
+      <w:lvlText w:val="%7."/>
+      <w:lvlJc w:val="left"/>
+      <w:pPr>
+        <w:ind w:left="4680" w:hanging="360"/>
+      </w:pPr>
+    </w:lvl>
+    <w:lvl w:ilvl="7" w:tplc="04090019" w:tentative="1">
+      <w:start w:val="1"/>
+      <w:numFmt w:val="lowerLetter"/>
+      <w:lvlText w:val="%8."/>
+      <w:lvlJc w:val="left"/>
+      <w:pPr>
+        <w:ind w:left="5400" w:hanging="360"/>
+      </w:pPr>
+    </w:lvl>
+    <w:lvl w:ilvl="8" w:tplc="0409001B" w:tentative="1">
+      <w:start w:val="1"/>
+      <w:numFmt w:val="lowerRoman"/>
+      <w:lvlText w:val="%9."/>
+      <w:lvlJc w:val="right"/>
+      <w:pPr>
+        <w:ind w:left="6120" w:hanging="180"/>
+      </w:pPr>
+    </w:lvl>
+  </w:abstractNum>
+  <w:abstractNum w:abstractNumId="3" w15:restartNumberingAfterBreak="0">
+    <w:nsid w:val="17BC3076"/>
+    <w:multiLevelType w:val="hybridMultilevel"/>
+    <w:tmpl w:val="BBFEA608"/>
+    <w:lvl w:ilvl="0" w:tplc="04090001">
+      <w:start w:val="1"/>
+      <w:numFmt w:val="bullet"/>
+      <w:lvlText w:val=""/>
+      <w:lvlJc w:val="left"/>
+      <w:pPr>
+        <w:ind w:left="360" w:hanging="360"/>
+      </w:pPr>
+      <w:rPr>
+        <w:rFonts w:ascii="Symbol" w:hAnsi="Symbol" w:hint="default"/>
+      </w:rPr>
+    </w:lvl>
+    <w:lvl w:ilvl="1" w:tplc="04090003" w:tentative="1">
+      <w:start w:val="1"/>
+      <w:numFmt w:val="bullet"/>
+      <w:lvlText w:val="o"/>
+      <w:lvlJc w:val="left"/>
+      <w:pPr>
+        <w:ind w:left="1080" w:hanging="360"/>
+      </w:pPr>
+      <w:rPr>
+        <w:rFonts w:ascii="Courier New" w:hAnsi="Courier New" w:cs="Courier New" w:hint="default"/>
+      </w:rPr>
+    </w:lvl>
+    <w:lvl w:ilvl="2" w:tplc="04090005" w:tentative="1">
+      <w:start w:val="1"/>
+      <w:numFmt w:val="bullet"/>
+      <w:lvlText w:val=""/>
+      <w:lvlJc w:val="left"/>
+      <w:pPr>
+        <w:ind w:left="1800" w:hanging="360"/>
+      </w:pPr>
+      <w:rPr>
+        <w:rFonts w:ascii="Wingdings" w:hAnsi="Wingdings" w:hint="default"/>
+      </w:rPr>
+    </w:lvl>
+    <w:lvl w:ilvl="3" w:tplc="04090001" w:tentative="1">
+      <w:start w:val="1"/>
+      <w:numFmt w:val="bullet"/>
+      <w:lvlText w:val=""/>
+      <w:lvlJc w:val="left"/>
+      <w:pPr>
+        <w:ind w:left="2520" w:hanging="360"/>
+      </w:pPr>
+      <w:rPr>
+        <w:rFonts w:ascii="Symbol" w:hAnsi="Symbol" w:hint="default"/>
+      </w:rPr>
+    </w:lvl>
+    <w:lvl w:ilvl="4" w:tplc="04090003" w:tentative="1">
+      <w:start w:val="1"/>
+      <w:numFmt w:val="bullet"/>
+      <w:lvlText w:val="o"/>
+      <w:lvlJc w:val="left"/>
+      <w:pPr>
+        <w:ind w:left="3240" w:hanging="360"/>
+      </w:pPr>
+      <w:rPr>
+        <w:rFonts w:ascii="Courier New" w:hAnsi="Courier New" w:cs="Courier New" w:hint="default"/>
+      </w:rPr>
+    </w:lvl>
+    <w:lvl w:ilvl="5" w:tplc="04090005" w:tentative="1">
+      <w:start w:val="1"/>
+      <w:numFmt w:val="bullet"/>
+      <w:lvlText w:val=""/>
+      <w:lvlJc w:val="left"/>
+      <w:pPr>
+        <w:ind w:left="3960" w:hanging="360"/>
+      </w:pPr>
+      <w:rPr>
+        <w:rFonts w:ascii="Wingdings" w:hAnsi="Wingdings" w:hint="default"/>
+      </w:rPr>
+    </w:lvl>
+    <w:lvl w:ilvl="6" w:tplc="04090001" w:tentative="1">
+      <w:start w:val="1"/>
+      <w:numFmt w:val="bullet"/>
+      <w:lvlText w:val=""/>
+      <w:lvlJc w:val="left"/>
+      <w:pPr>
+        <w:ind w:left="4680" w:hanging="360"/>
+      </w:pPr>
+      <w:rPr>
+        <w:rFonts w:ascii="Symbol" w:hAnsi="Symbol" w:hint="default"/>
+      </w:rPr>
+    </w:lvl>
+    <w:lvl w:ilvl="7" w:tplc="04090003" w:tentative="1">
+      <w:start w:val="1"/>
+      <w:numFmt w:val="bullet"/>
+      <w:lvlText w:val="o"/>
+      <w:lvlJc w:val="left"/>
+      <w:pPr>
+        <w:ind w:left="5400" w:hanging="360"/>
+      </w:pPr>
+      <w:rPr>
+        <w:rFonts w:ascii="Courier New" w:hAnsi="Courier New" w:cs="Courier New" w:hint="default"/>
+      </w:rPr>
+    </w:lvl>
+    <w:lvl w:ilvl="8" w:tplc="04090005" w:tentative="1">
+      <w:start w:val="1"/>
+      <w:numFmt w:val="bullet"/>
+      <w:lvlText w:val=""/>
+      <w:lvlJc w:val="left"/>
+      <w:pPr>
+        <w:ind w:left="6120" w:hanging="360"/>
+      </w:pPr>
+      <w:rPr>
+        <w:rFonts w:ascii="Wingdings" w:hAnsi="Wingdings" w:hint="default"/>
+      </w:rPr>
+    </w:lvl>
+  </w:abstractNum>
+  <w:abstractNum w:abstractNumId="4" w15:restartNumberingAfterBreak="0">
     <w:nsid w:val="267A58ED"/>
     <w:multiLevelType w:val="hybridMultilevel"/>
     <w:tmpl w:val="7552590A"/>
@@ -3241,7 +4725,7 @@
       </w:rPr>
     </w:lvl>
   </w:abstractNum>
-  <w:abstractNum w:abstractNumId="2" w15:restartNumberingAfterBreak="0">
+  <w:abstractNum w:abstractNumId="5" w15:restartNumberingAfterBreak="0">
     <w:nsid w:val="2BBD2213"/>
     <w:multiLevelType w:val="hybridMultilevel"/>
     <w:tmpl w:val="D428B59A"/>
@@ -3354,7 +4838,120 @@
       </w:rPr>
     </w:lvl>
   </w:abstractNum>
-  <w:abstractNum w:abstractNumId="3" w15:restartNumberingAfterBreak="0">
+  <w:abstractNum w:abstractNumId="6" w15:restartNumberingAfterBreak="0">
+    <w:nsid w:val="4948195A"/>
+    <w:multiLevelType w:val="hybridMultilevel"/>
+    <w:tmpl w:val="A48AB2B2"/>
+    <w:lvl w:ilvl="0" w:tplc="04090001">
+      <w:start w:val="1"/>
+      <w:numFmt w:val="bullet"/>
+      <w:lvlText w:val=""/>
+      <w:lvlJc w:val="left"/>
+      <w:pPr>
+        <w:ind w:left="720" w:hanging="360"/>
+      </w:pPr>
+      <w:rPr>
+        <w:rFonts w:ascii="Symbol" w:hAnsi="Symbol" w:hint="default"/>
+      </w:rPr>
+    </w:lvl>
+    <w:lvl w:ilvl="1" w:tplc="04090003" w:tentative="1">
+      <w:start w:val="1"/>
+      <w:numFmt w:val="bullet"/>
+      <w:lvlText w:val="o"/>
+      <w:lvlJc w:val="left"/>
+      <w:pPr>
+        <w:ind w:left="1440" w:hanging="360"/>
+      </w:pPr>
+      <w:rPr>
+        <w:rFonts w:ascii="Courier New" w:hAnsi="Courier New" w:cs="Courier New" w:hint="default"/>
+      </w:rPr>
+    </w:lvl>
+    <w:lvl w:ilvl="2" w:tplc="04090005" w:tentative="1">
+      <w:start w:val="1"/>
+      <w:numFmt w:val="bullet"/>
+      <w:lvlText w:val=""/>
+      <w:lvlJc w:val="left"/>
+      <w:pPr>
+        <w:ind w:left="2160" w:hanging="360"/>
+      </w:pPr>
+      <w:rPr>
+        <w:rFonts w:ascii="Wingdings" w:hAnsi="Wingdings" w:hint="default"/>
+      </w:rPr>
+    </w:lvl>
+    <w:lvl w:ilvl="3" w:tplc="04090001" w:tentative="1">
+      <w:start w:val="1"/>
+      <w:numFmt w:val="bullet"/>
+      <w:lvlText w:val=""/>
+      <w:lvlJc w:val="left"/>
+      <w:pPr>
+        <w:ind w:left="2880" w:hanging="360"/>
+      </w:pPr>
+      <w:rPr>
+        <w:rFonts w:ascii="Symbol" w:hAnsi="Symbol" w:hint="default"/>
+      </w:rPr>
+    </w:lvl>
+    <w:lvl w:ilvl="4" w:tplc="04090003" w:tentative="1">
+      <w:start w:val="1"/>
+      <w:numFmt w:val="bullet"/>
+      <w:lvlText w:val="o"/>
+      <w:lvlJc w:val="left"/>
+      <w:pPr>
+        <w:ind w:left="3600" w:hanging="360"/>
+      </w:pPr>
+      <w:rPr>
+        <w:rFonts w:ascii="Courier New" w:hAnsi="Courier New" w:cs="Courier New" w:hint="default"/>
+      </w:rPr>
+    </w:lvl>
+    <w:lvl w:ilvl="5" w:tplc="04090005" w:tentative="1">
+      <w:start w:val="1"/>
+      <w:numFmt w:val="bullet"/>
+      <w:lvlText w:val=""/>
+      <w:lvlJc w:val="left"/>
+      <w:pPr>
+        <w:ind w:left="4320" w:hanging="360"/>
+      </w:pPr>
+      <w:rPr>
+        <w:rFonts w:ascii="Wingdings" w:hAnsi="Wingdings" w:hint="default"/>
+      </w:rPr>
+    </w:lvl>
+    <w:lvl w:ilvl="6" w:tplc="04090001" w:tentative="1">
+      <w:start w:val="1"/>
+      <w:numFmt w:val="bullet"/>
+      <w:lvlText w:val=""/>
+      <w:lvlJc w:val="left"/>
+      <w:pPr>
+        <w:ind w:left="5040" w:hanging="360"/>
+      </w:pPr>
+      <w:rPr>
+        <w:rFonts w:ascii="Symbol" w:hAnsi="Symbol" w:hint="default"/>
+      </w:rPr>
+    </w:lvl>
+    <w:lvl w:ilvl="7" w:tplc="04090003" w:tentative="1">
+      <w:start w:val="1"/>
+      <w:numFmt w:val="bullet"/>
+      <w:lvlText w:val="o"/>
+      <w:lvlJc w:val="left"/>
+      <w:pPr>
+        <w:ind w:left="5760" w:hanging="360"/>
+      </w:pPr>
+      <w:rPr>
+        <w:rFonts w:ascii="Courier New" w:hAnsi="Courier New" w:cs="Courier New" w:hint="default"/>
+      </w:rPr>
+    </w:lvl>
+    <w:lvl w:ilvl="8" w:tplc="04090005" w:tentative="1">
+      <w:start w:val="1"/>
+      <w:numFmt w:val="bullet"/>
+      <w:lvlText w:val=""/>
+      <w:lvlJc w:val="left"/>
+      <w:pPr>
+        <w:ind w:left="6480" w:hanging="360"/>
+      </w:pPr>
+      <w:rPr>
+        <w:rFonts w:ascii="Wingdings" w:hAnsi="Wingdings" w:hint="default"/>
+      </w:rPr>
+    </w:lvl>
+  </w:abstractNum>
+  <w:abstractNum w:abstractNumId="7" w15:restartNumberingAfterBreak="0">
     <w:nsid w:val="53F1056B"/>
     <w:multiLevelType w:val="hybridMultilevel"/>
     <w:tmpl w:val="356CDA44"/>
@@ -3467,17 +5064,239 @@
       </w:rPr>
     </w:lvl>
   </w:abstractNum>
+  <w:abstractNum w:abstractNumId="8" w15:restartNumberingAfterBreak="0">
+    <w:nsid w:val="56C626BD"/>
+    <w:multiLevelType w:val="hybridMultilevel"/>
+    <w:tmpl w:val="D3F85BEA"/>
+    <w:lvl w:ilvl="0" w:tplc="04090001">
+      <w:start w:val="1"/>
+      <w:numFmt w:val="bullet"/>
+      <w:lvlText w:val=""/>
+      <w:lvlJc w:val="left"/>
+      <w:pPr>
+        <w:ind w:left="360" w:hanging="360"/>
+      </w:pPr>
+      <w:rPr>
+        <w:rFonts w:ascii="Symbol" w:hAnsi="Symbol" w:hint="default"/>
+      </w:rPr>
+    </w:lvl>
+    <w:lvl w:ilvl="1" w:tplc="04090003" w:tentative="1">
+      <w:start w:val="1"/>
+      <w:numFmt w:val="bullet"/>
+      <w:lvlText w:val="o"/>
+      <w:lvlJc w:val="left"/>
+      <w:pPr>
+        <w:ind w:left="1080" w:hanging="360"/>
+      </w:pPr>
+      <w:rPr>
+        <w:rFonts w:ascii="Courier New" w:hAnsi="Courier New" w:cs="Courier New" w:hint="default"/>
+      </w:rPr>
+    </w:lvl>
+    <w:lvl w:ilvl="2" w:tplc="04090005" w:tentative="1">
+      <w:start w:val="1"/>
+      <w:numFmt w:val="bullet"/>
+      <w:lvlText w:val=""/>
+      <w:lvlJc w:val="left"/>
+      <w:pPr>
+        <w:ind w:left="1800" w:hanging="360"/>
+      </w:pPr>
+      <w:rPr>
+        <w:rFonts w:ascii="Wingdings" w:hAnsi="Wingdings" w:hint="default"/>
+      </w:rPr>
+    </w:lvl>
+    <w:lvl w:ilvl="3" w:tplc="04090001" w:tentative="1">
+      <w:start w:val="1"/>
+      <w:numFmt w:val="bullet"/>
+      <w:lvlText w:val=""/>
+      <w:lvlJc w:val="left"/>
+      <w:pPr>
+        <w:ind w:left="2520" w:hanging="360"/>
+      </w:pPr>
+      <w:rPr>
+        <w:rFonts w:ascii="Symbol" w:hAnsi="Symbol" w:hint="default"/>
+      </w:rPr>
+    </w:lvl>
+    <w:lvl w:ilvl="4" w:tplc="04090003" w:tentative="1">
+      <w:start w:val="1"/>
+      <w:numFmt w:val="bullet"/>
+      <w:lvlText w:val="o"/>
+      <w:lvlJc w:val="left"/>
+      <w:pPr>
+        <w:ind w:left="3240" w:hanging="360"/>
+      </w:pPr>
+      <w:rPr>
+        <w:rFonts w:ascii="Courier New" w:hAnsi="Courier New" w:cs="Courier New" w:hint="default"/>
+      </w:rPr>
+    </w:lvl>
+    <w:lvl w:ilvl="5" w:tplc="04090005" w:tentative="1">
+      <w:start w:val="1"/>
+      <w:numFmt w:val="bullet"/>
+      <w:lvlText w:val=""/>
+      <w:lvlJc w:val="left"/>
+      <w:pPr>
+        <w:ind w:left="3960" w:hanging="360"/>
+      </w:pPr>
+      <w:rPr>
+        <w:rFonts w:ascii="Wingdings" w:hAnsi="Wingdings" w:hint="default"/>
+      </w:rPr>
+    </w:lvl>
+    <w:lvl w:ilvl="6" w:tplc="04090001" w:tentative="1">
+      <w:start w:val="1"/>
+      <w:numFmt w:val="bullet"/>
+      <w:lvlText w:val=""/>
+      <w:lvlJc w:val="left"/>
+      <w:pPr>
+        <w:ind w:left="4680" w:hanging="360"/>
+      </w:pPr>
+      <w:rPr>
+        <w:rFonts w:ascii="Symbol" w:hAnsi="Symbol" w:hint="default"/>
+      </w:rPr>
+    </w:lvl>
+    <w:lvl w:ilvl="7" w:tplc="04090003" w:tentative="1">
+      <w:start w:val="1"/>
+      <w:numFmt w:val="bullet"/>
+      <w:lvlText w:val="o"/>
+      <w:lvlJc w:val="left"/>
+      <w:pPr>
+        <w:ind w:left="5400" w:hanging="360"/>
+      </w:pPr>
+      <w:rPr>
+        <w:rFonts w:ascii="Courier New" w:hAnsi="Courier New" w:cs="Courier New" w:hint="default"/>
+      </w:rPr>
+    </w:lvl>
+    <w:lvl w:ilvl="8" w:tplc="04090005" w:tentative="1">
+      <w:start w:val="1"/>
+      <w:numFmt w:val="bullet"/>
+      <w:lvlText w:val=""/>
+      <w:lvlJc w:val="left"/>
+      <w:pPr>
+        <w:ind w:left="6120" w:hanging="360"/>
+      </w:pPr>
+      <w:rPr>
+        <w:rFonts w:ascii="Wingdings" w:hAnsi="Wingdings" w:hint="default"/>
+      </w:rPr>
+    </w:lvl>
+  </w:abstractNum>
+  <w:abstractNum w:abstractNumId="9" w15:restartNumberingAfterBreak="0">
+    <w:nsid w:val="57117ED2"/>
+    <w:multiLevelType w:val="hybridMultilevel"/>
+    <w:tmpl w:val="13CE1BAA"/>
+    <w:lvl w:ilvl="0" w:tplc="DFC8A664">
+      <w:start w:val="1"/>
+      <w:numFmt w:val="decimal"/>
+      <w:lvlText w:val="%1."/>
+      <w:lvlJc w:val="left"/>
+      <w:pPr>
+        <w:ind w:left="360" w:hanging="360"/>
+      </w:pPr>
+      <w:rPr>
+        <w:rFonts w:hint="default"/>
+        <w:b/>
+        <w:bCs/>
+      </w:rPr>
+    </w:lvl>
+    <w:lvl w:ilvl="1" w:tplc="04090019" w:tentative="1">
+      <w:start w:val="1"/>
+      <w:numFmt w:val="lowerLetter"/>
+      <w:lvlText w:val="%2."/>
+      <w:lvlJc w:val="left"/>
+      <w:pPr>
+        <w:ind w:left="1440" w:hanging="360"/>
+      </w:pPr>
+    </w:lvl>
+    <w:lvl w:ilvl="2" w:tplc="0409001B" w:tentative="1">
+      <w:start w:val="1"/>
+      <w:numFmt w:val="lowerRoman"/>
+      <w:lvlText w:val="%3."/>
+      <w:lvlJc w:val="right"/>
+      <w:pPr>
+        <w:ind w:left="2160" w:hanging="180"/>
+      </w:pPr>
+    </w:lvl>
+    <w:lvl w:ilvl="3" w:tplc="0409000F" w:tentative="1">
+      <w:start w:val="1"/>
+      <w:numFmt w:val="decimal"/>
+      <w:lvlText w:val="%4."/>
+      <w:lvlJc w:val="left"/>
+      <w:pPr>
+        <w:ind w:left="2880" w:hanging="360"/>
+      </w:pPr>
+    </w:lvl>
+    <w:lvl w:ilvl="4" w:tplc="04090019" w:tentative="1">
+      <w:start w:val="1"/>
+      <w:numFmt w:val="lowerLetter"/>
+      <w:lvlText w:val="%5."/>
+      <w:lvlJc w:val="left"/>
+      <w:pPr>
+        <w:ind w:left="3600" w:hanging="360"/>
+      </w:pPr>
+    </w:lvl>
+    <w:lvl w:ilvl="5" w:tplc="0409001B" w:tentative="1">
+      <w:start w:val="1"/>
+      <w:numFmt w:val="lowerRoman"/>
+      <w:lvlText w:val="%6."/>
+      <w:lvlJc w:val="right"/>
+      <w:pPr>
+        <w:ind w:left="4320" w:hanging="180"/>
+      </w:pPr>
+    </w:lvl>
+    <w:lvl w:ilvl="6" w:tplc="0409000F" w:tentative="1">
+      <w:start w:val="1"/>
+      <w:numFmt w:val="decimal"/>
+      <w:lvlText w:val="%7."/>
+      <w:lvlJc w:val="left"/>
+      <w:pPr>
+        <w:ind w:left="5040" w:hanging="360"/>
+      </w:pPr>
+    </w:lvl>
+    <w:lvl w:ilvl="7" w:tplc="04090019" w:tentative="1">
+      <w:start w:val="1"/>
+      <w:numFmt w:val="lowerLetter"/>
+      <w:lvlText w:val="%8."/>
+      <w:lvlJc w:val="left"/>
+      <w:pPr>
+        <w:ind w:left="5760" w:hanging="360"/>
+      </w:pPr>
+    </w:lvl>
+    <w:lvl w:ilvl="8" w:tplc="0409001B" w:tentative="1">
+      <w:start w:val="1"/>
+      <w:numFmt w:val="lowerRoman"/>
+      <w:lvlText w:val="%9."/>
+      <w:lvlJc w:val="right"/>
+      <w:pPr>
+        <w:ind w:left="6480" w:hanging="180"/>
+      </w:pPr>
+    </w:lvl>
+  </w:abstractNum>
   <w:num w:numId="1" w16cid:durableId="295065336">
-    <w:abstractNumId w:val="2"/>
+    <w:abstractNumId w:val="5"/>
   </w:num>
   <w:num w:numId="2" w16cid:durableId="23798700">
-    <w:abstractNumId w:val="1"/>
+    <w:abstractNumId w:val="4"/>
   </w:num>
   <w:num w:numId="3" w16cid:durableId="1226989035">
-    <w:abstractNumId w:val="3"/>
+    <w:abstractNumId w:val="7"/>
   </w:num>
   <w:num w:numId="4" w16cid:durableId="1415854787">
     <w:abstractNumId w:val="0"/>
+  </w:num>
+  <w:num w:numId="5" w16cid:durableId="790705829">
+    <w:abstractNumId w:val="2"/>
+  </w:num>
+  <w:num w:numId="6" w16cid:durableId="333846032">
+    <w:abstractNumId w:val="3"/>
+  </w:num>
+  <w:num w:numId="7" w16cid:durableId="1506750727">
+    <w:abstractNumId w:val="1"/>
+  </w:num>
+  <w:num w:numId="8" w16cid:durableId="1858999188">
+    <w:abstractNumId w:val="6"/>
+  </w:num>
+  <w:num w:numId="9" w16cid:durableId="1914385937">
+    <w:abstractNumId w:val="9"/>
+  </w:num>
+  <w:num w:numId="10" w16cid:durableId="1519007689">
+    <w:abstractNumId w:val="8"/>
   </w:num>
 </w:numbering>
 </file>
@@ -4442,6 +6261,188 @@
     <w:uiPriority w:val="99"/>
     <w:rsid w:val="00380BCE"/>
   </w:style>
+  <w:style w:type="table" w:styleId="GridTable5Dark">
+    <w:name w:val="Grid Table 5 Dark"/>
+    <w:basedOn w:val="TableNormal"/>
+    <w:uiPriority w:val="50"/>
+    <w:rsid w:val="00D3631D"/>
+    <w:pPr>
+      <w:spacing w:after="0" w:line="240" w:lineRule="auto"/>
+    </w:pPr>
+    <w:tblPr>
+      <w:tblStyleRowBandSize w:val="1"/>
+      <w:tblStyleColBandSize w:val="1"/>
+      <w:tblBorders>
+        <w:top w:val="single" w:sz="4" w:space="0" w:color="FFFFFF" w:themeColor="background1"/>
+        <w:left w:val="single" w:sz="4" w:space="0" w:color="FFFFFF" w:themeColor="background1"/>
+        <w:bottom w:val="single" w:sz="4" w:space="0" w:color="FFFFFF" w:themeColor="background1"/>
+        <w:right w:val="single" w:sz="4" w:space="0" w:color="FFFFFF" w:themeColor="background1"/>
+        <w:insideH w:val="single" w:sz="4" w:space="0" w:color="FFFFFF" w:themeColor="background1"/>
+        <w:insideV w:val="single" w:sz="4" w:space="0" w:color="FFFFFF" w:themeColor="background1"/>
+      </w:tblBorders>
+    </w:tblPr>
+    <w:tcPr>
+      <w:shd w:val="clear" w:color="auto" w:fill="CCCCCC" w:themeFill="text1" w:themeFillTint="33"/>
+    </w:tcPr>
+    <w:tblStylePr w:type="firstRow">
+      <w:rPr>
+        <w:b/>
+        <w:bCs/>
+        <w:color w:val="FFFFFF" w:themeColor="background1"/>
+      </w:rPr>
+      <w:tblPr/>
+      <w:tcPr>
+        <w:tcBorders>
+          <w:top w:val="single" w:sz="4" w:space="0" w:color="FFFFFF" w:themeColor="background1"/>
+          <w:left w:val="single" w:sz="4" w:space="0" w:color="FFFFFF" w:themeColor="background1"/>
+          <w:right w:val="single" w:sz="4" w:space="0" w:color="FFFFFF" w:themeColor="background1"/>
+          <w:insideH w:val="nil"/>
+          <w:insideV w:val="nil"/>
+        </w:tcBorders>
+        <w:shd w:val="clear" w:color="auto" w:fill="000000" w:themeFill="text1"/>
+      </w:tcPr>
+    </w:tblStylePr>
+    <w:tblStylePr w:type="lastRow">
+      <w:rPr>
+        <w:b/>
+        <w:bCs/>
+        <w:color w:val="FFFFFF" w:themeColor="background1"/>
+      </w:rPr>
+      <w:tblPr/>
+      <w:tcPr>
+        <w:tcBorders>
+          <w:left w:val="single" w:sz="4" w:space="0" w:color="FFFFFF" w:themeColor="background1"/>
+          <w:bottom w:val="single" w:sz="4" w:space="0" w:color="FFFFFF" w:themeColor="background1"/>
+          <w:right w:val="single" w:sz="4" w:space="0" w:color="FFFFFF" w:themeColor="background1"/>
+          <w:insideH w:val="nil"/>
+          <w:insideV w:val="nil"/>
+        </w:tcBorders>
+        <w:shd w:val="clear" w:color="auto" w:fill="000000" w:themeFill="text1"/>
+      </w:tcPr>
+    </w:tblStylePr>
+    <w:tblStylePr w:type="firstCol">
+      <w:rPr>
+        <w:b/>
+        <w:bCs/>
+        <w:color w:val="FFFFFF" w:themeColor="background1"/>
+      </w:rPr>
+      <w:tblPr/>
+      <w:tcPr>
+        <w:tcBorders>
+          <w:top w:val="single" w:sz="4" w:space="0" w:color="FFFFFF" w:themeColor="background1"/>
+          <w:left w:val="single" w:sz="4" w:space="0" w:color="FFFFFF" w:themeColor="background1"/>
+          <w:bottom w:val="single" w:sz="4" w:space="0" w:color="FFFFFF" w:themeColor="background1"/>
+          <w:insideV w:val="nil"/>
+        </w:tcBorders>
+        <w:shd w:val="clear" w:color="auto" w:fill="000000" w:themeFill="text1"/>
+      </w:tcPr>
+    </w:tblStylePr>
+    <w:tblStylePr w:type="lastCol">
+      <w:rPr>
+        <w:b/>
+        <w:bCs/>
+        <w:color w:val="FFFFFF" w:themeColor="background1"/>
+      </w:rPr>
+      <w:tblPr/>
+      <w:tcPr>
+        <w:tcBorders>
+          <w:top w:val="single" w:sz="4" w:space="0" w:color="FFFFFF" w:themeColor="background1"/>
+          <w:bottom w:val="single" w:sz="4" w:space="0" w:color="FFFFFF" w:themeColor="background1"/>
+          <w:right w:val="single" w:sz="4" w:space="0" w:color="FFFFFF" w:themeColor="background1"/>
+          <w:insideV w:val="nil"/>
+        </w:tcBorders>
+        <w:shd w:val="clear" w:color="auto" w:fill="000000" w:themeFill="text1"/>
+      </w:tcPr>
+    </w:tblStylePr>
+    <w:tblStylePr w:type="band1Vert">
+      <w:tblPr/>
+      <w:tcPr>
+        <w:shd w:val="clear" w:color="auto" w:fill="999999" w:themeFill="text1" w:themeFillTint="66"/>
+      </w:tcPr>
+    </w:tblStylePr>
+    <w:tblStylePr w:type="band1Horz">
+      <w:tblPr/>
+      <w:tcPr>
+        <w:shd w:val="clear" w:color="auto" w:fill="999999" w:themeFill="text1" w:themeFillTint="66"/>
+      </w:tcPr>
+    </w:tblStylePr>
+  </w:style>
+  <w:style w:type="table" w:styleId="GridTable4">
+    <w:name w:val="Grid Table 4"/>
+    <w:basedOn w:val="TableNormal"/>
+    <w:uiPriority w:val="49"/>
+    <w:rsid w:val="00D3631D"/>
+    <w:pPr>
+      <w:spacing w:after="0" w:line="240" w:lineRule="auto"/>
+    </w:pPr>
+    <w:tblPr>
+      <w:tblStyleRowBandSize w:val="1"/>
+      <w:tblStyleColBandSize w:val="1"/>
+      <w:tblBorders>
+        <w:top w:val="single" w:sz="4" w:space="0" w:color="666666" w:themeColor="text1" w:themeTint="99"/>
+        <w:left w:val="single" w:sz="4" w:space="0" w:color="666666" w:themeColor="text1" w:themeTint="99"/>
+        <w:bottom w:val="single" w:sz="4" w:space="0" w:color="666666" w:themeColor="text1" w:themeTint="99"/>
+        <w:right w:val="single" w:sz="4" w:space="0" w:color="666666" w:themeColor="text1" w:themeTint="99"/>
+        <w:insideH w:val="single" w:sz="4" w:space="0" w:color="666666" w:themeColor="text1" w:themeTint="99"/>
+        <w:insideV w:val="single" w:sz="4" w:space="0" w:color="666666" w:themeColor="text1" w:themeTint="99"/>
+      </w:tblBorders>
+    </w:tblPr>
+    <w:tblStylePr w:type="firstRow">
+      <w:rPr>
+        <w:b/>
+        <w:bCs/>
+        <w:color w:val="FFFFFF" w:themeColor="background1"/>
+      </w:rPr>
+      <w:tblPr/>
+      <w:tcPr>
+        <w:tcBorders>
+          <w:top w:val="single" w:sz="4" w:space="0" w:color="000000" w:themeColor="text1"/>
+          <w:left w:val="single" w:sz="4" w:space="0" w:color="000000" w:themeColor="text1"/>
+          <w:bottom w:val="single" w:sz="4" w:space="0" w:color="000000" w:themeColor="text1"/>
+          <w:right w:val="single" w:sz="4" w:space="0" w:color="000000" w:themeColor="text1"/>
+          <w:insideH w:val="nil"/>
+          <w:insideV w:val="nil"/>
+        </w:tcBorders>
+        <w:shd w:val="clear" w:color="auto" w:fill="000000" w:themeFill="text1"/>
+      </w:tcPr>
+    </w:tblStylePr>
+    <w:tblStylePr w:type="lastRow">
+      <w:rPr>
+        <w:b/>
+        <w:bCs/>
+      </w:rPr>
+      <w:tblPr/>
+      <w:tcPr>
+        <w:tcBorders>
+          <w:top w:val="double" w:sz="4" w:space="0" w:color="000000" w:themeColor="text1"/>
+        </w:tcBorders>
+      </w:tcPr>
+    </w:tblStylePr>
+    <w:tblStylePr w:type="firstCol">
+      <w:rPr>
+        <w:b/>
+        <w:bCs/>
+      </w:rPr>
+    </w:tblStylePr>
+    <w:tblStylePr w:type="lastCol">
+      <w:rPr>
+        <w:b/>
+        <w:bCs/>
+      </w:rPr>
+    </w:tblStylePr>
+    <w:tblStylePr w:type="band1Vert">
+      <w:tblPr/>
+      <w:tcPr>
+        <w:shd w:val="clear" w:color="auto" w:fill="CCCCCC" w:themeFill="text1" w:themeFillTint="33"/>
+      </w:tcPr>
+    </w:tblStylePr>
+    <w:tblStylePr w:type="band1Horz">
+      <w:tblPr/>
+      <w:tcPr>
+        <w:shd w:val="clear" w:color="auto" w:fill="CCCCCC" w:themeFill="text1" w:themeFillTint="33"/>
+      </w:tcPr>
+    </w:tblStylePr>
+  </w:style>
 </w:styles>
 </file>
 

--- a/python/p3_advanced_methods_of_python.docx
+++ b/python/p3_advanced_methods_of_python.docx
@@ -6,12 +6,14 @@
       <w:pPr>
         <w:jc w:val="center"/>
         <w:rPr>
-          <w:sz w:val="32"/>
-          <w:szCs w:val="32"/>
-        </w:rPr>
-      </w:pPr>
-      <w:r>
-        <w:rPr>
+          <w:rFonts w:ascii="Carlito" w:hAnsi="Carlito" w:cs="Carlito"/>
+          <w:sz w:val="32"/>
+          <w:szCs w:val="32"/>
+        </w:rPr>
+      </w:pPr>
+      <w:r>
+        <w:rPr>
+          <w:rFonts w:ascii="Carlito" w:hAnsi="Carlito" w:cs="Carlito"/>
           <w:b/>
           <w:bCs/>
           <w:sz w:val="40"/>
@@ -29,32 +31,24 @@
         </w:numPr>
         <w:jc w:val="both"/>
         <w:rPr>
-          <w:sz w:val="32"/>
-          <w:szCs w:val="32"/>
-        </w:rPr>
-      </w:pPr>
-      <w:proofErr w:type="gramStart"/>
-      <w:r>
-        <w:rPr>
-          <w:b/>
-          <w:bCs/>
-          <w:sz w:val="32"/>
-          <w:szCs w:val="32"/>
-        </w:rPr>
-        <w:t>map(</w:t>
-      </w:r>
-      <w:proofErr w:type="gramEnd"/>
-      <w:r>
-        <w:rPr>
-          <w:b/>
-          <w:bCs/>
-          <w:sz w:val="32"/>
-          <w:szCs w:val="32"/>
-        </w:rPr>
-        <w:t>)</w:t>
-      </w:r>
-      <w:r>
-        <w:rPr>
+          <w:rFonts w:ascii="Carlito" w:hAnsi="Carlito" w:cs="Carlito"/>
+          <w:sz w:val="32"/>
+          <w:szCs w:val="32"/>
+        </w:rPr>
+      </w:pPr>
+      <w:r>
+        <w:rPr>
+          <w:rFonts w:ascii="Carlito" w:hAnsi="Carlito" w:cs="Carlito"/>
+          <w:b/>
+          <w:bCs/>
+          <w:sz w:val="32"/>
+          <w:szCs w:val="32"/>
+        </w:rPr>
+        <w:t>map()</w:t>
+      </w:r>
+      <w:r>
+        <w:rPr>
+          <w:rFonts w:ascii="Carlito" w:hAnsi="Carlito" w:cs="Carlito"/>
           <w:sz w:val="32"/>
           <w:szCs w:val="32"/>
         </w:rPr>
@@ -70,32 +64,24 @@
         </w:numPr>
         <w:jc w:val="both"/>
         <w:rPr>
-          <w:sz w:val="32"/>
-          <w:szCs w:val="32"/>
-        </w:rPr>
-      </w:pPr>
-      <w:proofErr w:type="gramStart"/>
-      <w:r>
-        <w:rPr>
-          <w:b/>
-          <w:bCs/>
-          <w:sz w:val="32"/>
-          <w:szCs w:val="32"/>
-        </w:rPr>
-        <w:t>filter(</w:t>
-      </w:r>
-      <w:proofErr w:type="gramEnd"/>
-      <w:r>
-        <w:rPr>
-          <w:b/>
-          <w:bCs/>
-          <w:sz w:val="32"/>
-          <w:szCs w:val="32"/>
-        </w:rPr>
-        <w:t xml:space="preserve">) </w:t>
-      </w:r>
-      <w:r>
-        <w:rPr>
+          <w:rFonts w:ascii="Carlito" w:hAnsi="Carlito" w:cs="Carlito"/>
+          <w:sz w:val="32"/>
+          <w:szCs w:val="32"/>
+        </w:rPr>
+      </w:pPr>
+      <w:r>
+        <w:rPr>
+          <w:rFonts w:ascii="Carlito" w:hAnsi="Carlito" w:cs="Carlito"/>
+          <w:b/>
+          <w:bCs/>
+          <w:sz w:val="32"/>
+          <w:szCs w:val="32"/>
+        </w:rPr>
+        <w:t xml:space="preserve">filter() </w:t>
+      </w:r>
+      <w:r>
+        <w:rPr>
+          <w:rFonts w:ascii="Carlito" w:hAnsi="Carlito" w:cs="Carlito"/>
           <w:sz w:val="32"/>
           <w:szCs w:val="32"/>
         </w:rPr>
@@ -111,32 +97,24 @@
         </w:numPr>
         <w:jc w:val="both"/>
         <w:rPr>
-          <w:sz w:val="32"/>
-          <w:szCs w:val="32"/>
-        </w:rPr>
-      </w:pPr>
-      <w:proofErr w:type="gramStart"/>
-      <w:r>
-        <w:rPr>
-          <w:b/>
-          <w:bCs/>
-          <w:sz w:val="32"/>
-          <w:szCs w:val="32"/>
-        </w:rPr>
-        <w:t>reduce(</w:t>
-      </w:r>
-      <w:proofErr w:type="gramEnd"/>
-      <w:r>
-        <w:rPr>
-          <w:b/>
-          <w:bCs/>
-          <w:sz w:val="32"/>
-          <w:szCs w:val="32"/>
-        </w:rPr>
-        <w:t>)</w:t>
-      </w:r>
-      <w:r>
-        <w:rPr>
+          <w:rFonts w:ascii="Carlito" w:hAnsi="Carlito" w:cs="Carlito"/>
+          <w:sz w:val="32"/>
+          <w:szCs w:val="32"/>
+        </w:rPr>
+      </w:pPr>
+      <w:r>
+        <w:rPr>
+          <w:rFonts w:ascii="Carlito" w:hAnsi="Carlito" w:cs="Carlito"/>
+          <w:b/>
+          <w:bCs/>
+          <w:sz w:val="32"/>
+          <w:szCs w:val="32"/>
+        </w:rPr>
+        <w:t>reduce()</w:t>
+      </w:r>
+      <w:r>
+        <w:rPr>
+          <w:rFonts w:ascii="Carlito" w:hAnsi="Carlito" w:cs="Carlito"/>
           <w:sz w:val="32"/>
           <w:szCs w:val="32"/>
         </w:rPr>
@@ -152,43 +130,24 @@
         </w:numPr>
         <w:jc w:val="both"/>
         <w:rPr>
-          <w:sz w:val="32"/>
-          <w:szCs w:val="32"/>
-        </w:rPr>
-      </w:pPr>
-      <w:proofErr w:type="spellStart"/>
-      <w:proofErr w:type="gramStart"/>
-      <w:r>
-        <w:rPr>
-          <w:b/>
-          <w:bCs/>
-          <w:sz w:val="32"/>
-          <w:szCs w:val="32"/>
-        </w:rPr>
-        <w:t>divmod</w:t>
-      </w:r>
-      <w:proofErr w:type="spellEnd"/>
-      <w:r>
-        <w:rPr>
-          <w:b/>
-          <w:bCs/>
-          <w:sz w:val="32"/>
-          <w:szCs w:val="32"/>
-        </w:rPr>
-        <w:t>(</w:t>
-      </w:r>
-      <w:proofErr w:type="gramEnd"/>
-      <w:r>
-        <w:rPr>
-          <w:b/>
-          <w:bCs/>
-          <w:sz w:val="32"/>
-          <w:szCs w:val="32"/>
-        </w:rPr>
-        <w:t>)</w:t>
-      </w:r>
-      <w:r>
-        <w:rPr>
+          <w:rFonts w:ascii="Carlito" w:hAnsi="Carlito" w:cs="Carlito"/>
+          <w:sz w:val="32"/>
+          <w:szCs w:val="32"/>
+        </w:rPr>
+      </w:pPr>
+      <w:r>
+        <w:rPr>
+          <w:rFonts w:ascii="Carlito" w:hAnsi="Carlito" w:cs="Carlito"/>
+          <w:b/>
+          <w:bCs/>
+          <w:sz w:val="32"/>
+          <w:szCs w:val="32"/>
+        </w:rPr>
+        <w:t>divmod()</w:t>
+      </w:r>
+      <w:r>
+        <w:rPr>
+          <w:rFonts w:ascii="Carlito" w:hAnsi="Carlito" w:cs="Carlito"/>
           <w:sz w:val="32"/>
           <w:szCs w:val="32"/>
         </w:rPr>
@@ -199,29 +158,33 @@
       <w:pPr>
         <w:jc w:val="both"/>
         <w:rPr>
-          <w:sz w:val="32"/>
-          <w:szCs w:val="32"/>
-        </w:rPr>
-      </w:pPr>
-    </w:p>
-    <w:p>
-      <w:pPr>
-        <w:jc w:val="both"/>
-        <w:rPr>
-          <w:sz w:val="32"/>
-          <w:szCs w:val="32"/>
-        </w:rPr>
-      </w:pPr>
-    </w:p>
-    <w:p>
-      <w:pPr>
-        <w:rPr>
-          <w:sz w:val="32"/>
-          <w:szCs w:val="32"/>
-        </w:rPr>
-      </w:pPr>
-      <w:r>
-        <w:rPr>
+          <w:rFonts w:ascii="Carlito" w:hAnsi="Carlito" w:cs="Carlito"/>
+          <w:sz w:val="32"/>
+          <w:szCs w:val="32"/>
+        </w:rPr>
+      </w:pPr>
+    </w:p>
+    <w:p>
+      <w:pPr>
+        <w:jc w:val="both"/>
+        <w:rPr>
+          <w:rFonts w:ascii="Carlito" w:hAnsi="Carlito" w:cs="Carlito"/>
+          <w:sz w:val="32"/>
+          <w:szCs w:val="32"/>
+        </w:rPr>
+      </w:pPr>
+    </w:p>
+    <w:p>
+      <w:pPr>
+        <w:rPr>
+          <w:rFonts w:ascii="Carlito" w:hAnsi="Carlito" w:cs="Carlito"/>
+          <w:sz w:val="32"/>
+          <w:szCs w:val="32"/>
+        </w:rPr>
+      </w:pPr>
+      <w:r>
+        <w:rPr>
+          <w:rFonts w:ascii="Carlito" w:hAnsi="Carlito" w:cs="Carlito"/>
           <w:sz w:val="32"/>
           <w:szCs w:val="32"/>
         </w:rPr>
@@ -233,35 +196,27 @@
         <w:spacing w:line="240" w:lineRule="auto"/>
         <w:jc w:val="both"/>
         <w:rPr>
-          <w:b/>
-          <w:bCs/>
-          <w:sz w:val="32"/>
-          <w:szCs w:val="32"/>
-        </w:rPr>
-      </w:pPr>
-      <w:proofErr w:type="gramStart"/>
-      <w:r>
-        <w:rPr>
+          <w:rFonts w:ascii="Carlito" w:hAnsi="Carlito" w:cs="Carlito"/>
+          <w:b/>
+          <w:bCs/>
+          <w:sz w:val="32"/>
+          <w:szCs w:val="32"/>
+        </w:rPr>
+      </w:pPr>
+      <w:r>
+        <w:rPr>
+          <w:rFonts w:ascii="Carlito" w:hAnsi="Carlito" w:cs="Carlito"/>
           <w:b/>
           <w:bCs/>
           <w:sz w:val="32"/>
           <w:szCs w:val="32"/>
         </w:rPr>
         <w:lastRenderedPageBreak/>
-        <w:t>map(</w:t>
-      </w:r>
-      <w:proofErr w:type="gramEnd"/>
-      <w:r>
-        <w:rPr>
-          <w:b/>
-          <w:bCs/>
-          <w:sz w:val="32"/>
-          <w:szCs w:val="32"/>
-        </w:rPr>
-        <w:t>)</w:t>
-      </w:r>
-      <w:r>
-        <w:rPr>
+        <w:t>map()</w:t>
+      </w:r>
+      <w:r>
+        <w:rPr>
+          <w:rFonts w:ascii="Carlito" w:hAnsi="Carlito" w:cs="Carlito"/>
           <w:b/>
           <w:bCs/>
           <w:sz w:val="32"/>
@@ -271,6 +226,7 @@
       </w:r>
       <w:r>
         <w:rPr>
+          <w:rFonts w:ascii="Carlito" w:hAnsi="Carlito" w:cs="Carlito"/>
           <w:b/>
           <w:bCs/>
           <w:sz w:val="32"/>
@@ -284,72 +240,51 @@
         <w:spacing w:line="240" w:lineRule="auto"/>
         <w:jc w:val="both"/>
         <w:rPr>
-          <w:sz w:val="32"/>
-          <w:szCs w:val="32"/>
-        </w:rPr>
-      </w:pPr>
-      <w:r>
-        <w:rPr>
+          <w:rFonts w:ascii="Carlito" w:hAnsi="Carlito" w:cs="Carlito"/>
+          <w:sz w:val="32"/>
+          <w:szCs w:val="32"/>
+        </w:rPr>
+      </w:pPr>
+      <w:r>
+        <w:rPr>
+          <w:rFonts w:ascii="Carlito" w:hAnsi="Carlito" w:cs="Carlito"/>
           <w:sz w:val="32"/>
           <w:szCs w:val="32"/>
         </w:rPr>
         <w:t xml:space="preserve"># </w:t>
       </w:r>
-      <w:proofErr w:type="gramStart"/>
-      <w:r>
-        <w:rPr>
-          <w:b/>
-          <w:bCs/>
-          <w:sz w:val="32"/>
-          <w:szCs w:val="32"/>
-        </w:rPr>
-        <w:t>map(</w:t>
-      </w:r>
-      <w:proofErr w:type="gramEnd"/>
-      <w:r>
-        <w:rPr>
-          <w:b/>
-          <w:bCs/>
-          <w:sz w:val="32"/>
-          <w:szCs w:val="32"/>
-        </w:rPr>
-        <w:t>)</w:t>
-      </w:r>
-      <w:r>
-        <w:rPr>
-          <w:sz w:val="32"/>
-          <w:szCs w:val="32"/>
-        </w:rPr>
-        <w:t xml:space="preserve"> is a built-in Python function that applies a function to every element of an </w:t>
-      </w:r>
-      <w:proofErr w:type="spellStart"/>
-      <w:r>
-        <w:rPr>
-          <w:sz w:val="32"/>
-          <w:szCs w:val="32"/>
-        </w:rPr>
-        <w:t>iterable</w:t>
-      </w:r>
-      <w:proofErr w:type="spellEnd"/>
-      <w:r>
-        <w:rPr>
-          <w:sz w:val="32"/>
-          <w:szCs w:val="32"/>
-        </w:rPr>
-        <w:t xml:space="preserve"> (like a list or list of dictionaries, tuple or set)</w:t>
-      </w:r>
-    </w:p>
-    <w:p>
-      <w:pPr>
-        <w:spacing w:line="240" w:lineRule="auto"/>
-        <w:jc w:val="both"/>
-        <w:rPr>
-          <w:sz w:val="32"/>
-          <w:szCs w:val="32"/>
-        </w:rPr>
-      </w:pPr>
-      <w:r>
-        <w:rPr>
+      <w:r>
+        <w:rPr>
+          <w:rFonts w:ascii="Carlito" w:hAnsi="Carlito" w:cs="Carlito"/>
+          <w:b/>
+          <w:bCs/>
+          <w:sz w:val="32"/>
+          <w:szCs w:val="32"/>
+        </w:rPr>
+        <w:t>map()</w:t>
+      </w:r>
+      <w:r>
+        <w:rPr>
+          <w:rFonts w:ascii="Carlito" w:hAnsi="Carlito" w:cs="Carlito"/>
+          <w:sz w:val="32"/>
+          <w:szCs w:val="32"/>
+        </w:rPr>
+        <w:t xml:space="preserve"> is a built-in Python function that applies a function to every element of an iterable (like a list or list of dictionaries, tuple or set)</w:t>
+      </w:r>
+    </w:p>
+    <w:p>
+      <w:pPr>
+        <w:spacing w:line="240" w:lineRule="auto"/>
+        <w:jc w:val="both"/>
+        <w:rPr>
+          <w:rFonts w:ascii="Carlito" w:hAnsi="Carlito" w:cs="Carlito"/>
+          <w:sz w:val="32"/>
+          <w:szCs w:val="32"/>
+        </w:rPr>
+      </w:pPr>
+      <w:r>
+        <w:rPr>
+          <w:rFonts w:ascii="Carlito" w:hAnsi="Carlito" w:cs="Carlito"/>
           <w:sz w:val="32"/>
           <w:szCs w:val="32"/>
         </w:rPr>
@@ -366,22 +301,28 @@
         <w:spacing w:line="240" w:lineRule="auto"/>
         <w:jc w:val="both"/>
         <w:rPr>
-          <w:sz w:val="32"/>
-          <w:szCs w:val="32"/>
-        </w:rPr>
-      </w:pPr>
-      <w:r>
-        <w:rPr>
+          <w:rFonts w:ascii="Carlito" w:hAnsi="Carlito" w:cs="Carlito"/>
+          <w:sz w:val="32"/>
+          <w:szCs w:val="32"/>
+        </w:rPr>
+      </w:pPr>
+      <w:r>
+        <w:rPr>
+          <w:rFonts w:ascii="Carlito" w:hAnsi="Carlito" w:cs="Carlito"/>
           <w:sz w:val="32"/>
           <w:szCs w:val="32"/>
         </w:rPr>
         <w:t xml:space="preserve">function </w:t>
       </w:r>
       <w:r>
+        <w:rPr>
+          <w:rFonts w:ascii="Carlito" w:hAnsi="Carlito" w:cs="Carlito"/>
+        </w:rPr>
         <w:sym w:font="Wingdings" w:char="F0E0"/>
       </w:r>
       <w:r>
         <w:rPr>
+          <w:rFonts w:ascii="Carlito" w:hAnsi="Carlito" w:cs="Carlito"/>
           <w:sz w:val="32"/>
           <w:szCs w:val="32"/>
         </w:rPr>
@@ -398,31 +339,28 @@
         <w:spacing w:line="240" w:lineRule="auto"/>
         <w:jc w:val="both"/>
         <w:rPr>
-          <w:sz w:val="32"/>
-          <w:szCs w:val="32"/>
-        </w:rPr>
-      </w:pPr>
-      <w:proofErr w:type="spellStart"/>
-      <w:r>
-        <w:rPr>
-          <w:sz w:val="32"/>
-          <w:szCs w:val="32"/>
-        </w:rPr>
-        <w:t>iterable</w:t>
-      </w:r>
-      <w:proofErr w:type="spellEnd"/>
-      <w:r>
-        <w:rPr>
-          <w:sz w:val="32"/>
-          <w:szCs w:val="32"/>
-        </w:rPr>
-        <w:t xml:space="preserve"> </w:t>
-      </w:r>
-      <w:r>
+          <w:rFonts w:ascii="Carlito" w:hAnsi="Carlito" w:cs="Carlito"/>
+          <w:sz w:val="32"/>
+          <w:szCs w:val="32"/>
+        </w:rPr>
+      </w:pPr>
+      <w:r>
+        <w:rPr>
+          <w:rFonts w:ascii="Carlito" w:hAnsi="Carlito" w:cs="Carlito"/>
+          <w:sz w:val="32"/>
+          <w:szCs w:val="32"/>
+        </w:rPr>
+        <w:t xml:space="preserve">iterable </w:t>
+      </w:r>
+      <w:r>
+        <w:rPr>
+          <w:rFonts w:ascii="Carlito" w:hAnsi="Carlito" w:cs="Carlito"/>
+        </w:rPr>
         <w:sym w:font="Wingdings" w:char="F0E0"/>
       </w:r>
       <w:r>
         <w:rPr>
+          <w:rFonts w:ascii="Carlito" w:hAnsi="Carlito" w:cs="Carlito"/>
           <w:sz w:val="32"/>
           <w:szCs w:val="32"/>
         </w:rPr>
@@ -434,96 +372,57 @@
         <w:spacing w:line="240" w:lineRule="auto"/>
         <w:jc w:val="both"/>
         <w:rPr>
-          <w:b/>
-          <w:bCs/>
-          <w:color w:val="D86DCB" w:themeColor="accent5" w:themeTint="99"/>
-          <w:sz w:val="32"/>
-          <w:szCs w:val="32"/>
-        </w:rPr>
-      </w:pPr>
-      <w:proofErr w:type="gramStart"/>
-      <w:r>
-        <w:rPr>
-          <w:b/>
-          <w:bCs/>
-          <w:color w:val="D86DCB" w:themeColor="accent5" w:themeTint="99"/>
-          <w:sz w:val="32"/>
-          <w:szCs w:val="32"/>
-        </w:rPr>
-        <w:t>map(</w:t>
-      </w:r>
-      <w:proofErr w:type="gramEnd"/>
-      <w:r>
-        <w:rPr>
-          <w:b/>
-          <w:bCs/>
-          <w:color w:val="D86DCB" w:themeColor="accent5" w:themeTint="99"/>
-          <w:sz w:val="32"/>
-          <w:szCs w:val="32"/>
-        </w:rPr>
-        <w:t xml:space="preserve">function, </w:t>
-      </w:r>
-      <w:proofErr w:type="spellStart"/>
-      <w:r>
-        <w:rPr>
-          <w:b/>
-          <w:bCs/>
-          <w:color w:val="D86DCB" w:themeColor="accent5" w:themeTint="99"/>
-          <w:sz w:val="32"/>
-          <w:szCs w:val="32"/>
-        </w:rPr>
-        <w:t>iterable</w:t>
-      </w:r>
-      <w:proofErr w:type="spellEnd"/>
-      <w:r>
-        <w:rPr>
-          <w:b/>
-          <w:bCs/>
-          <w:color w:val="D86DCB" w:themeColor="accent5" w:themeTint="99"/>
-          <w:sz w:val="32"/>
-          <w:szCs w:val="32"/>
-        </w:rPr>
-        <w:t>)</w:t>
-      </w:r>
-    </w:p>
-    <w:p>
-      <w:pPr>
-        <w:spacing w:line="240" w:lineRule="auto"/>
-        <w:jc w:val="both"/>
-        <w:rPr>
-          <w:sz w:val="32"/>
-          <w:szCs w:val="32"/>
-        </w:rPr>
-      </w:pPr>
-      <w:r>
-        <w:rPr>
+          <w:rFonts w:ascii="Carlito" w:hAnsi="Carlito" w:cs="Carlito"/>
+          <w:b/>
+          <w:bCs/>
+          <w:color w:val="D86DCB" w:themeColor="accent5" w:themeTint="99"/>
+          <w:sz w:val="32"/>
+          <w:szCs w:val="32"/>
+        </w:rPr>
+      </w:pPr>
+      <w:r>
+        <w:rPr>
+          <w:rFonts w:ascii="Carlito" w:hAnsi="Carlito" w:cs="Carlito"/>
+          <w:b/>
+          <w:bCs/>
+          <w:color w:val="D86DCB" w:themeColor="accent5" w:themeTint="99"/>
+          <w:sz w:val="32"/>
+          <w:szCs w:val="32"/>
+        </w:rPr>
+        <w:t>map(function, iterable)</w:t>
+      </w:r>
+    </w:p>
+    <w:p>
+      <w:pPr>
+        <w:spacing w:line="240" w:lineRule="auto"/>
+        <w:jc w:val="both"/>
+        <w:rPr>
+          <w:rFonts w:ascii="Carlito" w:hAnsi="Carlito" w:cs="Carlito"/>
+          <w:sz w:val="32"/>
+          <w:szCs w:val="32"/>
+        </w:rPr>
+      </w:pPr>
+      <w:r>
+        <w:rPr>
+          <w:rFonts w:ascii="Carlito" w:hAnsi="Carlito" w:cs="Carlito"/>
           <w:sz w:val="32"/>
           <w:szCs w:val="32"/>
         </w:rPr>
         <w:t xml:space="preserve"># Here, </w:t>
       </w:r>
-      <w:proofErr w:type="gramStart"/>
-      <w:r>
-        <w:rPr>
-          <w:b/>
-          <w:bCs/>
-          <w:sz w:val="32"/>
-          <w:szCs w:val="32"/>
-        </w:rPr>
-        <w:t>map(</w:t>
-      </w:r>
-      <w:proofErr w:type="gramEnd"/>
-      <w:r>
-        <w:rPr>
-          <w:b/>
-          <w:bCs/>
-          <w:sz w:val="32"/>
-          <w:szCs w:val="32"/>
-        </w:rPr>
-        <w:t>)</w:t>
-      </w:r>
-      <w:r>
-        <w:rPr>
+      <w:r>
+        <w:rPr>
+          <w:rFonts w:ascii="Carlito" w:hAnsi="Carlito" w:cs="Carlito"/>
+          <w:b/>
+          <w:bCs/>
+          <w:sz w:val="32"/>
+          <w:szCs w:val="32"/>
+        </w:rPr>
+        <w:t>map()</w:t>
+      </w:r>
+      <w:r>
+        <w:rPr>
+          <w:rFonts w:ascii="Carlito" w:hAnsi="Carlito" w:cs="Carlito"/>
           <w:sz w:val="32"/>
           <w:szCs w:val="32"/>
         </w:rPr>
@@ -535,12 +434,14 @@
         <w:spacing w:line="240" w:lineRule="auto"/>
         <w:jc w:val="both"/>
         <w:rPr>
-          <w:sz w:val="32"/>
-          <w:szCs w:val="32"/>
-        </w:rPr>
-      </w:pPr>
-      <w:r>
-        <w:rPr>
+          <w:rFonts w:ascii="Carlito" w:hAnsi="Carlito" w:cs="Carlito"/>
+          <w:sz w:val="32"/>
+          <w:szCs w:val="32"/>
+        </w:rPr>
+      </w:pPr>
+      <w:r>
+        <w:rPr>
+          <w:rFonts w:ascii="Carlito" w:hAnsi="Carlito" w:cs="Carlito"/>
           <w:sz w:val="32"/>
           <w:szCs w:val="32"/>
         </w:rPr>
@@ -548,6 +449,7 @@
       </w:r>
       <w:r>
         <w:rPr>
+          <w:rFonts w:ascii="Carlito" w:hAnsi="Carlito" w:cs="Carlito"/>
           <w:b/>
           <w:bCs/>
           <w:sz w:val="32"/>
@@ -557,33 +459,25 @@
       </w:r>
       <w:r>
         <w:rPr>
+          <w:rFonts w:ascii="Carlito" w:hAnsi="Carlito" w:cs="Carlito"/>
           <w:sz w:val="32"/>
           <w:szCs w:val="32"/>
         </w:rPr>
         <w:t xml:space="preserve"> object (an iterator), not a list. Convert it to a list using </w:t>
       </w:r>
-      <w:proofErr w:type="gramStart"/>
-      <w:r>
-        <w:rPr>
-          <w:b/>
-          <w:bCs/>
-          <w:sz w:val="32"/>
-          <w:szCs w:val="32"/>
-        </w:rPr>
-        <w:t>list(</w:t>
-      </w:r>
-      <w:proofErr w:type="gramEnd"/>
-      <w:r>
-        <w:rPr>
-          <w:b/>
-          <w:bCs/>
-          <w:sz w:val="32"/>
-          <w:szCs w:val="32"/>
-        </w:rPr>
-        <w:t>)</w:t>
-      </w:r>
-      <w:r>
-        <w:rPr>
+      <w:r>
+        <w:rPr>
+          <w:rFonts w:ascii="Carlito" w:hAnsi="Carlito" w:cs="Carlito"/>
+          <w:b/>
+          <w:bCs/>
+          <w:sz w:val="32"/>
+          <w:szCs w:val="32"/>
+        </w:rPr>
+        <w:t>list()</w:t>
+      </w:r>
+      <w:r>
+        <w:rPr>
+          <w:rFonts w:ascii="Carlito" w:hAnsi="Carlito" w:cs="Carlito"/>
           <w:sz w:val="32"/>
           <w:szCs w:val="32"/>
         </w:rPr>
@@ -595,15 +489,17 @@
         <w:spacing w:line="240" w:lineRule="auto"/>
         <w:jc w:val="both"/>
         <w:rPr>
-          <w:b/>
-          <w:bCs/>
-          <w:color w:val="D86DCB" w:themeColor="accent5" w:themeTint="99"/>
-          <w:sz w:val="32"/>
-          <w:szCs w:val="32"/>
-        </w:rPr>
-      </w:pPr>
-      <w:r>
-        <w:rPr>
+          <w:rFonts w:ascii="Carlito" w:hAnsi="Carlito" w:cs="Carlito"/>
+          <w:b/>
+          <w:bCs/>
+          <w:color w:val="D86DCB" w:themeColor="accent5" w:themeTint="99"/>
+          <w:sz w:val="32"/>
+          <w:szCs w:val="32"/>
+        </w:rPr>
+      </w:pPr>
+      <w:r>
+        <w:rPr>
+          <w:rFonts w:ascii="Carlito" w:hAnsi="Carlito" w:cs="Carlito"/>
           <w:b/>
           <w:bCs/>
           <w:color w:val="D86DCB" w:themeColor="accent5" w:themeTint="99"/>
@@ -618,15 +514,17 @@
         <w:spacing w:line="240" w:lineRule="auto"/>
         <w:jc w:val="both"/>
         <w:rPr>
-          <w:b/>
-          <w:bCs/>
-          <w:color w:val="D86DCB" w:themeColor="accent5" w:themeTint="99"/>
-          <w:sz w:val="32"/>
-          <w:szCs w:val="32"/>
-        </w:rPr>
-      </w:pPr>
-      <w:r>
-        <w:rPr>
+          <w:rFonts w:ascii="Carlito" w:hAnsi="Carlito" w:cs="Carlito"/>
+          <w:b/>
+          <w:bCs/>
+          <w:color w:val="D86DCB" w:themeColor="accent5" w:themeTint="99"/>
+          <w:sz w:val="32"/>
+          <w:szCs w:val="32"/>
+        </w:rPr>
+      </w:pPr>
+      <w:r>
+        <w:rPr>
+          <w:rFonts w:ascii="Carlito" w:hAnsi="Carlito" w:cs="Carlito"/>
           <w:b/>
           <w:bCs/>
           <w:color w:val="D86DCB" w:themeColor="accent5" w:themeTint="99"/>
@@ -641,15 +539,17 @@
         <w:spacing w:line="240" w:lineRule="auto"/>
         <w:jc w:val="both"/>
         <w:rPr>
-          <w:b/>
-          <w:bCs/>
-          <w:color w:val="D86DCB" w:themeColor="accent5" w:themeTint="99"/>
-          <w:sz w:val="32"/>
-          <w:szCs w:val="32"/>
-        </w:rPr>
-      </w:pPr>
-      <w:r>
-        <w:rPr>
+          <w:rFonts w:ascii="Carlito" w:hAnsi="Carlito" w:cs="Carlito"/>
+          <w:b/>
+          <w:bCs/>
+          <w:color w:val="D86DCB" w:themeColor="accent5" w:themeTint="99"/>
+          <w:sz w:val="32"/>
+          <w:szCs w:val="32"/>
+        </w:rPr>
+      </w:pPr>
+      <w:r>
+        <w:rPr>
+          <w:rFonts w:ascii="Carlito" w:hAnsi="Carlito" w:cs="Carlito"/>
           <w:b/>
           <w:bCs/>
           <w:color w:val="D86DCB" w:themeColor="accent5" w:themeTint="99"/>
@@ -664,60 +564,42 @@
         <w:spacing w:line="240" w:lineRule="auto"/>
         <w:jc w:val="both"/>
         <w:rPr>
-          <w:b/>
-          <w:bCs/>
-          <w:color w:val="D86DCB" w:themeColor="accent5" w:themeTint="99"/>
-          <w:sz w:val="32"/>
-          <w:szCs w:val="32"/>
-        </w:rPr>
-      </w:pPr>
-      <w:r>
-        <w:rPr>
-          <w:b/>
-          <w:bCs/>
-          <w:color w:val="D86DCB" w:themeColor="accent5" w:themeTint="99"/>
-          <w:sz w:val="32"/>
-          <w:szCs w:val="32"/>
-        </w:rPr>
-        <w:t xml:space="preserve">result = </w:t>
-      </w:r>
-      <w:proofErr w:type="gramStart"/>
-      <w:r>
-        <w:rPr>
-          <w:b/>
-          <w:bCs/>
-          <w:color w:val="D86DCB" w:themeColor="accent5" w:themeTint="99"/>
-          <w:sz w:val="32"/>
-          <w:szCs w:val="32"/>
-        </w:rPr>
-        <w:t>map(</w:t>
-      </w:r>
-      <w:proofErr w:type="gramEnd"/>
-      <w:r>
-        <w:rPr>
-          <w:b/>
-          <w:bCs/>
-          <w:color w:val="D86DCB" w:themeColor="accent5" w:themeTint="99"/>
-          <w:sz w:val="32"/>
-          <w:szCs w:val="32"/>
-        </w:rPr>
-        <w:t>square, numbers)</w:t>
-      </w:r>
-    </w:p>
-    <w:p>
-      <w:pPr>
-        <w:spacing w:line="240" w:lineRule="auto"/>
-        <w:jc w:val="both"/>
-        <w:rPr>
-          <w:b/>
-          <w:bCs/>
-          <w:color w:val="D86DCB" w:themeColor="accent5" w:themeTint="99"/>
-          <w:sz w:val="32"/>
-          <w:szCs w:val="32"/>
-        </w:rPr>
-      </w:pPr>
-      <w:r>
-        <w:rPr>
+          <w:rFonts w:ascii="Carlito" w:hAnsi="Carlito" w:cs="Carlito"/>
+          <w:b/>
+          <w:bCs/>
+          <w:color w:val="D86DCB" w:themeColor="accent5" w:themeTint="99"/>
+          <w:sz w:val="32"/>
+          <w:szCs w:val="32"/>
+        </w:rPr>
+      </w:pPr>
+      <w:r>
+        <w:rPr>
+          <w:rFonts w:ascii="Carlito" w:hAnsi="Carlito" w:cs="Carlito"/>
+          <w:b/>
+          <w:bCs/>
+          <w:color w:val="D86DCB" w:themeColor="accent5" w:themeTint="99"/>
+          <w:sz w:val="32"/>
+          <w:szCs w:val="32"/>
+        </w:rPr>
+        <w:t>result = map(square, numbers)</w:t>
+      </w:r>
+    </w:p>
+    <w:p>
+      <w:pPr>
+        <w:spacing w:line="240" w:lineRule="auto"/>
+        <w:jc w:val="both"/>
+        <w:rPr>
+          <w:rFonts w:ascii="Carlito" w:hAnsi="Carlito" w:cs="Carlito"/>
+          <w:b/>
+          <w:bCs/>
+          <w:color w:val="D86DCB" w:themeColor="accent5" w:themeTint="99"/>
+          <w:sz w:val="32"/>
+          <w:szCs w:val="32"/>
+        </w:rPr>
+      </w:pPr>
+      <w:r>
+        <w:rPr>
+          <w:rFonts w:ascii="Carlito" w:hAnsi="Carlito" w:cs="Carlito"/>
           <w:b/>
           <w:bCs/>
           <w:color w:val="D86DCB" w:themeColor="accent5" w:themeTint="99"/>
@@ -732,60 +614,42 @@
         <w:spacing w:line="240" w:lineRule="auto"/>
         <w:jc w:val="both"/>
         <w:rPr>
-          <w:b/>
-          <w:bCs/>
-          <w:color w:val="D86DCB" w:themeColor="accent5" w:themeTint="99"/>
-          <w:sz w:val="32"/>
-          <w:szCs w:val="32"/>
-        </w:rPr>
-      </w:pPr>
-      <w:r>
-        <w:rPr>
-          <w:b/>
-          <w:bCs/>
-          <w:color w:val="D86DCB" w:themeColor="accent5" w:themeTint="99"/>
-          <w:sz w:val="32"/>
-          <w:szCs w:val="32"/>
-        </w:rPr>
-        <w:t xml:space="preserve">result = </w:t>
-      </w:r>
-      <w:proofErr w:type="gramStart"/>
-      <w:r>
-        <w:rPr>
-          <w:b/>
-          <w:bCs/>
-          <w:color w:val="D86DCB" w:themeColor="accent5" w:themeTint="99"/>
-          <w:sz w:val="32"/>
-          <w:szCs w:val="32"/>
-        </w:rPr>
-        <w:t>list(</w:t>
-      </w:r>
-      <w:proofErr w:type="gramEnd"/>
-      <w:r>
-        <w:rPr>
-          <w:b/>
-          <w:bCs/>
-          <w:color w:val="D86DCB" w:themeColor="accent5" w:themeTint="99"/>
-          <w:sz w:val="32"/>
-          <w:szCs w:val="32"/>
-        </w:rPr>
-        <w:t>map(square, numbers))</w:t>
-      </w:r>
-    </w:p>
-    <w:p>
-      <w:pPr>
-        <w:spacing w:line="240" w:lineRule="auto"/>
-        <w:jc w:val="both"/>
-        <w:rPr>
-          <w:b/>
-          <w:bCs/>
-          <w:color w:val="D86DCB" w:themeColor="accent5" w:themeTint="99"/>
-          <w:sz w:val="32"/>
-          <w:szCs w:val="32"/>
-        </w:rPr>
-      </w:pPr>
-      <w:r>
-        <w:rPr>
+          <w:rFonts w:ascii="Carlito" w:hAnsi="Carlito" w:cs="Carlito"/>
+          <w:b/>
+          <w:bCs/>
+          <w:color w:val="D86DCB" w:themeColor="accent5" w:themeTint="99"/>
+          <w:sz w:val="32"/>
+          <w:szCs w:val="32"/>
+        </w:rPr>
+      </w:pPr>
+      <w:r>
+        <w:rPr>
+          <w:rFonts w:ascii="Carlito" w:hAnsi="Carlito" w:cs="Carlito"/>
+          <w:b/>
+          <w:bCs/>
+          <w:color w:val="D86DCB" w:themeColor="accent5" w:themeTint="99"/>
+          <w:sz w:val="32"/>
+          <w:szCs w:val="32"/>
+        </w:rPr>
+        <w:t>result = list(map(square, numbers))</w:t>
+      </w:r>
+    </w:p>
+    <w:p>
+      <w:pPr>
+        <w:spacing w:line="240" w:lineRule="auto"/>
+        <w:jc w:val="both"/>
+        <w:rPr>
+          <w:rFonts w:ascii="Carlito" w:hAnsi="Carlito" w:cs="Carlito"/>
+          <w:b/>
+          <w:bCs/>
+          <w:color w:val="D86DCB" w:themeColor="accent5" w:themeTint="99"/>
+          <w:sz w:val="32"/>
+          <w:szCs w:val="32"/>
+        </w:rPr>
+      </w:pPr>
+      <w:r>
+        <w:rPr>
+          <w:rFonts w:ascii="Carlito" w:hAnsi="Carlito" w:cs="Carlito"/>
           <w:b/>
           <w:bCs/>
           <w:color w:val="D86DCB" w:themeColor="accent5" w:themeTint="99"/>
@@ -800,121 +664,68 @@
         <w:spacing w:line="240" w:lineRule="auto"/>
         <w:jc w:val="both"/>
         <w:rPr>
-          <w:sz w:val="32"/>
-          <w:szCs w:val="32"/>
-        </w:rPr>
-      </w:pPr>
-    </w:p>
-    <w:p>
-      <w:pPr>
-        <w:spacing w:line="240" w:lineRule="auto"/>
-        <w:jc w:val="both"/>
-        <w:rPr>
-          <w:sz w:val="32"/>
-          <w:szCs w:val="32"/>
-        </w:rPr>
-      </w:pPr>
-      <w:r>
-        <w:rPr>
-          <w:sz w:val="32"/>
-          <w:szCs w:val="32"/>
-        </w:rPr>
-        <w:t xml:space="preserve">Using </w:t>
-      </w:r>
-      <w:proofErr w:type="spellStart"/>
-      <w:r>
-        <w:rPr>
-          <w:sz w:val="32"/>
-          <w:szCs w:val="32"/>
-        </w:rPr>
-        <w:t>lamda</w:t>
-      </w:r>
-      <w:proofErr w:type="spellEnd"/>
-      <w:r>
-        <w:rPr>
-          <w:sz w:val="32"/>
-          <w:szCs w:val="32"/>
-        </w:rPr>
-        <w:t xml:space="preserve"> function with </w:t>
-      </w:r>
-      <w:proofErr w:type="gramStart"/>
-      <w:r>
-        <w:rPr>
-          <w:sz w:val="32"/>
-          <w:szCs w:val="32"/>
-        </w:rPr>
-        <w:t>map(</w:t>
-      </w:r>
-      <w:proofErr w:type="gramEnd"/>
-      <w:r>
-        <w:rPr>
-          <w:sz w:val="32"/>
-          <w:szCs w:val="32"/>
-        </w:rPr>
-        <w:t>):</w:t>
-      </w:r>
-    </w:p>
-    <w:p>
-      <w:pPr>
-        <w:spacing w:line="240" w:lineRule="auto"/>
-        <w:jc w:val="both"/>
-        <w:rPr>
-          <w:b/>
-          <w:bCs/>
-          <w:sz w:val="32"/>
-          <w:szCs w:val="32"/>
-        </w:rPr>
-      </w:pPr>
-      <w:r>
-        <w:rPr>
-          <w:sz w:val="32"/>
-          <w:szCs w:val="32"/>
-        </w:rPr>
-        <w:t xml:space="preserve"># </w:t>
-      </w:r>
-      <w:r>
-        <w:rPr>
-          <w:sz w:val="32"/>
-          <w:szCs w:val="32"/>
-        </w:rPr>
-        <w:t>Most of the time, people don't create a separate function.</w:t>
-      </w:r>
-      <w:r>
-        <w:rPr>
-          <w:sz w:val="32"/>
-          <w:szCs w:val="32"/>
-        </w:rPr>
-        <w:t xml:space="preserve"> I</w:t>
-      </w:r>
-      <w:r>
-        <w:rPr>
-          <w:sz w:val="32"/>
-          <w:szCs w:val="32"/>
-        </w:rPr>
-        <w:t>nstead</w:t>
-      </w:r>
-      <w:r>
-        <w:rPr>
-          <w:sz w:val="32"/>
-          <w:szCs w:val="32"/>
-        </w:rPr>
-        <w:t xml:space="preserve"> uses a lambda function.</w:t>
-      </w:r>
-    </w:p>
-    <w:p>
-      <w:pPr>
-        <w:spacing w:line="240" w:lineRule="auto"/>
-        <w:jc w:val="both"/>
-        <w:rPr>
-          <w:b/>
-          <w:bCs/>
-          <w:color w:val="D86DCB" w:themeColor="accent5" w:themeTint="99"/>
-          <w:sz w:val="32"/>
-          <w:szCs w:val="32"/>
-        </w:rPr>
-      </w:pPr>
-      <w:r>
-        <w:rPr>
+          <w:rFonts w:ascii="Carlito" w:hAnsi="Carlito" w:cs="Carlito"/>
+          <w:sz w:val="32"/>
+          <w:szCs w:val="32"/>
+        </w:rPr>
+      </w:pPr>
+    </w:p>
+    <w:p>
+      <w:pPr>
+        <w:spacing w:line="240" w:lineRule="auto"/>
+        <w:jc w:val="both"/>
+        <w:rPr>
+          <w:rFonts w:ascii="Carlito" w:hAnsi="Carlito" w:cs="Carlito"/>
+          <w:sz w:val="32"/>
+          <w:szCs w:val="32"/>
+        </w:rPr>
+      </w:pPr>
+      <w:r>
+        <w:rPr>
+          <w:rFonts w:ascii="Carlito" w:hAnsi="Carlito" w:cs="Carlito"/>
+          <w:sz w:val="32"/>
+          <w:szCs w:val="32"/>
+        </w:rPr>
+        <w:t>Using lamda function with map():</w:t>
+      </w:r>
+    </w:p>
+    <w:p>
+      <w:pPr>
+        <w:spacing w:line="240" w:lineRule="auto"/>
+        <w:jc w:val="both"/>
+        <w:rPr>
+          <w:rFonts w:ascii="Carlito" w:hAnsi="Carlito" w:cs="Carlito"/>
+          <w:b/>
+          <w:bCs/>
+          <w:sz w:val="32"/>
+          <w:szCs w:val="32"/>
+        </w:rPr>
+      </w:pPr>
+      <w:r>
+        <w:rPr>
+          <w:rFonts w:ascii="Carlito" w:hAnsi="Carlito" w:cs="Carlito"/>
+          <w:sz w:val="32"/>
+          <w:szCs w:val="32"/>
+        </w:rPr>
+        <w:t># Most of the time, people don't create a separate function. Instead uses a lambda function.</w:t>
+      </w:r>
+    </w:p>
+    <w:p>
+      <w:pPr>
+        <w:spacing w:line="240" w:lineRule="auto"/>
+        <w:jc w:val="both"/>
+        <w:rPr>
+          <w:rFonts w:ascii="Carlito" w:hAnsi="Carlito" w:cs="Carlito"/>
+          <w:b/>
+          <w:bCs/>
+          <w:color w:val="D86DCB" w:themeColor="accent5" w:themeTint="99"/>
+          <w:sz w:val="32"/>
+          <w:szCs w:val="32"/>
+        </w:rPr>
+      </w:pPr>
+      <w:r>
+        <w:rPr>
+          <w:rFonts w:ascii="Carlito" w:hAnsi="Carlito" w:cs="Carlito"/>
           <w:b/>
           <w:bCs/>
           <w:color w:val="D86DCB" w:themeColor="accent5" w:themeTint="99"/>
@@ -929,60 +740,42 @@
         <w:spacing w:line="240" w:lineRule="auto"/>
         <w:jc w:val="both"/>
         <w:rPr>
-          <w:b/>
-          <w:bCs/>
-          <w:color w:val="D86DCB" w:themeColor="accent5" w:themeTint="99"/>
-          <w:sz w:val="32"/>
-          <w:szCs w:val="32"/>
-        </w:rPr>
-      </w:pPr>
-      <w:r>
-        <w:rPr>
-          <w:b/>
-          <w:bCs/>
-          <w:color w:val="D86DCB" w:themeColor="accent5" w:themeTint="99"/>
-          <w:sz w:val="32"/>
-          <w:szCs w:val="32"/>
-        </w:rPr>
-        <w:t xml:space="preserve">result = </w:t>
-      </w:r>
-      <w:proofErr w:type="gramStart"/>
-      <w:r>
-        <w:rPr>
-          <w:b/>
-          <w:bCs/>
-          <w:color w:val="D86DCB" w:themeColor="accent5" w:themeTint="99"/>
-          <w:sz w:val="32"/>
-          <w:szCs w:val="32"/>
-        </w:rPr>
-        <w:t>list(</w:t>
-      </w:r>
-      <w:proofErr w:type="gramEnd"/>
-      <w:r>
-        <w:rPr>
-          <w:b/>
-          <w:bCs/>
-          <w:color w:val="D86DCB" w:themeColor="accent5" w:themeTint="99"/>
-          <w:sz w:val="32"/>
-          <w:szCs w:val="32"/>
-        </w:rPr>
-        <w:t>map(lambda x: x * x, numbers))</w:t>
-      </w:r>
-    </w:p>
-    <w:p>
-      <w:pPr>
-        <w:spacing w:line="240" w:lineRule="auto"/>
-        <w:jc w:val="both"/>
-        <w:rPr>
-          <w:b/>
-          <w:bCs/>
-          <w:color w:val="D86DCB" w:themeColor="accent5" w:themeTint="99"/>
-          <w:sz w:val="32"/>
-          <w:szCs w:val="32"/>
-        </w:rPr>
-      </w:pPr>
-      <w:r>
-        <w:rPr>
+          <w:rFonts w:ascii="Carlito" w:hAnsi="Carlito" w:cs="Carlito"/>
+          <w:b/>
+          <w:bCs/>
+          <w:color w:val="D86DCB" w:themeColor="accent5" w:themeTint="99"/>
+          <w:sz w:val="32"/>
+          <w:szCs w:val="32"/>
+        </w:rPr>
+      </w:pPr>
+      <w:r>
+        <w:rPr>
+          <w:rFonts w:ascii="Carlito" w:hAnsi="Carlito" w:cs="Carlito"/>
+          <w:b/>
+          <w:bCs/>
+          <w:color w:val="D86DCB" w:themeColor="accent5" w:themeTint="99"/>
+          <w:sz w:val="32"/>
+          <w:szCs w:val="32"/>
+        </w:rPr>
+        <w:t>result = list(map(lambda x: x * x, numbers))</w:t>
+      </w:r>
+    </w:p>
+    <w:p>
+      <w:pPr>
+        <w:spacing w:line="240" w:lineRule="auto"/>
+        <w:jc w:val="both"/>
+        <w:rPr>
+          <w:rFonts w:ascii="Carlito" w:hAnsi="Carlito" w:cs="Carlito"/>
+          <w:b/>
+          <w:bCs/>
+          <w:color w:val="D86DCB" w:themeColor="accent5" w:themeTint="99"/>
+          <w:sz w:val="32"/>
+          <w:szCs w:val="32"/>
+        </w:rPr>
+      </w:pPr>
+      <w:r>
+        <w:rPr>
+          <w:rFonts w:ascii="Carlito" w:hAnsi="Carlito" w:cs="Carlito"/>
           <w:b/>
           <w:bCs/>
           <w:color w:val="D86DCB" w:themeColor="accent5" w:themeTint="99"/>
@@ -997,26 +790,22 @@
         <w:spacing w:line="240" w:lineRule="auto"/>
         <w:jc w:val="both"/>
         <w:rPr>
-          <w:sz w:val="32"/>
-          <w:szCs w:val="32"/>
-        </w:rPr>
-      </w:pPr>
-      <w:r>
-        <w:rPr>
-          <w:sz w:val="32"/>
-          <w:szCs w:val="32"/>
-        </w:rPr>
-        <w:t xml:space="preserve"># </w:t>
-      </w:r>
-      <w:r>
-        <w:rPr>
-          <w:sz w:val="32"/>
-          <w:szCs w:val="32"/>
-        </w:rPr>
-        <w:t xml:space="preserve">Here, </w:t>
-      </w:r>
-      <w:r>
-        <w:rPr>
+          <w:rFonts w:ascii="Carlito" w:hAnsi="Carlito" w:cs="Carlito"/>
+          <w:sz w:val="32"/>
+          <w:szCs w:val="32"/>
+        </w:rPr>
+      </w:pPr>
+      <w:r>
+        <w:rPr>
+          <w:rFonts w:ascii="Carlito" w:hAnsi="Carlito" w:cs="Carlito"/>
+          <w:sz w:val="32"/>
+          <w:szCs w:val="32"/>
+        </w:rPr>
+        <w:t xml:space="preserve"># Here, </w:t>
+      </w:r>
+      <w:r>
+        <w:rPr>
+          <w:rFonts w:ascii="Carlito" w:hAnsi="Carlito" w:cs="Carlito"/>
           <w:b/>
           <w:bCs/>
           <w:sz w:val="32"/>
@@ -1026,6 +815,7 @@
       </w:r>
       <w:r>
         <w:rPr>
+          <w:rFonts w:ascii="Carlito" w:hAnsi="Carlito" w:cs="Carlito"/>
           <w:sz w:val="32"/>
           <w:szCs w:val="32"/>
         </w:rPr>
@@ -1037,15 +827,17 @@
         <w:spacing w:line="240" w:lineRule="auto"/>
         <w:jc w:val="both"/>
         <w:rPr>
-          <w:b/>
-          <w:bCs/>
-          <w:color w:val="D86DCB" w:themeColor="accent5" w:themeTint="99"/>
-          <w:sz w:val="32"/>
-          <w:szCs w:val="32"/>
-        </w:rPr>
-      </w:pPr>
-      <w:r>
-        <w:rPr>
+          <w:rFonts w:ascii="Carlito" w:hAnsi="Carlito" w:cs="Carlito"/>
+          <w:b/>
+          <w:bCs/>
+          <w:color w:val="D86DCB" w:themeColor="accent5" w:themeTint="99"/>
+          <w:sz w:val="32"/>
+          <w:szCs w:val="32"/>
+        </w:rPr>
+      </w:pPr>
+      <w:r>
+        <w:rPr>
+          <w:rFonts w:ascii="Carlito" w:hAnsi="Carlito" w:cs="Carlito"/>
           <w:b/>
           <w:bCs/>
           <w:color w:val="D86DCB" w:themeColor="accent5" w:themeTint="99"/>
@@ -1060,15 +852,17 @@
         <w:spacing w:line="240" w:lineRule="auto"/>
         <w:jc w:val="both"/>
         <w:rPr>
-          <w:b/>
-          <w:bCs/>
-          <w:color w:val="D86DCB" w:themeColor="accent5" w:themeTint="99"/>
-          <w:sz w:val="32"/>
-          <w:szCs w:val="32"/>
-        </w:rPr>
-      </w:pPr>
-      <w:r>
-        <w:rPr>
+          <w:rFonts w:ascii="Carlito" w:hAnsi="Carlito" w:cs="Carlito"/>
+          <w:b/>
+          <w:bCs/>
+          <w:color w:val="D86DCB" w:themeColor="accent5" w:themeTint="99"/>
+          <w:sz w:val="32"/>
+          <w:szCs w:val="32"/>
+        </w:rPr>
+      </w:pPr>
+      <w:r>
+        <w:rPr>
+          <w:rFonts w:ascii="Carlito" w:hAnsi="Carlito" w:cs="Carlito"/>
           <w:b/>
           <w:bCs/>
           <w:color w:val="D86DCB" w:themeColor="accent5" w:themeTint="99"/>
@@ -1084,22 +878,25 @@
         <w:spacing w:line="240" w:lineRule="auto"/>
         <w:jc w:val="both"/>
         <w:rPr>
-          <w:sz w:val="32"/>
-          <w:szCs w:val="32"/>
-        </w:rPr>
-      </w:pPr>
-    </w:p>
-    <w:p>
-      <w:pPr>
-        <w:spacing w:line="240" w:lineRule="auto"/>
-        <w:jc w:val="both"/>
-        <w:rPr>
-          <w:sz w:val="32"/>
-          <w:szCs w:val="32"/>
-        </w:rPr>
-      </w:pPr>
-      <w:r>
-        <w:rPr>
+          <w:rFonts w:ascii="Carlito" w:hAnsi="Carlito" w:cs="Carlito"/>
+          <w:sz w:val="32"/>
+          <w:szCs w:val="32"/>
+        </w:rPr>
+      </w:pPr>
+    </w:p>
+    <w:p>
+      <w:pPr>
+        <w:spacing w:line="240" w:lineRule="auto"/>
+        <w:jc w:val="both"/>
+        <w:rPr>
+          <w:rFonts w:ascii="Carlito" w:hAnsi="Carlito" w:cs="Carlito"/>
+          <w:sz w:val="32"/>
+          <w:szCs w:val="32"/>
+        </w:rPr>
+      </w:pPr>
+      <w:r>
+        <w:rPr>
+          <w:rFonts w:ascii="Carlito" w:hAnsi="Carlito" w:cs="Carlito"/>
           <w:sz w:val="32"/>
           <w:szCs w:val="32"/>
         </w:rPr>
@@ -1111,21 +908,22 @@
         <w:spacing w:line="240" w:lineRule="auto"/>
         <w:jc w:val="both"/>
         <w:rPr>
-          <w:sz w:val="32"/>
-          <w:szCs w:val="32"/>
-        </w:rPr>
-      </w:pPr>
-      <w:r>
-        <w:rPr>
+          <w:rFonts w:ascii="Carlito" w:hAnsi="Carlito" w:cs="Carlito"/>
+          <w:sz w:val="32"/>
+          <w:szCs w:val="32"/>
+        </w:rPr>
+      </w:pPr>
+      <w:r>
+        <w:rPr>
+          <w:rFonts w:ascii="Carlito" w:hAnsi="Carlito" w:cs="Carlito"/>
           <w:sz w:val="32"/>
           <w:szCs w:val="32"/>
         </w:rPr>
         <w:t xml:space="preserve"># </w:t>
       </w:r>
-      <w:proofErr w:type="spellStart"/>
-      <w:proofErr w:type="gramStart"/>
-      <w:r>
-        <w:rPr>
+      <w:r>
+        <w:rPr>
+          <w:rFonts w:ascii="Carlito" w:hAnsi="Carlito" w:cs="Carlito"/>
           <w:b/>
           <w:bCs/>
           <w:sz w:val="32"/>
@@ -1133,24 +931,17 @@
         </w:rPr>
         <w:t>str.upper</w:t>
       </w:r>
-      <w:proofErr w:type="spellEnd"/>
-      <w:proofErr w:type="gramEnd"/>
-      <w:r>
-        <w:rPr>
-          <w:sz w:val="32"/>
-          <w:szCs w:val="32"/>
-        </w:rPr>
-        <w:t xml:space="preserve"> </w:t>
-      </w:r>
-      <w:r>
-        <w:rPr>
-          <w:sz w:val="32"/>
-          <w:szCs w:val="32"/>
-        </w:rPr>
-        <w:t>(</w:t>
-      </w:r>
-      <w:r>
-        <w:rPr>
+      <w:r>
+        <w:rPr>
+          <w:rFonts w:ascii="Carlito" w:hAnsi="Carlito" w:cs="Carlito"/>
+          <w:sz w:val="32"/>
+          <w:szCs w:val="32"/>
+        </w:rPr>
+        <w:t xml:space="preserve"> (</w:t>
+      </w:r>
+      <w:r>
+        <w:rPr>
+          <w:rFonts w:ascii="Carlito" w:hAnsi="Carlito" w:cs="Carlito"/>
           <w:b/>
           <w:bCs/>
           <w:sz w:val="32"/>
@@ -1160,167 +951,79 @@
       </w:r>
       <w:r>
         <w:rPr>
-          <w:sz w:val="32"/>
-          <w:szCs w:val="32"/>
-        </w:rPr>
-        <w:t>)</w:t>
-      </w:r>
-      <w:r>
-        <w:rPr>
-          <w:sz w:val="32"/>
-          <w:szCs w:val="32"/>
-        </w:rPr>
-        <w:t>is a function that is applied to every string.</w:t>
-      </w:r>
-    </w:p>
-    <w:p>
-      <w:pPr>
-        <w:spacing w:line="240" w:lineRule="auto"/>
-        <w:jc w:val="both"/>
-        <w:rPr>
-          <w:b/>
-          <w:bCs/>
-          <w:color w:val="D86DCB" w:themeColor="accent5" w:themeTint="99"/>
-          <w:sz w:val="32"/>
-          <w:szCs w:val="32"/>
-        </w:rPr>
-      </w:pPr>
-      <w:r>
-        <w:rPr>
-          <w:b/>
-          <w:bCs/>
-          <w:color w:val="D86DCB" w:themeColor="accent5" w:themeTint="99"/>
-          <w:sz w:val="32"/>
-          <w:szCs w:val="32"/>
-        </w:rPr>
-        <w:t>names = ["</w:t>
-      </w:r>
-      <w:proofErr w:type="spellStart"/>
-      <w:r>
-        <w:rPr>
-          <w:b/>
-          <w:bCs/>
-          <w:color w:val="D86DCB" w:themeColor="accent5" w:themeTint="99"/>
-          <w:sz w:val="32"/>
-          <w:szCs w:val="32"/>
-        </w:rPr>
-        <w:t>alice</w:t>
-      </w:r>
-      <w:proofErr w:type="spellEnd"/>
-      <w:r>
-        <w:rPr>
-          <w:b/>
-          <w:bCs/>
-          <w:color w:val="D86DCB" w:themeColor="accent5" w:themeTint="99"/>
-          <w:sz w:val="32"/>
-          <w:szCs w:val="32"/>
-        </w:rPr>
-        <w:t>", "bob", "</w:t>
-      </w:r>
-      <w:proofErr w:type="spellStart"/>
-      <w:r>
-        <w:rPr>
-          <w:b/>
-          <w:bCs/>
-          <w:color w:val="D86DCB" w:themeColor="accent5" w:themeTint="99"/>
-          <w:sz w:val="32"/>
-          <w:szCs w:val="32"/>
-        </w:rPr>
-        <w:t>charlie</w:t>
-      </w:r>
-      <w:proofErr w:type="spellEnd"/>
-      <w:r>
-        <w:rPr>
-          <w:b/>
-          <w:bCs/>
-          <w:color w:val="D86DCB" w:themeColor="accent5" w:themeTint="99"/>
-          <w:sz w:val="32"/>
-          <w:szCs w:val="32"/>
-        </w:rPr>
-        <w:t>"]</w:t>
-      </w:r>
-    </w:p>
-    <w:p>
-      <w:pPr>
-        <w:spacing w:line="240" w:lineRule="auto"/>
-        <w:jc w:val="both"/>
-        <w:rPr>
-          <w:b/>
-          <w:bCs/>
-          <w:color w:val="D86DCB" w:themeColor="accent5" w:themeTint="99"/>
-          <w:sz w:val="32"/>
-          <w:szCs w:val="32"/>
-        </w:rPr>
-      </w:pPr>
-      <w:r>
-        <w:rPr>
-          <w:b/>
-          <w:bCs/>
-          <w:color w:val="D86DCB" w:themeColor="accent5" w:themeTint="99"/>
-          <w:sz w:val="32"/>
-          <w:szCs w:val="32"/>
-        </w:rPr>
-        <w:t xml:space="preserve">result = </w:t>
-      </w:r>
-      <w:proofErr w:type="gramStart"/>
-      <w:r>
-        <w:rPr>
-          <w:b/>
-          <w:bCs/>
-          <w:color w:val="D86DCB" w:themeColor="accent5" w:themeTint="99"/>
-          <w:sz w:val="32"/>
-          <w:szCs w:val="32"/>
-        </w:rPr>
-        <w:t>list(</w:t>
-      </w:r>
-      <w:proofErr w:type="gramEnd"/>
-      <w:r>
-        <w:rPr>
-          <w:b/>
-          <w:bCs/>
-          <w:color w:val="D86DCB" w:themeColor="accent5" w:themeTint="99"/>
-          <w:sz w:val="32"/>
-          <w:szCs w:val="32"/>
-        </w:rPr>
-        <w:t>map(</w:t>
-      </w:r>
-      <w:proofErr w:type="spellStart"/>
-      <w:r>
-        <w:rPr>
-          <w:b/>
-          <w:bCs/>
-          <w:color w:val="D86DCB" w:themeColor="accent5" w:themeTint="99"/>
-          <w:sz w:val="32"/>
-          <w:szCs w:val="32"/>
-        </w:rPr>
-        <w:t>str.upper</w:t>
-      </w:r>
-      <w:proofErr w:type="spellEnd"/>
-      <w:r>
-        <w:rPr>
-          <w:b/>
-          <w:bCs/>
-          <w:color w:val="D86DCB" w:themeColor="accent5" w:themeTint="99"/>
-          <w:sz w:val="32"/>
-          <w:szCs w:val="32"/>
-        </w:rPr>
-        <w:t>, names))</w:t>
-      </w:r>
-    </w:p>
-    <w:p>
-      <w:pPr>
-        <w:spacing w:line="240" w:lineRule="auto"/>
-        <w:jc w:val="both"/>
-        <w:rPr>
-          <w:b/>
-          <w:bCs/>
-          <w:color w:val="D86DCB" w:themeColor="accent5" w:themeTint="99"/>
-          <w:sz w:val="32"/>
-          <w:szCs w:val="32"/>
-        </w:rPr>
-      </w:pPr>
-      <w:r>
-        <w:rPr>
+          <w:rFonts w:ascii="Carlito" w:hAnsi="Carlito" w:cs="Carlito"/>
+          <w:sz w:val="32"/>
+          <w:szCs w:val="32"/>
+        </w:rPr>
+        <w:t>)is a function that is applied to every string.</w:t>
+      </w:r>
+    </w:p>
+    <w:p>
+      <w:pPr>
+        <w:spacing w:line="240" w:lineRule="auto"/>
+        <w:jc w:val="both"/>
+        <w:rPr>
+          <w:rFonts w:ascii="Carlito" w:hAnsi="Carlito" w:cs="Carlito"/>
+          <w:b/>
+          <w:bCs/>
+          <w:color w:val="D86DCB" w:themeColor="accent5" w:themeTint="99"/>
+          <w:sz w:val="32"/>
+          <w:szCs w:val="32"/>
+        </w:rPr>
+      </w:pPr>
+      <w:r>
+        <w:rPr>
+          <w:rFonts w:ascii="Carlito" w:hAnsi="Carlito" w:cs="Carlito"/>
+          <w:b/>
+          <w:bCs/>
+          <w:color w:val="D86DCB" w:themeColor="accent5" w:themeTint="99"/>
+          <w:sz w:val="32"/>
+          <w:szCs w:val="32"/>
+        </w:rPr>
+        <w:t>names = ["alice", "bob", "charlie"]</w:t>
+      </w:r>
+    </w:p>
+    <w:p>
+      <w:pPr>
+        <w:spacing w:line="240" w:lineRule="auto"/>
+        <w:jc w:val="both"/>
+        <w:rPr>
+          <w:rFonts w:ascii="Carlito" w:hAnsi="Carlito" w:cs="Carlito"/>
+          <w:b/>
+          <w:bCs/>
+          <w:color w:val="D86DCB" w:themeColor="accent5" w:themeTint="99"/>
+          <w:sz w:val="32"/>
+          <w:szCs w:val="32"/>
+        </w:rPr>
+      </w:pPr>
+      <w:r>
+        <w:rPr>
+          <w:rFonts w:ascii="Carlito" w:hAnsi="Carlito" w:cs="Carlito"/>
+          <w:b/>
+          <w:bCs/>
+          <w:color w:val="D86DCB" w:themeColor="accent5" w:themeTint="99"/>
+          <w:sz w:val="32"/>
+          <w:szCs w:val="32"/>
+        </w:rPr>
+        <w:t>result = list(map(str.upper, names))</w:t>
+      </w:r>
+    </w:p>
+    <w:p>
+      <w:pPr>
+        <w:spacing w:line="240" w:lineRule="auto"/>
+        <w:jc w:val="both"/>
+        <w:rPr>
+          <w:rFonts w:ascii="Carlito" w:hAnsi="Carlito" w:cs="Carlito"/>
+          <w:b/>
+          <w:bCs/>
+          <w:color w:val="D86DCB" w:themeColor="accent5" w:themeTint="99"/>
+          <w:sz w:val="32"/>
+          <w:szCs w:val="32"/>
+        </w:rPr>
+      </w:pPr>
+      <w:r>
+        <w:rPr>
+          <w:rFonts w:ascii="Carlito" w:hAnsi="Carlito" w:cs="Carlito"/>
           <w:b/>
           <w:bCs/>
           <w:color w:val="D86DCB" w:themeColor="accent5" w:themeTint="99"/>
@@ -1335,55 +1038,44 @@
         <w:spacing w:line="240" w:lineRule="auto"/>
         <w:jc w:val="both"/>
         <w:rPr>
-          <w:sz w:val="32"/>
-          <w:szCs w:val="32"/>
-        </w:rPr>
-      </w:pPr>
-    </w:p>
-    <w:p>
-      <w:pPr>
-        <w:spacing w:line="240" w:lineRule="auto"/>
-        <w:jc w:val="both"/>
-        <w:rPr>
-          <w:sz w:val="32"/>
-          <w:szCs w:val="32"/>
-        </w:rPr>
-      </w:pPr>
-      <w:r>
-        <w:rPr>
-          <w:sz w:val="32"/>
-          <w:szCs w:val="32"/>
-        </w:rPr>
-        <w:t xml:space="preserve">Multiple </w:t>
-      </w:r>
-      <w:proofErr w:type="spellStart"/>
-      <w:r>
-        <w:rPr>
-          <w:sz w:val="32"/>
-          <w:szCs w:val="32"/>
-        </w:rPr>
-        <w:t>Iterables</w:t>
-      </w:r>
-      <w:proofErr w:type="spellEnd"/>
-      <w:r>
-        <w:rPr>
-          <w:sz w:val="32"/>
-          <w:szCs w:val="32"/>
-        </w:rPr>
-        <w:t xml:space="preserve"> (list):</w:t>
-      </w:r>
-    </w:p>
-    <w:p>
-      <w:pPr>
-        <w:spacing w:line="240" w:lineRule="auto"/>
-        <w:jc w:val="both"/>
-        <w:rPr>
-          <w:sz w:val="32"/>
-          <w:szCs w:val="32"/>
-        </w:rPr>
-      </w:pPr>
-      <w:r>
-        <w:rPr>
+          <w:rFonts w:ascii="Carlito" w:hAnsi="Carlito" w:cs="Carlito"/>
+          <w:sz w:val="32"/>
+          <w:szCs w:val="32"/>
+        </w:rPr>
+      </w:pPr>
+    </w:p>
+    <w:p>
+      <w:pPr>
+        <w:spacing w:line="240" w:lineRule="auto"/>
+        <w:jc w:val="both"/>
+        <w:rPr>
+          <w:rFonts w:ascii="Carlito" w:hAnsi="Carlito" w:cs="Carlito"/>
+          <w:sz w:val="32"/>
+          <w:szCs w:val="32"/>
+        </w:rPr>
+      </w:pPr>
+      <w:r>
+        <w:rPr>
+          <w:rFonts w:ascii="Carlito" w:hAnsi="Carlito" w:cs="Carlito"/>
+          <w:sz w:val="32"/>
+          <w:szCs w:val="32"/>
+        </w:rPr>
+        <w:t>Multiple Iterables (list):</w:t>
+      </w:r>
+    </w:p>
+    <w:p>
+      <w:pPr>
+        <w:spacing w:line="240" w:lineRule="auto"/>
+        <w:jc w:val="both"/>
+        <w:rPr>
+          <w:rFonts w:ascii="Carlito" w:hAnsi="Carlito" w:cs="Carlito"/>
+          <w:sz w:val="32"/>
+          <w:szCs w:val="32"/>
+        </w:rPr>
+      </w:pPr>
+      <w:r>
+        <w:rPr>
+          <w:rFonts w:ascii="Carlito" w:hAnsi="Carlito" w:cs="Carlito"/>
           <w:sz w:val="32"/>
           <w:szCs w:val="32"/>
         </w:rPr>
@@ -1391,83 +1083,29 @@
       </w:r>
       <w:r>
         <w:rPr>
-          <w:b/>
-          <w:bCs/>
-          <w:sz w:val="32"/>
-          <w:szCs w:val="32"/>
-        </w:rPr>
-        <w:t xml:space="preserve"> </w:t>
-      </w:r>
-      <w:proofErr w:type="gramStart"/>
-      <w:r>
-        <w:rPr>
-          <w:b/>
-          <w:bCs/>
-          <w:sz w:val="32"/>
-          <w:szCs w:val="32"/>
-        </w:rPr>
-        <w:t>map(</w:t>
-      </w:r>
-      <w:proofErr w:type="gramEnd"/>
-      <w:r>
-        <w:rPr>
-          <w:b/>
-          <w:bCs/>
-          <w:sz w:val="32"/>
-          <w:szCs w:val="32"/>
-        </w:rPr>
-        <w:t>)</w:t>
-      </w:r>
-      <w:r>
-        <w:rPr>
-          <w:sz w:val="32"/>
-          <w:szCs w:val="32"/>
-        </w:rPr>
-        <w:t xml:space="preserve"> can process more than one </w:t>
-      </w:r>
-      <w:proofErr w:type="spellStart"/>
-      <w:r>
-        <w:rPr>
-          <w:sz w:val="32"/>
-          <w:szCs w:val="32"/>
-        </w:rPr>
-        <w:t>iterable</w:t>
-      </w:r>
-      <w:proofErr w:type="spellEnd"/>
-      <w:r>
-        <w:rPr>
-          <w:sz w:val="32"/>
-          <w:szCs w:val="32"/>
-        </w:rPr>
-        <w:t xml:space="preserve"> or list</w:t>
-      </w:r>
-      <w:r>
-        <w:rPr>
-          <w:sz w:val="32"/>
-          <w:szCs w:val="32"/>
-        </w:rPr>
-        <w:t>.</w:t>
-      </w:r>
-      <w:r>
-        <w:rPr>
-          <w:sz w:val="32"/>
-          <w:szCs w:val="32"/>
-        </w:rPr>
-        <w:t xml:space="preserve"> </w:t>
-      </w:r>
-      <w:r>
-        <w:rPr>
-          <w:sz w:val="32"/>
-          <w:szCs w:val="32"/>
-        </w:rPr>
-        <w:t>Python takes:</w:t>
-      </w:r>
-    </w:p>
-    <w:p>
-      <w:pPr>
-        <w:spacing w:line="240" w:lineRule="auto"/>
-        <w:jc w:val="both"/>
-        <w:rPr>
+          <w:rFonts w:ascii="Carlito" w:hAnsi="Carlito" w:cs="Carlito"/>
+          <w:b/>
+          <w:bCs/>
+          <w:sz w:val="32"/>
+          <w:szCs w:val="32"/>
+        </w:rPr>
+        <w:t xml:space="preserve"> map()</w:t>
+      </w:r>
+      <w:r>
+        <w:rPr>
+          <w:rFonts w:ascii="Carlito" w:hAnsi="Carlito" w:cs="Carlito"/>
+          <w:sz w:val="32"/>
+          <w:szCs w:val="32"/>
+        </w:rPr>
+        <w:t xml:space="preserve"> can process more than one iterable or list. Python takes:</w:t>
+      </w:r>
+    </w:p>
+    <w:p>
+      <w:pPr>
+        <w:spacing w:line="240" w:lineRule="auto"/>
+        <w:jc w:val="both"/>
+        <w:rPr>
+          <w:rFonts w:ascii="Carlito" w:hAnsi="Carlito" w:cs="Carlito"/>
           <w:b/>
           <w:bCs/>
           <w:sz w:val="28"/>
@@ -1476,6 +1114,7 @@
       </w:pPr>
       <w:r>
         <w:rPr>
+          <w:rFonts w:ascii="Carlito" w:hAnsi="Carlito" w:cs="Carlito"/>
           <w:b/>
           <w:bCs/>
           <w:sz w:val="28"/>
@@ -1489,6 +1128,7 @@
         <w:spacing w:line="240" w:lineRule="auto"/>
         <w:jc w:val="both"/>
         <w:rPr>
+          <w:rFonts w:ascii="Carlito" w:hAnsi="Carlito" w:cs="Carlito"/>
           <w:b/>
           <w:bCs/>
           <w:sz w:val="28"/>
@@ -1497,6 +1137,7 @@
       </w:pPr>
       <w:r>
         <w:rPr>
+          <w:rFonts w:ascii="Carlito" w:hAnsi="Carlito" w:cs="Carlito"/>
           <w:b/>
           <w:bCs/>
           <w:sz w:val="28"/>
@@ -1510,6 +1151,7 @@
         <w:spacing w:line="240" w:lineRule="auto"/>
         <w:jc w:val="both"/>
         <w:rPr>
+          <w:rFonts w:ascii="Carlito" w:hAnsi="Carlito" w:cs="Carlito"/>
           <w:b/>
           <w:bCs/>
           <w:sz w:val="28"/>
@@ -1518,6 +1160,7 @@
       </w:pPr>
       <w:r>
         <w:rPr>
+          <w:rFonts w:ascii="Carlito" w:hAnsi="Carlito" w:cs="Carlito"/>
           <w:b/>
           <w:bCs/>
           <w:sz w:val="28"/>
@@ -1531,12 +1174,14 @@
         <w:spacing w:line="240" w:lineRule="auto"/>
         <w:jc w:val="both"/>
         <w:rPr>
-          <w:sz w:val="32"/>
-          <w:szCs w:val="32"/>
-        </w:rPr>
-      </w:pPr>
-      <w:r>
-        <w:rPr>
+          <w:rFonts w:ascii="Carlito" w:hAnsi="Carlito" w:cs="Carlito"/>
+          <w:sz w:val="32"/>
+          <w:szCs w:val="32"/>
+        </w:rPr>
+      </w:pPr>
+      <w:r>
+        <w:rPr>
+          <w:rFonts w:ascii="Carlito" w:hAnsi="Carlito" w:cs="Carlito"/>
           <w:sz w:val="32"/>
           <w:szCs w:val="32"/>
         </w:rPr>
@@ -1548,15 +1193,17 @@
         <w:spacing w:line="240" w:lineRule="auto"/>
         <w:jc w:val="both"/>
         <w:rPr>
-          <w:b/>
-          <w:bCs/>
-          <w:color w:val="D86DCB" w:themeColor="accent5" w:themeTint="99"/>
-          <w:sz w:val="32"/>
-          <w:szCs w:val="32"/>
-        </w:rPr>
-      </w:pPr>
-      <w:r>
-        <w:rPr>
+          <w:rFonts w:ascii="Carlito" w:hAnsi="Carlito" w:cs="Carlito"/>
+          <w:b/>
+          <w:bCs/>
+          <w:color w:val="D86DCB" w:themeColor="accent5" w:themeTint="99"/>
+          <w:sz w:val="32"/>
+          <w:szCs w:val="32"/>
+        </w:rPr>
+      </w:pPr>
+      <w:r>
+        <w:rPr>
+          <w:rFonts w:ascii="Carlito" w:hAnsi="Carlito" w:cs="Carlito"/>
           <w:b/>
           <w:bCs/>
           <w:color w:val="D86DCB" w:themeColor="accent5" w:themeTint="99"/>
@@ -1571,15 +1218,17 @@
         <w:spacing w:line="240" w:lineRule="auto"/>
         <w:jc w:val="both"/>
         <w:rPr>
-          <w:b/>
-          <w:bCs/>
-          <w:color w:val="D86DCB" w:themeColor="accent5" w:themeTint="99"/>
-          <w:sz w:val="32"/>
-          <w:szCs w:val="32"/>
-        </w:rPr>
-      </w:pPr>
-      <w:r>
-        <w:rPr>
+          <w:rFonts w:ascii="Carlito" w:hAnsi="Carlito" w:cs="Carlito"/>
+          <w:b/>
+          <w:bCs/>
+          <w:color w:val="D86DCB" w:themeColor="accent5" w:themeTint="99"/>
+          <w:sz w:val="32"/>
+          <w:szCs w:val="32"/>
+        </w:rPr>
+      </w:pPr>
+      <w:r>
+        <w:rPr>
+          <w:rFonts w:ascii="Carlito" w:hAnsi="Carlito" w:cs="Carlito"/>
           <w:b/>
           <w:bCs/>
           <w:color w:val="D86DCB" w:themeColor="accent5" w:themeTint="99"/>
@@ -1594,60 +1243,42 @@
         <w:spacing w:line="240" w:lineRule="auto"/>
         <w:jc w:val="both"/>
         <w:rPr>
-          <w:b/>
-          <w:bCs/>
-          <w:color w:val="D86DCB" w:themeColor="accent5" w:themeTint="99"/>
-          <w:sz w:val="32"/>
-          <w:szCs w:val="32"/>
-        </w:rPr>
-      </w:pPr>
-      <w:r>
-        <w:rPr>
-          <w:b/>
-          <w:bCs/>
-          <w:color w:val="D86DCB" w:themeColor="accent5" w:themeTint="99"/>
-          <w:sz w:val="32"/>
-          <w:szCs w:val="32"/>
-        </w:rPr>
-        <w:t xml:space="preserve">result = </w:t>
-      </w:r>
-      <w:proofErr w:type="gramStart"/>
-      <w:r>
-        <w:rPr>
-          <w:b/>
-          <w:bCs/>
-          <w:color w:val="D86DCB" w:themeColor="accent5" w:themeTint="99"/>
-          <w:sz w:val="32"/>
-          <w:szCs w:val="32"/>
-        </w:rPr>
-        <w:t>list(</w:t>
-      </w:r>
-      <w:proofErr w:type="gramEnd"/>
-      <w:r>
-        <w:rPr>
-          <w:b/>
-          <w:bCs/>
-          <w:color w:val="D86DCB" w:themeColor="accent5" w:themeTint="99"/>
-          <w:sz w:val="32"/>
-          <w:szCs w:val="32"/>
-        </w:rPr>
-        <w:t>map(lambda x, y: x + y, a, b))</w:t>
-      </w:r>
-    </w:p>
-    <w:p>
-      <w:pPr>
-        <w:spacing w:line="240" w:lineRule="auto"/>
-        <w:jc w:val="both"/>
-        <w:rPr>
-          <w:b/>
-          <w:bCs/>
-          <w:color w:val="D86DCB" w:themeColor="accent5" w:themeTint="99"/>
-          <w:sz w:val="32"/>
-          <w:szCs w:val="32"/>
-        </w:rPr>
-      </w:pPr>
-      <w:r>
-        <w:rPr>
+          <w:rFonts w:ascii="Carlito" w:hAnsi="Carlito" w:cs="Carlito"/>
+          <w:b/>
+          <w:bCs/>
+          <w:color w:val="D86DCB" w:themeColor="accent5" w:themeTint="99"/>
+          <w:sz w:val="32"/>
+          <w:szCs w:val="32"/>
+        </w:rPr>
+      </w:pPr>
+      <w:r>
+        <w:rPr>
+          <w:rFonts w:ascii="Carlito" w:hAnsi="Carlito" w:cs="Carlito"/>
+          <w:b/>
+          <w:bCs/>
+          <w:color w:val="D86DCB" w:themeColor="accent5" w:themeTint="99"/>
+          <w:sz w:val="32"/>
+          <w:szCs w:val="32"/>
+        </w:rPr>
+        <w:t>result = list(map(lambda x, y: x + y, a, b))</w:t>
+      </w:r>
+    </w:p>
+    <w:p>
+      <w:pPr>
+        <w:spacing w:line="240" w:lineRule="auto"/>
+        <w:jc w:val="both"/>
+        <w:rPr>
+          <w:rFonts w:ascii="Carlito" w:hAnsi="Carlito" w:cs="Carlito"/>
+          <w:b/>
+          <w:bCs/>
+          <w:color w:val="D86DCB" w:themeColor="accent5" w:themeTint="99"/>
+          <w:sz w:val="32"/>
+          <w:szCs w:val="32"/>
+        </w:rPr>
+      </w:pPr>
+      <w:r>
+        <w:rPr>
+          <w:rFonts w:ascii="Carlito" w:hAnsi="Carlito" w:cs="Carlito"/>
           <w:b/>
           <w:bCs/>
           <w:color w:val="D86DCB" w:themeColor="accent5" w:themeTint="99"/>
@@ -1662,33 +1293,29 @@
         <w:spacing w:line="240" w:lineRule="auto"/>
         <w:jc w:val="both"/>
         <w:rPr>
-          <w:sz w:val="32"/>
-          <w:szCs w:val="32"/>
-        </w:rPr>
-      </w:pPr>
-    </w:p>
-    <w:p>
-      <w:pPr>
-        <w:spacing w:line="240" w:lineRule="auto"/>
-        <w:jc w:val="both"/>
-        <w:rPr>
-          <w:sz w:val="32"/>
-          <w:szCs w:val="32"/>
-        </w:rPr>
-      </w:pPr>
-      <w:r>
-        <w:rPr>
-          <w:sz w:val="32"/>
-          <w:szCs w:val="32"/>
-        </w:rPr>
-        <w:t>Best Practices</w:t>
-      </w:r>
-      <w:r>
-        <w:rPr>
-          <w:sz w:val="32"/>
-          <w:szCs w:val="32"/>
-        </w:rPr>
-        <w:t>:</w:t>
+          <w:rFonts w:ascii="Carlito" w:hAnsi="Carlito" w:cs="Carlito"/>
+          <w:sz w:val="32"/>
+          <w:szCs w:val="32"/>
+        </w:rPr>
+      </w:pPr>
+    </w:p>
+    <w:p>
+      <w:pPr>
+        <w:spacing w:line="240" w:lineRule="auto"/>
+        <w:jc w:val="both"/>
+        <w:rPr>
+          <w:rFonts w:ascii="Carlito" w:hAnsi="Carlito" w:cs="Carlito"/>
+          <w:sz w:val="32"/>
+          <w:szCs w:val="32"/>
+        </w:rPr>
+      </w:pPr>
+      <w:r>
+        <w:rPr>
+          <w:rFonts w:ascii="Carlito" w:hAnsi="Carlito" w:cs="Carlito"/>
+          <w:sz w:val="32"/>
+          <w:szCs w:val="32"/>
+        </w:rPr>
+        <w:t>Best Practices:</w:t>
       </w:r>
     </w:p>
     <w:p>
@@ -1702,12 +1329,14 @@
         <w:ind w:left="360"/>
         <w:jc w:val="both"/>
         <w:rPr>
-          <w:sz w:val="32"/>
-          <w:szCs w:val="32"/>
-        </w:rPr>
-      </w:pPr>
-      <w:r>
-        <w:rPr>
+          <w:rFonts w:ascii="Carlito" w:hAnsi="Carlito" w:cs="Carlito"/>
+          <w:sz w:val="32"/>
+          <w:szCs w:val="32"/>
+        </w:rPr>
+      </w:pPr>
+      <w:r>
+        <w:rPr>
+          <w:rFonts w:ascii="Carlito" w:hAnsi="Carlito" w:cs="Carlito"/>
           <w:sz w:val="32"/>
           <w:szCs w:val="32"/>
         </w:rPr>
@@ -1715,35 +1344,17 @@
       </w:r>
       <w:r>
         <w:rPr>
-          <w:b/>
-          <w:bCs/>
-          <w:sz w:val="32"/>
-          <w:szCs w:val="32"/>
-        </w:rPr>
-        <w:t xml:space="preserve"> </w:t>
-      </w:r>
-      <w:proofErr w:type="gramStart"/>
-      <w:r>
-        <w:rPr>
-          <w:b/>
-          <w:bCs/>
-          <w:sz w:val="32"/>
-          <w:szCs w:val="32"/>
-        </w:rPr>
-        <w:t>map(</w:t>
-      </w:r>
-      <w:proofErr w:type="gramEnd"/>
-      <w:r>
-        <w:rPr>
-          <w:b/>
-          <w:bCs/>
-          <w:sz w:val="32"/>
-          <w:szCs w:val="32"/>
-        </w:rPr>
-        <w:t>)</w:t>
-      </w:r>
-      <w:r>
-        <w:rPr>
+          <w:rFonts w:ascii="Carlito" w:hAnsi="Carlito" w:cs="Carlito"/>
+          <w:b/>
+          <w:bCs/>
+          <w:sz w:val="32"/>
+          <w:szCs w:val="32"/>
+        </w:rPr>
+        <w:t xml:space="preserve"> map()</w:t>
+      </w:r>
+      <w:r>
+        <w:rPr>
+          <w:rFonts w:ascii="Carlito" w:hAnsi="Carlito" w:cs="Carlito"/>
           <w:sz w:val="32"/>
           <w:szCs w:val="32"/>
         </w:rPr>
@@ -1761,12 +1372,14 @@
         <w:ind w:left="360"/>
         <w:jc w:val="both"/>
         <w:rPr>
-          <w:sz w:val="32"/>
-          <w:szCs w:val="32"/>
-        </w:rPr>
-      </w:pPr>
-      <w:r>
-        <w:rPr>
+          <w:rFonts w:ascii="Carlito" w:hAnsi="Carlito" w:cs="Carlito"/>
+          <w:sz w:val="32"/>
+          <w:szCs w:val="32"/>
+        </w:rPr>
+      </w:pPr>
+      <w:r>
+        <w:rPr>
+          <w:rFonts w:ascii="Carlito" w:hAnsi="Carlito" w:cs="Carlito"/>
           <w:sz w:val="32"/>
           <w:szCs w:val="32"/>
         </w:rPr>
@@ -1774,6 +1387,7 @@
       </w:r>
       <w:r>
         <w:rPr>
+          <w:rFonts w:ascii="Carlito" w:hAnsi="Carlito" w:cs="Carlito"/>
           <w:b/>
           <w:bCs/>
           <w:sz w:val="32"/>
@@ -1783,6 +1397,7 @@
       </w:r>
       <w:r>
         <w:rPr>
+          <w:rFonts w:ascii="Carlito" w:hAnsi="Carlito" w:cs="Carlito"/>
           <w:sz w:val="32"/>
           <w:szCs w:val="32"/>
         </w:rPr>
@@ -1800,12 +1415,14 @@
         <w:ind w:left="360"/>
         <w:jc w:val="both"/>
         <w:rPr>
-          <w:sz w:val="32"/>
-          <w:szCs w:val="32"/>
-        </w:rPr>
-      </w:pPr>
-      <w:r>
-        <w:rPr>
+          <w:rFonts w:ascii="Carlito" w:hAnsi="Carlito" w:cs="Carlito"/>
+          <w:sz w:val="32"/>
+          <w:szCs w:val="32"/>
+        </w:rPr>
+      </w:pPr>
+      <w:r>
+        <w:rPr>
+          <w:rFonts w:ascii="Carlito" w:hAnsi="Carlito" w:cs="Carlito"/>
           <w:sz w:val="32"/>
           <w:szCs w:val="32"/>
         </w:rPr>
@@ -1813,6 +1430,7 @@
       </w:r>
       <w:r>
         <w:rPr>
+          <w:rFonts w:ascii="Carlito" w:hAnsi="Carlito" w:cs="Carlito"/>
           <w:b/>
           <w:bCs/>
           <w:sz w:val="32"/>
@@ -1822,6 +1440,7 @@
       </w:r>
       <w:r>
         <w:rPr>
+          <w:rFonts w:ascii="Carlito" w:hAnsi="Carlito" w:cs="Carlito"/>
           <w:sz w:val="32"/>
           <w:szCs w:val="32"/>
         </w:rPr>
@@ -1839,39 +1458,32 @@
         <w:ind w:left="360"/>
         <w:jc w:val="both"/>
         <w:rPr>
-          <w:sz w:val="32"/>
-          <w:szCs w:val="32"/>
-        </w:rPr>
-      </w:pPr>
-      <w:r>
-        <w:rPr>
+          <w:rFonts w:ascii="Carlito" w:hAnsi="Carlito" w:cs="Carlito"/>
+          <w:sz w:val="32"/>
+          <w:szCs w:val="32"/>
+        </w:rPr>
+      </w:pPr>
+      <w:r>
+        <w:rPr>
+          <w:rFonts w:ascii="Carlito" w:hAnsi="Carlito" w:cs="Carlito"/>
           <w:sz w:val="32"/>
           <w:szCs w:val="32"/>
         </w:rPr>
         <w:t xml:space="preserve">Remember that </w:t>
       </w:r>
-      <w:proofErr w:type="gramStart"/>
-      <w:r>
-        <w:rPr>
-          <w:b/>
-          <w:bCs/>
-          <w:sz w:val="32"/>
-          <w:szCs w:val="32"/>
-        </w:rPr>
-        <w:t>map(</w:t>
-      </w:r>
-      <w:proofErr w:type="gramEnd"/>
-      <w:r>
-        <w:rPr>
-          <w:b/>
-          <w:bCs/>
-          <w:sz w:val="32"/>
-          <w:szCs w:val="32"/>
-        </w:rPr>
-        <w:t>)</w:t>
-      </w:r>
-      <w:r>
-        <w:rPr>
+      <w:r>
+        <w:rPr>
+          <w:rFonts w:ascii="Carlito" w:hAnsi="Carlito" w:cs="Carlito"/>
+          <w:b/>
+          <w:bCs/>
+          <w:sz w:val="32"/>
+          <w:szCs w:val="32"/>
+        </w:rPr>
+        <w:t>map()</w:t>
+      </w:r>
+      <w:r>
+        <w:rPr>
+          <w:rFonts w:ascii="Carlito" w:hAnsi="Carlito" w:cs="Carlito"/>
           <w:sz w:val="32"/>
           <w:szCs w:val="32"/>
         </w:rPr>
@@ -1879,6 +1491,7 @@
       </w:r>
       <w:r>
         <w:rPr>
+          <w:rFonts w:ascii="Carlito" w:hAnsi="Carlito" w:cs="Carlito"/>
           <w:b/>
           <w:bCs/>
           <w:sz w:val="32"/>
@@ -1888,6 +1501,7 @@
       </w:r>
       <w:r>
         <w:rPr>
+          <w:rFonts w:ascii="Carlito" w:hAnsi="Carlito" w:cs="Carlito"/>
           <w:sz w:val="32"/>
           <w:szCs w:val="32"/>
         </w:rPr>
@@ -1899,6 +1513,7 @@
         <w:spacing w:line="240" w:lineRule="auto"/>
         <w:jc w:val="both"/>
         <w:rPr>
+          <w:rFonts w:ascii="Carlito" w:hAnsi="Carlito" w:cs="Carlito"/>
           <w:sz w:val="32"/>
           <w:szCs w:val="32"/>
         </w:rPr>
@@ -1909,15 +1524,18 @@
         <w:spacing w:line="240" w:lineRule="auto"/>
         <w:jc w:val="center"/>
         <w:rPr>
-          <w:sz w:val="32"/>
-          <w:szCs w:val="32"/>
-        </w:rPr>
-      </w:pPr>
-      <w:r>
-        <w:rPr>
-          <w:sz w:val="32"/>
-          <w:szCs w:val="32"/>
-        </w:rPr>
+          <w:rFonts w:ascii="Carlito" w:hAnsi="Carlito" w:cs="Carlito"/>
+          <w:sz w:val="32"/>
+          <w:szCs w:val="32"/>
+        </w:rPr>
+      </w:pPr>
+      <w:r>
+        <w:rPr>
+          <w:rFonts w:ascii="Carlito" w:hAnsi="Carlito" w:cs="Carlito"/>
+          <w:sz w:val="32"/>
+          <w:szCs w:val="32"/>
+        </w:rPr>
+        <w:lastRenderedPageBreak/>
         <w:t>Break</w:t>
       </w:r>
     </w:p>
@@ -1926,44 +1544,37 @@
         <w:spacing w:line="240" w:lineRule="auto"/>
         <w:jc w:val="both"/>
         <w:rPr>
-          <w:sz w:val="32"/>
-          <w:szCs w:val="32"/>
-        </w:rPr>
-      </w:pPr>
-    </w:p>
-    <w:p>
-      <w:pPr>
-        <w:spacing w:line="240" w:lineRule="auto"/>
-        <w:jc w:val="both"/>
-        <w:rPr>
-          <w:b/>
-          <w:bCs/>
-          <w:sz w:val="32"/>
-          <w:szCs w:val="32"/>
-        </w:rPr>
-      </w:pPr>
-      <w:proofErr w:type="gramStart"/>
-      <w:r>
-        <w:rPr>
-          <w:b/>
-          <w:bCs/>
-          <w:sz w:val="32"/>
-          <w:szCs w:val="32"/>
-        </w:rPr>
-        <w:t>filter(</w:t>
-      </w:r>
-      <w:proofErr w:type="gramEnd"/>
-      <w:r>
-        <w:rPr>
-          <w:b/>
-          <w:bCs/>
-          <w:sz w:val="32"/>
-          <w:szCs w:val="32"/>
-        </w:rPr>
-        <w:t xml:space="preserve">) </w:t>
-      </w:r>
-      <w:r>
-        <w:rPr>
+          <w:rFonts w:ascii="Carlito" w:hAnsi="Carlito" w:cs="Carlito"/>
+          <w:sz w:val="32"/>
+          <w:szCs w:val="32"/>
+        </w:rPr>
+      </w:pPr>
+    </w:p>
+    <w:p>
+      <w:pPr>
+        <w:spacing w:line="240" w:lineRule="auto"/>
+        <w:jc w:val="both"/>
+        <w:rPr>
+          <w:rFonts w:ascii="Carlito" w:hAnsi="Carlito" w:cs="Carlito"/>
+          <w:b/>
+          <w:bCs/>
+          <w:sz w:val="32"/>
+          <w:szCs w:val="32"/>
+        </w:rPr>
+      </w:pPr>
+      <w:r>
+        <w:rPr>
+          <w:rFonts w:ascii="Carlito" w:hAnsi="Carlito" w:cs="Carlito"/>
+          <w:b/>
+          <w:bCs/>
+          <w:sz w:val="32"/>
+          <w:szCs w:val="32"/>
+        </w:rPr>
+        <w:t xml:space="preserve">filter() </w:t>
+      </w:r>
+      <w:r>
+        <w:rPr>
+          <w:rFonts w:ascii="Carlito" w:hAnsi="Carlito" w:cs="Carlito"/>
           <w:b/>
           <w:bCs/>
           <w:sz w:val="32"/>
@@ -1973,6 +1584,7 @@
       </w:r>
       <w:r>
         <w:rPr>
+          <w:rFonts w:ascii="Carlito" w:hAnsi="Carlito" w:cs="Carlito"/>
           <w:b/>
           <w:bCs/>
           <w:sz w:val="32"/>
@@ -1986,12 +1598,14 @@
         <w:spacing w:line="240" w:lineRule="auto"/>
         <w:jc w:val="both"/>
         <w:rPr>
-          <w:sz w:val="32"/>
-          <w:szCs w:val="32"/>
-        </w:rPr>
-      </w:pPr>
-      <w:r>
-        <w:rPr>
+          <w:rFonts w:ascii="Carlito" w:hAnsi="Carlito" w:cs="Carlito"/>
+          <w:sz w:val="32"/>
+          <w:szCs w:val="32"/>
+        </w:rPr>
+      </w:pPr>
+      <w:r>
+        <w:rPr>
+          <w:rFonts w:ascii="Carlito" w:hAnsi="Carlito" w:cs="Carlito"/>
           <w:sz w:val="32"/>
           <w:szCs w:val="32"/>
         </w:rPr>
@@ -1999,6 +1613,7 @@
       </w:r>
       <w:r>
         <w:rPr>
+          <w:rFonts w:ascii="Carlito" w:hAnsi="Carlito" w:cs="Carlito"/>
           <w:sz w:val="32"/>
           <w:szCs w:val="32"/>
         </w:rPr>
@@ -2006,68 +1621,36 @@
       </w:r>
       <w:r>
         <w:rPr>
-          <w:b/>
-          <w:bCs/>
-          <w:sz w:val="32"/>
-          <w:szCs w:val="32"/>
-        </w:rPr>
-        <w:t xml:space="preserve"> </w:t>
-      </w:r>
-      <w:proofErr w:type="gramStart"/>
-      <w:r>
-        <w:rPr>
-          <w:b/>
-          <w:bCs/>
-          <w:sz w:val="32"/>
-          <w:szCs w:val="32"/>
-        </w:rPr>
-        <w:t>filter(</w:t>
-      </w:r>
-      <w:proofErr w:type="gramEnd"/>
-      <w:r>
-        <w:rPr>
-          <w:b/>
-          <w:bCs/>
-          <w:sz w:val="32"/>
-          <w:szCs w:val="32"/>
-        </w:rPr>
-        <w:t>)</w:t>
-      </w:r>
-      <w:r>
-        <w:rPr>
-          <w:sz w:val="32"/>
-          <w:szCs w:val="32"/>
-        </w:rPr>
-        <w:t xml:space="preserve"> function in Python extracts elements from an </w:t>
-      </w:r>
-      <w:proofErr w:type="spellStart"/>
-      <w:r>
-        <w:rPr>
-          <w:sz w:val="32"/>
-          <w:szCs w:val="32"/>
-        </w:rPr>
-        <w:t>iterable</w:t>
-      </w:r>
-      <w:proofErr w:type="spellEnd"/>
-      <w:r>
-        <w:rPr>
-          <w:sz w:val="32"/>
-          <w:szCs w:val="32"/>
-        </w:rPr>
-        <w:t xml:space="preserve"> (like a list, tuple or set) that satisfy a specific condition.</w:t>
-      </w:r>
-    </w:p>
-    <w:p>
-      <w:pPr>
-        <w:spacing w:line="240" w:lineRule="auto"/>
-        <w:jc w:val="both"/>
-        <w:rPr>
-          <w:sz w:val="32"/>
-          <w:szCs w:val="32"/>
-        </w:rPr>
-      </w:pPr>
-      <w:r>
-        <w:rPr>
+          <w:rFonts w:ascii="Carlito" w:hAnsi="Carlito" w:cs="Carlito"/>
+          <w:b/>
+          <w:bCs/>
+          <w:sz w:val="32"/>
+          <w:szCs w:val="32"/>
+        </w:rPr>
+        <w:t xml:space="preserve"> filter()</w:t>
+      </w:r>
+      <w:r>
+        <w:rPr>
+          <w:rFonts w:ascii="Carlito" w:hAnsi="Carlito" w:cs="Carlito"/>
+          <w:sz w:val="32"/>
+          <w:szCs w:val="32"/>
+        </w:rPr>
+        <w:t xml:space="preserve"> function in Python extracts elements from an iterable (like a list, tuple or set) that satisfy a specific condition.</w:t>
+      </w:r>
+    </w:p>
+    <w:p>
+      <w:pPr>
+        <w:spacing w:line="240" w:lineRule="auto"/>
+        <w:jc w:val="both"/>
+        <w:rPr>
+          <w:rFonts w:ascii="Carlito" w:hAnsi="Carlito" w:cs="Carlito"/>
+          <w:sz w:val="32"/>
+          <w:szCs w:val="32"/>
+        </w:rPr>
+      </w:pPr>
+      <w:r>
+        <w:rPr>
+          <w:rFonts w:ascii="Carlito" w:hAnsi="Carlito" w:cs="Carlito"/>
           <w:sz w:val="32"/>
           <w:szCs w:val="32"/>
         </w:rPr>
@@ -2075,6 +1658,7 @@
       </w:r>
       <w:r>
         <w:rPr>
+          <w:rFonts w:ascii="Carlito" w:hAnsi="Carlito" w:cs="Carlito"/>
           <w:b/>
           <w:bCs/>
           <w:sz w:val="32"/>
@@ -2088,12 +1672,14 @@
         <w:spacing w:line="240" w:lineRule="auto"/>
         <w:jc w:val="both"/>
         <w:rPr>
-          <w:sz w:val="32"/>
-          <w:szCs w:val="32"/>
-        </w:rPr>
-      </w:pPr>
-      <w:r>
-        <w:rPr>
+          <w:rFonts w:ascii="Carlito" w:hAnsi="Carlito" w:cs="Carlito"/>
+          <w:sz w:val="32"/>
+          <w:szCs w:val="32"/>
+        </w:rPr>
+      </w:pPr>
+      <w:r>
+        <w:rPr>
+          <w:rFonts w:ascii="Carlito" w:hAnsi="Carlito" w:cs="Carlito"/>
           <w:sz w:val="32"/>
           <w:szCs w:val="32"/>
         </w:rPr>
@@ -2105,96 +1691,57 @@
         <w:spacing w:line="240" w:lineRule="auto"/>
         <w:jc w:val="both"/>
         <w:rPr>
-          <w:b/>
-          <w:bCs/>
-          <w:color w:val="D86DCB" w:themeColor="accent5" w:themeTint="99"/>
-          <w:sz w:val="32"/>
-          <w:szCs w:val="32"/>
-        </w:rPr>
-      </w:pPr>
-      <w:proofErr w:type="gramStart"/>
-      <w:r>
-        <w:rPr>
-          <w:b/>
-          <w:bCs/>
-          <w:color w:val="D86DCB" w:themeColor="accent5" w:themeTint="99"/>
-          <w:sz w:val="32"/>
-          <w:szCs w:val="32"/>
-        </w:rPr>
-        <w:t>filter(</w:t>
-      </w:r>
-      <w:proofErr w:type="gramEnd"/>
-      <w:r>
-        <w:rPr>
-          <w:b/>
-          <w:bCs/>
-          <w:color w:val="D86DCB" w:themeColor="accent5" w:themeTint="99"/>
-          <w:sz w:val="32"/>
-          <w:szCs w:val="32"/>
-        </w:rPr>
-        <w:t xml:space="preserve">function, </w:t>
-      </w:r>
-      <w:proofErr w:type="spellStart"/>
-      <w:r>
-        <w:rPr>
-          <w:b/>
-          <w:bCs/>
-          <w:color w:val="D86DCB" w:themeColor="accent5" w:themeTint="99"/>
-          <w:sz w:val="32"/>
-          <w:szCs w:val="32"/>
-        </w:rPr>
-        <w:t>iterable</w:t>
-      </w:r>
-      <w:proofErr w:type="spellEnd"/>
-      <w:r>
-        <w:rPr>
-          <w:b/>
-          <w:bCs/>
-          <w:color w:val="D86DCB" w:themeColor="accent5" w:themeTint="99"/>
-          <w:sz w:val="32"/>
-          <w:szCs w:val="32"/>
-        </w:rPr>
-        <w:t>)</w:t>
-      </w:r>
-    </w:p>
-    <w:p>
-      <w:pPr>
-        <w:spacing w:line="240" w:lineRule="auto"/>
-        <w:jc w:val="both"/>
-        <w:rPr>
-          <w:sz w:val="32"/>
-          <w:szCs w:val="32"/>
-        </w:rPr>
-      </w:pPr>
-      <w:r>
-        <w:rPr>
+          <w:rFonts w:ascii="Carlito" w:hAnsi="Carlito" w:cs="Carlito"/>
+          <w:b/>
+          <w:bCs/>
+          <w:color w:val="D86DCB" w:themeColor="accent5" w:themeTint="99"/>
+          <w:sz w:val="32"/>
+          <w:szCs w:val="32"/>
+        </w:rPr>
+      </w:pPr>
+      <w:r>
+        <w:rPr>
+          <w:rFonts w:ascii="Carlito" w:hAnsi="Carlito" w:cs="Carlito"/>
+          <w:b/>
+          <w:bCs/>
+          <w:color w:val="D86DCB" w:themeColor="accent5" w:themeTint="99"/>
+          <w:sz w:val="32"/>
+          <w:szCs w:val="32"/>
+        </w:rPr>
+        <w:t>filter(function, iterable)</w:t>
+      </w:r>
+    </w:p>
+    <w:p>
+      <w:pPr>
+        <w:spacing w:line="240" w:lineRule="auto"/>
+        <w:jc w:val="both"/>
+        <w:rPr>
+          <w:rFonts w:ascii="Carlito" w:hAnsi="Carlito" w:cs="Carlito"/>
+          <w:sz w:val="32"/>
+          <w:szCs w:val="32"/>
+        </w:rPr>
+      </w:pPr>
+      <w:r>
+        <w:rPr>
+          <w:rFonts w:ascii="Carlito" w:hAnsi="Carlito" w:cs="Carlito"/>
           <w:sz w:val="32"/>
           <w:szCs w:val="32"/>
         </w:rPr>
         <w:t xml:space="preserve"># But </w:t>
       </w:r>
-      <w:proofErr w:type="gramStart"/>
-      <w:r>
-        <w:rPr>
-          <w:b/>
-          <w:bCs/>
-          <w:sz w:val="32"/>
-          <w:szCs w:val="32"/>
-        </w:rPr>
-        <w:t>filter(</w:t>
-      </w:r>
-      <w:proofErr w:type="gramEnd"/>
-      <w:r>
-        <w:rPr>
-          <w:b/>
-          <w:bCs/>
-          <w:sz w:val="32"/>
-          <w:szCs w:val="32"/>
-        </w:rPr>
-        <w:t>)</w:t>
-      </w:r>
-      <w:r>
-        <w:rPr>
+      <w:r>
+        <w:rPr>
+          <w:rFonts w:ascii="Carlito" w:hAnsi="Carlito" w:cs="Carlito"/>
+          <w:b/>
+          <w:bCs/>
+          <w:sz w:val="32"/>
+          <w:szCs w:val="32"/>
+        </w:rPr>
+        <w:t>filter()</w:t>
+      </w:r>
+      <w:r>
+        <w:rPr>
+          <w:rFonts w:ascii="Carlito" w:hAnsi="Carlito" w:cs="Carlito"/>
           <w:sz w:val="32"/>
           <w:szCs w:val="32"/>
         </w:rPr>
@@ -2202,6 +1749,7 @@
       </w:r>
       <w:r>
         <w:rPr>
+          <w:rFonts w:ascii="Carlito" w:hAnsi="Carlito" w:cs="Carlito"/>
           <w:b/>
           <w:bCs/>
           <w:sz w:val="32"/>
@@ -2211,6 +1759,7 @@
       </w:r>
       <w:r>
         <w:rPr>
+          <w:rFonts w:ascii="Carlito" w:hAnsi="Carlito" w:cs="Carlito"/>
           <w:sz w:val="32"/>
           <w:szCs w:val="32"/>
         </w:rPr>
@@ -2218,6 +1767,7 @@
       </w:r>
       <w:r>
         <w:rPr>
+          <w:rFonts w:ascii="Carlito" w:hAnsi="Carlito" w:cs="Carlito"/>
           <w:b/>
           <w:bCs/>
           <w:sz w:val="32"/>
@@ -2227,6 +1777,7 @@
       </w:r>
       <w:r>
         <w:rPr>
+          <w:rFonts w:ascii="Carlito" w:hAnsi="Carlito" w:cs="Carlito"/>
           <w:sz w:val="32"/>
           <w:szCs w:val="32"/>
         </w:rPr>
@@ -2238,12 +1789,14 @@
         <w:spacing w:line="240" w:lineRule="auto"/>
         <w:jc w:val="both"/>
         <w:rPr>
-          <w:sz w:val="32"/>
-          <w:szCs w:val="32"/>
-        </w:rPr>
-      </w:pPr>
-      <w:r>
-        <w:rPr>
+          <w:rFonts w:ascii="Carlito" w:hAnsi="Carlito" w:cs="Carlito"/>
+          <w:sz w:val="32"/>
+          <w:szCs w:val="32"/>
+        </w:rPr>
+      </w:pPr>
+      <w:r>
+        <w:rPr>
+          <w:rFonts w:ascii="Carlito" w:hAnsi="Carlito" w:cs="Carlito"/>
           <w:sz w:val="32"/>
           <w:szCs w:val="32"/>
         </w:rPr>
@@ -2251,6 +1804,7 @@
       </w:r>
       <w:r>
         <w:rPr>
+          <w:rFonts w:ascii="Carlito" w:hAnsi="Carlito" w:cs="Carlito"/>
           <w:b/>
           <w:bCs/>
           <w:sz w:val="32"/>
@@ -2260,6 +1814,7 @@
       </w:r>
       <w:r>
         <w:rPr>
+          <w:rFonts w:ascii="Carlito" w:hAnsi="Carlito" w:cs="Carlito"/>
           <w:sz w:val="32"/>
           <w:szCs w:val="32"/>
         </w:rPr>
@@ -2271,15 +1826,17 @@
         <w:spacing w:line="240" w:lineRule="auto"/>
         <w:jc w:val="both"/>
         <w:rPr>
-          <w:b/>
-          <w:bCs/>
-          <w:color w:val="D86DCB" w:themeColor="accent5" w:themeTint="99"/>
-          <w:sz w:val="32"/>
-          <w:szCs w:val="32"/>
-        </w:rPr>
-      </w:pPr>
-      <w:r>
-        <w:rPr>
+          <w:rFonts w:ascii="Carlito" w:hAnsi="Carlito" w:cs="Carlito"/>
+          <w:b/>
+          <w:bCs/>
+          <w:color w:val="D86DCB" w:themeColor="accent5" w:themeTint="99"/>
+          <w:sz w:val="32"/>
+          <w:szCs w:val="32"/>
+        </w:rPr>
+      </w:pPr>
+      <w:r>
+        <w:rPr>
+          <w:rFonts w:ascii="Carlito" w:hAnsi="Carlito" w:cs="Carlito"/>
           <w:b/>
           <w:bCs/>
           <w:color w:val="D86DCB" w:themeColor="accent5" w:themeTint="99"/>
@@ -2294,15 +1851,17 @@
         <w:spacing w:line="240" w:lineRule="auto"/>
         <w:jc w:val="both"/>
         <w:rPr>
-          <w:b/>
-          <w:bCs/>
-          <w:color w:val="D86DCB" w:themeColor="accent5" w:themeTint="99"/>
-          <w:sz w:val="32"/>
-          <w:szCs w:val="32"/>
-        </w:rPr>
-      </w:pPr>
-      <w:r>
-        <w:rPr>
+          <w:rFonts w:ascii="Carlito" w:hAnsi="Carlito" w:cs="Carlito"/>
+          <w:b/>
+          <w:bCs/>
+          <w:color w:val="D86DCB" w:themeColor="accent5" w:themeTint="99"/>
+          <w:sz w:val="32"/>
+          <w:szCs w:val="32"/>
+        </w:rPr>
+      </w:pPr>
+      <w:r>
+        <w:rPr>
+          <w:rFonts w:ascii="Carlito" w:hAnsi="Carlito" w:cs="Carlito"/>
           <w:b/>
           <w:bCs/>
           <w:color w:val="D86DCB" w:themeColor="accent5" w:themeTint="99"/>
@@ -2317,118 +1876,68 @@
         <w:spacing w:line="240" w:lineRule="auto"/>
         <w:jc w:val="both"/>
         <w:rPr>
-          <w:b/>
-          <w:bCs/>
-          <w:color w:val="D86DCB" w:themeColor="accent5" w:themeTint="99"/>
-          <w:sz w:val="32"/>
-          <w:szCs w:val="32"/>
-        </w:rPr>
-      </w:pPr>
-      <w:proofErr w:type="spellStart"/>
-      <w:r>
-        <w:rPr>
-          <w:b/>
-          <w:bCs/>
-          <w:color w:val="D86DCB" w:themeColor="accent5" w:themeTint="99"/>
-          <w:sz w:val="32"/>
-          <w:szCs w:val="32"/>
-        </w:rPr>
-        <w:t>even_numbers</w:t>
-      </w:r>
-      <w:proofErr w:type="spellEnd"/>
-      <w:r>
-        <w:rPr>
-          <w:b/>
-          <w:bCs/>
-          <w:color w:val="D86DCB" w:themeColor="accent5" w:themeTint="99"/>
-          <w:sz w:val="32"/>
-          <w:szCs w:val="32"/>
-        </w:rPr>
-        <w:t xml:space="preserve"> = </w:t>
-      </w:r>
-      <w:proofErr w:type="gramStart"/>
-      <w:r>
-        <w:rPr>
-          <w:b/>
-          <w:bCs/>
-          <w:color w:val="D86DCB" w:themeColor="accent5" w:themeTint="99"/>
-          <w:sz w:val="32"/>
-          <w:szCs w:val="32"/>
-        </w:rPr>
-        <w:t>list(</w:t>
-      </w:r>
-      <w:proofErr w:type="gramEnd"/>
-      <w:r>
-        <w:rPr>
-          <w:b/>
-          <w:bCs/>
-          <w:color w:val="D86DCB" w:themeColor="accent5" w:themeTint="99"/>
-          <w:sz w:val="32"/>
-          <w:szCs w:val="32"/>
-        </w:rPr>
-        <w:t>filter(lambda x: x % 2 == 0, numbers))</w:t>
-      </w:r>
-    </w:p>
-    <w:p>
-      <w:pPr>
-        <w:spacing w:line="240" w:lineRule="auto"/>
-        <w:jc w:val="both"/>
-        <w:rPr>
-          <w:b/>
-          <w:bCs/>
-          <w:color w:val="D86DCB" w:themeColor="accent5" w:themeTint="99"/>
-          <w:sz w:val="32"/>
-          <w:szCs w:val="32"/>
-        </w:rPr>
-      </w:pPr>
-      <w:r>
-        <w:rPr>
-          <w:b/>
-          <w:bCs/>
-          <w:color w:val="D86DCB" w:themeColor="accent5" w:themeTint="99"/>
-          <w:sz w:val="32"/>
-          <w:szCs w:val="32"/>
-        </w:rPr>
-        <w:t>print(</w:t>
-      </w:r>
-      <w:proofErr w:type="spellStart"/>
-      <w:r>
-        <w:rPr>
-          <w:b/>
-          <w:bCs/>
-          <w:color w:val="D86DCB" w:themeColor="accent5" w:themeTint="99"/>
-          <w:sz w:val="32"/>
-          <w:szCs w:val="32"/>
-        </w:rPr>
-        <w:t>even_numbers</w:t>
-      </w:r>
-      <w:proofErr w:type="spellEnd"/>
-      <w:r>
-        <w:rPr>
-          <w:b/>
-          <w:bCs/>
-          <w:color w:val="D86DCB" w:themeColor="accent5" w:themeTint="99"/>
-          <w:sz w:val="32"/>
-          <w:szCs w:val="32"/>
-        </w:rPr>
-        <w:t>) # [2, 4, 6]</w:t>
-      </w:r>
-    </w:p>
-    <w:p>
-      <w:pPr>
-        <w:spacing w:line="240" w:lineRule="auto"/>
-        <w:jc w:val="both"/>
-        <w:rPr>
-          <w:sz w:val="32"/>
-          <w:szCs w:val="32"/>
-        </w:rPr>
-      </w:pPr>
-    </w:p>
-    <w:p>
-      <w:pPr>
-        <w:spacing w:line="240" w:lineRule="auto"/>
-        <w:jc w:val="both"/>
-        <w:rPr>
+          <w:rFonts w:ascii="Carlito" w:hAnsi="Carlito" w:cs="Carlito"/>
+          <w:b/>
+          <w:bCs/>
+          <w:color w:val="D86DCB" w:themeColor="accent5" w:themeTint="99"/>
+          <w:sz w:val="32"/>
+          <w:szCs w:val="32"/>
+        </w:rPr>
+      </w:pPr>
+      <w:r>
+        <w:rPr>
+          <w:rFonts w:ascii="Carlito" w:hAnsi="Carlito" w:cs="Carlito"/>
+          <w:b/>
+          <w:bCs/>
+          <w:color w:val="D86DCB" w:themeColor="accent5" w:themeTint="99"/>
+          <w:sz w:val="32"/>
+          <w:szCs w:val="32"/>
+        </w:rPr>
+        <w:t>even_numbers = list(filter(lambda x: x % 2 == 0, numbers))</w:t>
+      </w:r>
+    </w:p>
+    <w:p>
+      <w:pPr>
+        <w:spacing w:line="240" w:lineRule="auto"/>
+        <w:jc w:val="both"/>
+        <w:rPr>
+          <w:rFonts w:ascii="Carlito" w:hAnsi="Carlito" w:cs="Carlito"/>
+          <w:b/>
+          <w:bCs/>
+          <w:color w:val="D86DCB" w:themeColor="accent5" w:themeTint="99"/>
+          <w:sz w:val="32"/>
+          <w:szCs w:val="32"/>
+        </w:rPr>
+      </w:pPr>
+      <w:r>
+        <w:rPr>
+          <w:rFonts w:ascii="Carlito" w:hAnsi="Carlito" w:cs="Carlito"/>
+          <w:b/>
+          <w:bCs/>
+          <w:color w:val="D86DCB" w:themeColor="accent5" w:themeTint="99"/>
+          <w:sz w:val="32"/>
+          <w:szCs w:val="32"/>
+        </w:rPr>
+        <w:t>print(even_numbers) # [2, 4, 6]</w:t>
+      </w:r>
+    </w:p>
+    <w:p>
+      <w:pPr>
+        <w:spacing w:line="240" w:lineRule="auto"/>
+        <w:jc w:val="both"/>
+        <w:rPr>
+          <w:rFonts w:ascii="Carlito" w:hAnsi="Carlito" w:cs="Carlito"/>
+          <w:sz w:val="32"/>
+          <w:szCs w:val="32"/>
+        </w:rPr>
+      </w:pPr>
+    </w:p>
+    <w:p>
+      <w:pPr>
+        <w:spacing w:line="240" w:lineRule="auto"/>
+        <w:jc w:val="both"/>
+        <w:rPr>
+          <w:rFonts w:ascii="Carlito" w:hAnsi="Carlito" w:cs="Carlito"/>
           <w:sz w:val="32"/>
           <w:szCs w:val="32"/>
         </w:rPr>
@@ -2439,12 +1948,14 @@
         <w:spacing w:line="240" w:lineRule="auto"/>
         <w:jc w:val="center"/>
         <w:rPr>
-          <w:sz w:val="32"/>
-          <w:szCs w:val="32"/>
-        </w:rPr>
-      </w:pPr>
-      <w:r>
-        <w:rPr>
+          <w:rFonts w:ascii="Carlito" w:hAnsi="Carlito" w:cs="Carlito"/>
+          <w:sz w:val="32"/>
+          <w:szCs w:val="32"/>
+        </w:rPr>
+      </w:pPr>
+      <w:r>
+        <w:rPr>
+          <w:rFonts w:ascii="Carlito" w:hAnsi="Carlito" w:cs="Carlito"/>
           <w:sz w:val="32"/>
           <w:szCs w:val="32"/>
         </w:rPr>
@@ -2456,25 +1967,27 @@
         <w:spacing w:line="240" w:lineRule="auto"/>
         <w:jc w:val="both"/>
         <w:rPr>
-          <w:sz w:val="32"/>
-          <w:szCs w:val="32"/>
-        </w:rPr>
-      </w:pPr>
-    </w:p>
-    <w:p>
-      <w:pPr>
-        <w:spacing w:line="240" w:lineRule="auto"/>
-        <w:jc w:val="both"/>
-        <w:rPr>
-          <w:b/>
-          <w:bCs/>
-          <w:sz w:val="32"/>
-          <w:szCs w:val="32"/>
-        </w:rPr>
-      </w:pPr>
-      <w:proofErr w:type="gramStart"/>
-      <w:r>
-        <w:rPr>
+          <w:rFonts w:ascii="Carlito" w:hAnsi="Carlito" w:cs="Carlito"/>
+          <w:sz w:val="32"/>
+          <w:szCs w:val="32"/>
+        </w:rPr>
+      </w:pPr>
+    </w:p>
+    <w:p>
+      <w:pPr>
+        <w:spacing w:line="240" w:lineRule="auto"/>
+        <w:jc w:val="both"/>
+        <w:rPr>
+          <w:rFonts w:ascii="Carlito" w:hAnsi="Carlito" w:cs="Carlito"/>
+          <w:b/>
+          <w:bCs/>
+          <w:sz w:val="32"/>
+          <w:szCs w:val="32"/>
+        </w:rPr>
+      </w:pPr>
+      <w:r>
+        <w:rPr>
+          <w:rFonts w:ascii="Carlito" w:hAnsi="Carlito" w:cs="Carlito"/>
           <w:b/>
           <w:bCs/>
           <w:sz w:val="32"/>
@@ -2484,25 +1997,17 @@
       </w:r>
       <w:r>
         <w:rPr>
-          <w:b/>
-          <w:bCs/>
-          <w:sz w:val="32"/>
-          <w:szCs w:val="32"/>
-        </w:rPr>
-        <w:t>(</w:t>
-      </w:r>
-      <w:proofErr w:type="gramEnd"/>
-      <w:r>
-        <w:rPr>
-          <w:b/>
-          <w:bCs/>
-          <w:sz w:val="32"/>
-          <w:szCs w:val="32"/>
-        </w:rPr>
-        <w:t>) Function</w:t>
-      </w:r>
-      <w:r>
-        <w:rPr>
+          <w:rFonts w:ascii="Carlito" w:hAnsi="Carlito" w:cs="Carlito"/>
+          <w:b/>
+          <w:bCs/>
+          <w:sz w:val="32"/>
+          <w:szCs w:val="32"/>
+        </w:rPr>
+        <w:t>() Function</w:t>
+      </w:r>
+      <w:r>
+        <w:rPr>
+          <w:rFonts w:ascii="Carlito" w:hAnsi="Carlito" w:cs="Carlito"/>
           <w:b/>
           <w:bCs/>
           <w:sz w:val="32"/>
@@ -2516,12 +2021,14 @@
         <w:spacing w:line="240" w:lineRule="auto"/>
         <w:jc w:val="both"/>
         <w:rPr>
-          <w:sz w:val="32"/>
-          <w:szCs w:val="32"/>
-        </w:rPr>
-      </w:pPr>
-      <w:r>
-        <w:rPr>
+          <w:rFonts w:ascii="Carlito" w:hAnsi="Carlito" w:cs="Carlito"/>
+          <w:sz w:val="32"/>
+          <w:szCs w:val="32"/>
+        </w:rPr>
+      </w:pPr>
+      <w:r>
+        <w:rPr>
+          <w:rFonts w:ascii="Carlito" w:hAnsi="Carlito" w:cs="Carlito"/>
           <w:sz w:val="32"/>
           <w:szCs w:val="32"/>
         </w:rPr>
@@ -2529,82 +2036,53 @@
       </w:r>
       <w:r>
         <w:rPr>
+          <w:rFonts w:ascii="Carlito" w:hAnsi="Carlito" w:cs="Carlito"/>
           <w:sz w:val="32"/>
           <w:szCs w:val="32"/>
         </w:rPr>
         <w:t xml:space="preserve">The </w:t>
       </w:r>
-      <w:proofErr w:type="gramStart"/>
-      <w:r>
-        <w:rPr>
-          <w:b/>
-          <w:bCs/>
-          <w:sz w:val="32"/>
-          <w:szCs w:val="32"/>
-        </w:rPr>
-        <w:t>reduce(</w:t>
-      </w:r>
-      <w:proofErr w:type="gramEnd"/>
-      <w:r>
-        <w:rPr>
-          <w:b/>
-          <w:bCs/>
-          <w:sz w:val="32"/>
-          <w:szCs w:val="32"/>
-        </w:rPr>
-        <w:t>)</w:t>
-      </w:r>
-      <w:r>
-        <w:rPr>
-          <w:sz w:val="32"/>
-          <w:szCs w:val="32"/>
-        </w:rPr>
-        <w:t xml:space="preserve"> function in Python applies a specified function to the elements of an </w:t>
-      </w:r>
-      <w:proofErr w:type="spellStart"/>
-      <w:r>
-        <w:rPr>
-          <w:sz w:val="32"/>
-          <w:szCs w:val="32"/>
-        </w:rPr>
-        <w:t>iterable</w:t>
-      </w:r>
-      <w:proofErr w:type="spellEnd"/>
-      <w:r>
-        <w:rPr>
-          <w:sz w:val="32"/>
-          <w:szCs w:val="32"/>
-        </w:rPr>
-        <w:t xml:space="preserve"> (like a list, tuple or set) iteratively from </w:t>
-      </w:r>
-      <w:r>
-        <w:rPr>
+      <w:r>
+        <w:rPr>
+          <w:rFonts w:ascii="Carlito" w:hAnsi="Carlito" w:cs="Carlito"/>
+          <w:b/>
+          <w:bCs/>
+          <w:sz w:val="32"/>
+          <w:szCs w:val="32"/>
+        </w:rPr>
+        <w:t>reduce()</w:t>
+      </w:r>
+      <w:r>
+        <w:rPr>
+          <w:rFonts w:ascii="Carlito" w:hAnsi="Carlito" w:cs="Carlito"/>
+          <w:sz w:val="32"/>
+          <w:szCs w:val="32"/>
+        </w:rPr>
+        <w:t xml:space="preserve"> function in Python applies a specified function to the elements of an iterable (like a list, tuple or set) iteratively from left to right to compress the entire elements of the list down to a single value</w:t>
+      </w:r>
+    </w:p>
+    <w:p>
+      <w:pPr>
+        <w:spacing w:line="240" w:lineRule="auto"/>
+        <w:jc w:val="both"/>
+        <w:rPr>
+          <w:rFonts w:ascii="Carlito" w:hAnsi="Carlito" w:cs="Carlito"/>
+          <w:sz w:val="32"/>
+          <w:szCs w:val="32"/>
+        </w:rPr>
+      </w:pPr>
+      <w:r>
+        <w:rPr>
+          <w:rFonts w:ascii="Carlito" w:hAnsi="Carlito" w:cs="Carlito"/>
           <w:sz w:val="32"/>
           <w:szCs w:val="32"/>
         </w:rPr>
         <w:lastRenderedPageBreak/>
-        <w:t>left to right to compress the entire elements of the list down to a single value</w:t>
-      </w:r>
-    </w:p>
-    <w:p>
-      <w:pPr>
-        <w:spacing w:line="240" w:lineRule="auto"/>
-        <w:jc w:val="both"/>
-        <w:rPr>
-          <w:sz w:val="32"/>
-          <w:szCs w:val="32"/>
-        </w:rPr>
-      </w:pPr>
-      <w:r>
-        <w:rPr>
-          <w:sz w:val="32"/>
-          <w:szCs w:val="32"/>
-        </w:rPr>
         <w:t xml:space="preserve"># It’s from </w:t>
       </w:r>
-      <w:proofErr w:type="spellStart"/>
-      <w:r>
-        <w:rPr>
+      <w:r>
+        <w:rPr>
+          <w:rFonts w:ascii="Carlito" w:hAnsi="Carlito" w:cs="Carlito"/>
           <w:b/>
           <w:bCs/>
           <w:sz w:val="32"/>
@@ -2612,9 +2090,9 @@
         </w:rPr>
         <w:t>functools</w:t>
       </w:r>
-      <w:proofErr w:type="spellEnd"/>
-      <w:r>
-        <w:rPr>
+      <w:r>
+        <w:rPr>
+          <w:rFonts w:ascii="Carlito" w:hAnsi="Carlito" w:cs="Carlito"/>
           <w:sz w:val="32"/>
           <w:szCs w:val="32"/>
         </w:rPr>
@@ -2626,12 +2104,14 @@
         <w:spacing w:line="240" w:lineRule="auto"/>
         <w:jc w:val="both"/>
         <w:rPr>
-          <w:sz w:val="32"/>
-          <w:szCs w:val="32"/>
-        </w:rPr>
-      </w:pPr>
-      <w:r>
-        <w:rPr>
+          <w:rFonts w:ascii="Carlito" w:hAnsi="Carlito" w:cs="Carlito"/>
+          <w:sz w:val="32"/>
+          <w:szCs w:val="32"/>
+        </w:rPr>
+      </w:pPr>
+      <w:r>
+        <w:rPr>
+          <w:rFonts w:ascii="Carlito" w:hAnsi="Carlito" w:cs="Carlito"/>
           <w:sz w:val="32"/>
           <w:szCs w:val="32"/>
         </w:rPr>
@@ -2648,12 +2128,14 @@
         <w:spacing w:line="240" w:lineRule="auto"/>
         <w:jc w:val="both"/>
         <w:rPr>
-          <w:sz w:val="32"/>
-          <w:szCs w:val="32"/>
-        </w:rPr>
-      </w:pPr>
-      <w:r>
-        <w:rPr>
+          <w:rFonts w:ascii="Carlito" w:hAnsi="Carlito" w:cs="Carlito"/>
+          <w:sz w:val="32"/>
+          <w:szCs w:val="32"/>
+        </w:rPr>
+      </w:pPr>
+      <w:r>
+        <w:rPr>
+          <w:rFonts w:ascii="Carlito" w:hAnsi="Carlito" w:cs="Carlito"/>
           <w:b/>
           <w:bCs/>
           <w:sz w:val="32"/>
@@ -2663,6 +2145,7 @@
       </w:r>
       <w:r>
         <w:rPr>
+          <w:rFonts w:ascii="Carlito" w:hAnsi="Carlito" w:cs="Carlito"/>
           <w:sz w:val="32"/>
           <w:szCs w:val="32"/>
         </w:rPr>
@@ -2679,32 +2162,24 @@
         <w:spacing w:line="240" w:lineRule="auto"/>
         <w:jc w:val="both"/>
         <w:rPr>
-          <w:sz w:val="32"/>
-          <w:szCs w:val="32"/>
-        </w:rPr>
-      </w:pPr>
-      <w:proofErr w:type="spellStart"/>
-      <w:r>
-        <w:rPr>
-          <w:b/>
-          <w:bCs/>
-          <w:sz w:val="32"/>
-          <w:szCs w:val="32"/>
-        </w:rPr>
-        <w:t>iterable</w:t>
-      </w:r>
-      <w:proofErr w:type="spellEnd"/>
-      <w:r>
-        <w:rPr>
-          <w:b/>
-          <w:bCs/>
-          <w:sz w:val="32"/>
-          <w:szCs w:val="32"/>
-        </w:rPr>
-        <w:t>:</w:t>
-      </w:r>
-      <w:r>
-        <w:rPr>
+          <w:rFonts w:ascii="Carlito" w:hAnsi="Carlito" w:cs="Carlito"/>
+          <w:sz w:val="32"/>
+          <w:szCs w:val="32"/>
+        </w:rPr>
+      </w:pPr>
+      <w:r>
+        <w:rPr>
+          <w:rFonts w:ascii="Carlito" w:hAnsi="Carlito" w:cs="Carlito"/>
+          <w:b/>
+          <w:bCs/>
+          <w:sz w:val="32"/>
+          <w:szCs w:val="32"/>
+        </w:rPr>
+        <w:t>iterable:</w:t>
+      </w:r>
+      <w:r>
+        <w:rPr>
+          <w:rFonts w:ascii="Carlito" w:hAnsi="Carlito" w:cs="Carlito"/>
           <w:sz w:val="32"/>
           <w:szCs w:val="32"/>
         </w:rPr>
@@ -2721,12 +2196,14 @@
         <w:spacing w:line="240" w:lineRule="auto"/>
         <w:jc w:val="both"/>
         <w:rPr>
-          <w:sz w:val="32"/>
-          <w:szCs w:val="32"/>
-        </w:rPr>
-      </w:pPr>
-      <w:r>
-        <w:rPr>
+          <w:rFonts w:ascii="Carlito" w:hAnsi="Carlito" w:cs="Carlito"/>
+          <w:sz w:val="32"/>
+          <w:szCs w:val="32"/>
+        </w:rPr>
+      </w:pPr>
+      <w:r>
+        <w:rPr>
+          <w:rFonts w:ascii="Carlito" w:hAnsi="Carlito" w:cs="Carlito"/>
           <w:b/>
           <w:bCs/>
           <w:sz w:val="32"/>
@@ -2736,6 +2213,7 @@
       </w:r>
       <w:r>
         <w:rPr>
+          <w:rFonts w:ascii="Carlito" w:hAnsi="Carlito" w:cs="Carlito"/>
           <w:sz w:val="32"/>
           <w:szCs w:val="32"/>
         </w:rPr>
@@ -2747,64 +2225,37 @@
         <w:spacing w:line="240" w:lineRule="auto"/>
         <w:jc w:val="both"/>
         <w:rPr>
-          <w:b/>
-          <w:bCs/>
-          <w:sz w:val="32"/>
-          <w:szCs w:val="32"/>
-        </w:rPr>
-      </w:pPr>
-      <w:proofErr w:type="gramStart"/>
-      <w:r>
-        <w:rPr>
-          <w:b/>
-          <w:bCs/>
-          <w:sz w:val="32"/>
-          <w:szCs w:val="32"/>
-        </w:rPr>
-        <w:t>reduce(</w:t>
-      </w:r>
-      <w:proofErr w:type="gramEnd"/>
-      <w:r>
-        <w:rPr>
-          <w:b/>
-          <w:bCs/>
-          <w:sz w:val="32"/>
-          <w:szCs w:val="32"/>
-        </w:rPr>
-        <w:t xml:space="preserve">function, </w:t>
-      </w:r>
-      <w:proofErr w:type="spellStart"/>
-      <w:r>
-        <w:rPr>
-          <w:b/>
-          <w:bCs/>
-          <w:sz w:val="32"/>
-          <w:szCs w:val="32"/>
-        </w:rPr>
-        <w:t>iterable</w:t>
-      </w:r>
-      <w:proofErr w:type="spellEnd"/>
-      <w:r>
-        <w:rPr>
-          <w:b/>
-          <w:bCs/>
-          <w:sz w:val="32"/>
-          <w:szCs w:val="32"/>
-        </w:rPr>
-        <w:t>, initializer= None)</w:t>
-      </w:r>
-    </w:p>
-    <w:p>
-      <w:pPr>
-        <w:spacing w:line="240" w:lineRule="auto"/>
-        <w:jc w:val="both"/>
-        <w:rPr>
-          <w:sz w:val="32"/>
-          <w:szCs w:val="32"/>
-        </w:rPr>
-      </w:pPr>
-      <w:r>
-        <w:rPr>
+          <w:rFonts w:ascii="Carlito" w:hAnsi="Carlito" w:cs="Carlito"/>
+          <w:b/>
+          <w:bCs/>
+          <w:sz w:val="32"/>
+          <w:szCs w:val="32"/>
+        </w:rPr>
+      </w:pPr>
+      <w:r>
+        <w:rPr>
+          <w:rFonts w:ascii="Carlito" w:hAnsi="Carlito" w:cs="Carlito"/>
+          <w:b/>
+          <w:bCs/>
+          <w:sz w:val="32"/>
+          <w:szCs w:val="32"/>
+        </w:rPr>
+        <w:t>reduce(function, iterable, initializer= None)</w:t>
+      </w:r>
+    </w:p>
+    <w:p>
+      <w:pPr>
+        <w:spacing w:line="240" w:lineRule="auto"/>
+        <w:jc w:val="both"/>
+        <w:rPr>
+          <w:rFonts w:ascii="Carlito" w:hAnsi="Carlito" w:cs="Carlito"/>
+          <w:sz w:val="32"/>
+          <w:szCs w:val="32"/>
+        </w:rPr>
+      </w:pPr>
+      <w:r>
+        <w:rPr>
+          <w:rFonts w:ascii="Carlito" w:hAnsi="Carlito" w:cs="Carlito"/>
           <w:sz w:val="32"/>
           <w:szCs w:val="32"/>
         </w:rPr>
@@ -2812,6 +2263,7 @@
       </w:r>
       <w:r>
         <w:rPr>
+          <w:rFonts w:ascii="Carlito" w:hAnsi="Carlito" w:cs="Carlito"/>
           <w:b/>
           <w:bCs/>
           <w:sz w:val="32"/>
@@ -2821,6 +2273,7 @@
       </w:r>
       <w:r>
         <w:rPr>
+          <w:rFonts w:ascii="Carlito" w:hAnsi="Carlito" w:cs="Carlito"/>
           <w:sz w:val="32"/>
           <w:szCs w:val="32"/>
         </w:rPr>
@@ -2832,12 +2285,256 @@
         <w:spacing w:line="240" w:lineRule="auto"/>
         <w:jc w:val="both"/>
         <w:rPr>
-          <w:sz w:val="32"/>
-          <w:szCs w:val="32"/>
-        </w:rPr>
-      </w:pPr>
-      <w:r>
-        <w:rPr>
+          <w:rFonts w:ascii="Carlito" w:hAnsi="Carlito" w:cs="Carlito"/>
+          <w:sz w:val="32"/>
+          <w:szCs w:val="32"/>
+        </w:rPr>
+      </w:pPr>
+      <w:r>
+        <w:rPr>
+          <w:rFonts w:ascii="Carlito" w:hAnsi="Carlito" w:cs="Carlito"/>
+          <w:sz w:val="32"/>
+          <w:szCs w:val="32"/>
+        </w:rPr>
+        <w:t># Keeps the larger value at each comparison step using ternary operator</w:t>
+      </w:r>
+      <w:r>
+        <w:rPr>
+          <w:rFonts w:ascii="Carlito" w:hAnsi="Carlito" w:cs="Carlito"/>
+          <w:b/>
+          <w:bCs/>
+          <w:sz w:val="32"/>
+          <w:szCs w:val="32"/>
+        </w:rPr>
+        <w:t xml:space="preserve"> … if condition else …</w:t>
+      </w:r>
+    </w:p>
+    <w:p>
+      <w:pPr>
+        <w:spacing w:line="240" w:lineRule="auto"/>
+        <w:jc w:val="both"/>
+        <w:rPr>
+          <w:rFonts w:ascii="Carlito" w:hAnsi="Carlito" w:cs="Carlito"/>
+          <w:b/>
+          <w:bCs/>
+          <w:color w:val="D86DCB" w:themeColor="accent5" w:themeTint="99"/>
+          <w:sz w:val="32"/>
+          <w:szCs w:val="32"/>
+        </w:rPr>
+      </w:pPr>
+      <w:r>
+        <w:rPr>
+          <w:rFonts w:ascii="Carlito" w:hAnsi="Carlito" w:cs="Carlito"/>
+          <w:b/>
+          <w:bCs/>
+          <w:color w:val="D86DCB" w:themeColor="accent5" w:themeTint="99"/>
+          <w:sz w:val="32"/>
+          <w:szCs w:val="32"/>
+        </w:rPr>
+        <w:t>from functools import reduce</w:t>
+      </w:r>
+    </w:p>
+    <w:p>
+      <w:pPr>
+        <w:spacing w:line="240" w:lineRule="auto"/>
+        <w:jc w:val="both"/>
+        <w:rPr>
+          <w:rFonts w:ascii="Carlito" w:hAnsi="Carlito" w:cs="Carlito"/>
+          <w:b/>
+          <w:bCs/>
+          <w:color w:val="D86DCB" w:themeColor="accent5" w:themeTint="99"/>
+          <w:sz w:val="32"/>
+          <w:szCs w:val="32"/>
+        </w:rPr>
+      </w:pPr>
+      <w:r>
+        <w:rPr>
+          <w:rFonts w:ascii="Carlito" w:hAnsi="Carlito" w:cs="Carlito"/>
+          <w:b/>
+          <w:bCs/>
+          <w:color w:val="D86DCB" w:themeColor="accent5" w:themeTint="99"/>
+          <w:sz w:val="32"/>
+          <w:szCs w:val="32"/>
+        </w:rPr>
+        <w:t>numbers = [15, 42, 12, 90, 8]</w:t>
+      </w:r>
+    </w:p>
+    <w:p>
+      <w:pPr>
+        <w:spacing w:line="240" w:lineRule="auto"/>
+        <w:jc w:val="both"/>
+        <w:rPr>
+          <w:rFonts w:ascii="Carlito" w:hAnsi="Carlito" w:cs="Carlito"/>
+          <w:b/>
+          <w:bCs/>
+          <w:color w:val="D86DCB" w:themeColor="accent5" w:themeTint="99"/>
+          <w:sz w:val="32"/>
+          <w:szCs w:val="32"/>
+        </w:rPr>
+      </w:pPr>
+      <w:r>
+        <w:rPr>
+          <w:rFonts w:ascii="Carlito" w:hAnsi="Carlito" w:cs="Carlito"/>
+          <w:b/>
+          <w:bCs/>
+          <w:color w:val="D86DCB" w:themeColor="accent5" w:themeTint="99"/>
+          <w:sz w:val="32"/>
+          <w:szCs w:val="32"/>
+        </w:rPr>
+        <w:t>largest = reduce(lambda x, y: x if x &gt; y else y, numbers)</w:t>
+      </w:r>
+    </w:p>
+    <w:p>
+      <w:pPr>
+        <w:spacing w:line="240" w:lineRule="auto"/>
+        <w:jc w:val="both"/>
+        <w:rPr>
+          <w:rFonts w:ascii="Carlito" w:hAnsi="Carlito" w:cs="Carlito"/>
+          <w:b/>
+          <w:bCs/>
+          <w:color w:val="D86DCB" w:themeColor="accent5" w:themeTint="99"/>
+          <w:sz w:val="32"/>
+          <w:szCs w:val="32"/>
+        </w:rPr>
+      </w:pPr>
+      <w:r>
+        <w:rPr>
+          <w:rFonts w:ascii="Carlito" w:hAnsi="Carlito" w:cs="Carlito"/>
+          <w:b/>
+          <w:bCs/>
+          <w:color w:val="D86DCB" w:themeColor="accent5" w:themeTint="99"/>
+          <w:sz w:val="32"/>
+          <w:szCs w:val="32"/>
+        </w:rPr>
+        <w:t>print(largest) # 90</w:t>
+      </w:r>
+    </w:p>
+    <w:p>
+      <w:pPr>
+        <w:spacing w:line="240" w:lineRule="auto"/>
+        <w:jc w:val="both"/>
+        <w:rPr>
+          <w:rFonts w:ascii="Carlito" w:hAnsi="Carlito" w:cs="Carlito"/>
+          <w:sz w:val="32"/>
+          <w:szCs w:val="32"/>
+        </w:rPr>
+      </w:pPr>
+    </w:p>
+    <w:p>
+      <w:pPr>
+        <w:spacing w:line="240" w:lineRule="auto"/>
+        <w:jc w:val="center"/>
+        <w:rPr>
+          <w:rFonts w:ascii="Carlito" w:hAnsi="Carlito" w:cs="Carlito"/>
+          <w:sz w:val="32"/>
+          <w:szCs w:val="32"/>
+        </w:rPr>
+      </w:pPr>
+      <w:r>
+        <w:rPr>
+          <w:rFonts w:ascii="Carlito" w:hAnsi="Carlito" w:cs="Carlito"/>
+          <w:sz w:val="32"/>
+          <w:szCs w:val="32"/>
+        </w:rPr>
+        <w:t>Break</w:t>
+      </w:r>
+    </w:p>
+    <w:p>
+      <w:pPr>
+        <w:spacing w:line="240" w:lineRule="auto"/>
+        <w:jc w:val="both"/>
+        <w:rPr>
+          <w:rFonts w:ascii="Carlito" w:hAnsi="Carlito" w:cs="Carlito"/>
+          <w:sz w:val="32"/>
+          <w:szCs w:val="32"/>
+        </w:rPr>
+      </w:pPr>
+    </w:p>
+    <w:p>
+      <w:pPr>
+        <w:spacing w:line="240" w:lineRule="auto"/>
+        <w:jc w:val="both"/>
+        <w:rPr>
+          <w:rFonts w:ascii="Carlito" w:hAnsi="Carlito" w:cs="Carlito"/>
+          <w:b/>
+          <w:bCs/>
+          <w:sz w:val="32"/>
+          <w:szCs w:val="32"/>
+        </w:rPr>
+      </w:pPr>
+      <w:r>
+        <w:rPr>
+          <w:rFonts w:ascii="Carlito" w:hAnsi="Carlito" w:cs="Carlito"/>
+          <w:b/>
+          <w:bCs/>
+          <w:sz w:val="32"/>
+          <w:szCs w:val="32"/>
+        </w:rPr>
+        <w:t>divmod()</w:t>
+      </w:r>
+      <w:r>
+        <w:rPr>
+          <w:rFonts w:ascii="Carlito" w:hAnsi="Carlito" w:cs="Carlito"/>
+          <w:b/>
+          <w:bCs/>
+          <w:sz w:val="32"/>
+          <w:szCs w:val="32"/>
+        </w:rPr>
+        <w:t xml:space="preserve"> </w:t>
+      </w:r>
+      <w:r>
+        <w:rPr>
+          <w:rFonts w:ascii="Carlito" w:hAnsi="Carlito" w:cs="Carlito"/>
+          <w:b/>
+          <w:bCs/>
+          <w:sz w:val="32"/>
+          <w:szCs w:val="32"/>
+        </w:rPr>
+        <w:t>Function</w:t>
+      </w:r>
+      <w:r>
+        <w:rPr>
+          <w:rFonts w:ascii="Carlito" w:hAnsi="Carlito" w:cs="Carlito"/>
+          <w:b/>
+          <w:bCs/>
+          <w:sz w:val="32"/>
+          <w:szCs w:val="32"/>
+        </w:rPr>
+        <w:t>:</w:t>
+      </w:r>
+    </w:p>
+    <w:p>
+      <w:pPr>
+        <w:spacing w:line="240" w:lineRule="auto"/>
+        <w:jc w:val="both"/>
+        <w:rPr>
+          <w:rFonts w:ascii="Carlito" w:hAnsi="Carlito" w:cs="Carlito"/>
+          <w:sz w:val="32"/>
+          <w:szCs w:val="32"/>
+        </w:rPr>
+      </w:pPr>
+      <w:r>
+        <w:rPr>
+          <w:rFonts w:ascii="Carlito" w:hAnsi="Carlito" w:cs="Carlito"/>
+          <w:sz w:val="32"/>
+          <w:szCs w:val="32"/>
+        </w:rPr>
+        <w:t># It is a super handy built-in Python function that does division + remainder at the same time.</w:t>
+      </w:r>
+    </w:p>
+    <w:p>
+      <w:pPr>
+        <w:spacing w:line="240" w:lineRule="auto"/>
+        <w:jc w:val="both"/>
+        <w:rPr>
+          <w:rFonts w:ascii="Carlito" w:hAnsi="Carlito" w:cs="Carlito"/>
+          <w:sz w:val="32"/>
+          <w:szCs w:val="32"/>
+        </w:rPr>
+      </w:pPr>
+      <w:r>
+        <w:rPr>
+          <w:rFonts w:ascii="Carlito" w:hAnsi="Carlito" w:cs="Carlito"/>
           <w:sz w:val="32"/>
           <w:szCs w:val="32"/>
         </w:rPr>
@@ -2845,337 +2542,17 @@
       </w:r>
       <w:r>
         <w:rPr>
-          <w:sz w:val="32"/>
-          <w:szCs w:val="32"/>
-        </w:rPr>
-        <w:t>K</w:t>
-      </w:r>
-      <w:r>
-        <w:rPr>
-          <w:sz w:val="32"/>
-          <w:szCs w:val="32"/>
-        </w:rPr>
-        <w:t>eeps the larger value at each comparison step using ternary operator</w:t>
-      </w:r>
-      <w:r>
-        <w:rPr>
-          <w:b/>
-          <w:bCs/>
-          <w:sz w:val="32"/>
-          <w:szCs w:val="32"/>
-        </w:rPr>
-        <w:t xml:space="preserve"> … if condition else …</w:t>
-      </w:r>
-    </w:p>
-    <w:p>
-      <w:pPr>
-        <w:spacing w:line="240" w:lineRule="auto"/>
-        <w:jc w:val="both"/>
-        <w:rPr>
-          <w:b/>
-          <w:bCs/>
-          <w:color w:val="D86DCB" w:themeColor="accent5" w:themeTint="99"/>
-          <w:sz w:val="32"/>
-          <w:szCs w:val="32"/>
-        </w:rPr>
-      </w:pPr>
-      <w:r>
-        <w:rPr>
-          <w:b/>
-          <w:bCs/>
-          <w:color w:val="D86DCB" w:themeColor="accent5" w:themeTint="99"/>
-          <w:sz w:val="32"/>
-          <w:szCs w:val="32"/>
-        </w:rPr>
-        <w:t xml:space="preserve">from </w:t>
-      </w:r>
-      <w:proofErr w:type="spellStart"/>
-      <w:r>
-        <w:rPr>
-          <w:b/>
-          <w:bCs/>
-          <w:color w:val="D86DCB" w:themeColor="accent5" w:themeTint="99"/>
-          <w:sz w:val="32"/>
-          <w:szCs w:val="32"/>
-        </w:rPr>
-        <w:t>functools</w:t>
-      </w:r>
-      <w:proofErr w:type="spellEnd"/>
-      <w:r>
-        <w:rPr>
-          <w:b/>
-          <w:bCs/>
-          <w:color w:val="D86DCB" w:themeColor="accent5" w:themeTint="99"/>
-          <w:sz w:val="32"/>
-          <w:szCs w:val="32"/>
-        </w:rPr>
-        <w:t xml:space="preserve"> import reduce</w:t>
-      </w:r>
-    </w:p>
-    <w:p>
-      <w:pPr>
-        <w:spacing w:line="240" w:lineRule="auto"/>
-        <w:jc w:val="both"/>
-        <w:rPr>
-          <w:b/>
-          <w:bCs/>
-          <w:color w:val="D86DCB" w:themeColor="accent5" w:themeTint="99"/>
-          <w:sz w:val="32"/>
-          <w:szCs w:val="32"/>
-        </w:rPr>
-      </w:pPr>
-      <w:r>
-        <w:rPr>
-          <w:b/>
-          <w:bCs/>
-          <w:color w:val="D86DCB" w:themeColor="accent5" w:themeTint="99"/>
-          <w:sz w:val="32"/>
-          <w:szCs w:val="32"/>
-        </w:rPr>
-        <w:t>numbers = [15, 42, 12, 90, 8]</w:t>
-      </w:r>
-    </w:p>
-    <w:p>
-      <w:pPr>
-        <w:spacing w:line="240" w:lineRule="auto"/>
-        <w:jc w:val="both"/>
-        <w:rPr>
-          <w:b/>
-          <w:bCs/>
-          <w:color w:val="D86DCB" w:themeColor="accent5" w:themeTint="99"/>
-          <w:sz w:val="32"/>
-          <w:szCs w:val="32"/>
-        </w:rPr>
-      </w:pPr>
-      <w:r>
-        <w:rPr>
-          <w:b/>
-          <w:bCs/>
-          <w:color w:val="D86DCB" w:themeColor="accent5" w:themeTint="99"/>
-          <w:sz w:val="32"/>
-          <w:szCs w:val="32"/>
-        </w:rPr>
-        <w:t xml:space="preserve">largest = </w:t>
-      </w:r>
-      <w:proofErr w:type="gramStart"/>
-      <w:r>
-        <w:rPr>
-          <w:b/>
-          <w:bCs/>
-          <w:color w:val="D86DCB" w:themeColor="accent5" w:themeTint="99"/>
-          <w:sz w:val="32"/>
-          <w:szCs w:val="32"/>
-        </w:rPr>
-        <w:t>reduce(</w:t>
-      </w:r>
-      <w:proofErr w:type="gramEnd"/>
-      <w:r>
-        <w:rPr>
-          <w:b/>
-          <w:bCs/>
-          <w:color w:val="D86DCB" w:themeColor="accent5" w:themeTint="99"/>
-          <w:sz w:val="32"/>
-          <w:szCs w:val="32"/>
-        </w:rPr>
-        <w:t>lambda x, y: x if x &gt; y else y, numbers)</w:t>
-      </w:r>
-    </w:p>
-    <w:p>
-      <w:pPr>
-        <w:spacing w:line="240" w:lineRule="auto"/>
-        <w:jc w:val="both"/>
-        <w:rPr>
-          <w:b/>
-          <w:bCs/>
-          <w:color w:val="D86DCB" w:themeColor="accent5" w:themeTint="99"/>
-          <w:sz w:val="32"/>
-          <w:szCs w:val="32"/>
-        </w:rPr>
-      </w:pPr>
-      <w:r>
-        <w:rPr>
-          <w:b/>
-          <w:bCs/>
-          <w:color w:val="D86DCB" w:themeColor="accent5" w:themeTint="99"/>
-          <w:sz w:val="32"/>
-          <w:szCs w:val="32"/>
-        </w:rPr>
-        <w:t>print(largest) # 90</w:t>
-      </w:r>
-    </w:p>
-    <w:p>
-      <w:pPr>
-        <w:spacing w:line="240" w:lineRule="auto"/>
-        <w:jc w:val="both"/>
-        <w:rPr>
-          <w:sz w:val="32"/>
-          <w:szCs w:val="32"/>
-        </w:rPr>
-      </w:pPr>
-    </w:p>
-    <w:p>
-      <w:pPr>
-        <w:spacing w:line="240" w:lineRule="auto"/>
-        <w:jc w:val="center"/>
-        <w:rPr>
-          <w:sz w:val="32"/>
-          <w:szCs w:val="32"/>
-        </w:rPr>
-      </w:pPr>
-      <w:r>
-        <w:rPr>
-          <w:sz w:val="32"/>
-          <w:szCs w:val="32"/>
-        </w:rPr>
-        <w:t>Break</w:t>
-      </w:r>
-    </w:p>
-    <w:p>
-      <w:pPr>
-        <w:spacing w:line="240" w:lineRule="auto"/>
-        <w:jc w:val="both"/>
-        <w:rPr>
-          <w:sz w:val="32"/>
-          <w:szCs w:val="32"/>
-        </w:rPr>
-      </w:pPr>
-    </w:p>
-    <w:p>
-      <w:pPr>
-        <w:spacing w:line="240" w:lineRule="auto"/>
-        <w:jc w:val="both"/>
-        <w:rPr>
-          <w:b/>
-          <w:bCs/>
-          <w:sz w:val="32"/>
-          <w:szCs w:val="32"/>
-        </w:rPr>
-      </w:pPr>
-      <w:proofErr w:type="spellStart"/>
-      <w:proofErr w:type="gramStart"/>
-      <w:r>
-        <w:rPr>
-          <w:b/>
-          <w:bCs/>
-          <w:sz w:val="32"/>
-          <w:szCs w:val="32"/>
-        </w:rPr>
-        <w:t>divmod</w:t>
-      </w:r>
-      <w:proofErr w:type="spellEnd"/>
-      <w:r>
-        <w:rPr>
-          <w:b/>
-          <w:bCs/>
-          <w:sz w:val="32"/>
-          <w:szCs w:val="32"/>
-        </w:rPr>
-        <w:t>(</w:t>
-      </w:r>
-      <w:proofErr w:type="gramEnd"/>
-      <w:r>
-        <w:rPr>
-          <w:b/>
-          <w:bCs/>
-          <w:sz w:val="32"/>
-          <w:szCs w:val="32"/>
-        </w:rPr>
-        <w:t>)</w:t>
-      </w:r>
-      <w:r>
-        <w:rPr>
-          <w:b/>
-          <w:bCs/>
-          <w:sz w:val="32"/>
-          <w:szCs w:val="32"/>
-        </w:rPr>
-        <w:t xml:space="preserve"> </w:t>
-      </w:r>
-      <w:r>
-        <w:rPr>
-          <w:b/>
-          <w:bCs/>
-          <w:sz w:val="32"/>
-          <w:szCs w:val="32"/>
-        </w:rPr>
-        <w:t>Function</w:t>
-      </w:r>
-      <w:r>
-        <w:rPr>
-          <w:b/>
-          <w:bCs/>
-          <w:sz w:val="32"/>
-          <w:szCs w:val="32"/>
-        </w:rPr>
-        <w:t>:</w:t>
-      </w:r>
-    </w:p>
-    <w:p>
-      <w:pPr>
-        <w:spacing w:line="240" w:lineRule="auto"/>
-        <w:jc w:val="both"/>
-        <w:rPr>
-          <w:sz w:val="32"/>
-          <w:szCs w:val="32"/>
-        </w:rPr>
-      </w:pPr>
-      <w:r>
-        <w:rPr>
-          <w:sz w:val="32"/>
-          <w:szCs w:val="32"/>
-        </w:rPr>
-        <w:t># It is a super handy built-in Python function that does division + remainder at the same time.</w:t>
-      </w:r>
-    </w:p>
-    <w:p>
-      <w:pPr>
-        <w:spacing w:line="240" w:lineRule="auto"/>
-        <w:jc w:val="both"/>
-        <w:rPr>
-          <w:sz w:val="32"/>
-          <w:szCs w:val="32"/>
-        </w:rPr>
-      </w:pPr>
-      <w:r>
-        <w:rPr>
-          <w:sz w:val="32"/>
-          <w:szCs w:val="32"/>
-        </w:rPr>
-        <w:t xml:space="preserve"># </w:t>
-      </w:r>
-      <w:proofErr w:type="spellStart"/>
-      <w:proofErr w:type="gramStart"/>
-      <w:r>
-        <w:rPr>
-          <w:b/>
-          <w:bCs/>
-          <w:sz w:val="32"/>
-          <w:szCs w:val="32"/>
-        </w:rPr>
-        <w:t>divmod</w:t>
-      </w:r>
-      <w:proofErr w:type="spellEnd"/>
-      <w:r>
-        <w:rPr>
-          <w:b/>
-          <w:bCs/>
-          <w:sz w:val="32"/>
-          <w:szCs w:val="32"/>
-        </w:rPr>
-        <w:t>(</w:t>
-      </w:r>
-      <w:proofErr w:type="gramEnd"/>
-      <w:r>
-        <w:rPr>
-          <w:b/>
-          <w:bCs/>
-          <w:sz w:val="32"/>
-          <w:szCs w:val="32"/>
-        </w:rPr>
-        <w:t>a, b)</w:t>
-      </w:r>
-      <w:r>
-        <w:rPr>
+          <w:rFonts w:ascii="Carlito" w:hAnsi="Carlito" w:cs="Carlito"/>
+          <w:b/>
+          <w:bCs/>
+          <w:sz w:val="32"/>
+          <w:szCs w:val="32"/>
+        </w:rPr>
+        <w:t>divmod(a, b)</w:t>
+      </w:r>
+      <w:r>
+        <w:rPr>
+          <w:rFonts w:ascii="Carlito" w:hAnsi="Carlito" w:cs="Carlito"/>
           <w:sz w:val="32"/>
           <w:szCs w:val="32"/>
         </w:rPr>
@@ -3183,6 +2560,7 @@
       </w:r>
       <w:r>
         <w:rPr>
+          <w:rFonts w:ascii="Carlito" w:hAnsi="Carlito" w:cs="Carlito"/>
           <w:b/>
           <w:bCs/>
           <w:sz w:val="32"/>
@@ -3192,6 +2570,7 @@
       </w:r>
       <w:r>
         <w:rPr>
+          <w:rFonts w:ascii="Carlito" w:hAnsi="Carlito" w:cs="Carlito"/>
           <w:sz w:val="32"/>
           <w:szCs w:val="32"/>
         </w:rPr>
@@ -3203,14 +2582,16 @@
         <w:spacing w:line="240" w:lineRule="auto"/>
         <w:jc w:val="both"/>
         <w:rPr>
-          <w:b/>
-          <w:bCs/>
-          <w:sz w:val="32"/>
-          <w:szCs w:val="32"/>
-        </w:rPr>
-      </w:pPr>
-      <w:r>
-        <w:rPr>
+          <w:rFonts w:ascii="Carlito" w:hAnsi="Carlito" w:cs="Carlito"/>
+          <w:b/>
+          <w:bCs/>
+          <w:sz w:val="32"/>
+          <w:szCs w:val="32"/>
+        </w:rPr>
+      </w:pPr>
+      <w:r>
+        <w:rPr>
+          <w:rFonts w:ascii="Carlito" w:hAnsi="Carlito" w:cs="Carlito"/>
           <w:b/>
           <w:bCs/>
           <w:sz w:val="32"/>
@@ -3224,14 +2605,16 @@
         <w:spacing w:line="240" w:lineRule="auto"/>
         <w:jc w:val="both"/>
         <w:rPr>
-          <w:b/>
-          <w:bCs/>
-          <w:sz w:val="32"/>
-          <w:szCs w:val="32"/>
-        </w:rPr>
-      </w:pPr>
-      <w:r>
-        <w:rPr>
+          <w:rFonts w:ascii="Carlito" w:hAnsi="Carlito" w:cs="Carlito"/>
+          <w:b/>
+          <w:bCs/>
+          <w:sz w:val="32"/>
+          <w:szCs w:val="32"/>
+        </w:rPr>
+      </w:pPr>
+      <w:r>
+        <w:rPr>
+          <w:rFonts w:ascii="Carlito" w:hAnsi="Carlito" w:cs="Carlito"/>
           <w:b/>
           <w:bCs/>
           <w:sz w:val="32"/>
@@ -3245,261 +2628,203 @@
         <w:spacing w:line="240" w:lineRule="auto"/>
         <w:jc w:val="both"/>
         <w:rPr>
-          <w:sz w:val="32"/>
-          <w:szCs w:val="32"/>
-        </w:rPr>
-      </w:pPr>
-      <w:r>
-        <w:rPr>
+          <w:rFonts w:ascii="Carlito" w:hAnsi="Carlito" w:cs="Carlito"/>
+          <w:sz w:val="32"/>
+          <w:szCs w:val="32"/>
+        </w:rPr>
+      </w:pPr>
+      <w:r>
+        <w:rPr>
+          <w:rFonts w:ascii="Carlito" w:hAnsi="Carlito" w:cs="Carlito"/>
+          <w:sz w:val="32"/>
+          <w:szCs w:val="32"/>
+        </w:rPr>
+        <w:t># We get both in one go. Quick intuition, think: “Split this number into how many full parts + what’s left over”</w:t>
+      </w:r>
+    </w:p>
+    <w:p>
+      <w:pPr>
+        <w:spacing w:line="240" w:lineRule="auto"/>
+        <w:jc w:val="both"/>
+        <w:rPr>
+          <w:rFonts w:ascii="Carlito" w:hAnsi="Carlito" w:cs="Carlito"/>
+          <w:sz w:val="32"/>
+          <w:szCs w:val="32"/>
+        </w:rPr>
+      </w:pPr>
+      <w:r>
+        <w:rPr>
+          <w:rFonts w:ascii="Carlito" w:hAnsi="Carlito" w:cs="Carlito"/>
+          <w:sz w:val="32"/>
+          <w:szCs w:val="32"/>
+        </w:rPr>
+        <w:t xml:space="preserve"># Example, </w:t>
+      </w:r>
+      <w:r>
+        <w:rPr>
+          <w:rFonts w:ascii="Carlito" w:hAnsi="Carlito" w:cs="Carlito"/>
+          <w:b/>
+          <w:bCs/>
+          <w:sz w:val="32"/>
+          <w:szCs w:val="32"/>
+        </w:rPr>
+        <w:t>10</w:t>
+      </w:r>
+      <w:r>
+        <w:rPr>
+          <w:rFonts w:ascii="Carlito" w:hAnsi="Carlito" w:cs="Carlito"/>
+          <w:sz w:val="32"/>
+          <w:szCs w:val="32"/>
+        </w:rPr>
+        <w:t xml:space="preserve"> ÷ </w:t>
+      </w:r>
+      <w:r>
+        <w:rPr>
+          <w:rFonts w:ascii="Carlito" w:hAnsi="Carlito" w:cs="Carlito"/>
+          <w:b/>
+          <w:bCs/>
+          <w:sz w:val="32"/>
+          <w:szCs w:val="32"/>
+        </w:rPr>
+        <w:t>3</w:t>
+      </w:r>
+      <w:r>
+        <w:rPr>
+          <w:rFonts w:ascii="Carlito" w:hAnsi="Carlito" w:cs="Carlito"/>
+          <w:sz w:val="32"/>
+          <w:szCs w:val="32"/>
+        </w:rPr>
+        <w:t xml:space="preserve"> = </w:t>
+      </w:r>
+      <w:r>
+        <w:rPr>
+          <w:rFonts w:ascii="Carlito" w:hAnsi="Carlito" w:cs="Carlito"/>
+          <w:b/>
+          <w:bCs/>
+          <w:sz w:val="32"/>
+          <w:szCs w:val="32"/>
+        </w:rPr>
+        <w:t>3</w:t>
+      </w:r>
+      <w:r>
+        <w:rPr>
+          <w:rFonts w:ascii="Carlito" w:hAnsi="Carlito" w:cs="Carlito"/>
+          <w:sz w:val="32"/>
+          <w:szCs w:val="32"/>
+        </w:rPr>
+        <w:t xml:space="preserve"> remainder </w:t>
+      </w:r>
+      <w:r>
+        <w:rPr>
+          <w:rFonts w:ascii="Carlito" w:hAnsi="Carlito" w:cs="Carlito"/>
+          <w:b/>
+          <w:bCs/>
+          <w:sz w:val="32"/>
+          <w:szCs w:val="32"/>
+        </w:rPr>
+        <w:t>1</w:t>
+      </w:r>
+    </w:p>
+    <w:p>
+      <w:pPr>
+        <w:spacing w:line="240" w:lineRule="auto"/>
+        <w:jc w:val="both"/>
+        <w:rPr>
+          <w:rFonts w:ascii="Carlito" w:hAnsi="Carlito" w:cs="Carlito"/>
+          <w:b/>
+          <w:bCs/>
+          <w:color w:val="D86DCB" w:themeColor="accent5" w:themeTint="99"/>
+          <w:sz w:val="32"/>
+          <w:szCs w:val="32"/>
+        </w:rPr>
+      </w:pPr>
+      <w:r>
+        <w:rPr>
+          <w:rFonts w:ascii="Carlito" w:hAnsi="Carlito" w:cs="Carlito"/>
+          <w:b/>
+          <w:bCs/>
+          <w:color w:val="D86DCB" w:themeColor="accent5" w:themeTint="99"/>
           <w:sz w:val="32"/>
           <w:szCs w:val="32"/>
         </w:rPr>
         <w:lastRenderedPageBreak/>
-        <w:t># We get both in one go. Quick intuition, think: “Split this number into how many full parts + what’s left over”</w:t>
-      </w:r>
-    </w:p>
-    <w:p>
-      <w:pPr>
-        <w:spacing w:line="240" w:lineRule="auto"/>
-        <w:jc w:val="both"/>
-        <w:rPr>
-          <w:sz w:val="32"/>
-          <w:szCs w:val="32"/>
-        </w:rPr>
-      </w:pPr>
-      <w:r>
-        <w:rPr>
-          <w:sz w:val="32"/>
-          <w:szCs w:val="32"/>
-        </w:rPr>
-        <w:t xml:space="preserve"># Example, </w:t>
-      </w:r>
-      <w:r>
-        <w:rPr>
-          <w:b/>
-          <w:bCs/>
-          <w:sz w:val="32"/>
-          <w:szCs w:val="32"/>
-        </w:rPr>
-        <w:t>10</w:t>
-      </w:r>
-      <w:r>
-        <w:rPr>
-          <w:sz w:val="32"/>
-          <w:szCs w:val="32"/>
-        </w:rPr>
-        <w:t xml:space="preserve"> ÷ </w:t>
-      </w:r>
-      <w:r>
-        <w:rPr>
-          <w:b/>
-          <w:bCs/>
-          <w:sz w:val="32"/>
-          <w:szCs w:val="32"/>
-        </w:rPr>
-        <w:t>3</w:t>
-      </w:r>
-      <w:r>
-        <w:rPr>
-          <w:sz w:val="32"/>
-          <w:szCs w:val="32"/>
-        </w:rPr>
-        <w:t xml:space="preserve"> = </w:t>
-      </w:r>
-      <w:r>
-        <w:rPr>
-          <w:b/>
-          <w:bCs/>
-          <w:sz w:val="32"/>
-          <w:szCs w:val="32"/>
-        </w:rPr>
-        <w:t>3</w:t>
-      </w:r>
-      <w:r>
-        <w:rPr>
-          <w:sz w:val="32"/>
-          <w:szCs w:val="32"/>
-        </w:rPr>
-        <w:t xml:space="preserve"> remainder </w:t>
-      </w:r>
-      <w:r>
-        <w:rPr>
-          <w:b/>
-          <w:bCs/>
-          <w:sz w:val="32"/>
-          <w:szCs w:val="32"/>
-        </w:rPr>
-        <w:t>1</w:t>
-      </w:r>
-    </w:p>
-    <w:p>
-      <w:pPr>
-        <w:spacing w:line="240" w:lineRule="auto"/>
-        <w:jc w:val="both"/>
-        <w:rPr>
-          <w:b/>
-          <w:bCs/>
-          <w:color w:val="D86DCB" w:themeColor="accent5" w:themeTint="99"/>
-          <w:sz w:val="32"/>
-          <w:szCs w:val="32"/>
-        </w:rPr>
-      </w:pPr>
-      <w:r>
-        <w:rPr>
-          <w:b/>
-          <w:bCs/>
-          <w:color w:val="D86DCB" w:themeColor="accent5" w:themeTint="99"/>
-          <w:sz w:val="32"/>
-          <w:szCs w:val="32"/>
-        </w:rPr>
-        <w:t xml:space="preserve">q, r = </w:t>
-      </w:r>
-      <w:proofErr w:type="spellStart"/>
-      <w:proofErr w:type="gramStart"/>
-      <w:r>
-        <w:rPr>
-          <w:b/>
-          <w:bCs/>
-          <w:color w:val="D86DCB" w:themeColor="accent5" w:themeTint="99"/>
-          <w:sz w:val="32"/>
-          <w:szCs w:val="32"/>
-        </w:rPr>
-        <w:t>divmod</w:t>
-      </w:r>
-      <w:proofErr w:type="spellEnd"/>
-      <w:r>
-        <w:rPr>
-          <w:b/>
-          <w:bCs/>
-          <w:color w:val="D86DCB" w:themeColor="accent5" w:themeTint="99"/>
-          <w:sz w:val="32"/>
-          <w:szCs w:val="32"/>
-        </w:rPr>
-        <w:t>(</w:t>
-      </w:r>
-      <w:proofErr w:type="gramEnd"/>
-      <w:r>
-        <w:rPr>
-          <w:b/>
-          <w:bCs/>
-          <w:color w:val="D86DCB" w:themeColor="accent5" w:themeTint="99"/>
-          <w:sz w:val="32"/>
-          <w:szCs w:val="32"/>
-        </w:rPr>
-        <w:t>10, 3)</w:t>
-      </w:r>
-    </w:p>
-    <w:p>
-      <w:pPr>
-        <w:spacing w:line="240" w:lineRule="auto"/>
-        <w:jc w:val="both"/>
-        <w:rPr>
-          <w:b/>
-          <w:bCs/>
-          <w:color w:val="D86DCB" w:themeColor="accent5" w:themeTint="99"/>
-          <w:sz w:val="32"/>
-          <w:szCs w:val="32"/>
-        </w:rPr>
-      </w:pPr>
-      <w:r>
-        <w:rPr>
-          <w:b/>
-          <w:bCs/>
-          <w:color w:val="D86DCB" w:themeColor="accent5" w:themeTint="99"/>
-          <w:sz w:val="32"/>
-          <w:szCs w:val="32"/>
-        </w:rPr>
-        <w:t>print(</w:t>
-      </w:r>
-      <w:proofErr w:type="gramStart"/>
-      <w:r>
-        <w:rPr>
-          <w:b/>
-          <w:bCs/>
-          <w:color w:val="D86DCB" w:themeColor="accent5" w:themeTint="99"/>
-          <w:sz w:val="32"/>
-          <w:szCs w:val="32"/>
-        </w:rPr>
-        <w:t>q)  #</w:t>
-      </w:r>
-      <w:proofErr w:type="gramEnd"/>
-      <w:r>
-        <w:rPr>
-          <w:b/>
-          <w:bCs/>
-          <w:color w:val="D86DCB" w:themeColor="accent5" w:themeTint="99"/>
-          <w:sz w:val="32"/>
-          <w:szCs w:val="32"/>
-        </w:rPr>
-        <w:t xml:space="preserve"> 3</w:t>
-      </w:r>
-    </w:p>
-    <w:p>
-      <w:pPr>
-        <w:spacing w:line="240" w:lineRule="auto"/>
-        <w:jc w:val="both"/>
-        <w:rPr>
-          <w:b/>
-          <w:bCs/>
-          <w:color w:val="D86DCB" w:themeColor="accent5" w:themeTint="99"/>
-          <w:sz w:val="32"/>
-          <w:szCs w:val="32"/>
-        </w:rPr>
-      </w:pPr>
-      <w:r>
-        <w:rPr>
-          <w:b/>
-          <w:bCs/>
-          <w:color w:val="D86DCB" w:themeColor="accent5" w:themeTint="99"/>
-          <w:sz w:val="32"/>
-          <w:szCs w:val="32"/>
-        </w:rPr>
-        <w:t>print(</w:t>
-      </w:r>
-      <w:proofErr w:type="gramStart"/>
-      <w:r>
-        <w:rPr>
-          <w:b/>
-          <w:bCs/>
-          <w:color w:val="D86DCB" w:themeColor="accent5" w:themeTint="99"/>
-          <w:sz w:val="32"/>
-          <w:szCs w:val="32"/>
-        </w:rPr>
-        <w:t>r)  #</w:t>
-      </w:r>
-      <w:proofErr w:type="gramEnd"/>
-      <w:r>
-        <w:rPr>
-          <w:b/>
-          <w:bCs/>
-          <w:color w:val="D86DCB" w:themeColor="accent5" w:themeTint="99"/>
-          <w:sz w:val="32"/>
-          <w:szCs w:val="32"/>
-        </w:rPr>
-        <w:t xml:space="preserve"> 1</w:t>
-      </w:r>
-    </w:p>
-    <w:p>
-      <w:pPr>
-        <w:spacing w:line="240" w:lineRule="auto"/>
-        <w:jc w:val="both"/>
-        <w:rPr>
-          <w:sz w:val="32"/>
-          <w:szCs w:val="32"/>
-        </w:rPr>
-      </w:pPr>
-    </w:p>
-    <w:p>
-      <w:pPr>
-        <w:spacing w:line="240" w:lineRule="auto"/>
-        <w:jc w:val="both"/>
-        <w:rPr>
-          <w:sz w:val="32"/>
-          <w:szCs w:val="32"/>
-        </w:rPr>
-      </w:pPr>
-      <w:r>
-        <w:rPr>
+        <w:t>q, r = divmod(10, 3)</w:t>
+      </w:r>
+    </w:p>
+    <w:p>
+      <w:pPr>
+        <w:spacing w:line="240" w:lineRule="auto"/>
+        <w:jc w:val="both"/>
+        <w:rPr>
+          <w:rFonts w:ascii="Carlito" w:hAnsi="Carlito" w:cs="Carlito"/>
+          <w:b/>
+          <w:bCs/>
+          <w:color w:val="D86DCB" w:themeColor="accent5" w:themeTint="99"/>
+          <w:sz w:val="32"/>
+          <w:szCs w:val="32"/>
+        </w:rPr>
+      </w:pPr>
+      <w:r>
+        <w:rPr>
+          <w:rFonts w:ascii="Carlito" w:hAnsi="Carlito" w:cs="Carlito"/>
+          <w:b/>
+          <w:bCs/>
+          <w:color w:val="D86DCB" w:themeColor="accent5" w:themeTint="99"/>
+          <w:sz w:val="32"/>
+          <w:szCs w:val="32"/>
+        </w:rPr>
+        <w:t>print(q)  # 3</w:t>
+      </w:r>
+    </w:p>
+    <w:p>
+      <w:pPr>
+        <w:spacing w:line="240" w:lineRule="auto"/>
+        <w:jc w:val="both"/>
+        <w:rPr>
+          <w:rFonts w:ascii="Carlito" w:hAnsi="Carlito" w:cs="Carlito"/>
+          <w:b/>
+          <w:bCs/>
+          <w:color w:val="D86DCB" w:themeColor="accent5" w:themeTint="99"/>
+          <w:sz w:val="32"/>
+          <w:szCs w:val="32"/>
+        </w:rPr>
+      </w:pPr>
+      <w:r>
+        <w:rPr>
+          <w:rFonts w:ascii="Carlito" w:hAnsi="Carlito" w:cs="Carlito"/>
+          <w:b/>
+          <w:bCs/>
+          <w:color w:val="D86DCB" w:themeColor="accent5" w:themeTint="99"/>
+          <w:sz w:val="32"/>
+          <w:szCs w:val="32"/>
+        </w:rPr>
+        <w:t>print(r)  # 1</w:t>
+      </w:r>
+    </w:p>
+    <w:p>
+      <w:pPr>
+        <w:spacing w:line="240" w:lineRule="auto"/>
+        <w:jc w:val="both"/>
+        <w:rPr>
+          <w:rFonts w:ascii="Carlito" w:hAnsi="Carlito" w:cs="Carlito"/>
+          <w:sz w:val="32"/>
+          <w:szCs w:val="32"/>
+        </w:rPr>
+      </w:pPr>
+    </w:p>
+    <w:p>
+      <w:pPr>
+        <w:spacing w:line="240" w:lineRule="auto"/>
+        <w:jc w:val="both"/>
+        <w:rPr>
+          <w:rFonts w:ascii="Carlito" w:hAnsi="Carlito" w:cs="Carlito"/>
+          <w:sz w:val="32"/>
+          <w:szCs w:val="32"/>
+        </w:rPr>
+      </w:pPr>
+      <w:r>
+        <w:rPr>
+          <w:rFonts w:ascii="Carlito" w:hAnsi="Carlito" w:cs="Carlito"/>
           <w:sz w:val="32"/>
           <w:szCs w:val="32"/>
         </w:rPr>
@@ -3511,12 +2836,14 @@
         <w:spacing w:line="240" w:lineRule="auto"/>
         <w:jc w:val="both"/>
         <w:rPr>
-          <w:sz w:val="32"/>
-          <w:szCs w:val="32"/>
-        </w:rPr>
-      </w:pPr>
-      <w:r>
-        <w:rPr>
+          <w:rFonts w:ascii="Carlito" w:hAnsi="Carlito" w:cs="Carlito"/>
+          <w:sz w:val="32"/>
+          <w:szCs w:val="32"/>
+        </w:rPr>
+      </w:pPr>
+      <w:r>
+        <w:rPr>
+          <w:rFonts w:ascii="Carlito" w:hAnsi="Carlito" w:cs="Carlito"/>
           <w:sz w:val="32"/>
           <w:szCs w:val="32"/>
         </w:rPr>
@@ -3524,6 +2851,7 @@
       </w:r>
       <w:r>
         <w:rPr>
+          <w:rFonts w:ascii="Carlito" w:hAnsi="Carlito" w:cs="Carlito"/>
           <w:b/>
           <w:bCs/>
           <w:sz w:val="32"/>
@@ -3533,6 +2861,7 @@
       </w:r>
       <w:r>
         <w:rPr>
+          <w:rFonts w:ascii="Carlito" w:hAnsi="Carlito" w:cs="Carlito"/>
           <w:sz w:val="32"/>
           <w:szCs w:val="32"/>
         </w:rPr>
@@ -3549,12 +2878,14 @@
         <w:spacing w:line="240" w:lineRule="auto"/>
         <w:jc w:val="both"/>
         <w:rPr>
-          <w:sz w:val="32"/>
-          <w:szCs w:val="32"/>
-        </w:rPr>
-      </w:pPr>
-      <w:r>
-        <w:rPr>
+          <w:rFonts w:ascii="Carlito" w:hAnsi="Carlito" w:cs="Carlito"/>
+          <w:sz w:val="32"/>
+          <w:szCs w:val="32"/>
+        </w:rPr>
+      </w:pPr>
+      <w:r>
+        <w:rPr>
+          <w:rFonts w:ascii="Carlito" w:hAnsi="Carlito" w:cs="Carlito"/>
           <w:b/>
           <w:bCs/>
           <w:sz w:val="32"/>
@@ -3564,6 +2895,7 @@
       </w:r>
       <w:r>
         <w:rPr>
+          <w:rFonts w:ascii="Carlito" w:hAnsi="Carlito" w:cs="Carlito"/>
           <w:sz w:val="32"/>
           <w:szCs w:val="32"/>
         </w:rPr>
@@ -3571,6 +2903,7 @@
       </w:r>
       <w:r>
         <w:rPr>
+          <w:rFonts w:ascii="Carlito" w:hAnsi="Carlito" w:cs="Carlito"/>
           <w:b/>
           <w:bCs/>
           <w:sz w:val="32"/>
@@ -3580,6 +2913,7 @@
       </w:r>
       <w:r>
         <w:rPr>
+          <w:rFonts w:ascii="Carlito" w:hAnsi="Carlito" w:cs="Carlito"/>
           <w:sz w:val="32"/>
           <w:szCs w:val="32"/>
         </w:rPr>
@@ -3587,6 +2921,7 @@
       </w:r>
       <w:r>
         <w:rPr>
+          <w:rFonts w:ascii="Carlito" w:hAnsi="Carlito" w:cs="Carlito"/>
           <w:b/>
           <w:bCs/>
           <w:sz w:val="32"/>
@@ -3596,6 +2931,7 @@
       </w:r>
       <w:r>
         <w:rPr>
+          <w:rFonts w:ascii="Carlito" w:hAnsi="Carlito" w:cs="Carlito"/>
           <w:sz w:val="32"/>
           <w:szCs w:val="32"/>
         </w:rPr>
@@ -3612,12 +2948,14 @@
         <w:spacing w:line="240" w:lineRule="auto"/>
         <w:jc w:val="both"/>
         <w:rPr>
-          <w:sz w:val="32"/>
-          <w:szCs w:val="32"/>
-        </w:rPr>
-      </w:pPr>
-      <w:r>
-        <w:rPr>
+          <w:rFonts w:ascii="Carlito" w:hAnsi="Carlito" w:cs="Carlito"/>
+          <w:sz w:val="32"/>
+          <w:szCs w:val="32"/>
+        </w:rPr>
+      </w:pPr>
+      <w:r>
+        <w:rPr>
+          <w:rFonts w:ascii="Carlito" w:hAnsi="Carlito" w:cs="Carlito"/>
           <w:sz w:val="32"/>
           <w:szCs w:val="32"/>
         </w:rPr>
@@ -3625,6 +2963,7 @@
       </w:r>
       <w:r>
         <w:rPr>
+          <w:rFonts w:ascii="Carlito" w:hAnsi="Carlito" w:cs="Carlito"/>
           <w:b/>
           <w:bCs/>
           <w:sz w:val="32"/>
@@ -3634,6 +2973,7 @@
       </w:r>
       <w:r>
         <w:rPr>
+          <w:rFonts w:ascii="Carlito" w:hAnsi="Carlito" w:cs="Carlito"/>
           <w:sz w:val="32"/>
           <w:szCs w:val="32"/>
         </w:rPr>
@@ -3650,12 +2990,14 @@
         <w:spacing w:line="240" w:lineRule="auto"/>
         <w:jc w:val="both"/>
         <w:rPr>
-          <w:sz w:val="32"/>
-          <w:szCs w:val="32"/>
-        </w:rPr>
-      </w:pPr>
-      <w:r>
-        <w:rPr>
+          <w:rFonts w:ascii="Carlito" w:hAnsi="Carlito" w:cs="Carlito"/>
+          <w:sz w:val="32"/>
+          <w:szCs w:val="32"/>
+        </w:rPr>
+      </w:pPr>
+      <w:r>
+        <w:rPr>
+          <w:rFonts w:ascii="Carlito" w:hAnsi="Carlito" w:cs="Carlito"/>
           <w:sz w:val="32"/>
           <w:szCs w:val="32"/>
         </w:rPr>
@@ -3663,6 +3005,7 @@
       </w:r>
       <w:r>
         <w:rPr>
+          <w:rFonts w:ascii="Carlito" w:hAnsi="Carlito" w:cs="Carlito"/>
           <w:b/>
           <w:bCs/>
           <w:sz w:val="32"/>
@@ -3672,6 +3015,7 @@
       </w:r>
       <w:r>
         <w:rPr>
+          <w:rFonts w:ascii="Carlito" w:hAnsi="Carlito" w:cs="Carlito"/>
           <w:sz w:val="32"/>
           <w:szCs w:val="32"/>
         </w:rPr>
@@ -3679,6 +3023,7 @@
       </w:r>
       <w:r>
         <w:rPr>
+          <w:rFonts w:ascii="Carlito" w:hAnsi="Carlito" w:cs="Carlito"/>
           <w:b/>
           <w:bCs/>
           <w:sz w:val="32"/>
@@ -3688,6 +3033,7 @@
       </w:r>
       <w:r>
         <w:rPr>
+          <w:rFonts w:ascii="Carlito" w:hAnsi="Carlito" w:cs="Carlito"/>
           <w:sz w:val="32"/>
           <w:szCs w:val="32"/>
         </w:rPr>
@@ -3695,6 +3041,7 @@
       </w:r>
       <w:r>
         <w:rPr>
+          <w:rFonts w:ascii="Carlito" w:hAnsi="Carlito" w:cs="Carlito"/>
           <w:b/>
           <w:bCs/>
           <w:sz w:val="32"/>
@@ -3704,6 +3051,7 @@
       </w:r>
       <w:r>
         <w:rPr>
+          <w:rFonts w:ascii="Carlito" w:hAnsi="Carlito" w:cs="Carlito"/>
           <w:sz w:val="32"/>
           <w:szCs w:val="32"/>
         </w:rPr>
@@ -3711,6 +3059,7 @@
       </w:r>
       <w:r>
         <w:rPr>
+          <w:rFonts w:ascii="Carlito" w:hAnsi="Carlito" w:cs="Carlito"/>
           <w:b/>
           <w:bCs/>
           <w:sz w:val="32"/>
@@ -3724,69 +3073,39 @@
         <w:spacing w:line="240" w:lineRule="auto"/>
         <w:jc w:val="both"/>
         <w:rPr>
-          <w:b/>
-          <w:bCs/>
-          <w:color w:val="D86DCB" w:themeColor="accent5" w:themeTint="99"/>
-          <w:sz w:val="32"/>
-          <w:szCs w:val="32"/>
-        </w:rPr>
-      </w:pPr>
-      <w:r>
-        <w:rPr>
-          <w:b/>
-          <w:bCs/>
-          <w:color w:val="D86DCB" w:themeColor="accent5" w:themeTint="99"/>
-          <w:sz w:val="32"/>
-          <w:szCs w:val="32"/>
-        </w:rPr>
-        <w:t xml:space="preserve">mins, secs = </w:t>
-      </w:r>
-      <w:proofErr w:type="spellStart"/>
-      <w:proofErr w:type="gramStart"/>
-      <w:r>
-        <w:rPr>
-          <w:b/>
-          <w:bCs/>
-          <w:color w:val="D86DCB" w:themeColor="accent5" w:themeTint="99"/>
-          <w:sz w:val="32"/>
-          <w:szCs w:val="32"/>
-        </w:rPr>
-        <w:t>divmod</w:t>
-      </w:r>
-      <w:proofErr w:type="spellEnd"/>
-      <w:r>
-        <w:rPr>
-          <w:b/>
-          <w:bCs/>
-          <w:color w:val="D86DCB" w:themeColor="accent5" w:themeTint="99"/>
-          <w:sz w:val="32"/>
-          <w:szCs w:val="32"/>
-        </w:rPr>
-        <w:t>(</w:t>
-      </w:r>
-      <w:proofErr w:type="gramEnd"/>
-      <w:r>
-        <w:rPr>
-          <w:b/>
-          <w:bCs/>
-          <w:color w:val="D86DCB" w:themeColor="accent5" w:themeTint="99"/>
-          <w:sz w:val="32"/>
-          <w:szCs w:val="32"/>
-        </w:rPr>
-        <w:t>seconds, 60)</w:t>
-      </w:r>
-    </w:p>
-    <w:p>
-      <w:pPr>
-        <w:spacing w:line="240" w:lineRule="auto"/>
-        <w:jc w:val="both"/>
-        <w:rPr>
-          <w:sz w:val="32"/>
-          <w:szCs w:val="32"/>
-        </w:rPr>
-      </w:pPr>
-      <w:r>
-        <w:rPr>
+          <w:rFonts w:ascii="Carlito" w:hAnsi="Carlito" w:cs="Carlito"/>
+          <w:b/>
+          <w:bCs/>
+          <w:color w:val="D86DCB" w:themeColor="accent5" w:themeTint="99"/>
+          <w:sz w:val="32"/>
+          <w:szCs w:val="32"/>
+        </w:rPr>
+      </w:pPr>
+      <w:r>
+        <w:rPr>
+          <w:rFonts w:ascii="Carlito" w:hAnsi="Carlito" w:cs="Carlito"/>
+          <w:b/>
+          <w:bCs/>
+          <w:color w:val="D86DCB" w:themeColor="accent5" w:themeTint="99"/>
+          <w:sz w:val="32"/>
+          <w:szCs w:val="32"/>
+        </w:rPr>
+        <w:t>mins, secs = divmod(seconds, 60)</w:t>
+      </w:r>
+    </w:p>
+    <w:p>
+      <w:pPr>
+        <w:spacing w:line="240" w:lineRule="auto"/>
+        <w:jc w:val="both"/>
+        <w:rPr>
+          <w:rFonts w:ascii="Carlito" w:hAnsi="Carlito" w:cs="Carlito"/>
+          <w:sz w:val="32"/>
+          <w:szCs w:val="32"/>
+        </w:rPr>
+      </w:pPr>
+      <w:r>
+        <w:rPr>
+          <w:rFonts w:ascii="Carlito" w:hAnsi="Carlito" w:cs="Carlito"/>
           <w:sz w:val="32"/>
           <w:szCs w:val="32"/>
         </w:rPr>
@@ -3798,163 +3117,100 @@
         <w:spacing w:line="240" w:lineRule="auto"/>
         <w:jc w:val="both"/>
         <w:rPr>
-          <w:b/>
-          <w:bCs/>
-          <w:color w:val="D86DCB" w:themeColor="accent5" w:themeTint="99"/>
-          <w:sz w:val="32"/>
-          <w:szCs w:val="32"/>
-        </w:rPr>
-      </w:pPr>
-      <w:proofErr w:type="gramStart"/>
-      <w:r>
-        <w:rPr>
-          <w:b/>
-          <w:bCs/>
-          <w:color w:val="D86DCB" w:themeColor="accent5" w:themeTint="99"/>
-          <w:sz w:val="32"/>
-          <w:szCs w:val="32"/>
-        </w:rPr>
-        <w:t>print(</w:t>
-      </w:r>
-      <w:proofErr w:type="spellStart"/>
-      <w:proofErr w:type="gramEnd"/>
-      <w:r>
-        <w:rPr>
-          <w:b/>
-          <w:bCs/>
-          <w:color w:val="D86DCB" w:themeColor="accent5" w:themeTint="99"/>
-          <w:sz w:val="32"/>
-          <w:szCs w:val="32"/>
-        </w:rPr>
-        <w:t>divmod</w:t>
-      </w:r>
-      <w:proofErr w:type="spellEnd"/>
-      <w:r>
-        <w:rPr>
-          <w:b/>
-          <w:bCs/>
-          <w:color w:val="D86DCB" w:themeColor="accent5" w:themeTint="99"/>
-          <w:sz w:val="32"/>
-          <w:szCs w:val="32"/>
-        </w:rPr>
-        <w:t>(50, 7))   # (7, 1)</w:t>
-      </w:r>
-    </w:p>
-    <w:p>
-      <w:pPr>
-        <w:spacing w:line="240" w:lineRule="auto"/>
-        <w:jc w:val="both"/>
-        <w:rPr>
-          <w:b/>
-          <w:bCs/>
-          <w:color w:val="D86DCB" w:themeColor="accent5" w:themeTint="99"/>
-          <w:sz w:val="32"/>
-          <w:szCs w:val="32"/>
-        </w:rPr>
-      </w:pPr>
-      <w:proofErr w:type="gramStart"/>
-      <w:r>
-        <w:rPr>
-          <w:b/>
-          <w:bCs/>
-          <w:color w:val="D86DCB" w:themeColor="accent5" w:themeTint="99"/>
-          <w:sz w:val="32"/>
-          <w:szCs w:val="32"/>
-        </w:rPr>
-        <w:t>print(</w:t>
-      </w:r>
-      <w:proofErr w:type="spellStart"/>
-      <w:proofErr w:type="gramEnd"/>
-      <w:r>
-        <w:rPr>
-          <w:b/>
-          <w:bCs/>
-          <w:color w:val="D86DCB" w:themeColor="accent5" w:themeTint="99"/>
-          <w:sz w:val="32"/>
-          <w:szCs w:val="32"/>
-        </w:rPr>
-        <w:t>divmod</w:t>
-      </w:r>
-      <w:proofErr w:type="spellEnd"/>
-      <w:r>
-        <w:rPr>
-          <w:b/>
-          <w:bCs/>
-          <w:color w:val="D86DCB" w:themeColor="accent5" w:themeTint="99"/>
-          <w:sz w:val="32"/>
-          <w:szCs w:val="32"/>
-        </w:rPr>
-        <w:t>(100, 10)) # (10, 0)</w:t>
-      </w:r>
-    </w:p>
-    <w:p>
-      <w:pPr>
-        <w:spacing w:line="240" w:lineRule="auto"/>
-        <w:jc w:val="both"/>
-        <w:rPr>
-          <w:b/>
-          <w:bCs/>
-          <w:color w:val="D86DCB" w:themeColor="accent5" w:themeTint="99"/>
-          <w:sz w:val="32"/>
-          <w:szCs w:val="32"/>
-        </w:rPr>
-      </w:pPr>
-      <w:proofErr w:type="gramStart"/>
-      <w:r>
-        <w:rPr>
-          <w:b/>
-          <w:bCs/>
-          <w:color w:val="D86DCB" w:themeColor="accent5" w:themeTint="99"/>
-          <w:sz w:val="32"/>
-          <w:szCs w:val="32"/>
-        </w:rPr>
-        <w:t>print(</w:t>
-      </w:r>
-      <w:proofErr w:type="spellStart"/>
-      <w:proofErr w:type="gramEnd"/>
-      <w:r>
-        <w:rPr>
-          <w:b/>
-          <w:bCs/>
-          <w:color w:val="D86DCB" w:themeColor="accent5" w:themeTint="99"/>
-          <w:sz w:val="32"/>
-          <w:szCs w:val="32"/>
-        </w:rPr>
-        <w:t>divmod</w:t>
-      </w:r>
-      <w:proofErr w:type="spellEnd"/>
-      <w:r>
-        <w:rPr>
-          <w:b/>
-          <w:bCs/>
-          <w:color w:val="D86DCB" w:themeColor="accent5" w:themeTint="99"/>
-          <w:sz w:val="32"/>
-          <w:szCs w:val="32"/>
-        </w:rPr>
-        <w:t>(8, 2))    # (4, 0)</w:t>
-      </w:r>
-    </w:p>
-    <w:p>
-      <w:pPr>
-        <w:spacing w:line="240" w:lineRule="auto"/>
-        <w:jc w:val="both"/>
-        <w:rPr>
-          <w:sz w:val="32"/>
-          <w:szCs w:val="32"/>
-        </w:rPr>
-      </w:pPr>
-    </w:p>
-    <w:p>
-      <w:pPr>
-        <w:spacing w:line="240" w:lineRule="auto"/>
-        <w:jc w:val="both"/>
-        <w:rPr>
-          <w:sz w:val="32"/>
-          <w:szCs w:val="32"/>
-        </w:rPr>
-      </w:pPr>
-      <w:r>
-        <w:rPr>
+          <w:rFonts w:ascii="Carlito" w:hAnsi="Carlito" w:cs="Carlito"/>
+          <w:b/>
+          <w:bCs/>
+          <w:color w:val="D86DCB" w:themeColor="accent5" w:themeTint="99"/>
+          <w:sz w:val="32"/>
+          <w:szCs w:val="32"/>
+        </w:rPr>
+      </w:pPr>
+      <w:r>
+        <w:rPr>
+          <w:rFonts w:ascii="Carlito" w:hAnsi="Carlito" w:cs="Carlito"/>
+          <w:b/>
+          <w:bCs/>
+          <w:color w:val="D86DCB" w:themeColor="accent5" w:themeTint="99"/>
+          <w:sz w:val="32"/>
+          <w:szCs w:val="32"/>
+        </w:rPr>
+        <w:t>print(divmod(50, 7))   # (7, 1)</w:t>
+      </w:r>
+    </w:p>
+    <w:p>
+      <w:pPr>
+        <w:spacing w:line="240" w:lineRule="auto"/>
+        <w:jc w:val="both"/>
+        <w:rPr>
+          <w:rFonts w:ascii="Carlito" w:hAnsi="Carlito" w:cs="Carlito"/>
+          <w:b/>
+          <w:bCs/>
+          <w:color w:val="D86DCB" w:themeColor="accent5" w:themeTint="99"/>
+          <w:sz w:val="32"/>
+          <w:szCs w:val="32"/>
+        </w:rPr>
+      </w:pPr>
+      <w:r>
+        <w:rPr>
+          <w:rFonts w:ascii="Carlito" w:hAnsi="Carlito" w:cs="Carlito"/>
+          <w:b/>
+          <w:bCs/>
+          <w:color w:val="D86DCB" w:themeColor="accent5" w:themeTint="99"/>
+          <w:sz w:val="32"/>
+          <w:szCs w:val="32"/>
+        </w:rPr>
+        <w:t>print(divmod(100, 10)) # (10, 0)</w:t>
+      </w:r>
+    </w:p>
+    <w:p>
+      <w:pPr>
+        <w:spacing w:line="240" w:lineRule="auto"/>
+        <w:jc w:val="both"/>
+        <w:rPr>
+          <w:rFonts w:ascii="Carlito" w:hAnsi="Carlito" w:cs="Carlito"/>
+          <w:b/>
+          <w:bCs/>
+          <w:color w:val="D86DCB" w:themeColor="accent5" w:themeTint="99"/>
+          <w:sz w:val="32"/>
+          <w:szCs w:val="32"/>
+        </w:rPr>
+      </w:pPr>
+      <w:r>
+        <w:rPr>
+          <w:rFonts w:ascii="Carlito" w:hAnsi="Carlito" w:cs="Carlito"/>
+          <w:b/>
+          <w:bCs/>
+          <w:color w:val="D86DCB" w:themeColor="accent5" w:themeTint="99"/>
+          <w:sz w:val="32"/>
+          <w:szCs w:val="32"/>
+        </w:rPr>
+        <w:t>print(divmod(8, 2))    # (4, 0)</w:t>
+      </w:r>
+    </w:p>
+    <w:p>
+      <w:pPr>
+        <w:spacing w:line="240" w:lineRule="auto"/>
+        <w:jc w:val="both"/>
+        <w:rPr>
+          <w:rFonts w:ascii="Carlito" w:hAnsi="Carlito" w:cs="Carlito"/>
+          <w:sz w:val="32"/>
+          <w:szCs w:val="32"/>
+        </w:rPr>
+      </w:pPr>
+    </w:p>
+    <w:p>
+      <w:pPr>
+        <w:spacing w:line="240" w:lineRule="auto"/>
+        <w:jc w:val="both"/>
+        <w:rPr>
+          <w:rFonts w:ascii="Carlito" w:hAnsi="Carlito" w:cs="Carlito"/>
+          <w:sz w:val="32"/>
+          <w:szCs w:val="32"/>
+        </w:rPr>
+      </w:pPr>
+      <w:r>
+        <w:rPr>
+          <w:rFonts w:ascii="Carlito" w:hAnsi="Carlito" w:cs="Carlito"/>
           <w:sz w:val="32"/>
           <w:szCs w:val="32"/>
         </w:rPr>
@@ -3966,12 +3222,14 @@
         <w:spacing w:line="240" w:lineRule="auto"/>
         <w:jc w:val="both"/>
         <w:rPr>
-          <w:sz w:val="32"/>
-          <w:szCs w:val="32"/>
-        </w:rPr>
-      </w:pPr>
-      <w:r>
-        <w:rPr>
+          <w:rFonts w:ascii="Carlito" w:hAnsi="Carlito" w:cs="Carlito"/>
+          <w:sz w:val="32"/>
+          <w:szCs w:val="32"/>
+        </w:rPr>
+      </w:pPr>
+      <w:r>
+        <w:rPr>
+          <w:rFonts w:ascii="Carlito" w:hAnsi="Carlito" w:cs="Carlito"/>
           <w:sz w:val="32"/>
           <w:szCs w:val="32"/>
         </w:rPr>
@@ -3979,46 +3237,17 @@
       </w:r>
       <w:r>
         <w:rPr>
-          <w:b/>
-          <w:bCs/>
-          <w:sz w:val="32"/>
-          <w:szCs w:val="32"/>
-        </w:rPr>
-        <w:t xml:space="preserve"> </w:t>
-      </w:r>
-      <w:proofErr w:type="spellStart"/>
-      <w:proofErr w:type="gramStart"/>
-      <w:r>
-        <w:rPr>
-          <w:b/>
-          <w:bCs/>
-          <w:sz w:val="32"/>
-          <w:szCs w:val="32"/>
-        </w:rPr>
-        <w:t>divmod</w:t>
-      </w:r>
-      <w:proofErr w:type="spellEnd"/>
-      <w:r>
-        <w:rPr>
-          <w:b/>
-          <w:bCs/>
-          <w:sz w:val="32"/>
-          <w:szCs w:val="32"/>
-        </w:rPr>
-        <w:t>(</w:t>
-      </w:r>
-      <w:proofErr w:type="gramEnd"/>
-      <w:r>
-        <w:rPr>
-          <w:b/>
-          <w:bCs/>
-          <w:sz w:val="32"/>
-          <w:szCs w:val="32"/>
-        </w:rPr>
-        <w:t xml:space="preserve">) </w:t>
-      </w:r>
-      <w:r>
-        <w:rPr>
+          <w:rFonts w:ascii="Carlito" w:hAnsi="Carlito" w:cs="Carlito"/>
+          <w:b/>
+          <w:bCs/>
+          <w:sz w:val="32"/>
+          <w:szCs w:val="32"/>
+        </w:rPr>
+        <w:t xml:space="preserve"> divmod() </w:t>
+      </w:r>
+      <w:r>
+        <w:rPr>
+          <w:rFonts w:ascii="Carlito" w:hAnsi="Carlito" w:cs="Carlito"/>
           <w:sz w:val="32"/>
           <w:szCs w:val="32"/>
         </w:rPr>
@@ -4035,12 +3264,14 @@
         <w:spacing w:line="240" w:lineRule="auto"/>
         <w:jc w:val="both"/>
         <w:rPr>
-          <w:sz w:val="32"/>
-          <w:szCs w:val="32"/>
-        </w:rPr>
-      </w:pPr>
-      <w:r>
-        <w:rPr>
+          <w:rFonts w:ascii="Carlito" w:hAnsi="Carlito" w:cs="Carlito"/>
+          <w:sz w:val="32"/>
+          <w:szCs w:val="32"/>
+        </w:rPr>
+      </w:pPr>
+      <w:r>
+        <w:rPr>
+          <w:rFonts w:ascii="Carlito" w:hAnsi="Carlito" w:cs="Carlito"/>
           <w:sz w:val="32"/>
           <w:szCs w:val="32"/>
         </w:rPr>
@@ -4057,12 +3288,14 @@
         <w:spacing w:line="240" w:lineRule="auto"/>
         <w:jc w:val="both"/>
         <w:rPr>
-          <w:sz w:val="32"/>
-          <w:szCs w:val="32"/>
-        </w:rPr>
-      </w:pPr>
-      <w:r>
-        <w:rPr>
+          <w:rFonts w:ascii="Carlito" w:hAnsi="Carlito" w:cs="Carlito"/>
+          <w:sz w:val="32"/>
+          <w:szCs w:val="32"/>
+        </w:rPr>
+      </w:pPr>
+      <w:r>
+        <w:rPr>
+          <w:rFonts w:ascii="Carlito" w:hAnsi="Carlito" w:cs="Carlito"/>
           <w:sz w:val="32"/>
           <w:szCs w:val="32"/>
         </w:rPr>
@@ -4074,15 +3307,17 @@
         <w:spacing w:line="240" w:lineRule="auto"/>
         <w:jc w:val="both"/>
         <w:rPr>
-          <w:sz w:val="32"/>
-          <w:szCs w:val="32"/>
-        </w:rPr>
-      </w:pPr>
-    </w:p>
-    <w:p>
-      <w:pPr>
-        <w:jc w:val="both"/>
-        <w:rPr>
+          <w:rFonts w:ascii="Carlito" w:hAnsi="Carlito" w:cs="Carlito"/>
+          <w:sz w:val="32"/>
+          <w:szCs w:val="32"/>
+        </w:rPr>
+      </w:pPr>
+    </w:p>
+    <w:p>
+      <w:pPr>
+        <w:jc w:val="both"/>
+        <w:rPr>
+          <w:rFonts w:ascii="Carlito" w:hAnsi="Carlito" w:cs="Carlito"/>
           <w:sz w:val="32"/>
           <w:szCs w:val="32"/>
         </w:rPr>
@@ -5904,6 +5139,7 @@
   <w:style w:type="character" w:default="1" w:styleId="DefaultParagraphFont">
     <w:name w:val="Default Paragraph Font"/>
     <w:uiPriority w:val="1"/>
+    <w:semiHidden/>
     <w:unhideWhenUsed/>
   </w:style>
   <w:style w:type="table" w:default="1" w:styleId="TableNormal">

--- a/python/p3_advanced_methods_of_python.docx
+++ b/python/p3_advanced_methods_of_python.docx
@@ -6,18 +6,18 @@
       <w:pPr>
         <w:jc w:val="center"/>
         <w:rPr>
-          <w:rFonts w:ascii="Carlito" w:hAnsi="Carlito" w:cs="Carlito"/>
-          <w:sz w:val="32"/>
-          <w:szCs w:val="32"/>
-        </w:rPr>
-      </w:pPr>
-      <w:r>
-        <w:rPr>
-          <w:rFonts w:ascii="Carlito" w:hAnsi="Carlito" w:cs="Carlito"/>
-          <w:b/>
-          <w:bCs/>
-          <w:sz w:val="40"/>
-          <w:szCs w:val="40"/>
+          <w:rFonts w:ascii="Calibri" w:hAnsi="Calibri" w:cs="Calibri"/>
+          <w:sz w:val="36"/>
+          <w:szCs w:val="36"/>
+        </w:rPr>
+      </w:pPr>
+      <w:r>
+        <w:rPr>
+          <w:rFonts w:ascii="Calibri" w:hAnsi="Calibri" w:cs="Calibri"/>
+          <w:b/>
+          <w:bCs/>
+          <w:sz w:val="44"/>
+          <w:szCs w:val="44"/>
         </w:rPr>
         <w:t>INDEX</w:t>
       </w:r>
@@ -31,14 +31,14 @@
         </w:numPr>
         <w:jc w:val="both"/>
         <w:rPr>
-          <w:rFonts w:ascii="Carlito" w:hAnsi="Carlito" w:cs="Carlito"/>
+          <w:rFonts w:ascii="Calibri" w:hAnsi="Calibri" w:cs="Calibri"/>
           <w:sz w:val="32"/>
           <w:szCs w:val="32"/>
         </w:rPr>
       </w:pPr>
       <w:r>
         <w:rPr>
-          <w:rFonts w:ascii="Carlito" w:hAnsi="Carlito" w:cs="Carlito"/>
+          <w:rFonts w:ascii="Calibri" w:hAnsi="Calibri" w:cs="Calibri"/>
           <w:b/>
           <w:bCs/>
           <w:sz w:val="32"/>
@@ -48,11 +48,27 @@
       </w:r>
       <w:r>
         <w:rPr>
-          <w:rFonts w:ascii="Carlito" w:hAnsi="Carlito" w:cs="Carlito"/>
+          <w:rFonts w:ascii="Calibri" w:hAnsi="Calibri" w:cs="Calibri"/>
           <w:sz w:val="32"/>
           <w:szCs w:val="32"/>
         </w:rPr>
-        <w:t xml:space="preserve"> Function (loop alternative)…………..…………..……………..2</w:t>
+        <w:t xml:space="preserve"> Function (loop alternative)…………..…………..……………</w:t>
+      </w:r>
+      <w:r>
+        <w:rPr>
+          <w:rFonts w:ascii="Calibri" w:hAnsi="Calibri" w:cs="Calibri"/>
+          <w:sz w:val="32"/>
+          <w:szCs w:val="32"/>
+        </w:rPr>
+        <w:t>………….</w:t>
+      </w:r>
+      <w:r>
+        <w:rPr>
+          <w:rFonts w:ascii="Calibri" w:hAnsi="Calibri" w:cs="Calibri"/>
+          <w:sz w:val="32"/>
+          <w:szCs w:val="32"/>
+        </w:rPr>
+        <w:t>.2</w:t>
       </w:r>
     </w:p>
     <w:p>
@@ -64,14 +80,14 @@
         </w:numPr>
         <w:jc w:val="both"/>
         <w:rPr>
-          <w:rFonts w:ascii="Carlito" w:hAnsi="Carlito" w:cs="Carlito"/>
+          <w:rFonts w:ascii="Calibri" w:hAnsi="Calibri" w:cs="Calibri"/>
           <w:sz w:val="32"/>
           <w:szCs w:val="32"/>
         </w:rPr>
       </w:pPr>
       <w:r>
         <w:rPr>
-          <w:rFonts w:ascii="Carlito" w:hAnsi="Carlito" w:cs="Carlito"/>
+          <w:rFonts w:ascii="Calibri" w:hAnsi="Calibri" w:cs="Calibri"/>
           <w:b/>
           <w:bCs/>
           <w:sz w:val="32"/>
@@ -81,11 +97,27 @@
       </w:r>
       <w:r>
         <w:rPr>
-          <w:rFonts w:ascii="Carlito" w:hAnsi="Carlito" w:cs="Carlito"/>
+          <w:rFonts w:ascii="Calibri" w:hAnsi="Calibri" w:cs="Calibri"/>
           <w:sz w:val="32"/>
           <w:szCs w:val="32"/>
         </w:rPr>
-        <w:t>Function………………………………………………………………4</w:t>
+        <w:t>Function…………………………………………………………</w:t>
+      </w:r>
+      <w:r>
+        <w:rPr>
+          <w:rFonts w:ascii="Calibri" w:hAnsi="Calibri" w:cs="Calibri"/>
+          <w:sz w:val="32"/>
+          <w:szCs w:val="32"/>
+        </w:rPr>
+        <w:t>……………</w:t>
+      </w:r>
+      <w:r>
+        <w:rPr>
+          <w:rFonts w:ascii="Calibri" w:hAnsi="Calibri" w:cs="Calibri"/>
+          <w:sz w:val="32"/>
+          <w:szCs w:val="32"/>
+        </w:rPr>
+        <w:t>……4</w:t>
       </w:r>
     </w:p>
     <w:p>
@@ -97,14 +129,14 @@
         </w:numPr>
         <w:jc w:val="both"/>
         <w:rPr>
-          <w:rFonts w:ascii="Carlito" w:hAnsi="Carlito" w:cs="Carlito"/>
+          <w:rFonts w:ascii="Calibri" w:hAnsi="Calibri" w:cs="Calibri"/>
           <w:sz w:val="32"/>
           <w:szCs w:val="32"/>
         </w:rPr>
       </w:pPr>
       <w:r>
         <w:rPr>
-          <w:rFonts w:ascii="Carlito" w:hAnsi="Carlito" w:cs="Carlito"/>
+          <w:rFonts w:ascii="Calibri" w:hAnsi="Calibri" w:cs="Calibri"/>
           <w:b/>
           <w:bCs/>
           <w:sz w:val="32"/>
@@ -114,11 +146,27 @@
       </w:r>
       <w:r>
         <w:rPr>
-          <w:rFonts w:ascii="Carlito" w:hAnsi="Carlito" w:cs="Carlito"/>
+          <w:rFonts w:ascii="Calibri" w:hAnsi="Calibri" w:cs="Calibri"/>
           <w:sz w:val="32"/>
           <w:szCs w:val="32"/>
         </w:rPr>
-        <w:t xml:space="preserve"> Function…………………………………………………………..5</w:t>
+        <w:t xml:space="preserve"> Function………………………………………………………</w:t>
+      </w:r>
+      <w:r>
+        <w:rPr>
+          <w:rFonts w:ascii="Calibri" w:hAnsi="Calibri" w:cs="Calibri"/>
+          <w:sz w:val="32"/>
+          <w:szCs w:val="32"/>
+        </w:rPr>
+        <w:t>……………</w:t>
+      </w:r>
+      <w:r>
+        <w:rPr>
+          <w:rFonts w:ascii="Calibri" w:hAnsi="Calibri" w:cs="Calibri"/>
+          <w:sz w:val="32"/>
+          <w:szCs w:val="32"/>
+        </w:rPr>
+        <w:t>…..5</w:t>
       </w:r>
     </w:p>
     <w:p>
@@ -130,14 +178,14 @@
         </w:numPr>
         <w:jc w:val="both"/>
         <w:rPr>
-          <w:rFonts w:ascii="Carlito" w:hAnsi="Carlito" w:cs="Carlito"/>
+          <w:rFonts w:ascii="Calibri" w:hAnsi="Calibri" w:cs="Calibri"/>
           <w:sz w:val="32"/>
           <w:szCs w:val="32"/>
         </w:rPr>
       </w:pPr>
       <w:r>
         <w:rPr>
-          <w:rFonts w:ascii="Carlito" w:hAnsi="Carlito" w:cs="Carlito"/>
+          <w:rFonts w:ascii="Calibri" w:hAnsi="Calibri" w:cs="Calibri"/>
           <w:b/>
           <w:bCs/>
           <w:sz w:val="32"/>
@@ -147,90 +195,106 @@
       </w:r>
       <w:r>
         <w:rPr>
-          <w:rFonts w:ascii="Carlito" w:hAnsi="Carlito" w:cs="Carlito"/>
+          <w:rFonts w:ascii="Calibri" w:hAnsi="Calibri" w:cs="Calibri"/>
           <w:sz w:val="32"/>
           <w:szCs w:val="32"/>
         </w:rPr>
-        <w:t xml:space="preserve"> Function…………………………………………………………..6</w:t>
-      </w:r>
-    </w:p>
-    <w:p>
-      <w:pPr>
-        <w:jc w:val="both"/>
-        <w:rPr>
-          <w:rFonts w:ascii="Carlito" w:hAnsi="Carlito" w:cs="Carlito"/>
+        <w:t xml:space="preserve"> Function…………………………………………………………</w:t>
+      </w:r>
+      <w:r>
+        <w:rPr>
+          <w:rFonts w:ascii="Calibri" w:hAnsi="Calibri" w:cs="Calibri"/>
           <w:sz w:val="32"/>
           <w:szCs w:val="32"/>
         </w:rPr>
-      </w:pPr>
-    </w:p>
-    <w:p>
-      <w:pPr>
-        <w:jc w:val="both"/>
-        <w:rPr>
-          <w:rFonts w:ascii="Carlito" w:hAnsi="Carlito" w:cs="Carlito"/>
+        <w:t>……………</w:t>
+      </w:r>
+      <w:r>
+        <w:rPr>
+          <w:rFonts w:ascii="Calibri" w:hAnsi="Calibri" w:cs="Calibri"/>
           <w:sz w:val="32"/>
           <w:szCs w:val="32"/>
         </w:rPr>
-      </w:pPr>
-    </w:p>
-    <w:p>
-      <w:pPr>
-        <w:rPr>
-          <w:rFonts w:ascii="Carlito" w:hAnsi="Carlito" w:cs="Carlito"/>
+        <w:t>.6</w:t>
+      </w:r>
+    </w:p>
+    <w:p>
+      <w:pPr>
+        <w:jc w:val="both"/>
+        <w:rPr>
+          <w:rFonts w:ascii="Calibri" w:hAnsi="Calibri" w:cs="Calibri"/>
           <w:sz w:val="32"/>
           <w:szCs w:val="32"/>
         </w:rPr>
       </w:pPr>
-      <w:r>
-        <w:rPr>
-          <w:rFonts w:ascii="Carlito" w:hAnsi="Carlito" w:cs="Carlito"/>
+    </w:p>
+    <w:p>
+      <w:pPr>
+        <w:jc w:val="both"/>
+        <w:rPr>
+          <w:rFonts w:ascii="Calibri" w:hAnsi="Calibri" w:cs="Calibri"/>
           <w:sz w:val="32"/>
           <w:szCs w:val="32"/>
         </w:rPr>
-        <w:br w:type="page"/>
-      </w:r>
-    </w:p>
-    <w:p>
-      <w:pPr>
-        <w:spacing w:line="240" w:lineRule="auto"/>
-        <w:jc w:val="both"/>
-        <w:rPr>
-          <w:rFonts w:ascii="Carlito" w:hAnsi="Carlito" w:cs="Carlito"/>
-          <w:b/>
-          <w:bCs/>
+      </w:pPr>
+    </w:p>
+    <w:p>
+      <w:pPr>
+        <w:rPr>
+          <w:rFonts w:ascii="Calibri" w:hAnsi="Calibri" w:cs="Calibri"/>
           <w:sz w:val="32"/>
           <w:szCs w:val="32"/>
         </w:rPr>
       </w:pPr>
       <w:r>
         <w:rPr>
-          <w:rFonts w:ascii="Carlito" w:hAnsi="Carlito" w:cs="Carlito"/>
-          <w:b/>
-          <w:bCs/>
+          <w:rFonts w:ascii="Calibri" w:hAnsi="Calibri" w:cs="Calibri"/>
           <w:sz w:val="32"/>
           <w:szCs w:val="32"/>
         </w:rPr>
+        <w:br w:type="page"/>
+      </w:r>
+    </w:p>
+    <w:p>
+      <w:pPr>
+        <w:spacing w:line="240" w:lineRule="auto"/>
+        <w:jc w:val="both"/>
+        <w:rPr>
+          <w:rFonts w:ascii="Calibri" w:hAnsi="Calibri" w:cs="Calibri"/>
+          <w:b/>
+          <w:bCs/>
+          <w:sz w:val="36"/>
+          <w:szCs w:val="36"/>
+        </w:rPr>
+      </w:pPr>
+      <w:r>
+        <w:rPr>
+          <w:rFonts w:ascii="Calibri" w:hAnsi="Calibri" w:cs="Calibri"/>
+          <w:b/>
+          <w:bCs/>
+          <w:sz w:val="36"/>
+          <w:szCs w:val="36"/>
+        </w:rPr>
         <w:lastRenderedPageBreak/>
         <w:t>map()</w:t>
       </w:r>
       <w:r>
         <w:rPr>
-          <w:rFonts w:ascii="Carlito" w:hAnsi="Carlito" w:cs="Carlito"/>
-          <w:b/>
-          <w:bCs/>
-          <w:sz w:val="32"/>
-          <w:szCs w:val="32"/>
+          <w:rFonts w:ascii="Calibri" w:hAnsi="Calibri" w:cs="Calibri"/>
+          <w:b/>
+          <w:bCs/>
+          <w:sz w:val="36"/>
+          <w:szCs w:val="36"/>
         </w:rPr>
         <w:t xml:space="preserve"> Function</w:t>
       </w:r>
       <w:r>
         <w:rPr>
-          <w:rFonts w:ascii="Carlito" w:hAnsi="Carlito" w:cs="Carlito"/>
-          <w:b/>
-          <w:bCs/>
-          <w:sz w:val="32"/>
-          <w:szCs w:val="32"/>
+          <w:rFonts w:ascii="Calibri" w:hAnsi="Calibri" w:cs="Calibri"/>
+          <w:b/>
+          <w:bCs/>
+          <w:sz w:val="36"/>
+          <w:szCs w:val="36"/>
         </w:rPr>
         <w:t xml:space="preserve"> (Loop Alternative):</w:t>
       </w:r>
@@ -240,34 +304,34 @@
         <w:spacing w:line="240" w:lineRule="auto"/>
         <w:jc w:val="both"/>
         <w:rPr>
-          <w:rFonts w:ascii="Carlito" w:hAnsi="Carlito" w:cs="Carlito"/>
-          <w:sz w:val="32"/>
-          <w:szCs w:val="32"/>
-        </w:rPr>
-      </w:pPr>
-      <w:r>
-        <w:rPr>
-          <w:rFonts w:ascii="Carlito" w:hAnsi="Carlito" w:cs="Carlito"/>
-          <w:sz w:val="32"/>
-          <w:szCs w:val="32"/>
+          <w:rFonts w:ascii="Calibri" w:hAnsi="Calibri" w:cs="Calibri"/>
+          <w:sz w:val="36"/>
+          <w:szCs w:val="36"/>
+        </w:rPr>
+      </w:pPr>
+      <w:r>
+        <w:rPr>
+          <w:rFonts w:ascii="Calibri" w:hAnsi="Calibri" w:cs="Calibri"/>
+          <w:sz w:val="36"/>
+          <w:szCs w:val="36"/>
         </w:rPr>
         <w:t xml:space="preserve"># </w:t>
       </w:r>
       <w:r>
         <w:rPr>
-          <w:rFonts w:ascii="Carlito" w:hAnsi="Carlito" w:cs="Carlito"/>
-          <w:b/>
-          <w:bCs/>
-          <w:sz w:val="32"/>
-          <w:szCs w:val="32"/>
+          <w:rFonts w:ascii="Calibri" w:hAnsi="Calibri" w:cs="Calibri"/>
+          <w:b/>
+          <w:bCs/>
+          <w:sz w:val="36"/>
+          <w:szCs w:val="36"/>
         </w:rPr>
         <w:t>map()</w:t>
       </w:r>
       <w:r>
         <w:rPr>
-          <w:rFonts w:ascii="Carlito" w:hAnsi="Carlito" w:cs="Carlito"/>
-          <w:sz w:val="32"/>
-          <w:szCs w:val="32"/>
+          <w:rFonts w:ascii="Calibri" w:hAnsi="Calibri" w:cs="Calibri"/>
+          <w:sz w:val="36"/>
+          <w:szCs w:val="36"/>
         </w:rPr>
         <w:t xml:space="preserve"> is a built-in Python function that applies a function to every element of an iterable (like a list or list of dictionaries, tuple or set)</w:t>
       </w:r>
@@ -277,16 +341,16 @@
         <w:spacing w:line="240" w:lineRule="auto"/>
         <w:jc w:val="both"/>
         <w:rPr>
-          <w:rFonts w:ascii="Carlito" w:hAnsi="Carlito" w:cs="Carlito"/>
-          <w:sz w:val="32"/>
-          <w:szCs w:val="32"/>
-        </w:rPr>
-      </w:pPr>
-      <w:r>
-        <w:rPr>
-          <w:rFonts w:ascii="Carlito" w:hAnsi="Carlito" w:cs="Carlito"/>
-          <w:sz w:val="32"/>
-          <w:szCs w:val="32"/>
+          <w:rFonts w:ascii="Calibri" w:hAnsi="Calibri" w:cs="Calibri"/>
+          <w:sz w:val="36"/>
+          <w:szCs w:val="36"/>
+        </w:rPr>
+      </w:pPr>
+      <w:r>
+        <w:rPr>
+          <w:rFonts w:ascii="Calibri" w:hAnsi="Calibri" w:cs="Calibri"/>
+          <w:sz w:val="36"/>
+          <w:szCs w:val="36"/>
         </w:rPr>
         <w:t># It takes two parameters:</w:t>
       </w:r>
@@ -301,30 +365,32 @@
         <w:spacing w:line="240" w:lineRule="auto"/>
         <w:jc w:val="both"/>
         <w:rPr>
-          <w:rFonts w:ascii="Carlito" w:hAnsi="Carlito" w:cs="Carlito"/>
-          <w:sz w:val="32"/>
-          <w:szCs w:val="32"/>
-        </w:rPr>
-      </w:pPr>
-      <w:r>
-        <w:rPr>
-          <w:rFonts w:ascii="Carlito" w:hAnsi="Carlito" w:cs="Carlito"/>
-          <w:sz w:val="32"/>
-          <w:szCs w:val="32"/>
+          <w:rFonts w:ascii="Calibri" w:hAnsi="Calibri" w:cs="Calibri"/>
+          <w:sz w:val="36"/>
+          <w:szCs w:val="36"/>
+        </w:rPr>
+      </w:pPr>
+      <w:r>
+        <w:rPr>
+          <w:rFonts w:ascii="Calibri" w:hAnsi="Calibri" w:cs="Calibri"/>
+          <w:sz w:val="36"/>
+          <w:szCs w:val="36"/>
         </w:rPr>
         <w:t xml:space="preserve">function </w:t>
       </w:r>
       <w:r>
         <w:rPr>
-          <w:rFonts w:ascii="Carlito" w:hAnsi="Carlito" w:cs="Carlito"/>
+          <w:rFonts w:ascii="Calibri" w:hAnsi="Calibri" w:cs="Calibri"/>
+          <w:sz w:val="28"/>
+          <w:szCs w:val="28"/>
         </w:rPr>
         <w:sym w:font="Wingdings" w:char="F0E0"/>
       </w:r>
       <w:r>
         <w:rPr>
-          <w:rFonts w:ascii="Carlito" w:hAnsi="Carlito" w:cs="Carlito"/>
-          <w:sz w:val="32"/>
-          <w:szCs w:val="32"/>
+          <w:rFonts w:ascii="Calibri" w:hAnsi="Calibri" w:cs="Calibri"/>
+          <w:sz w:val="36"/>
+          <w:szCs w:val="36"/>
         </w:rPr>
         <w:t xml:space="preserve"> What we want to do to each item</w:t>
       </w:r>
@@ -339,982 +405,985 @@
         <w:spacing w:line="240" w:lineRule="auto"/>
         <w:jc w:val="both"/>
         <w:rPr>
-          <w:rFonts w:ascii="Carlito" w:hAnsi="Carlito" w:cs="Carlito"/>
+          <w:rFonts w:ascii="Calibri" w:hAnsi="Calibri" w:cs="Calibri"/>
+          <w:sz w:val="36"/>
+          <w:szCs w:val="36"/>
+        </w:rPr>
+      </w:pPr>
+      <w:r>
+        <w:rPr>
+          <w:rFonts w:ascii="Calibri" w:hAnsi="Calibri" w:cs="Calibri"/>
+          <w:sz w:val="36"/>
+          <w:szCs w:val="36"/>
+        </w:rPr>
+        <w:t xml:space="preserve">iterable </w:t>
+      </w:r>
+      <w:r>
+        <w:rPr>
+          <w:rFonts w:ascii="Calibri" w:hAnsi="Calibri" w:cs="Calibri"/>
+          <w:sz w:val="28"/>
+          <w:szCs w:val="28"/>
+        </w:rPr>
+        <w:sym w:font="Wingdings" w:char="F0E0"/>
+      </w:r>
+      <w:r>
+        <w:rPr>
+          <w:rFonts w:ascii="Calibri" w:hAnsi="Calibri" w:cs="Calibri"/>
+          <w:sz w:val="36"/>
+          <w:szCs w:val="36"/>
+        </w:rPr>
+        <w:t xml:space="preserve"> The list or collection we want to process</w:t>
+      </w:r>
+    </w:p>
+    <w:p>
+      <w:pPr>
+        <w:spacing w:line="240" w:lineRule="auto"/>
+        <w:jc w:val="both"/>
+        <w:rPr>
+          <w:rFonts w:ascii="Calibri" w:hAnsi="Calibri" w:cs="Calibri"/>
+          <w:b/>
+          <w:bCs/>
+          <w:color w:val="D86DCB" w:themeColor="accent5" w:themeTint="99"/>
+          <w:sz w:val="36"/>
+          <w:szCs w:val="36"/>
+        </w:rPr>
+      </w:pPr>
+      <w:r>
+        <w:rPr>
+          <w:rFonts w:ascii="Calibri" w:hAnsi="Calibri" w:cs="Calibri"/>
+          <w:b/>
+          <w:bCs/>
+          <w:color w:val="D86DCB" w:themeColor="accent5" w:themeTint="99"/>
+          <w:sz w:val="36"/>
+          <w:szCs w:val="36"/>
+        </w:rPr>
+        <w:t>map(function, iterable)</w:t>
+      </w:r>
+    </w:p>
+    <w:p>
+      <w:pPr>
+        <w:spacing w:line="240" w:lineRule="auto"/>
+        <w:jc w:val="both"/>
+        <w:rPr>
+          <w:rFonts w:ascii="Calibri" w:hAnsi="Calibri" w:cs="Calibri"/>
+          <w:sz w:val="36"/>
+          <w:szCs w:val="36"/>
+        </w:rPr>
+      </w:pPr>
+      <w:r>
+        <w:rPr>
+          <w:rFonts w:ascii="Calibri" w:hAnsi="Calibri" w:cs="Calibri"/>
+          <w:sz w:val="36"/>
+          <w:szCs w:val="36"/>
+        </w:rPr>
+        <w:t xml:space="preserve"># Here, </w:t>
+      </w:r>
+      <w:r>
+        <w:rPr>
+          <w:rFonts w:ascii="Calibri" w:hAnsi="Calibri" w:cs="Calibri"/>
+          <w:b/>
+          <w:bCs/>
+          <w:sz w:val="36"/>
+          <w:szCs w:val="36"/>
+        </w:rPr>
+        <w:t>map()</w:t>
+      </w:r>
+      <w:r>
+        <w:rPr>
+          <w:rFonts w:ascii="Calibri" w:hAnsi="Calibri" w:cs="Calibri"/>
+          <w:sz w:val="36"/>
+          <w:szCs w:val="36"/>
+        </w:rPr>
+        <w:t xml:space="preserve"> method iterates over each element of the list and squares the element.</w:t>
+      </w:r>
+    </w:p>
+    <w:p>
+      <w:pPr>
+        <w:spacing w:line="240" w:lineRule="auto"/>
+        <w:jc w:val="both"/>
+        <w:rPr>
+          <w:rFonts w:ascii="Calibri" w:hAnsi="Calibri" w:cs="Calibri"/>
+          <w:sz w:val="36"/>
+          <w:szCs w:val="36"/>
+        </w:rPr>
+      </w:pPr>
+      <w:r>
+        <w:rPr>
+          <w:rFonts w:ascii="Calibri" w:hAnsi="Calibri" w:cs="Calibri"/>
+          <w:sz w:val="36"/>
+          <w:szCs w:val="36"/>
+        </w:rPr>
+        <w:t># And returns a</w:t>
+      </w:r>
+      <w:r>
+        <w:rPr>
+          <w:rFonts w:ascii="Calibri" w:hAnsi="Calibri" w:cs="Calibri"/>
+          <w:b/>
+          <w:bCs/>
+          <w:sz w:val="36"/>
+          <w:szCs w:val="36"/>
+        </w:rPr>
+        <w:t xml:space="preserve"> map</w:t>
+      </w:r>
+      <w:r>
+        <w:rPr>
+          <w:rFonts w:ascii="Calibri" w:hAnsi="Calibri" w:cs="Calibri"/>
+          <w:sz w:val="36"/>
+          <w:szCs w:val="36"/>
+        </w:rPr>
+        <w:t xml:space="preserve"> object (an iterator), not a list. Convert it to a list using </w:t>
+      </w:r>
+      <w:r>
+        <w:rPr>
+          <w:rFonts w:ascii="Calibri" w:hAnsi="Calibri" w:cs="Calibri"/>
+          <w:b/>
+          <w:bCs/>
+          <w:sz w:val="36"/>
+          <w:szCs w:val="36"/>
+        </w:rPr>
+        <w:t>list()</w:t>
+      </w:r>
+      <w:r>
+        <w:rPr>
+          <w:rFonts w:ascii="Calibri" w:hAnsi="Calibri" w:cs="Calibri"/>
+          <w:sz w:val="36"/>
+          <w:szCs w:val="36"/>
+        </w:rPr>
+        <w:t xml:space="preserve"> method</w:t>
+      </w:r>
+    </w:p>
+    <w:p>
+      <w:pPr>
+        <w:spacing w:line="240" w:lineRule="auto"/>
+        <w:jc w:val="both"/>
+        <w:rPr>
+          <w:rFonts w:ascii="Calibri" w:hAnsi="Calibri" w:cs="Calibri"/>
+          <w:b/>
+          <w:bCs/>
+          <w:color w:val="D86DCB" w:themeColor="accent5" w:themeTint="99"/>
+          <w:sz w:val="36"/>
+          <w:szCs w:val="36"/>
+        </w:rPr>
+      </w:pPr>
+      <w:r>
+        <w:rPr>
+          <w:rFonts w:ascii="Calibri" w:hAnsi="Calibri" w:cs="Calibri"/>
+          <w:b/>
+          <w:bCs/>
+          <w:color w:val="D86DCB" w:themeColor="accent5" w:themeTint="99"/>
+          <w:sz w:val="36"/>
+          <w:szCs w:val="36"/>
+        </w:rPr>
+        <w:t>def square(num):</w:t>
+      </w:r>
+    </w:p>
+    <w:p>
+      <w:pPr>
+        <w:spacing w:line="240" w:lineRule="auto"/>
+        <w:jc w:val="both"/>
+        <w:rPr>
+          <w:rFonts w:ascii="Calibri" w:hAnsi="Calibri" w:cs="Calibri"/>
+          <w:b/>
+          <w:bCs/>
+          <w:color w:val="D86DCB" w:themeColor="accent5" w:themeTint="99"/>
+          <w:sz w:val="36"/>
+          <w:szCs w:val="36"/>
+        </w:rPr>
+      </w:pPr>
+      <w:r>
+        <w:rPr>
+          <w:rFonts w:ascii="Calibri" w:hAnsi="Calibri" w:cs="Calibri"/>
+          <w:b/>
+          <w:bCs/>
+          <w:color w:val="D86DCB" w:themeColor="accent5" w:themeTint="99"/>
+          <w:sz w:val="36"/>
+          <w:szCs w:val="36"/>
+        </w:rPr>
+        <w:t xml:space="preserve">    return num * num</w:t>
+      </w:r>
+    </w:p>
+    <w:p>
+      <w:pPr>
+        <w:spacing w:line="240" w:lineRule="auto"/>
+        <w:jc w:val="both"/>
+        <w:rPr>
+          <w:rFonts w:ascii="Calibri" w:hAnsi="Calibri" w:cs="Calibri"/>
+          <w:b/>
+          <w:bCs/>
+          <w:color w:val="D86DCB" w:themeColor="accent5" w:themeTint="99"/>
+          <w:sz w:val="36"/>
+          <w:szCs w:val="36"/>
+        </w:rPr>
+      </w:pPr>
+      <w:r>
+        <w:rPr>
+          <w:rFonts w:ascii="Calibri" w:hAnsi="Calibri" w:cs="Calibri"/>
+          <w:b/>
+          <w:bCs/>
+          <w:color w:val="D86DCB" w:themeColor="accent5" w:themeTint="99"/>
+          <w:sz w:val="36"/>
+          <w:szCs w:val="36"/>
+        </w:rPr>
+        <w:t>numbers = [1, 2, 3, 4]</w:t>
+      </w:r>
+    </w:p>
+    <w:p>
+      <w:pPr>
+        <w:spacing w:line="240" w:lineRule="auto"/>
+        <w:jc w:val="both"/>
+        <w:rPr>
+          <w:rFonts w:ascii="Calibri" w:hAnsi="Calibri" w:cs="Calibri"/>
+          <w:b/>
+          <w:bCs/>
+          <w:color w:val="D86DCB" w:themeColor="accent5" w:themeTint="99"/>
+          <w:sz w:val="36"/>
+          <w:szCs w:val="36"/>
+        </w:rPr>
+      </w:pPr>
+      <w:r>
+        <w:rPr>
+          <w:rFonts w:ascii="Calibri" w:hAnsi="Calibri" w:cs="Calibri"/>
+          <w:b/>
+          <w:bCs/>
+          <w:color w:val="D86DCB" w:themeColor="accent5" w:themeTint="99"/>
+          <w:sz w:val="36"/>
+          <w:szCs w:val="36"/>
+        </w:rPr>
+        <w:t>result = map(square, numbers)</w:t>
+      </w:r>
+    </w:p>
+    <w:p>
+      <w:pPr>
+        <w:spacing w:line="240" w:lineRule="auto"/>
+        <w:jc w:val="both"/>
+        <w:rPr>
+          <w:rFonts w:ascii="Calibri" w:hAnsi="Calibri" w:cs="Calibri"/>
+          <w:b/>
+          <w:bCs/>
+          <w:color w:val="D86DCB" w:themeColor="accent5" w:themeTint="99"/>
+          <w:sz w:val="36"/>
+          <w:szCs w:val="36"/>
+        </w:rPr>
+      </w:pPr>
+      <w:r>
+        <w:rPr>
+          <w:rFonts w:ascii="Calibri" w:hAnsi="Calibri" w:cs="Calibri"/>
+          <w:b/>
+          <w:bCs/>
+          <w:color w:val="D86DCB" w:themeColor="accent5" w:themeTint="99"/>
+          <w:sz w:val="36"/>
+          <w:szCs w:val="36"/>
+        </w:rPr>
+        <w:t>print(result) # &lt;map object at 0x...&gt;</w:t>
+      </w:r>
+    </w:p>
+    <w:p>
+      <w:pPr>
+        <w:spacing w:line="240" w:lineRule="auto"/>
+        <w:jc w:val="both"/>
+        <w:rPr>
+          <w:rFonts w:ascii="Calibri" w:hAnsi="Calibri" w:cs="Calibri"/>
+          <w:b/>
+          <w:bCs/>
+          <w:color w:val="D86DCB" w:themeColor="accent5" w:themeTint="99"/>
+          <w:sz w:val="36"/>
+          <w:szCs w:val="36"/>
+        </w:rPr>
+      </w:pPr>
+      <w:r>
+        <w:rPr>
+          <w:rFonts w:ascii="Calibri" w:hAnsi="Calibri" w:cs="Calibri"/>
+          <w:b/>
+          <w:bCs/>
+          <w:color w:val="D86DCB" w:themeColor="accent5" w:themeTint="99"/>
+          <w:sz w:val="36"/>
+          <w:szCs w:val="36"/>
+        </w:rPr>
+        <w:t>result = list(map(square, numbers))</w:t>
+      </w:r>
+    </w:p>
+    <w:p>
+      <w:pPr>
+        <w:spacing w:line="240" w:lineRule="auto"/>
+        <w:jc w:val="both"/>
+        <w:rPr>
+          <w:rFonts w:ascii="Calibri" w:hAnsi="Calibri" w:cs="Calibri"/>
+          <w:b/>
+          <w:bCs/>
+          <w:color w:val="D86DCB" w:themeColor="accent5" w:themeTint="99"/>
+          <w:sz w:val="36"/>
+          <w:szCs w:val="36"/>
+        </w:rPr>
+      </w:pPr>
+      <w:r>
+        <w:rPr>
+          <w:rFonts w:ascii="Calibri" w:hAnsi="Calibri" w:cs="Calibri"/>
+          <w:b/>
+          <w:bCs/>
+          <w:color w:val="D86DCB" w:themeColor="accent5" w:themeTint="99"/>
+          <w:sz w:val="36"/>
+          <w:szCs w:val="36"/>
+        </w:rPr>
+        <w:t>print(result) # [1, 4, 9, 16]</w:t>
+      </w:r>
+    </w:p>
+    <w:p>
+      <w:pPr>
+        <w:spacing w:line="240" w:lineRule="auto"/>
+        <w:jc w:val="both"/>
+        <w:rPr>
+          <w:rFonts w:ascii="Calibri" w:hAnsi="Calibri" w:cs="Calibri"/>
+          <w:sz w:val="36"/>
+          <w:szCs w:val="36"/>
+        </w:rPr>
+      </w:pPr>
+    </w:p>
+    <w:p>
+      <w:pPr>
+        <w:spacing w:line="240" w:lineRule="auto"/>
+        <w:jc w:val="both"/>
+        <w:rPr>
+          <w:rFonts w:ascii="Calibri" w:hAnsi="Calibri" w:cs="Calibri"/>
+          <w:sz w:val="36"/>
+          <w:szCs w:val="36"/>
+        </w:rPr>
+      </w:pPr>
+      <w:r>
+        <w:rPr>
+          <w:rFonts w:ascii="Calibri" w:hAnsi="Calibri" w:cs="Calibri"/>
+          <w:sz w:val="36"/>
+          <w:szCs w:val="36"/>
+        </w:rPr>
+        <w:t>Using lamda function with map():</w:t>
+      </w:r>
+    </w:p>
+    <w:p>
+      <w:pPr>
+        <w:spacing w:line="240" w:lineRule="auto"/>
+        <w:jc w:val="both"/>
+        <w:rPr>
+          <w:rFonts w:ascii="Calibri" w:hAnsi="Calibri" w:cs="Calibri"/>
+          <w:b/>
+          <w:bCs/>
+          <w:sz w:val="36"/>
+          <w:szCs w:val="36"/>
+        </w:rPr>
+      </w:pPr>
+      <w:r>
+        <w:rPr>
+          <w:rFonts w:ascii="Calibri" w:hAnsi="Calibri" w:cs="Calibri"/>
+          <w:sz w:val="36"/>
+          <w:szCs w:val="36"/>
+        </w:rPr>
+        <w:t># Most of the time, people don't create a separate function. Instead uses a lambda function.</w:t>
+      </w:r>
+    </w:p>
+    <w:p>
+      <w:pPr>
+        <w:spacing w:line="240" w:lineRule="auto"/>
+        <w:jc w:val="both"/>
+        <w:rPr>
+          <w:rFonts w:ascii="Calibri" w:hAnsi="Calibri" w:cs="Calibri"/>
+          <w:b/>
+          <w:bCs/>
+          <w:color w:val="D86DCB" w:themeColor="accent5" w:themeTint="99"/>
+          <w:sz w:val="36"/>
+          <w:szCs w:val="36"/>
+        </w:rPr>
+      </w:pPr>
+      <w:r>
+        <w:rPr>
+          <w:rFonts w:ascii="Calibri" w:hAnsi="Calibri" w:cs="Calibri"/>
+          <w:b/>
+          <w:bCs/>
+          <w:color w:val="D86DCB" w:themeColor="accent5" w:themeTint="99"/>
+          <w:sz w:val="36"/>
+          <w:szCs w:val="36"/>
+        </w:rPr>
+        <w:t>numbers = [1, 2, 3, 4]</w:t>
+      </w:r>
+    </w:p>
+    <w:p>
+      <w:pPr>
+        <w:spacing w:line="240" w:lineRule="auto"/>
+        <w:jc w:val="both"/>
+        <w:rPr>
+          <w:rFonts w:ascii="Calibri" w:hAnsi="Calibri" w:cs="Calibri"/>
+          <w:b/>
+          <w:bCs/>
+          <w:color w:val="D86DCB" w:themeColor="accent5" w:themeTint="99"/>
+          <w:sz w:val="36"/>
+          <w:szCs w:val="36"/>
+        </w:rPr>
+      </w:pPr>
+      <w:r>
+        <w:rPr>
+          <w:rFonts w:ascii="Calibri" w:hAnsi="Calibri" w:cs="Calibri"/>
+          <w:b/>
+          <w:bCs/>
+          <w:color w:val="D86DCB" w:themeColor="accent5" w:themeTint="99"/>
+          <w:sz w:val="36"/>
+          <w:szCs w:val="36"/>
+        </w:rPr>
+        <w:t>result = list(map(lambda x: x * x, numbers))</w:t>
+      </w:r>
+    </w:p>
+    <w:p>
+      <w:pPr>
+        <w:spacing w:line="240" w:lineRule="auto"/>
+        <w:jc w:val="both"/>
+        <w:rPr>
+          <w:rFonts w:ascii="Calibri" w:hAnsi="Calibri" w:cs="Calibri"/>
+          <w:b/>
+          <w:bCs/>
+          <w:color w:val="D86DCB" w:themeColor="accent5" w:themeTint="99"/>
+          <w:sz w:val="36"/>
+          <w:szCs w:val="36"/>
+        </w:rPr>
+      </w:pPr>
+      <w:r>
+        <w:rPr>
+          <w:rFonts w:ascii="Calibri" w:hAnsi="Calibri" w:cs="Calibri"/>
+          <w:b/>
+          <w:bCs/>
+          <w:color w:val="D86DCB" w:themeColor="accent5" w:themeTint="99"/>
+          <w:sz w:val="36"/>
+          <w:szCs w:val="36"/>
+        </w:rPr>
+        <w:lastRenderedPageBreak/>
+        <w:t>print(result) # [1, 4, 9, 16]</w:t>
+      </w:r>
+    </w:p>
+    <w:p>
+      <w:pPr>
+        <w:spacing w:line="240" w:lineRule="auto"/>
+        <w:jc w:val="both"/>
+        <w:rPr>
+          <w:rFonts w:ascii="Calibri" w:hAnsi="Calibri" w:cs="Calibri"/>
+          <w:sz w:val="36"/>
+          <w:szCs w:val="36"/>
+        </w:rPr>
+      </w:pPr>
+      <w:r>
+        <w:rPr>
+          <w:rFonts w:ascii="Calibri" w:hAnsi="Calibri" w:cs="Calibri"/>
+          <w:sz w:val="36"/>
+          <w:szCs w:val="36"/>
+        </w:rPr>
+        <w:t xml:space="preserve"># Here, </w:t>
+      </w:r>
+      <w:r>
+        <w:rPr>
+          <w:rFonts w:ascii="Calibri" w:hAnsi="Calibri" w:cs="Calibri"/>
+          <w:b/>
+          <w:bCs/>
+          <w:sz w:val="36"/>
+          <w:szCs w:val="36"/>
+        </w:rPr>
+        <w:t>lambda x: x * x</w:t>
+      </w:r>
+      <w:r>
+        <w:rPr>
+          <w:rFonts w:ascii="Calibri" w:hAnsi="Calibri" w:cs="Calibri"/>
+          <w:sz w:val="36"/>
+          <w:szCs w:val="36"/>
+        </w:rPr>
+        <w:t xml:space="preserve"> means</w:t>
+      </w:r>
+    </w:p>
+    <w:p>
+      <w:pPr>
+        <w:spacing w:line="240" w:lineRule="auto"/>
+        <w:jc w:val="both"/>
+        <w:rPr>
+          <w:rFonts w:ascii="Calibri" w:hAnsi="Calibri" w:cs="Calibri"/>
+          <w:b/>
+          <w:bCs/>
+          <w:color w:val="D86DCB" w:themeColor="accent5" w:themeTint="99"/>
+          <w:sz w:val="36"/>
+          <w:szCs w:val="36"/>
+        </w:rPr>
+      </w:pPr>
+      <w:r>
+        <w:rPr>
+          <w:rFonts w:ascii="Calibri" w:hAnsi="Calibri" w:cs="Calibri"/>
+          <w:b/>
+          <w:bCs/>
+          <w:color w:val="D86DCB" w:themeColor="accent5" w:themeTint="99"/>
+          <w:sz w:val="36"/>
+          <w:szCs w:val="36"/>
+        </w:rPr>
+        <w:t>def square(x):</w:t>
+      </w:r>
+    </w:p>
+    <w:p>
+      <w:pPr>
+        <w:spacing w:line="240" w:lineRule="auto"/>
+        <w:jc w:val="both"/>
+        <w:rPr>
+          <w:rFonts w:ascii="Calibri" w:hAnsi="Calibri" w:cs="Calibri"/>
+          <w:b/>
+          <w:bCs/>
+          <w:color w:val="D86DCB" w:themeColor="accent5" w:themeTint="99"/>
+          <w:sz w:val="36"/>
+          <w:szCs w:val="36"/>
+        </w:rPr>
+      </w:pPr>
+      <w:r>
+        <w:rPr>
+          <w:rFonts w:ascii="Calibri" w:hAnsi="Calibri" w:cs="Calibri"/>
+          <w:b/>
+          <w:bCs/>
+          <w:color w:val="D86DCB" w:themeColor="accent5" w:themeTint="99"/>
+          <w:sz w:val="36"/>
+          <w:szCs w:val="36"/>
+        </w:rPr>
+        <w:t xml:space="preserve">    return x * x</w:t>
+      </w:r>
+    </w:p>
+    <w:p>
+      <w:pPr>
+        <w:spacing w:line="240" w:lineRule="auto"/>
+        <w:jc w:val="both"/>
+        <w:rPr>
+          <w:rFonts w:ascii="Calibri" w:hAnsi="Calibri" w:cs="Calibri"/>
+          <w:sz w:val="36"/>
+          <w:szCs w:val="36"/>
+        </w:rPr>
+      </w:pPr>
+    </w:p>
+    <w:p>
+      <w:pPr>
+        <w:spacing w:line="240" w:lineRule="auto"/>
+        <w:jc w:val="both"/>
+        <w:rPr>
+          <w:rFonts w:ascii="Calibri" w:hAnsi="Calibri" w:cs="Calibri"/>
+          <w:sz w:val="36"/>
+          <w:szCs w:val="36"/>
+        </w:rPr>
+      </w:pPr>
+      <w:r>
+        <w:rPr>
+          <w:rFonts w:ascii="Calibri" w:hAnsi="Calibri" w:cs="Calibri"/>
+          <w:sz w:val="36"/>
+          <w:szCs w:val="36"/>
+        </w:rPr>
+        <w:t>Mapping Strings:</w:t>
+      </w:r>
+    </w:p>
+    <w:p>
+      <w:pPr>
+        <w:spacing w:line="240" w:lineRule="auto"/>
+        <w:jc w:val="both"/>
+        <w:rPr>
+          <w:rFonts w:ascii="Calibri" w:hAnsi="Calibri" w:cs="Calibri"/>
+          <w:sz w:val="36"/>
+          <w:szCs w:val="36"/>
+        </w:rPr>
+      </w:pPr>
+      <w:r>
+        <w:rPr>
+          <w:rFonts w:ascii="Calibri" w:hAnsi="Calibri" w:cs="Calibri"/>
+          <w:sz w:val="36"/>
+          <w:szCs w:val="36"/>
+        </w:rPr>
+        <w:t xml:space="preserve"># </w:t>
+      </w:r>
+      <w:r>
+        <w:rPr>
+          <w:rFonts w:ascii="Calibri" w:hAnsi="Calibri" w:cs="Calibri"/>
+          <w:b/>
+          <w:bCs/>
+          <w:sz w:val="36"/>
+          <w:szCs w:val="36"/>
+        </w:rPr>
+        <w:t>str.upper</w:t>
+      </w:r>
+      <w:r>
+        <w:rPr>
+          <w:rFonts w:ascii="Calibri" w:hAnsi="Calibri" w:cs="Calibri"/>
+          <w:sz w:val="36"/>
+          <w:szCs w:val="36"/>
+        </w:rPr>
+        <w:t xml:space="preserve"> (</w:t>
+      </w:r>
+      <w:r>
+        <w:rPr>
+          <w:rFonts w:ascii="Calibri" w:hAnsi="Calibri" w:cs="Calibri"/>
+          <w:b/>
+          <w:bCs/>
+          <w:sz w:val="36"/>
+          <w:szCs w:val="36"/>
+        </w:rPr>
+        <w:t>.upper()</w:t>
+      </w:r>
+      <w:r>
+        <w:rPr>
+          <w:rFonts w:ascii="Calibri" w:hAnsi="Calibri" w:cs="Calibri"/>
+          <w:sz w:val="36"/>
+          <w:szCs w:val="36"/>
+        </w:rPr>
+        <w:t>)is a function that is applied to every string.</w:t>
+      </w:r>
+    </w:p>
+    <w:p>
+      <w:pPr>
+        <w:spacing w:line="240" w:lineRule="auto"/>
+        <w:jc w:val="both"/>
+        <w:rPr>
+          <w:rFonts w:ascii="Calibri" w:hAnsi="Calibri" w:cs="Calibri"/>
+          <w:b/>
+          <w:bCs/>
+          <w:color w:val="D86DCB" w:themeColor="accent5" w:themeTint="99"/>
+          <w:sz w:val="36"/>
+          <w:szCs w:val="36"/>
+        </w:rPr>
+      </w:pPr>
+      <w:r>
+        <w:rPr>
+          <w:rFonts w:ascii="Calibri" w:hAnsi="Calibri" w:cs="Calibri"/>
+          <w:b/>
+          <w:bCs/>
+          <w:color w:val="D86DCB" w:themeColor="accent5" w:themeTint="99"/>
+          <w:sz w:val="36"/>
+          <w:szCs w:val="36"/>
+        </w:rPr>
+        <w:t>names = ["alice", "bob", "charlie"]</w:t>
+      </w:r>
+    </w:p>
+    <w:p>
+      <w:pPr>
+        <w:spacing w:line="240" w:lineRule="auto"/>
+        <w:jc w:val="both"/>
+        <w:rPr>
+          <w:rFonts w:ascii="Calibri" w:hAnsi="Calibri" w:cs="Calibri"/>
+          <w:b/>
+          <w:bCs/>
+          <w:color w:val="D86DCB" w:themeColor="accent5" w:themeTint="99"/>
+          <w:sz w:val="36"/>
+          <w:szCs w:val="36"/>
+        </w:rPr>
+      </w:pPr>
+      <w:r>
+        <w:rPr>
+          <w:rFonts w:ascii="Calibri" w:hAnsi="Calibri" w:cs="Calibri"/>
+          <w:b/>
+          <w:bCs/>
+          <w:color w:val="D86DCB" w:themeColor="accent5" w:themeTint="99"/>
+          <w:sz w:val="36"/>
+          <w:szCs w:val="36"/>
+        </w:rPr>
+        <w:t>result = list(map(str.upper, names))</w:t>
+      </w:r>
+    </w:p>
+    <w:p>
+      <w:pPr>
+        <w:spacing w:line="240" w:lineRule="auto"/>
+        <w:jc w:val="both"/>
+        <w:rPr>
+          <w:rFonts w:ascii="Calibri" w:hAnsi="Calibri" w:cs="Calibri"/>
+          <w:b/>
+          <w:bCs/>
+          <w:color w:val="D86DCB" w:themeColor="accent5" w:themeTint="99"/>
+          <w:sz w:val="36"/>
+          <w:szCs w:val="36"/>
+        </w:rPr>
+      </w:pPr>
+      <w:r>
+        <w:rPr>
+          <w:rFonts w:ascii="Calibri" w:hAnsi="Calibri" w:cs="Calibri"/>
+          <w:b/>
+          <w:bCs/>
+          <w:color w:val="D86DCB" w:themeColor="accent5" w:themeTint="99"/>
+          <w:sz w:val="36"/>
+          <w:szCs w:val="36"/>
+        </w:rPr>
+        <w:t>print(result) # ['ALICE', 'BOB', 'CHARLIE']</w:t>
+      </w:r>
+    </w:p>
+    <w:p>
+      <w:pPr>
+        <w:spacing w:line="240" w:lineRule="auto"/>
+        <w:jc w:val="both"/>
+        <w:rPr>
+          <w:rFonts w:ascii="Calibri" w:hAnsi="Calibri" w:cs="Calibri"/>
+          <w:sz w:val="36"/>
+          <w:szCs w:val="36"/>
+        </w:rPr>
+      </w:pPr>
+    </w:p>
+    <w:p>
+      <w:pPr>
+        <w:spacing w:line="240" w:lineRule="auto"/>
+        <w:jc w:val="both"/>
+        <w:rPr>
+          <w:rFonts w:ascii="Calibri" w:hAnsi="Calibri" w:cs="Calibri"/>
+          <w:sz w:val="36"/>
+          <w:szCs w:val="36"/>
+        </w:rPr>
+      </w:pPr>
+      <w:r>
+        <w:rPr>
+          <w:rFonts w:ascii="Calibri" w:hAnsi="Calibri" w:cs="Calibri"/>
+          <w:sz w:val="36"/>
+          <w:szCs w:val="36"/>
+        </w:rPr>
+        <w:t>Multiple Iterables (list):</w:t>
+      </w:r>
+    </w:p>
+    <w:p>
+      <w:pPr>
+        <w:spacing w:line="240" w:lineRule="auto"/>
+        <w:jc w:val="both"/>
+        <w:rPr>
+          <w:rFonts w:ascii="Calibri" w:hAnsi="Calibri" w:cs="Calibri"/>
+          <w:sz w:val="36"/>
+          <w:szCs w:val="36"/>
+        </w:rPr>
+      </w:pPr>
+      <w:r>
+        <w:rPr>
+          <w:rFonts w:ascii="Calibri" w:hAnsi="Calibri" w:cs="Calibri"/>
+          <w:sz w:val="36"/>
+          <w:szCs w:val="36"/>
+        </w:rPr>
+        <w:t>#</w:t>
+      </w:r>
+      <w:r>
+        <w:rPr>
+          <w:rFonts w:ascii="Calibri" w:hAnsi="Calibri" w:cs="Calibri"/>
+          <w:b/>
+          <w:bCs/>
+          <w:sz w:val="36"/>
+          <w:szCs w:val="36"/>
+        </w:rPr>
+        <w:t xml:space="preserve"> map()</w:t>
+      </w:r>
+      <w:r>
+        <w:rPr>
+          <w:rFonts w:ascii="Calibri" w:hAnsi="Calibri" w:cs="Calibri"/>
+          <w:sz w:val="36"/>
+          <w:szCs w:val="36"/>
+        </w:rPr>
+        <w:t xml:space="preserve"> can process more than one iterable or list. Python takes:</w:t>
+      </w:r>
+    </w:p>
+    <w:p>
+      <w:pPr>
+        <w:spacing w:line="240" w:lineRule="auto"/>
+        <w:jc w:val="both"/>
+        <w:rPr>
+          <w:rFonts w:ascii="Calibri" w:hAnsi="Calibri" w:cs="Calibri"/>
+          <w:b/>
+          <w:bCs/>
           <w:sz w:val="32"/>
           <w:szCs w:val="32"/>
         </w:rPr>
       </w:pPr>
       <w:r>
         <w:rPr>
-          <w:rFonts w:ascii="Carlito" w:hAnsi="Carlito" w:cs="Carlito"/>
+          <w:rFonts w:ascii="Calibri" w:hAnsi="Calibri" w:cs="Calibri"/>
+          <w:b/>
+          <w:bCs/>
           <w:sz w:val="32"/>
           <w:szCs w:val="32"/>
         </w:rPr>
-        <w:t xml:space="preserve">iterable </w:t>
-      </w:r>
-      <w:r>
-        <w:rPr>
-          <w:rFonts w:ascii="Carlito" w:hAnsi="Carlito" w:cs="Carlito"/>
-        </w:rPr>
-        <w:sym w:font="Wingdings" w:char="F0E0"/>
-      </w:r>
-      <w:r>
-        <w:rPr>
-          <w:rFonts w:ascii="Carlito" w:hAnsi="Carlito" w:cs="Carlito"/>
+        <w:t>1 + 4</w:t>
+      </w:r>
+    </w:p>
+    <w:p>
+      <w:pPr>
+        <w:spacing w:line="240" w:lineRule="auto"/>
+        <w:jc w:val="both"/>
+        <w:rPr>
+          <w:rFonts w:ascii="Calibri" w:hAnsi="Calibri" w:cs="Calibri"/>
+          <w:b/>
+          <w:bCs/>
           <w:sz w:val="32"/>
           <w:szCs w:val="32"/>
         </w:rPr>
-        <w:t xml:space="preserve"> The list or collection we want to process</w:t>
-      </w:r>
-    </w:p>
-    <w:p>
-      <w:pPr>
-        <w:spacing w:line="240" w:lineRule="auto"/>
-        <w:jc w:val="both"/>
-        <w:rPr>
-          <w:rFonts w:ascii="Carlito" w:hAnsi="Carlito" w:cs="Carlito"/>
-          <w:b/>
-          <w:bCs/>
-          <w:color w:val="D86DCB" w:themeColor="accent5" w:themeTint="99"/>
+      </w:pPr>
+      <w:r>
+        <w:rPr>
+          <w:rFonts w:ascii="Calibri" w:hAnsi="Calibri" w:cs="Calibri"/>
+          <w:b/>
+          <w:bCs/>
           <w:sz w:val="32"/>
           <w:szCs w:val="32"/>
         </w:rPr>
-      </w:pPr>
-      <w:r>
-        <w:rPr>
-          <w:rFonts w:ascii="Carlito" w:hAnsi="Carlito" w:cs="Carlito"/>
-          <w:b/>
-          <w:bCs/>
-          <w:color w:val="D86DCB" w:themeColor="accent5" w:themeTint="99"/>
+        <w:t>2 + 5</w:t>
+      </w:r>
+    </w:p>
+    <w:p>
+      <w:pPr>
+        <w:spacing w:line="240" w:lineRule="auto"/>
+        <w:jc w:val="both"/>
+        <w:rPr>
+          <w:rFonts w:ascii="Calibri" w:hAnsi="Calibri" w:cs="Calibri"/>
+          <w:b/>
+          <w:bCs/>
           <w:sz w:val="32"/>
           <w:szCs w:val="32"/>
         </w:rPr>
-        <w:t>map(function, iterable)</w:t>
-      </w:r>
-    </w:p>
-    <w:p>
-      <w:pPr>
-        <w:spacing w:line="240" w:lineRule="auto"/>
-        <w:jc w:val="both"/>
-        <w:rPr>
-          <w:rFonts w:ascii="Carlito" w:hAnsi="Carlito" w:cs="Carlito"/>
+      </w:pPr>
+      <w:r>
+        <w:rPr>
+          <w:rFonts w:ascii="Calibri" w:hAnsi="Calibri" w:cs="Calibri"/>
+          <w:b/>
+          <w:bCs/>
           <w:sz w:val="32"/>
           <w:szCs w:val="32"/>
         </w:rPr>
-      </w:pPr>
-      <w:r>
-        <w:rPr>
-          <w:rFonts w:ascii="Carlito" w:hAnsi="Carlito" w:cs="Carlito"/>
-          <w:sz w:val="32"/>
-          <w:szCs w:val="32"/>
-        </w:rPr>
-        <w:t xml:space="preserve"># Here, </w:t>
-      </w:r>
-      <w:r>
-        <w:rPr>
-          <w:rFonts w:ascii="Carlito" w:hAnsi="Carlito" w:cs="Carlito"/>
-          <w:b/>
-          <w:bCs/>
-          <w:sz w:val="32"/>
-          <w:szCs w:val="32"/>
-        </w:rPr>
-        <w:t>map()</w:t>
-      </w:r>
-      <w:r>
-        <w:rPr>
-          <w:rFonts w:ascii="Carlito" w:hAnsi="Carlito" w:cs="Carlito"/>
-          <w:sz w:val="32"/>
-          <w:szCs w:val="32"/>
-        </w:rPr>
-        <w:t xml:space="preserve"> method iterates over each element of the list and squares the element.</w:t>
-      </w:r>
-    </w:p>
-    <w:p>
-      <w:pPr>
-        <w:spacing w:line="240" w:lineRule="auto"/>
-        <w:jc w:val="both"/>
-        <w:rPr>
-          <w:rFonts w:ascii="Carlito" w:hAnsi="Carlito" w:cs="Carlito"/>
-          <w:sz w:val="32"/>
-          <w:szCs w:val="32"/>
-        </w:rPr>
-      </w:pPr>
-      <w:r>
-        <w:rPr>
-          <w:rFonts w:ascii="Carlito" w:hAnsi="Carlito" w:cs="Carlito"/>
-          <w:sz w:val="32"/>
-          <w:szCs w:val="32"/>
-        </w:rPr>
-        <w:t># And returns a</w:t>
-      </w:r>
-      <w:r>
-        <w:rPr>
-          <w:rFonts w:ascii="Carlito" w:hAnsi="Carlito" w:cs="Carlito"/>
-          <w:b/>
-          <w:bCs/>
-          <w:sz w:val="32"/>
-          <w:szCs w:val="32"/>
-        </w:rPr>
-        <w:t xml:space="preserve"> map</w:t>
-      </w:r>
-      <w:r>
-        <w:rPr>
-          <w:rFonts w:ascii="Carlito" w:hAnsi="Carlito" w:cs="Carlito"/>
-          <w:sz w:val="32"/>
-          <w:szCs w:val="32"/>
-        </w:rPr>
-        <w:t xml:space="preserve"> object (an iterator), not a list. Convert it to a list using </w:t>
-      </w:r>
-      <w:r>
-        <w:rPr>
-          <w:rFonts w:ascii="Carlito" w:hAnsi="Carlito" w:cs="Carlito"/>
-          <w:b/>
-          <w:bCs/>
-          <w:sz w:val="32"/>
-          <w:szCs w:val="32"/>
-        </w:rPr>
-        <w:t>list()</w:t>
-      </w:r>
-      <w:r>
-        <w:rPr>
-          <w:rFonts w:ascii="Carlito" w:hAnsi="Carlito" w:cs="Carlito"/>
-          <w:sz w:val="32"/>
-          <w:szCs w:val="32"/>
-        </w:rPr>
-        <w:t xml:space="preserve"> method</w:t>
-      </w:r>
-    </w:p>
-    <w:p>
-      <w:pPr>
-        <w:spacing w:line="240" w:lineRule="auto"/>
-        <w:jc w:val="both"/>
-        <w:rPr>
-          <w:rFonts w:ascii="Carlito" w:hAnsi="Carlito" w:cs="Carlito"/>
-          <w:b/>
-          <w:bCs/>
-          <w:color w:val="D86DCB" w:themeColor="accent5" w:themeTint="99"/>
-          <w:sz w:val="32"/>
-          <w:szCs w:val="32"/>
-        </w:rPr>
-      </w:pPr>
-      <w:r>
-        <w:rPr>
-          <w:rFonts w:ascii="Carlito" w:hAnsi="Carlito" w:cs="Carlito"/>
-          <w:b/>
-          <w:bCs/>
-          <w:color w:val="D86DCB" w:themeColor="accent5" w:themeTint="99"/>
-          <w:sz w:val="32"/>
-          <w:szCs w:val="32"/>
-        </w:rPr>
-        <w:t>def square(num):</w:t>
-      </w:r>
-    </w:p>
-    <w:p>
-      <w:pPr>
-        <w:spacing w:line="240" w:lineRule="auto"/>
-        <w:jc w:val="both"/>
-        <w:rPr>
-          <w:rFonts w:ascii="Carlito" w:hAnsi="Carlito" w:cs="Carlito"/>
-          <w:b/>
-          <w:bCs/>
-          <w:color w:val="D86DCB" w:themeColor="accent5" w:themeTint="99"/>
-          <w:sz w:val="32"/>
-          <w:szCs w:val="32"/>
-        </w:rPr>
-      </w:pPr>
-      <w:r>
-        <w:rPr>
-          <w:rFonts w:ascii="Carlito" w:hAnsi="Carlito" w:cs="Carlito"/>
-          <w:b/>
-          <w:bCs/>
-          <w:color w:val="D86DCB" w:themeColor="accent5" w:themeTint="99"/>
-          <w:sz w:val="32"/>
-          <w:szCs w:val="32"/>
-        </w:rPr>
-        <w:t xml:space="preserve">    return num * num</w:t>
-      </w:r>
-    </w:p>
-    <w:p>
-      <w:pPr>
-        <w:spacing w:line="240" w:lineRule="auto"/>
-        <w:jc w:val="both"/>
-        <w:rPr>
-          <w:rFonts w:ascii="Carlito" w:hAnsi="Carlito" w:cs="Carlito"/>
-          <w:b/>
-          <w:bCs/>
-          <w:color w:val="D86DCB" w:themeColor="accent5" w:themeTint="99"/>
-          <w:sz w:val="32"/>
-          <w:szCs w:val="32"/>
-        </w:rPr>
-      </w:pPr>
-      <w:r>
-        <w:rPr>
-          <w:rFonts w:ascii="Carlito" w:hAnsi="Carlito" w:cs="Carlito"/>
-          <w:b/>
-          <w:bCs/>
-          <w:color w:val="D86DCB" w:themeColor="accent5" w:themeTint="99"/>
-          <w:sz w:val="32"/>
-          <w:szCs w:val="32"/>
-        </w:rPr>
-        <w:t>numbers = [1, 2, 3, 4]</w:t>
-      </w:r>
-    </w:p>
-    <w:p>
-      <w:pPr>
-        <w:spacing w:line="240" w:lineRule="auto"/>
-        <w:jc w:val="both"/>
-        <w:rPr>
-          <w:rFonts w:ascii="Carlito" w:hAnsi="Carlito" w:cs="Carlito"/>
-          <w:b/>
-          <w:bCs/>
-          <w:color w:val="D86DCB" w:themeColor="accent5" w:themeTint="99"/>
-          <w:sz w:val="32"/>
-          <w:szCs w:val="32"/>
-        </w:rPr>
-      </w:pPr>
-      <w:r>
-        <w:rPr>
-          <w:rFonts w:ascii="Carlito" w:hAnsi="Carlito" w:cs="Carlito"/>
-          <w:b/>
-          <w:bCs/>
-          <w:color w:val="D86DCB" w:themeColor="accent5" w:themeTint="99"/>
-          <w:sz w:val="32"/>
-          <w:szCs w:val="32"/>
-        </w:rPr>
-        <w:t>result = map(square, numbers)</w:t>
-      </w:r>
-    </w:p>
-    <w:p>
-      <w:pPr>
-        <w:spacing w:line="240" w:lineRule="auto"/>
-        <w:jc w:val="both"/>
-        <w:rPr>
-          <w:rFonts w:ascii="Carlito" w:hAnsi="Carlito" w:cs="Carlito"/>
-          <w:b/>
-          <w:bCs/>
-          <w:color w:val="D86DCB" w:themeColor="accent5" w:themeTint="99"/>
-          <w:sz w:val="32"/>
-          <w:szCs w:val="32"/>
-        </w:rPr>
-      </w:pPr>
-      <w:r>
-        <w:rPr>
-          <w:rFonts w:ascii="Carlito" w:hAnsi="Carlito" w:cs="Carlito"/>
-          <w:b/>
-          <w:bCs/>
-          <w:color w:val="D86DCB" w:themeColor="accent5" w:themeTint="99"/>
-          <w:sz w:val="32"/>
-          <w:szCs w:val="32"/>
-        </w:rPr>
-        <w:t>print(result) # &lt;map object at 0x...&gt;</w:t>
-      </w:r>
-    </w:p>
-    <w:p>
-      <w:pPr>
-        <w:spacing w:line="240" w:lineRule="auto"/>
-        <w:jc w:val="both"/>
-        <w:rPr>
-          <w:rFonts w:ascii="Carlito" w:hAnsi="Carlito" w:cs="Carlito"/>
-          <w:b/>
-          <w:bCs/>
-          <w:color w:val="D86DCB" w:themeColor="accent5" w:themeTint="99"/>
-          <w:sz w:val="32"/>
-          <w:szCs w:val="32"/>
-        </w:rPr>
-      </w:pPr>
-      <w:r>
-        <w:rPr>
-          <w:rFonts w:ascii="Carlito" w:hAnsi="Carlito" w:cs="Carlito"/>
-          <w:b/>
-          <w:bCs/>
-          <w:color w:val="D86DCB" w:themeColor="accent5" w:themeTint="99"/>
-          <w:sz w:val="32"/>
-          <w:szCs w:val="32"/>
-        </w:rPr>
-        <w:t>result = list(map(square, numbers))</w:t>
-      </w:r>
-    </w:p>
-    <w:p>
-      <w:pPr>
-        <w:spacing w:line="240" w:lineRule="auto"/>
-        <w:jc w:val="both"/>
-        <w:rPr>
-          <w:rFonts w:ascii="Carlito" w:hAnsi="Carlito" w:cs="Carlito"/>
-          <w:b/>
-          <w:bCs/>
-          <w:color w:val="D86DCB" w:themeColor="accent5" w:themeTint="99"/>
-          <w:sz w:val="32"/>
-          <w:szCs w:val="32"/>
-        </w:rPr>
-      </w:pPr>
-      <w:r>
-        <w:rPr>
-          <w:rFonts w:ascii="Carlito" w:hAnsi="Carlito" w:cs="Carlito"/>
-          <w:b/>
-          <w:bCs/>
-          <w:color w:val="D86DCB" w:themeColor="accent5" w:themeTint="99"/>
-          <w:sz w:val="32"/>
-          <w:szCs w:val="32"/>
-        </w:rPr>
-        <w:t>print(result) # [1, 4, 9, 16]</w:t>
-      </w:r>
-    </w:p>
-    <w:p>
-      <w:pPr>
-        <w:spacing w:line="240" w:lineRule="auto"/>
-        <w:jc w:val="both"/>
-        <w:rPr>
-          <w:rFonts w:ascii="Carlito" w:hAnsi="Carlito" w:cs="Carlito"/>
-          <w:sz w:val="32"/>
-          <w:szCs w:val="32"/>
-        </w:rPr>
-      </w:pPr>
-    </w:p>
-    <w:p>
-      <w:pPr>
-        <w:spacing w:line="240" w:lineRule="auto"/>
-        <w:jc w:val="both"/>
-        <w:rPr>
-          <w:rFonts w:ascii="Carlito" w:hAnsi="Carlito" w:cs="Carlito"/>
-          <w:sz w:val="32"/>
-          <w:szCs w:val="32"/>
-        </w:rPr>
-      </w:pPr>
-      <w:r>
-        <w:rPr>
-          <w:rFonts w:ascii="Carlito" w:hAnsi="Carlito" w:cs="Carlito"/>
-          <w:sz w:val="32"/>
-          <w:szCs w:val="32"/>
-        </w:rPr>
-        <w:t>Using lamda function with map():</w:t>
-      </w:r>
-    </w:p>
-    <w:p>
-      <w:pPr>
-        <w:spacing w:line="240" w:lineRule="auto"/>
-        <w:jc w:val="both"/>
-        <w:rPr>
-          <w:rFonts w:ascii="Carlito" w:hAnsi="Carlito" w:cs="Carlito"/>
-          <w:b/>
-          <w:bCs/>
-          <w:sz w:val="32"/>
-          <w:szCs w:val="32"/>
-        </w:rPr>
-      </w:pPr>
-      <w:r>
-        <w:rPr>
-          <w:rFonts w:ascii="Carlito" w:hAnsi="Carlito" w:cs="Carlito"/>
-          <w:sz w:val="32"/>
-          <w:szCs w:val="32"/>
-        </w:rPr>
-        <w:t># Most of the time, people don't create a separate function. Instead uses a lambda function.</w:t>
-      </w:r>
-    </w:p>
-    <w:p>
-      <w:pPr>
-        <w:spacing w:line="240" w:lineRule="auto"/>
-        <w:jc w:val="both"/>
-        <w:rPr>
-          <w:rFonts w:ascii="Carlito" w:hAnsi="Carlito" w:cs="Carlito"/>
-          <w:b/>
-          <w:bCs/>
-          <w:color w:val="D86DCB" w:themeColor="accent5" w:themeTint="99"/>
-          <w:sz w:val="32"/>
-          <w:szCs w:val="32"/>
-        </w:rPr>
-      </w:pPr>
-      <w:r>
-        <w:rPr>
-          <w:rFonts w:ascii="Carlito" w:hAnsi="Carlito" w:cs="Carlito"/>
-          <w:b/>
-          <w:bCs/>
-          <w:color w:val="D86DCB" w:themeColor="accent5" w:themeTint="99"/>
-          <w:sz w:val="32"/>
-          <w:szCs w:val="32"/>
-        </w:rPr>
-        <w:t>numbers = [1, 2, 3, 4]</w:t>
-      </w:r>
-    </w:p>
-    <w:p>
-      <w:pPr>
-        <w:spacing w:line="240" w:lineRule="auto"/>
-        <w:jc w:val="both"/>
-        <w:rPr>
-          <w:rFonts w:ascii="Carlito" w:hAnsi="Carlito" w:cs="Carlito"/>
-          <w:b/>
-          <w:bCs/>
-          <w:color w:val="D86DCB" w:themeColor="accent5" w:themeTint="99"/>
-          <w:sz w:val="32"/>
-          <w:szCs w:val="32"/>
-        </w:rPr>
-      </w:pPr>
-      <w:r>
-        <w:rPr>
-          <w:rFonts w:ascii="Carlito" w:hAnsi="Carlito" w:cs="Carlito"/>
-          <w:b/>
-          <w:bCs/>
-          <w:color w:val="D86DCB" w:themeColor="accent5" w:themeTint="99"/>
-          <w:sz w:val="32"/>
-          <w:szCs w:val="32"/>
-        </w:rPr>
-        <w:t>result = list(map(lambda x: x * x, numbers))</w:t>
-      </w:r>
-    </w:p>
-    <w:p>
-      <w:pPr>
-        <w:spacing w:line="240" w:lineRule="auto"/>
-        <w:jc w:val="both"/>
-        <w:rPr>
-          <w:rFonts w:ascii="Carlito" w:hAnsi="Carlito" w:cs="Carlito"/>
-          <w:b/>
-          <w:bCs/>
-          <w:color w:val="D86DCB" w:themeColor="accent5" w:themeTint="99"/>
-          <w:sz w:val="32"/>
-          <w:szCs w:val="32"/>
-        </w:rPr>
-      </w:pPr>
-      <w:r>
-        <w:rPr>
-          <w:rFonts w:ascii="Carlito" w:hAnsi="Carlito" w:cs="Carlito"/>
-          <w:b/>
-          <w:bCs/>
-          <w:color w:val="D86DCB" w:themeColor="accent5" w:themeTint="99"/>
-          <w:sz w:val="32"/>
-          <w:szCs w:val="32"/>
-        </w:rPr>
-        <w:t>print(result) # [1, 4, 9, 16]</w:t>
-      </w:r>
-    </w:p>
-    <w:p>
-      <w:pPr>
-        <w:spacing w:line="240" w:lineRule="auto"/>
-        <w:jc w:val="both"/>
-        <w:rPr>
-          <w:rFonts w:ascii="Carlito" w:hAnsi="Carlito" w:cs="Carlito"/>
-          <w:sz w:val="32"/>
-          <w:szCs w:val="32"/>
-        </w:rPr>
-      </w:pPr>
-      <w:r>
-        <w:rPr>
-          <w:rFonts w:ascii="Carlito" w:hAnsi="Carlito" w:cs="Carlito"/>
-          <w:sz w:val="32"/>
-          <w:szCs w:val="32"/>
-        </w:rPr>
-        <w:t xml:space="preserve"># Here, </w:t>
-      </w:r>
-      <w:r>
-        <w:rPr>
-          <w:rFonts w:ascii="Carlito" w:hAnsi="Carlito" w:cs="Carlito"/>
-          <w:b/>
-          <w:bCs/>
-          <w:sz w:val="32"/>
-          <w:szCs w:val="32"/>
-        </w:rPr>
-        <w:t>lambda x: x * x</w:t>
-      </w:r>
-      <w:r>
-        <w:rPr>
-          <w:rFonts w:ascii="Carlito" w:hAnsi="Carlito" w:cs="Carlito"/>
-          <w:sz w:val="32"/>
-          <w:szCs w:val="32"/>
-        </w:rPr>
-        <w:t xml:space="preserve"> means</w:t>
-      </w:r>
-    </w:p>
-    <w:p>
-      <w:pPr>
-        <w:spacing w:line="240" w:lineRule="auto"/>
-        <w:jc w:val="both"/>
-        <w:rPr>
-          <w:rFonts w:ascii="Carlito" w:hAnsi="Carlito" w:cs="Carlito"/>
-          <w:b/>
-          <w:bCs/>
-          <w:color w:val="D86DCB" w:themeColor="accent5" w:themeTint="99"/>
-          <w:sz w:val="32"/>
-          <w:szCs w:val="32"/>
-        </w:rPr>
-      </w:pPr>
-      <w:r>
-        <w:rPr>
-          <w:rFonts w:ascii="Carlito" w:hAnsi="Carlito" w:cs="Carlito"/>
-          <w:b/>
-          <w:bCs/>
-          <w:color w:val="D86DCB" w:themeColor="accent5" w:themeTint="99"/>
-          <w:sz w:val="32"/>
-          <w:szCs w:val="32"/>
-        </w:rPr>
-        <w:t>def square(x):</w:t>
-      </w:r>
-    </w:p>
-    <w:p>
-      <w:pPr>
-        <w:spacing w:line="240" w:lineRule="auto"/>
-        <w:jc w:val="both"/>
-        <w:rPr>
-          <w:rFonts w:ascii="Carlito" w:hAnsi="Carlito" w:cs="Carlito"/>
-          <w:b/>
-          <w:bCs/>
-          <w:color w:val="D86DCB" w:themeColor="accent5" w:themeTint="99"/>
-          <w:sz w:val="32"/>
-          <w:szCs w:val="32"/>
-        </w:rPr>
-      </w:pPr>
-      <w:r>
-        <w:rPr>
-          <w:rFonts w:ascii="Carlito" w:hAnsi="Carlito" w:cs="Carlito"/>
-          <w:b/>
-          <w:bCs/>
-          <w:color w:val="D86DCB" w:themeColor="accent5" w:themeTint="99"/>
-          <w:sz w:val="32"/>
-          <w:szCs w:val="32"/>
+        <w:t>3 + 6</w:t>
+      </w:r>
+    </w:p>
+    <w:p>
+      <w:pPr>
+        <w:spacing w:line="240" w:lineRule="auto"/>
+        <w:jc w:val="both"/>
+        <w:rPr>
+          <w:rFonts w:ascii="Calibri" w:hAnsi="Calibri" w:cs="Calibri"/>
+          <w:sz w:val="36"/>
+          <w:szCs w:val="36"/>
+        </w:rPr>
+      </w:pPr>
+      <w:r>
+        <w:rPr>
+          <w:rFonts w:ascii="Calibri" w:hAnsi="Calibri" w:cs="Calibri"/>
+          <w:sz w:val="36"/>
+          <w:szCs w:val="36"/>
+        </w:rPr>
+        <w:t># Code</w:t>
+      </w:r>
+    </w:p>
+    <w:p>
+      <w:pPr>
+        <w:spacing w:line="240" w:lineRule="auto"/>
+        <w:jc w:val="both"/>
+        <w:rPr>
+          <w:rFonts w:ascii="Calibri" w:hAnsi="Calibri" w:cs="Calibri"/>
+          <w:b/>
+          <w:bCs/>
+          <w:color w:val="D86DCB" w:themeColor="accent5" w:themeTint="99"/>
+          <w:sz w:val="36"/>
+          <w:szCs w:val="36"/>
+        </w:rPr>
+      </w:pPr>
+      <w:r>
+        <w:rPr>
+          <w:rFonts w:ascii="Calibri" w:hAnsi="Calibri" w:cs="Calibri"/>
+          <w:b/>
+          <w:bCs/>
+          <w:color w:val="D86DCB" w:themeColor="accent5" w:themeTint="99"/>
+          <w:sz w:val="36"/>
+          <w:szCs w:val="36"/>
+        </w:rPr>
+        <w:t>a = [1, 2, 3]</w:t>
+      </w:r>
+    </w:p>
+    <w:p>
+      <w:pPr>
+        <w:spacing w:line="240" w:lineRule="auto"/>
+        <w:jc w:val="both"/>
+        <w:rPr>
+          <w:rFonts w:ascii="Calibri" w:hAnsi="Calibri" w:cs="Calibri"/>
+          <w:b/>
+          <w:bCs/>
+          <w:color w:val="D86DCB" w:themeColor="accent5" w:themeTint="99"/>
+          <w:sz w:val="36"/>
+          <w:szCs w:val="36"/>
+        </w:rPr>
+      </w:pPr>
+      <w:r>
+        <w:rPr>
+          <w:rFonts w:ascii="Calibri" w:hAnsi="Calibri" w:cs="Calibri"/>
+          <w:b/>
+          <w:bCs/>
+          <w:color w:val="D86DCB" w:themeColor="accent5" w:themeTint="99"/>
+          <w:sz w:val="36"/>
+          <w:szCs w:val="36"/>
+        </w:rPr>
+        <w:t>b = [4, 5, 6]</w:t>
+      </w:r>
+    </w:p>
+    <w:p>
+      <w:pPr>
+        <w:spacing w:line="240" w:lineRule="auto"/>
+        <w:jc w:val="both"/>
+        <w:rPr>
+          <w:rFonts w:ascii="Calibri" w:hAnsi="Calibri" w:cs="Calibri"/>
+          <w:b/>
+          <w:bCs/>
+          <w:color w:val="D86DCB" w:themeColor="accent5" w:themeTint="99"/>
+          <w:sz w:val="36"/>
+          <w:szCs w:val="36"/>
+        </w:rPr>
+      </w:pPr>
+      <w:r>
+        <w:rPr>
+          <w:rFonts w:ascii="Calibri" w:hAnsi="Calibri" w:cs="Calibri"/>
+          <w:b/>
+          <w:bCs/>
+          <w:color w:val="D86DCB" w:themeColor="accent5" w:themeTint="99"/>
+          <w:sz w:val="36"/>
+          <w:szCs w:val="36"/>
+        </w:rPr>
+        <w:t>result = list(map(lambda x, y: x + y, a, b))</w:t>
+      </w:r>
+    </w:p>
+    <w:p>
+      <w:pPr>
+        <w:spacing w:line="240" w:lineRule="auto"/>
+        <w:jc w:val="both"/>
+        <w:rPr>
+          <w:rFonts w:ascii="Calibri" w:hAnsi="Calibri" w:cs="Calibri"/>
+          <w:b/>
+          <w:bCs/>
+          <w:color w:val="D86DCB" w:themeColor="accent5" w:themeTint="99"/>
+          <w:sz w:val="36"/>
+          <w:szCs w:val="36"/>
+        </w:rPr>
+      </w:pPr>
+      <w:r>
+        <w:rPr>
+          <w:rFonts w:ascii="Calibri" w:hAnsi="Calibri" w:cs="Calibri"/>
+          <w:b/>
+          <w:bCs/>
+          <w:color w:val="D86DCB" w:themeColor="accent5" w:themeTint="99"/>
+          <w:sz w:val="36"/>
+          <w:szCs w:val="36"/>
+        </w:rPr>
+        <w:t>print(result) # [5, 7, 9]</w:t>
+      </w:r>
+    </w:p>
+    <w:p>
+      <w:pPr>
+        <w:spacing w:line="240" w:lineRule="auto"/>
+        <w:jc w:val="both"/>
+        <w:rPr>
+          <w:rFonts w:ascii="Calibri" w:hAnsi="Calibri" w:cs="Calibri"/>
+          <w:sz w:val="36"/>
+          <w:szCs w:val="36"/>
+        </w:rPr>
+      </w:pPr>
+    </w:p>
+    <w:p>
+      <w:pPr>
+        <w:spacing w:line="240" w:lineRule="auto"/>
+        <w:jc w:val="both"/>
+        <w:rPr>
+          <w:rFonts w:ascii="Calibri" w:hAnsi="Calibri" w:cs="Calibri"/>
+          <w:sz w:val="36"/>
+          <w:szCs w:val="36"/>
+        </w:rPr>
+      </w:pPr>
+      <w:r>
+        <w:rPr>
+          <w:rFonts w:ascii="Calibri" w:hAnsi="Calibri" w:cs="Calibri"/>
+          <w:sz w:val="36"/>
+          <w:szCs w:val="36"/>
         </w:rPr>
         <w:lastRenderedPageBreak/>
-        <w:t xml:space="preserve">    return x * x</w:t>
-      </w:r>
-    </w:p>
-    <w:p>
-      <w:pPr>
-        <w:spacing w:line="240" w:lineRule="auto"/>
-        <w:jc w:val="both"/>
-        <w:rPr>
-          <w:rFonts w:ascii="Carlito" w:hAnsi="Carlito" w:cs="Carlito"/>
-          <w:sz w:val="32"/>
-          <w:szCs w:val="32"/>
-        </w:rPr>
-      </w:pPr>
-    </w:p>
-    <w:p>
-      <w:pPr>
-        <w:spacing w:line="240" w:lineRule="auto"/>
-        <w:jc w:val="both"/>
-        <w:rPr>
-          <w:rFonts w:ascii="Carlito" w:hAnsi="Carlito" w:cs="Carlito"/>
-          <w:sz w:val="32"/>
-          <w:szCs w:val="32"/>
-        </w:rPr>
-      </w:pPr>
-      <w:r>
-        <w:rPr>
-          <w:rFonts w:ascii="Carlito" w:hAnsi="Carlito" w:cs="Carlito"/>
-          <w:sz w:val="32"/>
-          <w:szCs w:val="32"/>
-        </w:rPr>
-        <w:t>Mapping Strings:</w:t>
-      </w:r>
-    </w:p>
-    <w:p>
-      <w:pPr>
-        <w:spacing w:line="240" w:lineRule="auto"/>
-        <w:jc w:val="both"/>
-        <w:rPr>
-          <w:rFonts w:ascii="Carlito" w:hAnsi="Carlito" w:cs="Carlito"/>
-          <w:sz w:val="32"/>
-          <w:szCs w:val="32"/>
-        </w:rPr>
-      </w:pPr>
-      <w:r>
-        <w:rPr>
-          <w:rFonts w:ascii="Carlito" w:hAnsi="Carlito" w:cs="Carlito"/>
-          <w:sz w:val="32"/>
-          <w:szCs w:val="32"/>
-        </w:rPr>
-        <w:t xml:space="preserve"># </w:t>
-      </w:r>
-      <w:r>
-        <w:rPr>
-          <w:rFonts w:ascii="Carlito" w:hAnsi="Carlito" w:cs="Carlito"/>
-          <w:b/>
-          <w:bCs/>
-          <w:sz w:val="32"/>
-          <w:szCs w:val="32"/>
-        </w:rPr>
-        <w:t>str.upper</w:t>
-      </w:r>
-      <w:r>
-        <w:rPr>
-          <w:rFonts w:ascii="Carlito" w:hAnsi="Carlito" w:cs="Carlito"/>
-          <w:sz w:val="32"/>
-          <w:szCs w:val="32"/>
-        </w:rPr>
-        <w:t xml:space="preserve"> (</w:t>
-      </w:r>
-      <w:r>
-        <w:rPr>
-          <w:rFonts w:ascii="Carlito" w:hAnsi="Carlito" w:cs="Carlito"/>
-          <w:b/>
-          <w:bCs/>
-          <w:sz w:val="32"/>
-          <w:szCs w:val="32"/>
-        </w:rPr>
-        <w:t>.upper()</w:t>
-      </w:r>
-      <w:r>
-        <w:rPr>
-          <w:rFonts w:ascii="Carlito" w:hAnsi="Carlito" w:cs="Carlito"/>
-          <w:sz w:val="32"/>
-          <w:szCs w:val="32"/>
-        </w:rPr>
-        <w:t>)is a function that is applied to every string.</w:t>
-      </w:r>
-    </w:p>
-    <w:p>
-      <w:pPr>
-        <w:spacing w:line="240" w:lineRule="auto"/>
-        <w:jc w:val="both"/>
-        <w:rPr>
-          <w:rFonts w:ascii="Carlito" w:hAnsi="Carlito" w:cs="Carlito"/>
-          <w:b/>
-          <w:bCs/>
-          <w:color w:val="D86DCB" w:themeColor="accent5" w:themeTint="99"/>
-          <w:sz w:val="32"/>
-          <w:szCs w:val="32"/>
-        </w:rPr>
-      </w:pPr>
-      <w:r>
-        <w:rPr>
-          <w:rFonts w:ascii="Carlito" w:hAnsi="Carlito" w:cs="Carlito"/>
-          <w:b/>
-          <w:bCs/>
-          <w:color w:val="D86DCB" w:themeColor="accent5" w:themeTint="99"/>
-          <w:sz w:val="32"/>
-          <w:szCs w:val="32"/>
-        </w:rPr>
-        <w:t>names = ["alice", "bob", "charlie"]</w:t>
-      </w:r>
-    </w:p>
-    <w:p>
-      <w:pPr>
-        <w:spacing w:line="240" w:lineRule="auto"/>
-        <w:jc w:val="both"/>
-        <w:rPr>
-          <w:rFonts w:ascii="Carlito" w:hAnsi="Carlito" w:cs="Carlito"/>
-          <w:b/>
-          <w:bCs/>
-          <w:color w:val="D86DCB" w:themeColor="accent5" w:themeTint="99"/>
-          <w:sz w:val="32"/>
-          <w:szCs w:val="32"/>
-        </w:rPr>
-      </w:pPr>
-      <w:r>
-        <w:rPr>
-          <w:rFonts w:ascii="Carlito" w:hAnsi="Carlito" w:cs="Carlito"/>
-          <w:b/>
-          <w:bCs/>
-          <w:color w:val="D86DCB" w:themeColor="accent5" w:themeTint="99"/>
-          <w:sz w:val="32"/>
-          <w:szCs w:val="32"/>
-        </w:rPr>
-        <w:t>result = list(map(str.upper, names))</w:t>
-      </w:r>
-    </w:p>
-    <w:p>
-      <w:pPr>
-        <w:spacing w:line="240" w:lineRule="auto"/>
-        <w:jc w:val="both"/>
-        <w:rPr>
-          <w:rFonts w:ascii="Carlito" w:hAnsi="Carlito" w:cs="Carlito"/>
-          <w:b/>
-          <w:bCs/>
-          <w:color w:val="D86DCB" w:themeColor="accent5" w:themeTint="99"/>
-          <w:sz w:val="32"/>
-          <w:szCs w:val="32"/>
-        </w:rPr>
-      </w:pPr>
-      <w:r>
-        <w:rPr>
-          <w:rFonts w:ascii="Carlito" w:hAnsi="Carlito" w:cs="Carlito"/>
-          <w:b/>
-          <w:bCs/>
-          <w:color w:val="D86DCB" w:themeColor="accent5" w:themeTint="99"/>
-          <w:sz w:val="32"/>
-          <w:szCs w:val="32"/>
-        </w:rPr>
-        <w:t>print(result) # ['ALICE', 'BOB', 'CHARLIE']</w:t>
-      </w:r>
-    </w:p>
-    <w:p>
-      <w:pPr>
-        <w:spacing w:line="240" w:lineRule="auto"/>
-        <w:jc w:val="both"/>
-        <w:rPr>
-          <w:rFonts w:ascii="Carlito" w:hAnsi="Carlito" w:cs="Carlito"/>
-          <w:sz w:val="32"/>
-          <w:szCs w:val="32"/>
-        </w:rPr>
-      </w:pPr>
-    </w:p>
-    <w:p>
-      <w:pPr>
-        <w:spacing w:line="240" w:lineRule="auto"/>
-        <w:jc w:val="both"/>
-        <w:rPr>
-          <w:rFonts w:ascii="Carlito" w:hAnsi="Carlito" w:cs="Carlito"/>
-          <w:sz w:val="32"/>
-          <w:szCs w:val="32"/>
-        </w:rPr>
-      </w:pPr>
-      <w:r>
-        <w:rPr>
-          <w:rFonts w:ascii="Carlito" w:hAnsi="Carlito" w:cs="Carlito"/>
-          <w:sz w:val="32"/>
-          <w:szCs w:val="32"/>
-        </w:rPr>
-        <w:t>Multiple Iterables (list):</w:t>
-      </w:r>
-    </w:p>
-    <w:p>
-      <w:pPr>
-        <w:spacing w:line="240" w:lineRule="auto"/>
-        <w:jc w:val="both"/>
-        <w:rPr>
-          <w:rFonts w:ascii="Carlito" w:hAnsi="Carlito" w:cs="Carlito"/>
-          <w:sz w:val="32"/>
-          <w:szCs w:val="32"/>
-        </w:rPr>
-      </w:pPr>
-      <w:r>
-        <w:rPr>
-          <w:rFonts w:ascii="Carlito" w:hAnsi="Carlito" w:cs="Carlito"/>
-          <w:sz w:val="32"/>
-          <w:szCs w:val="32"/>
-        </w:rPr>
-        <w:t>#</w:t>
-      </w:r>
-      <w:r>
-        <w:rPr>
-          <w:rFonts w:ascii="Carlito" w:hAnsi="Carlito" w:cs="Carlito"/>
-          <w:b/>
-          <w:bCs/>
-          <w:sz w:val="32"/>
-          <w:szCs w:val="32"/>
-        </w:rPr>
-        <w:t xml:space="preserve"> map()</w:t>
-      </w:r>
-      <w:r>
-        <w:rPr>
-          <w:rFonts w:ascii="Carlito" w:hAnsi="Carlito" w:cs="Carlito"/>
-          <w:sz w:val="32"/>
-          <w:szCs w:val="32"/>
-        </w:rPr>
-        <w:t xml:space="preserve"> can process more than one iterable or list. Python takes:</w:t>
-      </w:r>
-    </w:p>
-    <w:p>
-      <w:pPr>
-        <w:spacing w:line="240" w:lineRule="auto"/>
-        <w:jc w:val="both"/>
-        <w:rPr>
-          <w:rFonts w:ascii="Carlito" w:hAnsi="Carlito" w:cs="Carlito"/>
-          <w:b/>
-          <w:bCs/>
-          <w:sz w:val="28"/>
-          <w:szCs w:val="28"/>
-        </w:rPr>
-      </w:pPr>
-      <w:r>
-        <w:rPr>
-          <w:rFonts w:ascii="Carlito" w:hAnsi="Carlito" w:cs="Carlito"/>
-          <w:b/>
-          <w:bCs/>
-          <w:sz w:val="28"/>
-          <w:szCs w:val="28"/>
-        </w:rPr>
-        <w:t>1 + 4</w:t>
-      </w:r>
-    </w:p>
-    <w:p>
-      <w:pPr>
-        <w:spacing w:line="240" w:lineRule="auto"/>
-        <w:jc w:val="both"/>
-        <w:rPr>
-          <w:rFonts w:ascii="Carlito" w:hAnsi="Carlito" w:cs="Carlito"/>
-          <w:b/>
-          <w:bCs/>
-          <w:sz w:val="28"/>
-          <w:szCs w:val="28"/>
-        </w:rPr>
-      </w:pPr>
-      <w:r>
-        <w:rPr>
-          <w:rFonts w:ascii="Carlito" w:hAnsi="Carlito" w:cs="Carlito"/>
-          <w:b/>
-          <w:bCs/>
-          <w:sz w:val="28"/>
-          <w:szCs w:val="28"/>
-        </w:rPr>
-        <w:t>2 + 5</w:t>
-      </w:r>
-    </w:p>
-    <w:p>
-      <w:pPr>
-        <w:spacing w:line="240" w:lineRule="auto"/>
-        <w:jc w:val="both"/>
-        <w:rPr>
-          <w:rFonts w:ascii="Carlito" w:hAnsi="Carlito" w:cs="Carlito"/>
-          <w:b/>
-          <w:bCs/>
-          <w:sz w:val="28"/>
-          <w:szCs w:val="28"/>
-        </w:rPr>
-      </w:pPr>
-      <w:r>
-        <w:rPr>
-          <w:rFonts w:ascii="Carlito" w:hAnsi="Carlito" w:cs="Carlito"/>
-          <w:b/>
-          <w:bCs/>
-          <w:sz w:val="28"/>
-          <w:szCs w:val="28"/>
-        </w:rPr>
-        <w:t>3 + 6</w:t>
-      </w:r>
-    </w:p>
-    <w:p>
-      <w:pPr>
-        <w:spacing w:line="240" w:lineRule="auto"/>
-        <w:jc w:val="both"/>
-        <w:rPr>
-          <w:rFonts w:ascii="Carlito" w:hAnsi="Carlito" w:cs="Carlito"/>
-          <w:sz w:val="32"/>
-          <w:szCs w:val="32"/>
-        </w:rPr>
-      </w:pPr>
-      <w:r>
-        <w:rPr>
-          <w:rFonts w:ascii="Carlito" w:hAnsi="Carlito" w:cs="Carlito"/>
-          <w:sz w:val="32"/>
-          <w:szCs w:val="32"/>
-        </w:rPr>
-        <w:t># Code</w:t>
-      </w:r>
-    </w:p>
-    <w:p>
-      <w:pPr>
-        <w:spacing w:line="240" w:lineRule="auto"/>
-        <w:jc w:val="both"/>
-        <w:rPr>
-          <w:rFonts w:ascii="Carlito" w:hAnsi="Carlito" w:cs="Carlito"/>
-          <w:b/>
-          <w:bCs/>
-          <w:color w:val="D86DCB" w:themeColor="accent5" w:themeTint="99"/>
-          <w:sz w:val="32"/>
-          <w:szCs w:val="32"/>
-        </w:rPr>
-      </w:pPr>
-      <w:r>
-        <w:rPr>
-          <w:rFonts w:ascii="Carlito" w:hAnsi="Carlito" w:cs="Carlito"/>
-          <w:b/>
-          <w:bCs/>
-          <w:color w:val="D86DCB" w:themeColor="accent5" w:themeTint="99"/>
-          <w:sz w:val="32"/>
-          <w:szCs w:val="32"/>
-        </w:rPr>
-        <w:t>a = [1, 2, 3]</w:t>
-      </w:r>
-    </w:p>
-    <w:p>
-      <w:pPr>
-        <w:spacing w:line="240" w:lineRule="auto"/>
-        <w:jc w:val="both"/>
-        <w:rPr>
-          <w:rFonts w:ascii="Carlito" w:hAnsi="Carlito" w:cs="Carlito"/>
-          <w:b/>
-          <w:bCs/>
-          <w:color w:val="D86DCB" w:themeColor="accent5" w:themeTint="99"/>
-          <w:sz w:val="32"/>
-          <w:szCs w:val="32"/>
-        </w:rPr>
-      </w:pPr>
-      <w:r>
-        <w:rPr>
-          <w:rFonts w:ascii="Carlito" w:hAnsi="Carlito" w:cs="Carlito"/>
-          <w:b/>
-          <w:bCs/>
-          <w:color w:val="D86DCB" w:themeColor="accent5" w:themeTint="99"/>
-          <w:sz w:val="32"/>
-          <w:szCs w:val="32"/>
-        </w:rPr>
-        <w:t>b = [4, 5, 6]</w:t>
-      </w:r>
-    </w:p>
-    <w:p>
-      <w:pPr>
-        <w:spacing w:line="240" w:lineRule="auto"/>
-        <w:jc w:val="both"/>
-        <w:rPr>
-          <w:rFonts w:ascii="Carlito" w:hAnsi="Carlito" w:cs="Carlito"/>
-          <w:b/>
-          <w:bCs/>
-          <w:color w:val="D86DCB" w:themeColor="accent5" w:themeTint="99"/>
-          <w:sz w:val="32"/>
-          <w:szCs w:val="32"/>
-        </w:rPr>
-      </w:pPr>
-      <w:r>
-        <w:rPr>
-          <w:rFonts w:ascii="Carlito" w:hAnsi="Carlito" w:cs="Carlito"/>
-          <w:b/>
-          <w:bCs/>
-          <w:color w:val="D86DCB" w:themeColor="accent5" w:themeTint="99"/>
-          <w:sz w:val="32"/>
-          <w:szCs w:val="32"/>
-        </w:rPr>
-        <w:t>result = list(map(lambda x, y: x + y, a, b))</w:t>
-      </w:r>
-    </w:p>
-    <w:p>
-      <w:pPr>
-        <w:spacing w:line="240" w:lineRule="auto"/>
-        <w:jc w:val="both"/>
-        <w:rPr>
-          <w:rFonts w:ascii="Carlito" w:hAnsi="Carlito" w:cs="Carlito"/>
-          <w:b/>
-          <w:bCs/>
-          <w:color w:val="D86DCB" w:themeColor="accent5" w:themeTint="99"/>
-          <w:sz w:val="32"/>
-          <w:szCs w:val="32"/>
-        </w:rPr>
-      </w:pPr>
-      <w:r>
-        <w:rPr>
-          <w:rFonts w:ascii="Carlito" w:hAnsi="Carlito" w:cs="Carlito"/>
-          <w:b/>
-          <w:bCs/>
-          <w:color w:val="D86DCB" w:themeColor="accent5" w:themeTint="99"/>
-          <w:sz w:val="32"/>
-          <w:szCs w:val="32"/>
-        </w:rPr>
-        <w:t>print(result) # [5, 7, 9]</w:t>
-      </w:r>
-    </w:p>
-    <w:p>
-      <w:pPr>
-        <w:spacing w:line="240" w:lineRule="auto"/>
-        <w:jc w:val="both"/>
-        <w:rPr>
-          <w:rFonts w:ascii="Carlito" w:hAnsi="Carlito" w:cs="Carlito"/>
-          <w:sz w:val="32"/>
-          <w:szCs w:val="32"/>
-        </w:rPr>
-      </w:pPr>
-    </w:p>
-    <w:p>
-      <w:pPr>
-        <w:spacing w:line="240" w:lineRule="auto"/>
-        <w:jc w:val="both"/>
-        <w:rPr>
-          <w:rFonts w:ascii="Carlito" w:hAnsi="Carlito" w:cs="Carlito"/>
-          <w:sz w:val="32"/>
-          <w:szCs w:val="32"/>
-        </w:rPr>
-      </w:pPr>
-      <w:r>
-        <w:rPr>
-          <w:rFonts w:ascii="Carlito" w:hAnsi="Carlito" w:cs="Carlito"/>
-          <w:sz w:val="32"/>
-          <w:szCs w:val="32"/>
-        </w:rPr>
         <w:t>Best Practices:</w:t>
       </w:r>
     </w:p>
@@ -1329,34 +1398,34 @@
         <w:ind w:left="360"/>
         <w:jc w:val="both"/>
         <w:rPr>
-          <w:rFonts w:ascii="Carlito" w:hAnsi="Carlito" w:cs="Carlito"/>
-          <w:sz w:val="32"/>
-          <w:szCs w:val="32"/>
-        </w:rPr>
-      </w:pPr>
-      <w:r>
-        <w:rPr>
-          <w:rFonts w:ascii="Carlito" w:hAnsi="Carlito" w:cs="Carlito"/>
-          <w:sz w:val="32"/>
-          <w:szCs w:val="32"/>
+          <w:rFonts w:ascii="Calibri" w:hAnsi="Calibri" w:cs="Calibri"/>
+          <w:sz w:val="36"/>
+          <w:szCs w:val="36"/>
+        </w:rPr>
+      </w:pPr>
+      <w:r>
+        <w:rPr>
+          <w:rFonts w:ascii="Calibri" w:hAnsi="Calibri" w:cs="Calibri"/>
+          <w:sz w:val="36"/>
+          <w:szCs w:val="36"/>
         </w:rPr>
         <w:t>Use</w:t>
       </w:r>
       <w:r>
         <w:rPr>
-          <w:rFonts w:ascii="Carlito" w:hAnsi="Carlito" w:cs="Carlito"/>
-          <w:b/>
-          <w:bCs/>
-          <w:sz w:val="32"/>
-          <w:szCs w:val="32"/>
+          <w:rFonts w:ascii="Calibri" w:hAnsi="Calibri" w:cs="Calibri"/>
+          <w:b/>
+          <w:bCs/>
+          <w:sz w:val="36"/>
+          <w:szCs w:val="36"/>
         </w:rPr>
         <w:t xml:space="preserve"> map()</w:t>
       </w:r>
       <w:r>
         <w:rPr>
-          <w:rFonts w:ascii="Carlito" w:hAnsi="Carlito" w:cs="Carlito"/>
-          <w:sz w:val="32"/>
-          <w:szCs w:val="32"/>
+          <w:rFonts w:ascii="Calibri" w:hAnsi="Calibri" w:cs="Calibri"/>
+          <w:sz w:val="36"/>
+          <w:szCs w:val="36"/>
         </w:rPr>
         <w:t xml:space="preserve"> when we're applying the same transformation to every element.</w:t>
       </w:r>
@@ -1372,34 +1441,34 @@
         <w:ind w:left="360"/>
         <w:jc w:val="both"/>
         <w:rPr>
-          <w:rFonts w:ascii="Carlito" w:hAnsi="Carlito" w:cs="Carlito"/>
-          <w:sz w:val="32"/>
-          <w:szCs w:val="32"/>
-        </w:rPr>
-      </w:pPr>
-      <w:r>
-        <w:rPr>
-          <w:rFonts w:ascii="Carlito" w:hAnsi="Carlito" w:cs="Carlito"/>
-          <w:sz w:val="32"/>
-          <w:szCs w:val="32"/>
+          <w:rFonts w:ascii="Calibri" w:hAnsi="Calibri" w:cs="Calibri"/>
+          <w:sz w:val="36"/>
+          <w:szCs w:val="36"/>
+        </w:rPr>
+      </w:pPr>
+      <w:r>
+        <w:rPr>
+          <w:rFonts w:ascii="Calibri" w:hAnsi="Calibri" w:cs="Calibri"/>
+          <w:sz w:val="36"/>
+          <w:szCs w:val="36"/>
         </w:rPr>
         <w:t>Use</w:t>
       </w:r>
       <w:r>
         <w:rPr>
-          <w:rFonts w:ascii="Carlito" w:hAnsi="Carlito" w:cs="Carlito"/>
-          <w:b/>
-          <w:bCs/>
-          <w:sz w:val="32"/>
-          <w:szCs w:val="32"/>
+          <w:rFonts w:ascii="Calibri" w:hAnsi="Calibri" w:cs="Calibri"/>
+          <w:b/>
+          <w:bCs/>
+          <w:sz w:val="36"/>
+          <w:szCs w:val="36"/>
         </w:rPr>
         <w:t xml:space="preserve"> lambda</w:t>
       </w:r>
       <w:r>
         <w:rPr>
-          <w:rFonts w:ascii="Carlito" w:hAnsi="Carlito" w:cs="Carlito"/>
-          <w:sz w:val="32"/>
-          <w:szCs w:val="32"/>
+          <w:rFonts w:ascii="Calibri" w:hAnsi="Calibri" w:cs="Calibri"/>
+          <w:sz w:val="36"/>
+          <w:szCs w:val="36"/>
         </w:rPr>
         <w:t xml:space="preserve"> function for short, simple transformations.</w:t>
       </w:r>
@@ -1415,34 +1484,34 @@
         <w:ind w:left="360"/>
         <w:jc w:val="both"/>
         <w:rPr>
-          <w:rFonts w:ascii="Carlito" w:hAnsi="Carlito" w:cs="Carlito"/>
-          <w:sz w:val="32"/>
-          <w:szCs w:val="32"/>
-        </w:rPr>
-      </w:pPr>
-      <w:r>
-        <w:rPr>
-          <w:rFonts w:ascii="Carlito" w:hAnsi="Carlito" w:cs="Carlito"/>
-          <w:sz w:val="32"/>
-          <w:szCs w:val="32"/>
+          <w:rFonts w:ascii="Calibri" w:hAnsi="Calibri" w:cs="Calibri"/>
+          <w:sz w:val="36"/>
+          <w:szCs w:val="36"/>
+        </w:rPr>
+      </w:pPr>
+      <w:r>
+        <w:rPr>
+          <w:rFonts w:ascii="Calibri" w:hAnsi="Calibri" w:cs="Calibri"/>
+          <w:sz w:val="36"/>
+          <w:szCs w:val="36"/>
         </w:rPr>
         <w:t xml:space="preserve">If the transformation is complex, define a regular function with </w:t>
       </w:r>
       <w:r>
         <w:rPr>
-          <w:rFonts w:ascii="Carlito" w:hAnsi="Carlito" w:cs="Carlito"/>
-          <w:b/>
-          <w:bCs/>
-          <w:sz w:val="32"/>
-          <w:szCs w:val="32"/>
+          <w:rFonts w:ascii="Calibri" w:hAnsi="Calibri" w:cs="Calibri"/>
+          <w:b/>
+          <w:bCs/>
+          <w:sz w:val="36"/>
+          <w:szCs w:val="36"/>
         </w:rPr>
         <w:t>def</w:t>
       </w:r>
       <w:r>
         <w:rPr>
-          <w:rFonts w:ascii="Carlito" w:hAnsi="Carlito" w:cs="Carlito"/>
-          <w:sz w:val="32"/>
-          <w:szCs w:val="32"/>
+          <w:rFonts w:ascii="Calibri" w:hAnsi="Calibri" w:cs="Calibri"/>
+          <w:sz w:val="36"/>
+          <w:szCs w:val="36"/>
         </w:rPr>
         <w:t>.</w:t>
       </w:r>
@@ -1458,52 +1527,52 @@
         <w:ind w:left="360"/>
         <w:jc w:val="both"/>
         <w:rPr>
-          <w:rFonts w:ascii="Carlito" w:hAnsi="Carlito" w:cs="Carlito"/>
-          <w:sz w:val="32"/>
-          <w:szCs w:val="32"/>
-        </w:rPr>
-      </w:pPr>
-      <w:r>
-        <w:rPr>
-          <w:rFonts w:ascii="Carlito" w:hAnsi="Carlito" w:cs="Carlito"/>
-          <w:sz w:val="32"/>
-          <w:szCs w:val="32"/>
+          <w:rFonts w:ascii="Calibri" w:hAnsi="Calibri" w:cs="Calibri"/>
+          <w:sz w:val="36"/>
+          <w:szCs w:val="36"/>
+        </w:rPr>
+      </w:pPr>
+      <w:r>
+        <w:rPr>
+          <w:rFonts w:ascii="Calibri" w:hAnsi="Calibri" w:cs="Calibri"/>
+          <w:sz w:val="36"/>
+          <w:szCs w:val="36"/>
         </w:rPr>
         <w:t xml:space="preserve">Remember that </w:t>
       </w:r>
       <w:r>
         <w:rPr>
-          <w:rFonts w:ascii="Carlito" w:hAnsi="Carlito" w:cs="Carlito"/>
-          <w:b/>
-          <w:bCs/>
-          <w:sz w:val="32"/>
-          <w:szCs w:val="32"/>
+          <w:rFonts w:ascii="Calibri" w:hAnsi="Calibri" w:cs="Calibri"/>
+          <w:b/>
+          <w:bCs/>
+          <w:sz w:val="36"/>
+          <w:szCs w:val="36"/>
         </w:rPr>
         <w:t>map()</w:t>
       </w:r>
       <w:r>
         <w:rPr>
-          <w:rFonts w:ascii="Carlito" w:hAnsi="Carlito" w:cs="Carlito"/>
-          <w:sz w:val="32"/>
-          <w:szCs w:val="32"/>
+          <w:rFonts w:ascii="Calibri" w:hAnsi="Calibri" w:cs="Calibri"/>
+          <w:sz w:val="36"/>
+          <w:szCs w:val="36"/>
         </w:rPr>
         <w:t xml:space="preserve"> returns an iterator, so wrap it with</w:t>
       </w:r>
       <w:r>
         <w:rPr>
-          <w:rFonts w:ascii="Carlito" w:hAnsi="Carlito" w:cs="Carlito"/>
-          <w:b/>
-          <w:bCs/>
-          <w:sz w:val="32"/>
-          <w:szCs w:val="32"/>
+          <w:rFonts w:ascii="Calibri" w:hAnsi="Calibri" w:cs="Calibri"/>
+          <w:b/>
+          <w:bCs/>
+          <w:sz w:val="36"/>
+          <w:szCs w:val="36"/>
         </w:rPr>
         <w:t xml:space="preserve"> list() </w:t>
       </w:r>
       <w:r>
         <w:rPr>
-          <w:rFonts w:ascii="Carlito" w:hAnsi="Carlito" w:cs="Carlito"/>
-          <w:sz w:val="32"/>
-          <w:szCs w:val="32"/>
+          <w:rFonts w:ascii="Calibri" w:hAnsi="Calibri" w:cs="Calibri"/>
+          <w:sz w:val="36"/>
+          <w:szCs w:val="36"/>
         </w:rPr>
         <w:t>if we need a list.</w:t>
       </w:r>
@@ -1513,9 +1582,9 @@
         <w:spacing w:line="240" w:lineRule="auto"/>
         <w:jc w:val="both"/>
         <w:rPr>
-          <w:rFonts w:ascii="Carlito" w:hAnsi="Carlito" w:cs="Carlito"/>
-          <w:sz w:val="32"/>
-          <w:szCs w:val="32"/>
+          <w:rFonts w:ascii="Calibri" w:hAnsi="Calibri" w:cs="Calibri"/>
+          <w:sz w:val="36"/>
+          <w:szCs w:val="36"/>
         </w:rPr>
       </w:pPr>
     </w:p>
@@ -1524,18 +1593,441 @@
         <w:spacing w:line="240" w:lineRule="auto"/>
         <w:jc w:val="center"/>
         <w:rPr>
-          <w:rFonts w:ascii="Carlito" w:hAnsi="Carlito" w:cs="Carlito"/>
-          <w:sz w:val="32"/>
-          <w:szCs w:val="32"/>
-        </w:rPr>
-      </w:pPr>
-      <w:r>
-        <w:rPr>
-          <w:rFonts w:ascii="Carlito" w:hAnsi="Carlito" w:cs="Carlito"/>
-          <w:sz w:val="32"/>
-          <w:szCs w:val="32"/>
+          <w:rFonts w:ascii="Calibri" w:hAnsi="Calibri" w:cs="Calibri"/>
+          <w:sz w:val="36"/>
+          <w:szCs w:val="36"/>
+        </w:rPr>
+      </w:pPr>
+      <w:r>
+        <w:rPr>
+          <w:rFonts w:ascii="Calibri" w:hAnsi="Calibri" w:cs="Calibri"/>
+          <w:sz w:val="36"/>
+          <w:szCs w:val="36"/>
+        </w:rPr>
+        <w:t>Break</w:t>
+      </w:r>
+    </w:p>
+    <w:p>
+      <w:pPr>
+        <w:spacing w:line="240" w:lineRule="auto"/>
+        <w:jc w:val="both"/>
+        <w:rPr>
+          <w:rFonts w:ascii="Calibri" w:hAnsi="Calibri" w:cs="Calibri"/>
+          <w:sz w:val="36"/>
+          <w:szCs w:val="36"/>
+        </w:rPr>
+      </w:pPr>
+    </w:p>
+    <w:p>
+      <w:pPr>
+        <w:spacing w:line="240" w:lineRule="auto"/>
+        <w:jc w:val="both"/>
+        <w:rPr>
+          <w:rFonts w:ascii="Calibri" w:hAnsi="Calibri" w:cs="Calibri"/>
+          <w:b/>
+          <w:bCs/>
+          <w:sz w:val="36"/>
+          <w:szCs w:val="36"/>
+        </w:rPr>
+      </w:pPr>
+      <w:r>
+        <w:rPr>
+          <w:rFonts w:ascii="Calibri" w:hAnsi="Calibri" w:cs="Calibri"/>
+          <w:b/>
+          <w:bCs/>
+          <w:sz w:val="36"/>
+          <w:szCs w:val="36"/>
+        </w:rPr>
+        <w:t xml:space="preserve">filter() </w:t>
+      </w:r>
+      <w:r>
+        <w:rPr>
+          <w:rFonts w:ascii="Calibri" w:hAnsi="Calibri" w:cs="Calibri"/>
+          <w:b/>
+          <w:bCs/>
+          <w:sz w:val="36"/>
+          <w:szCs w:val="36"/>
+        </w:rPr>
+        <w:t>Function (Condition Based Selection)</w:t>
+      </w:r>
+      <w:r>
+        <w:rPr>
+          <w:rFonts w:ascii="Calibri" w:hAnsi="Calibri" w:cs="Calibri"/>
+          <w:b/>
+          <w:bCs/>
+          <w:sz w:val="36"/>
+          <w:szCs w:val="36"/>
+        </w:rPr>
+        <w:t>:</w:t>
+      </w:r>
+    </w:p>
+    <w:p>
+      <w:pPr>
+        <w:spacing w:line="240" w:lineRule="auto"/>
+        <w:jc w:val="both"/>
+        <w:rPr>
+          <w:rFonts w:ascii="Calibri" w:hAnsi="Calibri" w:cs="Calibri"/>
+          <w:sz w:val="36"/>
+          <w:szCs w:val="36"/>
+        </w:rPr>
+      </w:pPr>
+      <w:r>
+        <w:rPr>
+          <w:rFonts w:ascii="Calibri" w:hAnsi="Calibri" w:cs="Calibri"/>
+          <w:sz w:val="36"/>
+          <w:szCs w:val="36"/>
+        </w:rPr>
+        <w:t xml:space="preserve"># </w:t>
+      </w:r>
+      <w:r>
+        <w:rPr>
+          <w:rFonts w:ascii="Calibri" w:hAnsi="Calibri" w:cs="Calibri"/>
+          <w:sz w:val="36"/>
+          <w:szCs w:val="36"/>
+        </w:rPr>
+        <w:t>The</w:t>
+      </w:r>
+      <w:r>
+        <w:rPr>
+          <w:rFonts w:ascii="Calibri" w:hAnsi="Calibri" w:cs="Calibri"/>
+          <w:b/>
+          <w:bCs/>
+          <w:sz w:val="36"/>
+          <w:szCs w:val="36"/>
+        </w:rPr>
+        <w:t xml:space="preserve"> filter()</w:t>
+      </w:r>
+      <w:r>
+        <w:rPr>
+          <w:rFonts w:ascii="Calibri" w:hAnsi="Calibri" w:cs="Calibri"/>
+          <w:sz w:val="36"/>
+          <w:szCs w:val="36"/>
+        </w:rPr>
+        <w:t xml:space="preserve"> function in Python extracts elements from an iterable (like a list, tuple or set) that satisfy a specific condition.</w:t>
+      </w:r>
+    </w:p>
+    <w:p>
+      <w:pPr>
+        <w:spacing w:line="240" w:lineRule="auto"/>
+        <w:jc w:val="both"/>
+        <w:rPr>
+          <w:rFonts w:ascii="Calibri" w:hAnsi="Calibri" w:cs="Calibri"/>
+          <w:sz w:val="36"/>
+          <w:szCs w:val="36"/>
+        </w:rPr>
+      </w:pPr>
+      <w:r>
+        <w:rPr>
+          <w:rFonts w:ascii="Calibri" w:hAnsi="Calibri" w:cs="Calibri"/>
+          <w:sz w:val="36"/>
+          <w:szCs w:val="36"/>
+        </w:rPr>
+        <w:t xml:space="preserve"># It iterates through the list automatically from left to right and applies a filtering function to each element and keeping only the ones for which the filter function returns </w:t>
+      </w:r>
+      <w:r>
+        <w:rPr>
+          <w:rFonts w:ascii="Calibri" w:hAnsi="Calibri" w:cs="Calibri"/>
+          <w:b/>
+          <w:bCs/>
+          <w:sz w:val="36"/>
+          <w:szCs w:val="36"/>
+        </w:rPr>
+        <w:t>True</w:t>
+      </w:r>
+    </w:p>
+    <w:p>
+      <w:pPr>
+        <w:spacing w:line="240" w:lineRule="auto"/>
+        <w:jc w:val="both"/>
+        <w:rPr>
+          <w:rFonts w:ascii="Calibri" w:hAnsi="Calibri" w:cs="Calibri"/>
+          <w:sz w:val="36"/>
+          <w:szCs w:val="36"/>
+        </w:rPr>
+      </w:pPr>
+      <w:r>
+        <w:rPr>
+          <w:rFonts w:ascii="Calibri" w:hAnsi="Calibri" w:cs="Calibri"/>
+          <w:sz w:val="36"/>
+          <w:szCs w:val="36"/>
+        </w:rPr>
+        <w:t># Syntax:</w:t>
+      </w:r>
+    </w:p>
+    <w:p>
+      <w:pPr>
+        <w:spacing w:line="240" w:lineRule="auto"/>
+        <w:jc w:val="both"/>
+        <w:rPr>
+          <w:rFonts w:ascii="Calibri" w:hAnsi="Calibri" w:cs="Calibri"/>
+          <w:b/>
+          <w:bCs/>
+          <w:color w:val="D86DCB" w:themeColor="accent5" w:themeTint="99"/>
+          <w:sz w:val="36"/>
+          <w:szCs w:val="36"/>
+        </w:rPr>
+      </w:pPr>
+      <w:r>
+        <w:rPr>
+          <w:rFonts w:ascii="Calibri" w:hAnsi="Calibri" w:cs="Calibri"/>
+          <w:b/>
+          <w:bCs/>
+          <w:color w:val="D86DCB" w:themeColor="accent5" w:themeTint="99"/>
+          <w:sz w:val="36"/>
+          <w:szCs w:val="36"/>
+        </w:rPr>
+        <w:t>filter(function, iterable)</w:t>
+      </w:r>
+    </w:p>
+    <w:p>
+      <w:pPr>
+        <w:spacing w:line="240" w:lineRule="auto"/>
+        <w:jc w:val="both"/>
+        <w:rPr>
+          <w:rFonts w:ascii="Calibri" w:hAnsi="Calibri" w:cs="Calibri"/>
+          <w:sz w:val="36"/>
+          <w:szCs w:val="36"/>
+        </w:rPr>
+      </w:pPr>
+      <w:r>
+        <w:rPr>
+          <w:rFonts w:ascii="Calibri" w:hAnsi="Calibri" w:cs="Calibri"/>
+          <w:sz w:val="36"/>
+          <w:szCs w:val="36"/>
+        </w:rPr>
+        <w:t xml:space="preserve"># But </w:t>
+      </w:r>
+      <w:r>
+        <w:rPr>
+          <w:rFonts w:ascii="Calibri" w:hAnsi="Calibri" w:cs="Calibri"/>
+          <w:b/>
+          <w:bCs/>
+          <w:sz w:val="36"/>
+          <w:szCs w:val="36"/>
+        </w:rPr>
+        <w:t>filter()</w:t>
+      </w:r>
+      <w:r>
+        <w:rPr>
+          <w:rFonts w:ascii="Calibri" w:hAnsi="Calibri" w:cs="Calibri"/>
+          <w:sz w:val="36"/>
+          <w:szCs w:val="36"/>
+        </w:rPr>
+        <w:t xml:space="preserve"> function gives us a </w:t>
+      </w:r>
+      <w:r>
+        <w:rPr>
+          <w:rFonts w:ascii="Calibri" w:hAnsi="Calibri" w:cs="Calibri"/>
+          <w:b/>
+          <w:bCs/>
+          <w:sz w:val="36"/>
+          <w:szCs w:val="36"/>
+        </w:rPr>
+        <w:t>&lt;filter object at 0x000001DE9E2D14E0&gt;</w:t>
+      </w:r>
+      <w:r>
+        <w:rPr>
+          <w:rFonts w:ascii="Calibri" w:hAnsi="Calibri" w:cs="Calibri"/>
+          <w:sz w:val="36"/>
+          <w:szCs w:val="36"/>
+        </w:rPr>
+        <w:t xml:space="preserve"> which we need to convert to a list using </w:t>
+      </w:r>
+      <w:r>
+        <w:rPr>
+          <w:rFonts w:ascii="Calibri" w:hAnsi="Calibri" w:cs="Calibri"/>
+          <w:b/>
+          <w:bCs/>
+          <w:sz w:val="36"/>
+          <w:szCs w:val="36"/>
+        </w:rPr>
+        <w:t>list()</w:t>
+      </w:r>
+      <w:r>
+        <w:rPr>
+          <w:rFonts w:ascii="Calibri" w:hAnsi="Calibri" w:cs="Calibri"/>
+          <w:sz w:val="36"/>
+          <w:szCs w:val="36"/>
+        </w:rPr>
+        <w:t xml:space="preserve"> function (cast)</w:t>
+      </w:r>
+    </w:p>
+    <w:p>
+      <w:pPr>
+        <w:spacing w:line="240" w:lineRule="auto"/>
+        <w:jc w:val="both"/>
+        <w:rPr>
+          <w:rFonts w:ascii="Calibri" w:hAnsi="Calibri" w:cs="Calibri"/>
+          <w:sz w:val="36"/>
+          <w:szCs w:val="36"/>
+        </w:rPr>
+      </w:pPr>
+      <w:r>
+        <w:rPr>
+          <w:rFonts w:ascii="Calibri" w:hAnsi="Calibri" w:cs="Calibri"/>
+          <w:sz w:val="36"/>
+          <w:szCs w:val="36"/>
+        </w:rPr>
+        <w:t xml:space="preserve"># </w:t>
+      </w:r>
+      <w:r>
+        <w:rPr>
+          <w:rFonts w:ascii="Calibri" w:hAnsi="Calibri" w:cs="Calibri"/>
+          <w:b/>
+          <w:bCs/>
+          <w:sz w:val="36"/>
+          <w:szCs w:val="36"/>
+        </w:rPr>
+        <w:t>lambda</w:t>
+      </w:r>
+      <w:r>
+        <w:rPr>
+          <w:rFonts w:ascii="Calibri" w:hAnsi="Calibri" w:cs="Calibri"/>
+          <w:sz w:val="36"/>
+          <w:szCs w:val="36"/>
+        </w:rPr>
+        <w:t xml:space="preserve"> function can be used here if we want one simple expression and it returns a bool</w:t>
+      </w:r>
+    </w:p>
+    <w:p>
+      <w:pPr>
+        <w:spacing w:line="240" w:lineRule="auto"/>
+        <w:jc w:val="both"/>
+        <w:rPr>
+          <w:rFonts w:ascii="Calibri" w:hAnsi="Calibri" w:cs="Calibri"/>
+          <w:b/>
+          <w:bCs/>
+          <w:color w:val="D86DCB" w:themeColor="accent5" w:themeTint="99"/>
+          <w:sz w:val="36"/>
+          <w:szCs w:val="36"/>
+        </w:rPr>
+      </w:pPr>
+      <w:r>
+        <w:rPr>
+          <w:rFonts w:ascii="Calibri" w:hAnsi="Calibri" w:cs="Calibri"/>
+          <w:b/>
+          <w:bCs/>
+          <w:color w:val="D86DCB" w:themeColor="accent5" w:themeTint="99"/>
+          <w:sz w:val="36"/>
+          <w:szCs w:val="36"/>
+        </w:rPr>
+        <w:t>numbers = [1, 2, 3, 4, 5, 6,]</w:t>
+      </w:r>
+    </w:p>
+    <w:p>
+      <w:pPr>
+        <w:spacing w:line="240" w:lineRule="auto"/>
+        <w:jc w:val="both"/>
+        <w:rPr>
+          <w:rFonts w:ascii="Calibri" w:hAnsi="Calibri" w:cs="Calibri"/>
+          <w:b/>
+          <w:bCs/>
+          <w:color w:val="D86DCB" w:themeColor="accent5" w:themeTint="99"/>
+          <w:sz w:val="36"/>
+          <w:szCs w:val="36"/>
+        </w:rPr>
+      </w:pPr>
+      <w:r>
+        <w:rPr>
+          <w:rFonts w:ascii="Calibri" w:hAnsi="Calibri" w:cs="Calibri"/>
+          <w:b/>
+          <w:bCs/>
+          <w:color w:val="D86DCB" w:themeColor="accent5" w:themeTint="99"/>
+          <w:sz w:val="36"/>
+          <w:szCs w:val="36"/>
+        </w:rPr>
+        <w:t># keeping only even numbers</w:t>
+      </w:r>
+    </w:p>
+    <w:p>
+      <w:pPr>
+        <w:spacing w:line="240" w:lineRule="auto"/>
+        <w:jc w:val="both"/>
+        <w:rPr>
+          <w:rFonts w:ascii="Calibri" w:hAnsi="Calibri" w:cs="Calibri"/>
+          <w:b/>
+          <w:bCs/>
+          <w:color w:val="D86DCB" w:themeColor="accent5" w:themeTint="99"/>
+          <w:sz w:val="36"/>
+          <w:szCs w:val="36"/>
+        </w:rPr>
+      </w:pPr>
+      <w:r>
+        <w:rPr>
+          <w:rFonts w:ascii="Calibri" w:hAnsi="Calibri" w:cs="Calibri"/>
+          <w:b/>
+          <w:bCs/>
+          <w:color w:val="D86DCB" w:themeColor="accent5" w:themeTint="99"/>
+          <w:sz w:val="36"/>
+          <w:szCs w:val="36"/>
         </w:rPr>
         <w:lastRenderedPageBreak/>
+        <w:t>even_numbers = list(filter(lambda x: x % 2 == 0, numbers))</w:t>
+      </w:r>
+    </w:p>
+    <w:p>
+      <w:pPr>
+        <w:spacing w:line="240" w:lineRule="auto"/>
+        <w:jc w:val="both"/>
+        <w:rPr>
+          <w:rFonts w:ascii="Calibri" w:hAnsi="Calibri" w:cs="Calibri"/>
+          <w:b/>
+          <w:bCs/>
+          <w:color w:val="D86DCB" w:themeColor="accent5" w:themeTint="99"/>
+          <w:sz w:val="36"/>
+          <w:szCs w:val="36"/>
+        </w:rPr>
+      </w:pPr>
+      <w:r>
+        <w:rPr>
+          <w:rFonts w:ascii="Calibri" w:hAnsi="Calibri" w:cs="Calibri"/>
+          <w:b/>
+          <w:bCs/>
+          <w:color w:val="D86DCB" w:themeColor="accent5" w:themeTint="99"/>
+          <w:sz w:val="36"/>
+          <w:szCs w:val="36"/>
+        </w:rPr>
+        <w:t>print(even_numbers) # [2, 4, 6]</w:t>
+      </w:r>
+    </w:p>
+    <w:p>
+      <w:pPr>
+        <w:spacing w:line="240" w:lineRule="auto"/>
+        <w:jc w:val="both"/>
+        <w:rPr>
+          <w:rFonts w:ascii="Calibri" w:hAnsi="Calibri" w:cs="Calibri"/>
+          <w:sz w:val="36"/>
+          <w:szCs w:val="36"/>
+        </w:rPr>
+      </w:pPr>
+    </w:p>
+    <w:p>
+      <w:pPr>
+        <w:spacing w:line="240" w:lineRule="auto"/>
+        <w:jc w:val="both"/>
+        <w:rPr>
+          <w:rFonts w:ascii="Calibri" w:hAnsi="Calibri" w:cs="Calibri"/>
+          <w:sz w:val="36"/>
+          <w:szCs w:val="36"/>
+        </w:rPr>
+      </w:pPr>
+    </w:p>
+    <w:p>
+      <w:pPr>
+        <w:spacing w:line="240" w:lineRule="auto"/>
+        <w:jc w:val="center"/>
+        <w:rPr>
+          <w:rFonts w:ascii="Calibri" w:hAnsi="Calibri" w:cs="Calibri"/>
+          <w:sz w:val="36"/>
+          <w:szCs w:val="36"/>
+        </w:rPr>
+      </w:pPr>
+      <w:r>
+        <w:rPr>
+          <w:rFonts w:ascii="Calibri" w:hAnsi="Calibri" w:cs="Calibri"/>
+          <w:sz w:val="36"/>
+          <w:szCs w:val="36"/>
+        </w:rPr>
         <w:t>Break</w:t>
       </w:r>
     </w:p>
@@ -1544,51 +2036,51 @@
         <w:spacing w:line="240" w:lineRule="auto"/>
         <w:jc w:val="both"/>
         <w:rPr>
-          <w:rFonts w:ascii="Carlito" w:hAnsi="Carlito" w:cs="Carlito"/>
-          <w:sz w:val="32"/>
-          <w:szCs w:val="32"/>
-        </w:rPr>
-      </w:pPr>
-    </w:p>
-    <w:p>
-      <w:pPr>
-        <w:spacing w:line="240" w:lineRule="auto"/>
-        <w:jc w:val="both"/>
-        <w:rPr>
-          <w:rFonts w:ascii="Carlito" w:hAnsi="Carlito" w:cs="Carlito"/>
-          <w:b/>
-          <w:bCs/>
-          <w:sz w:val="32"/>
-          <w:szCs w:val="32"/>
-        </w:rPr>
-      </w:pPr>
-      <w:r>
-        <w:rPr>
-          <w:rFonts w:ascii="Carlito" w:hAnsi="Carlito" w:cs="Carlito"/>
-          <w:b/>
-          <w:bCs/>
-          <w:sz w:val="32"/>
-          <w:szCs w:val="32"/>
-        </w:rPr>
-        <w:t xml:space="preserve">filter() </w:t>
-      </w:r>
-      <w:r>
-        <w:rPr>
-          <w:rFonts w:ascii="Carlito" w:hAnsi="Carlito" w:cs="Carlito"/>
-          <w:b/>
-          <w:bCs/>
-          <w:sz w:val="32"/>
-          <w:szCs w:val="32"/>
-        </w:rPr>
-        <w:t>Function (Condition Based Selection)</w:t>
-      </w:r>
-      <w:r>
-        <w:rPr>
-          <w:rFonts w:ascii="Carlito" w:hAnsi="Carlito" w:cs="Carlito"/>
-          <w:b/>
-          <w:bCs/>
-          <w:sz w:val="32"/>
-          <w:szCs w:val="32"/>
+          <w:rFonts w:ascii="Calibri" w:hAnsi="Calibri" w:cs="Calibri"/>
+          <w:sz w:val="36"/>
+          <w:szCs w:val="36"/>
+        </w:rPr>
+      </w:pPr>
+    </w:p>
+    <w:p>
+      <w:pPr>
+        <w:spacing w:line="240" w:lineRule="auto"/>
+        <w:jc w:val="both"/>
+        <w:rPr>
+          <w:rFonts w:ascii="Calibri" w:hAnsi="Calibri" w:cs="Calibri"/>
+          <w:b/>
+          <w:bCs/>
+          <w:sz w:val="36"/>
+          <w:szCs w:val="36"/>
+        </w:rPr>
+      </w:pPr>
+      <w:r>
+        <w:rPr>
+          <w:rFonts w:ascii="Calibri" w:hAnsi="Calibri" w:cs="Calibri"/>
+          <w:b/>
+          <w:bCs/>
+          <w:sz w:val="36"/>
+          <w:szCs w:val="36"/>
+        </w:rPr>
+        <w:t>reduce</w:t>
+      </w:r>
+      <w:r>
+        <w:rPr>
+          <w:rFonts w:ascii="Calibri" w:hAnsi="Calibri" w:cs="Calibri"/>
+          <w:b/>
+          <w:bCs/>
+          <w:sz w:val="36"/>
+          <w:szCs w:val="36"/>
+        </w:rPr>
+        <w:t>() Function</w:t>
+      </w:r>
+      <w:r>
+        <w:rPr>
+          <w:rFonts w:ascii="Calibri" w:hAnsi="Calibri" w:cs="Calibri"/>
+          <w:b/>
+          <w:bCs/>
+          <w:sz w:val="36"/>
+          <w:szCs w:val="36"/>
         </w:rPr>
         <w:t>:</w:t>
       </w:r>
@@ -1598,465 +2090,42 @@
         <w:spacing w:line="240" w:lineRule="auto"/>
         <w:jc w:val="both"/>
         <w:rPr>
-          <w:rFonts w:ascii="Carlito" w:hAnsi="Carlito" w:cs="Carlito"/>
-          <w:sz w:val="32"/>
-          <w:szCs w:val="32"/>
-        </w:rPr>
-      </w:pPr>
-      <w:r>
-        <w:rPr>
-          <w:rFonts w:ascii="Carlito" w:hAnsi="Carlito" w:cs="Carlito"/>
-          <w:sz w:val="32"/>
-          <w:szCs w:val="32"/>
+          <w:rFonts w:ascii="Calibri" w:hAnsi="Calibri" w:cs="Calibri"/>
+          <w:sz w:val="36"/>
+          <w:szCs w:val="36"/>
+        </w:rPr>
+      </w:pPr>
+      <w:r>
+        <w:rPr>
+          <w:rFonts w:ascii="Calibri" w:hAnsi="Calibri" w:cs="Calibri"/>
+          <w:sz w:val="36"/>
+          <w:szCs w:val="36"/>
         </w:rPr>
         <w:t xml:space="preserve"># </w:t>
       </w:r>
       <w:r>
         <w:rPr>
-          <w:rFonts w:ascii="Carlito" w:hAnsi="Carlito" w:cs="Carlito"/>
-          <w:sz w:val="32"/>
-          <w:szCs w:val="32"/>
-        </w:rPr>
-        <w:t>The</w:t>
-      </w:r>
-      <w:r>
-        <w:rPr>
-          <w:rFonts w:ascii="Carlito" w:hAnsi="Carlito" w:cs="Carlito"/>
-          <w:b/>
-          <w:bCs/>
-          <w:sz w:val="32"/>
-          <w:szCs w:val="32"/>
-        </w:rPr>
-        <w:t xml:space="preserve"> filter()</w:t>
-      </w:r>
-      <w:r>
-        <w:rPr>
-          <w:rFonts w:ascii="Carlito" w:hAnsi="Carlito" w:cs="Carlito"/>
-          <w:sz w:val="32"/>
-          <w:szCs w:val="32"/>
-        </w:rPr>
-        <w:t xml:space="preserve"> function in Python extracts elements from an iterable (like a list, tuple or set) that satisfy a specific condition.</w:t>
-      </w:r>
-    </w:p>
-    <w:p>
-      <w:pPr>
-        <w:spacing w:line="240" w:lineRule="auto"/>
-        <w:jc w:val="both"/>
-        <w:rPr>
-          <w:rFonts w:ascii="Carlito" w:hAnsi="Carlito" w:cs="Carlito"/>
-          <w:sz w:val="32"/>
-          <w:szCs w:val="32"/>
-        </w:rPr>
-      </w:pPr>
-      <w:r>
-        <w:rPr>
-          <w:rFonts w:ascii="Carlito" w:hAnsi="Carlito" w:cs="Carlito"/>
-          <w:sz w:val="32"/>
-          <w:szCs w:val="32"/>
-        </w:rPr>
-        <w:t xml:space="preserve"># It iterates through the list automatically from left to right and applies a filtering function to each element and keeping only the ones for which the filter function returns </w:t>
-      </w:r>
-      <w:r>
-        <w:rPr>
-          <w:rFonts w:ascii="Carlito" w:hAnsi="Carlito" w:cs="Carlito"/>
-          <w:b/>
-          <w:bCs/>
-          <w:sz w:val="32"/>
-          <w:szCs w:val="32"/>
-        </w:rPr>
-        <w:t>True</w:t>
-      </w:r>
-    </w:p>
-    <w:p>
-      <w:pPr>
-        <w:spacing w:line="240" w:lineRule="auto"/>
-        <w:jc w:val="both"/>
-        <w:rPr>
-          <w:rFonts w:ascii="Carlito" w:hAnsi="Carlito" w:cs="Carlito"/>
-          <w:sz w:val="32"/>
-          <w:szCs w:val="32"/>
-        </w:rPr>
-      </w:pPr>
-      <w:r>
-        <w:rPr>
-          <w:rFonts w:ascii="Carlito" w:hAnsi="Carlito" w:cs="Carlito"/>
-          <w:sz w:val="32"/>
-          <w:szCs w:val="32"/>
-        </w:rPr>
-        <w:t># Syntax:</w:t>
-      </w:r>
-    </w:p>
-    <w:p>
-      <w:pPr>
-        <w:spacing w:line="240" w:lineRule="auto"/>
-        <w:jc w:val="both"/>
-        <w:rPr>
-          <w:rFonts w:ascii="Carlito" w:hAnsi="Carlito" w:cs="Carlito"/>
-          <w:b/>
-          <w:bCs/>
-          <w:color w:val="D86DCB" w:themeColor="accent5" w:themeTint="99"/>
-          <w:sz w:val="32"/>
-          <w:szCs w:val="32"/>
-        </w:rPr>
-      </w:pPr>
-      <w:r>
-        <w:rPr>
-          <w:rFonts w:ascii="Carlito" w:hAnsi="Carlito" w:cs="Carlito"/>
-          <w:b/>
-          <w:bCs/>
-          <w:color w:val="D86DCB" w:themeColor="accent5" w:themeTint="99"/>
-          <w:sz w:val="32"/>
-          <w:szCs w:val="32"/>
-        </w:rPr>
-        <w:t>filter(function, iterable)</w:t>
-      </w:r>
-    </w:p>
-    <w:p>
-      <w:pPr>
-        <w:spacing w:line="240" w:lineRule="auto"/>
-        <w:jc w:val="both"/>
-        <w:rPr>
-          <w:rFonts w:ascii="Carlito" w:hAnsi="Carlito" w:cs="Carlito"/>
-          <w:sz w:val="32"/>
-          <w:szCs w:val="32"/>
-        </w:rPr>
-      </w:pPr>
-      <w:r>
-        <w:rPr>
-          <w:rFonts w:ascii="Carlito" w:hAnsi="Carlito" w:cs="Carlito"/>
-          <w:sz w:val="32"/>
-          <w:szCs w:val="32"/>
-        </w:rPr>
-        <w:t xml:space="preserve"># But </w:t>
-      </w:r>
-      <w:r>
-        <w:rPr>
-          <w:rFonts w:ascii="Carlito" w:hAnsi="Carlito" w:cs="Carlito"/>
-          <w:b/>
-          <w:bCs/>
-          <w:sz w:val="32"/>
-          <w:szCs w:val="32"/>
-        </w:rPr>
-        <w:t>filter()</w:t>
-      </w:r>
-      <w:r>
-        <w:rPr>
-          <w:rFonts w:ascii="Carlito" w:hAnsi="Carlito" w:cs="Carlito"/>
-          <w:sz w:val="32"/>
-          <w:szCs w:val="32"/>
-        </w:rPr>
-        <w:t xml:space="preserve"> function gives us a </w:t>
-      </w:r>
-      <w:r>
-        <w:rPr>
-          <w:rFonts w:ascii="Carlito" w:hAnsi="Carlito" w:cs="Carlito"/>
-          <w:b/>
-          <w:bCs/>
-          <w:sz w:val="32"/>
-          <w:szCs w:val="32"/>
-        </w:rPr>
-        <w:t>&lt;filter object at 0x000001DE9E2D14E0&gt;</w:t>
-      </w:r>
-      <w:r>
-        <w:rPr>
-          <w:rFonts w:ascii="Carlito" w:hAnsi="Carlito" w:cs="Carlito"/>
-          <w:sz w:val="32"/>
-          <w:szCs w:val="32"/>
-        </w:rPr>
-        <w:t xml:space="preserve"> which we need to convert to a list using </w:t>
-      </w:r>
-      <w:r>
-        <w:rPr>
-          <w:rFonts w:ascii="Carlito" w:hAnsi="Carlito" w:cs="Carlito"/>
-          <w:b/>
-          <w:bCs/>
-          <w:sz w:val="32"/>
-          <w:szCs w:val="32"/>
-        </w:rPr>
-        <w:t>list()</w:t>
-      </w:r>
-      <w:r>
-        <w:rPr>
-          <w:rFonts w:ascii="Carlito" w:hAnsi="Carlito" w:cs="Carlito"/>
-          <w:sz w:val="32"/>
-          <w:szCs w:val="32"/>
-        </w:rPr>
-        <w:t xml:space="preserve"> function (cast)</w:t>
-      </w:r>
-    </w:p>
-    <w:p>
-      <w:pPr>
-        <w:spacing w:line="240" w:lineRule="auto"/>
-        <w:jc w:val="both"/>
-        <w:rPr>
-          <w:rFonts w:ascii="Carlito" w:hAnsi="Carlito" w:cs="Carlito"/>
-          <w:sz w:val="32"/>
-          <w:szCs w:val="32"/>
-        </w:rPr>
-      </w:pPr>
-      <w:r>
-        <w:rPr>
-          <w:rFonts w:ascii="Carlito" w:hAnsi="Carlito" w:cs="Carlito"/>
-          <w:sz w:val="32"/>
-          <w:szCs w:val="32"/>
-        </w:rPr>
-        <w:t xml:space="preserve"># </w:t>
-      </w:r>
-      <w:r>
-        <w:rPr>
-          <w:rFonts w:ascii="Carlito" w:hAnsi="Carlito" w:cs="Carlito"/>
-          <w:b/>
-          <w:bCs/>
-          <w:sz w:val="32"/>
-          <w:szCs w:val="32"/>
-        </w:rPr>
-        <w:t>lambda</w:t>
-      </w:r>
-      <w:r>
-        <w:rPr>
-          <w:rFonts w:ascii="Carlito" w:hAnsi="Carlito" w:cs="Carlito"/>
-          <w:sz w:val="32"/>
-          <w:szCs w:val="32"/>
-        </w:rPr>
-        <w:t xml:space="preserve"> function can be used here if we want one simple expression and it returns a bool</w:t>
-      </w:r>
-    </w:p>
-    <w:p>
-      <w:pPr>
-        <w:spacing w:line="240" w:lineRule="auto"/>
-        <w:jc w:val="both"/>
-        <w:rPr>
-          <w:rFonts w:ascii="Carlito" w:hAnsi="Carlito" w:cs="Carlito"/>
-          <w:b/>
-          <w:bCs/>
-          <w:color w:val="D86DCB" w:themeColor="accent5" w:themeTint="99"/>
-          <w:sz w:val="32"/>
-          <w:szCs w:val="32"/>
-        </w:rPr>
-      </w:pPr>
-      <w:r>
-        <w:rPr>
-          <w:rFonts w:ascii="Carlito" w:hAnsi="Carlito" w:cs="Carlito"/>
-          <w:b/>
-          <w:bCs/>
-          <w:color w:val="D86DCB" w:themeColor="accent5" w:themeTint="99"/>
-          <w:sz w:val="32"/>
-          <w:szCs w:val="32"/>
-        </w:rPr>
-        <w:t>numbers = [1, 2, 3, 4, 5, 6,]</w:t>
-      </w:r>
-    </w:p>
-    <w:p>
-      <w:pPr>
-        <w:spacing w:line="240" w:lineRule="auto"/>
-        <w:jc w:val="both"/>
-        <w:rPr>
-          <w:rFonts w:ascii="Carlito" w:hAnsi="Carlito" w:cs="Carlito"/>
-          <w:b/>
-          <w:bCs/>
-          <w:color w:val="D86DCB" w:themeColor="accent5" w:themeTint="99"/>
-          <w:sz w:val="32"/>
-          <w:szCs w:val="32"/>
-        </w:rPr>
-      </w:pPr>
-      <w:r>
-        <w:rPr>
-          <w:rFonts w:ascii="Carlito" w:hAnsi="Carlito" w:cs="Carlito"/>
-          <w:b/>
-          <w:bCs/>
-          <w:color w:val="D86DCB" w:themeColor="accent5" w:themeTint="99"/>
-          <w:sz w:val="32"/>
-          <w:szCs w:val="32"/>
-        </w:rPr>
-        <w:t># keeping only even numbers</w:t>
-      </w:r>
-    </w:p>
-    <w:p>
-      <w:pPr>
-        <w:spacing w:line="240" w:lineRule="auto"/>
-        <w:jc w:val="both"/>
-        <w:rPr>
-          <w:rFonts w:ascii="Carlito" w:hAnsi="Carlito" w:cs="Carlito"/>
-          <w:b/>
-          <w:bCs/>
-          <w:color w:val="D86DCB" w:themeColor="accent5" w:themeTint="99"/>
-          <w:sz w:val="32"/>
-          <w:szCs w:val="32"/>
-        </w:rPr>
-      </w:pPr>
-      <w:r>
-        <w:rPr>
-          <w:rFonts w:ascii="Carlito" w:hAnsi="Carlito" w:cs="Carlito"/>
-          <w:b/>
-          <w:bCs/>
-          <w:color w:val="D86DCB" w:themeColor="accent5" w:themeTint="99"/>
-          <w:sz w:val="32"/>
-          <w:szCs w:val="32"/>
-        </w:rPr>
-        <w:t>even_numbers = list(filter(lambda x: x % 2 == 0, numbers))</w:t>
-      </w:r>
-    </w:p>
-    <w:p>
-      <w:pPr>
-        <w:spacing w:line="240" w:lineRule="auto"/>
-        <w:jc w:val="both"/>
-        <w:rPr>
-          <w:rFonts w:ascii="Carlito" w:hAnsi="Carlito" w:cs="Carlito"/>
-          <w:b/>
-          <w:bCs/>
-          <w:color w:val="D86DCB" w:themeColor="accent5" w:themeTint="99"/>
-          <w:sz w:val="32"/>
-          <w:szCs w:val="32"/>
-        </w:rPr>
-      </w:pPr>
-      <w:r>
-        <w:rPr>
-          <w:rFonts w:ascii="Carlito" w:hAnsi="Carlito" w:cs="Carlito"/>
-          <w:b/>
-          <w:bCs/>
-          <w:color w:val="D86DCB" w:themeColor="accent5" w:themeTint="99"/>
-          <w:sz w:val="32"/>
-          <w:szCs w:val="32"/>
-        </w:rPr>
-        <w:t>print(even_numbers) # [2, 4, 6]</w:t>
-      </w:r>
-    </w:p>
-    <w:p>
-      <w:pPr>
-        <w:spacing w:line="240" w:lineRule="auto"/>
-        <w:jc w:val="both"/>
-        <w:rPr>
-          <w:rFonts w:ascii="Carlito" w:hAnsi="Carlito" w:cs="Carlito"/>
-          <w:sz w:val="32"/>
-          <w:szCs w:val="32"/>
-        </w:rPr>
-      </w:pPr>
-    </w:p>
-    <w:p>
-      <w:pPr>
-        <w:spacing w:line="240" w:lineRule="auto"/>
-        <w:jc w:val="both"/>
-        <w:rPr>
-          <w:rFonts w:ascii="Carlito" w:hAnsi="Carlito" w:cs="Carlito"/>
-          <w:sz w:val="32"/>
-          <w:szCs w:val="32"/>
-        </w:rPr>
-      </w:pPr>
-    </w:p>
-    <w:p>
-      <w:pPr>
-        <w:spacing w:line="240" w:lineRule="auto"/>
-        <w:jc w:val="center"/>
-        <w:rPr>
-          <w:rFonts w:ascii="Carlito" w:hAnsi="Carlito" w:cs="Carlito"/>
-          <w:sz w:val="32"/>
-          <w:szCs w:val="32"/>
-        </w:rPr>
-      </w:pPr>
-      <w:r>
-        <w:rPr>
-          <w:rFonts w:ascii="Carlito" w:hAnsi="Carlito" w:cs="Carlito"/>
-          <w:sz w:val="32"/>
-          <w:szCs w:val="32"/>
-        </w:rPr>
-        <w:t>Break</w:t>
-      </w:r>
-    </w:p>
-    <w:p>
-      <w:pPr>
-        <w:spacing w:line="240" w:lineRule="auto"/>
-        <w:jc w:val="both"/>
-        <w:rPr>
-          <w:rFonts w:ascii="Carlito" w:hAnsi="Carlito" w:cs="Carlito"/>
-          <w:sz w:val="32"/>
-          <w:szCs w:val="32"/>
-        </w:rPr>
-      </w:pPr>
-    </w:p>
-    <w:p>
-      <w:pPr>
-        <w:spacing w:line="240" w:lineRule="auto"/>
-        <w:jc w:val="both"/>
-        <w:rPr>
-          <w:rFonts w:ascii="Carlito" w:hAnsi="Carlito" w:cs="Carlito"/>
-          <w:b/>
-          <w:bCs/>
-          <w:sz w:val="32"/>
-          <w:szCs w:val="32"/>
-        </w:rPr>
-      </w:pPr>
-      <w:r>
-        <w:rPr>
-          <w:rFonts w:ascii="Carlito" w:hAnsi="Carlito" w:cs="Carlito"/>
-          <w:b/>
-          <w:bCs/>
-          <w:sz w:val="32"/>
-          <w:szCs w:val="32"/>
-        </w:rPr>
-        <w:t>reduce</w:t>
-      </w:r>
-      <w:r>
-        <w:rPr>
-          <w:rFonts w:ascii="Carlito" w:hAnsi="Carlito" w:cs="Carlito"/>
-          <w:b/>
-          <w:bCs/>
-          <w:sz w:val="32"/>
-          <w:szCs w:val="32"/>
-        </w:rPr>
-        <w:t>() Function</w:t>
-      </w:r>
-      <w:r>
-        <w:rPr>
-          <w:rFonts w:ascii="Carlito" w:hAnsi="Carlito" w:cs="Carlito"/>
-          <w:b/>
-          <w:bCs/>
-          <w:sz w:val="32"/>
-          <w:szCs w:val="32"/>
-        </w:rPr>
-        <w:t>:</w:t>
-      </w:r>
-    </w:p>
-    <w:p>
-      <w:pPr>
-        <w:spacing w:line="240" w:lineRule="auto"/>
-        <w:jc w:val="both"/>
-        <w:rPr>
-          <w:rFonts w:ascii="Carlito" w:hAnsi="Carlito" w:cs="Carlito"/>
-          <w:sz w:val="32"/>
-          <w:szCs w:val="32"/>
-        </w:rPr>
-      </w:pPr>
-      <w:r>
-        <w:rPr>
-          <w:rFonts w:ascii="Carlito" w:hAnsi="Carlito" w:cs="Carlito"/>
-          <w:sz w:val="32"/>
-          <w:szCs w:val="32"/>
-        </w:rPr>
-        <w:t xml:space="preserve"># </w:t>
-      </w:r>
-      <w:r>
-        <w:rPr>
-          <w:rFonts w:ascii="Carlito" w:hAnsi="Carlito" w:cs="Carlito"/>
-          <w:sz w:val="32"/>
-          <w:szCs w:val="32"/>
+          <w:rFonts w:ascii="Calibri" w:hAnsi="Calibri" w:cs="Calibri"/>
+          <w:sz w:val="36"/>
+          <w:szCs w:val="36"/>
         </w:rPr>
         <w:t xml:space="preserve">The </w:t>
       </w:r>
       <w:r>
         <w:rPr>
-          <w:rFonts w:ascii="Carlito" w:hAnsi="Carlito" w:cs="Carlito"/>
-          <w:b/>
-          <w:bCs/>
-          <w:sz w:val="32"/>
-          <w:szCs w:val="32"/>
+          <w:rFonts w:ascii="Calibri" w:hAnsi="Calibri" w:cs="Calibri"/>
+          <w:b/>
+          <w:bCs/>
+          <w:sz w:val="36"/>
+          <w:szCs w:val="36"/>
         </w:rPr>
         <w:t>reduce()</w:t>
       </w:r>
       <w:r>
         <w:rPr>
-          <w:rFonts w:ascii="Carlito" w:hAnsi="Carlito" w:cs="Carlito"/>
-          <w:sz w:val="32"/>
-          <w:szCs w:val="32"/>
+          <w:rFonts w:ascii="Calibri" w:hAnsi="Calibri" w:cs="Calibri"/>
+          <w:sz w:val="36"/>
+          <w:szCs w:val="36"/>
         </w:rPr>
         <w:t xml:space="preserve"> function in Python applies a specified function to the elements of an iterable (like a list, tuple or set) iteratively from left to right to compress the entire elements of the list down to a single value</w:t>
       </w:r>
@@ -2066,35 +2135,34 @@
         <w:spacing w:line="240" w:lineRule="auto"/>
         <w:jc w:val="both"/>
         <w:rPr>
-          <w:rFonts w:ascii="Carlito" w:hAnsi="Carlito" w:cs="Carlito"/>
-          <w:sz w:val="32"/>
-          <w:szCs w:val="32"/>
-        </w:rPr>
-      </w:pPr>
-      <w:r>
-        <w:rPr>
-          <w:rFonts w:ascii="Carlito" w:hAnsi="Carlito" w:cs="Carlito"/>
-          <w:sz w:val="32"/>
-          <w:szCs w:val="32"/>
-        </w:rPr>
-        <w:lastRenderedPageBreak/>
+          <w:rFonts w:ascii="Calibri" w:hAnsi="Calibri" w:cs="Calibri"/>
+          <w:sz w:val="36"/>
+          <w:szCs w:val="36"/>
+        </w:rPr>
+      </w:pPr>
+      <w:r>
+        <w:rPr>
+          <w:rFonts w:ascii="Calibri" w:hAnsi="Calibri" w:cs="Calibri"/>
+          <w:sz w:val="36"/>
+          <w:szCs w:val="36"/>
+        </w:rPr>
         <w:t xml:space="preserve"># It’s from </w:t>
       </w:r>
       <w:r>
         <w:rPr>
-          <w:rFonts w:ascii="Carlito" w:hAnsi="Carlito" w:cs="Carlito"/>
-          <w:b/>
-          <w:bCs/>
-          <w:sz w:val="32"/>
-          <w:szCs w:val="32"/>
+          <w:rFonts w:ascii="Calibri" w:hAnsi="Calibri" w:cs="Calibri"/>
+          <w:b/>
+          <w:bCs/>
+          <w:sz w:val="36"/>
+          <w:szCs w:val="36"/>
         </w:rPr>
         <w:t>functools</w:t>
       </w:r>
       <w:r>
         <w:rPr>
-          <w:rFonts w:ascii="Carlito" w:hAnsi="Carlito" w:cs="Carlito"/>
-          <w:sz w:val="32"/>
-          <w:szCs w:val="32"/>
+          <w:rFonts w:ascii="Calibri" w:hAnsi="Calibri" w:cs="Calibri"/>
+          <w:sz w:val="36"/>
+          <w:szCs w:val="36"/>
         </w:rPr>
         <w:t xml:space="preserve"> module and we need to import it from there.</w:t>
       </w:r>
@@ -2104,16 +2172,16 @@
         <w:spacing w:line="240" w:lineRule="auto"/>
         <w:jc w:val="both"/>
         <w:rPr>
-          <w:rFonts w:ascii="Carlito" w:hAnsi="Carlito" w:cs="Carlito"/>
-          <w:sz w:val="32"/>
-          <w:szCs w:val="32"/>
-        </w:rPr>
-      </w:pPr>
-      <w:r>
-        <w:rPr>
-          <w:rFonts w:ascii="Carlito" w:hAnsi="Carlito" w:cs="Carlito"/>
-          <w:sz w:val="32"/>
-          <w:szCs w:val="32"/>
+          <w:rFonts w:ascii="Calibri" w:hAnsi="Calibri" w:cs="Calibri"/>
+          <w:sz w:val="36"/>
+          <w:szCs w:val="36"/>
+        </w:rPr>
+      </w:pPr>
+      <w:r>
+        <w:rPr>
+          <w:rFonts w:ascii="Calibri" w:hAnsi="Calibri" w:cs="Calibri"/>
+          <w:sz w:val="36"/>
+          <w:szCs w:val="36"/>
         </w:rPr>
         <w:t># Arguments or parameters:</w:t>
       </w:r>
@@ -2128,26 +2196,26 @@
         <w:spacing w:line="240" w:lineRule="auto"/>
         <w:jc w:val="both"/>
         <w:rPr>
-          <w:rFonts w:ascii="Carlito" w:hAnsi="Carlito" w:cs="Carlito"/>
-          <w:sz w:val="32"/>
-          <w:szCs w:val="32"/>
-        </w:rPr>
-      </w:pPr>
-      <w:r>
-        <w:rPr>
-          <w:rFonts w:ascii="Carlito" w:hAnsi="Carlito" w:cs="Carlito"/>
-          <w:b/>
-          <w:bCs/>
-          <w:sz w:val="32"/>
-          <w:szCs w:val="32"/>
+          <w:rFonts w:ascii="Calibri" w:hAnsi="Calibri" w:cs="Calibri"/>
+          <w:sz w:val="36"/>
+          <w:szCs w:val="36"/>
+        </w:rPr>
+      </w:pPr>
+      <w:r>
+        <w:rPr>
+          <w:rFonts w:ascii="Calibri" w:hAnsi="Calibri" w:cs="Calibri"/>
+          <w:b/>
+          <w:bCs/>
+          <w:sz w:val="36"/>
+          <w:szCs w:val="36"/>
         </w:rPr>
         <w:t>function:</w:t>
       </w:r>
       <w:r>
         <w:rPr>
-          <w:rFonts w:ascii="Carlito" w:hAnsi="Carlito" w:cs="Carlito"/>
-          <w:sz w:val="32"/>
-          <w:szCs w:val="32"/>
+          <w:rFonts w:ascii="Calibri" w:hAnsi="Calibri" w:cs="Calibri"/>
+          <w:sz w:val="36"/>
+          <w:szCs w:val="36"/>
         </w:rPr>
         <w:t xml:space="preserve"> A function that accepts exactly two arguments</w:t>
       </w:r>
@@ -2162,26 +2230,26 @@
         <w:spacing w:line="240" w:lineRule="auto"/>
         <w:jc w:val="both"/>
         <w:rPr>
-          <w:rFonts w:ascii="Carlito" w:hAnsi="Carlito" w:cs="Carlito"/>
-          <w:sz w:val="32"/>
-          <w:szCs w:val="32"/>
-        </w:rPr>
-      </w:pPr>
-      <w:r>
-        <w:rPr>
-          <w:rFonts w:ascii="Carlito" w:hAnsi="Carlito" w:cs="Carlito"/>
-          <w:b/>
-          <w:bCs/>
-          <w:sz w:val="32"/>
-          <w:szCs w:val="32"/>
+          <w:rFonts w:ascii="Calibri" w:hAnsi="Calibri" w:cs="Calibri"/>
+          <w:sz w:val="36"/>
+          <w:szCs w:val="36"/>
+        </w:rPr>
+      </w:pPr>
+      <w:r>
+        <w:rPr>
+          <w:rFonts w:ascii="Calibri" w:hAnsi="Calibri" w:cs="Calibri"/>
+          <w:b/>
+          <w:bCs/>
+          <w:sz w:val="36"/>
+          <w:szCs w:val="36"/>
         </w:rPr>
         <w:t>iterable:</w:t>
       </w:r>
       <w:r>
         <w:rPr>
-          <w:rFonts w:ascii="Carlito" w:hAnsi="Carlito" w:cs="Carlito"/>
-          <w:sz w:val="32"/>
-          <w:szCs w:val="32"/>
+          <w:rFonts w:ascii="Calibri" w:hAnsi="Calibri" w:cs="Calibri"/>
+          <w:sz w:val="36"/>
+          <w:szCs w:val="36"/>
         </w:rPr>
         <w:t xml:space="preserve"> The collection of items to processed (list)</w:t>
       </w:r>
@@ -2196,26 +2264,26 @@
         <w:spacing w:line="240" w:lineRule="auto"/>
         <w:jc w:val="both"/>
         <w:rPr>
-          <w:rFonts w:ascii="Carlito" w:hAnsi="Carlito" w:cs="Carlito"/>
-          <w:sz w:val="32"/>
-          <w:szCs w:val="32"/>
-        </w:rPr>
-      </w:pPr>
-      <w:r>
-        <w:rPr>
-          <w:rFonts w:ascii="Carlito" w:hAnsi="Carlito" w:cs="Carlito"/>
-          <w:b/>
-          <w:bCs/>
-          <w:sz w:val="32"/>
-          <w:szCs w:val="32"/>
+          <w:rFonts w:ascii="Calibri" w:hAnsi="Calibri" w:cs="Calibri"/>
+          <w:sz w:val="36"/>
+          <w:szCs w:val="36"/>
+        </w:rPr>
+      </w:pPr>
+      <w:r>
+        <w:rPr>
+          <w:rFonts w:ascii="Calibri" w:hAnsi="Calibri" w:cs="Calibri"/>
+          <w:b/>
+          <w:bCs/>
+          <w:sz w:val="36"/>
+          <w:szCs w:val="36"/>
         </w:rPr>
         <w:t xml:space="preserve">initializer: </w:t>
       </w:r>
       <w:r>
         <w:rPr>
-          <w:rFonts w:ascii="Carlito" w:hAnsi="Carlito" w:cs="Carlito"/>
-          <w:sz w:val="32"/>
-          <w:szCs w:val="32"/>
+          <w:rFonts w:ascii="Calibri" w:hAnsi="Calibri" w:cs="Calibri"/>
+          <w:sz w:val="36"/>
+          <w:szCs w:val="36"/>
         </w:rPr>
         <w:t>(Optional) A starting value placed before the items in the sequence</w:t>
       </w:r>
@@ -2225,20 +2293,20 @@
         <w:spacing w:line="240" w:lineRule="auto"/>
         <w:jc w:val="both"/>
         <w:rPr>
-          <w:rFonts w:ascii="Carlito" w:hAnsi="Carlito" w:cs="Carlito"/>
-          <w:b/>
-          <w:bCs/>
-          <w:sz w:val="32"/>
-          <w:szCs w:val="32"/>
-        </w:rPr>
-      </w:pPr>
-      <w:r>
-        <w:rPr>
-          <w:rFonts w:ascii="Carlito" w:hAnsi="Carlito" w:cs="Carlito"/>
-          <w:b/>
-          <w:bCs/>
-          <w:sz w:val="32"/>
-          <w:szCs w:val="32"/>
+          <w:rFonts w:ascii="Calibri" w:hAnsi="Calibri" w:cs="Calibri"/>
+          <w:b/>
+          <w:bCs/>
+          <w:sz w:val="36"/>
+          <w:szCs w:val="36"/>
+        </w:rPr>
+      </w:pPr>
+      <w:r>
+        <w:rPr>
+          <w:rFonts w:ascii="Calibri" w:hAnsi="Calibri" w:cs="Calibri"/>
+          <w:b/>
+          <w:bCs/>
+          <w:sz w:val="36"/>
+          <w:szCs w:val="36"/>
         </w:rPr>
         <w:t>reduce(function, iterable, initializer= None)</w:t>
       </w:r>
@@ -2248,34 +2316,34 @@
         <w:spacing w:line="240" w:lineRule="auto"/>
         <w:jc w:val="both"/>
         <w:rPr>
-          <w:rFonts w:ascii="Carlito" w:hAnsi="Carlito" w:cs="Carlito"/>
-          <w:sz w:val="32"/>
-          <w:szCs w:val="32"/>
-        </w:rPr>
-      </w:pPr>
-      <w:r>
-        <w:rPr>
-          <w:rFonts w:ascii="Carlito" w:hAnsi="Carlito" w:cs="Carlito"/>
-          <w:sz w:val="32"/>
-          <w:szCs w:val="32"/>
+          <w:rFonts w:ascii="Calibri" w:hAnsi="Calibri" w:cs="Calibri"/>
+          <w:sz w:val="36"/>
+          <w:szCs w:val="36"/>
+        </w:rPr>
+      </w:pPr>
+      <w:r>
+        <w:rPr>
+          <w:rFonts w:ascii="Calibri" w:hAnsi="Calibri" w:cs="Calibri"/>
+          <w:sz w:val="36"/>
+          <w:szCs w:val="36"/>
         </w:rPr>
         <w:t xml:space="preserve"># </w:t>
       </w:r>
       <w:r>
         <w:rPr>
-          <w:rFonts w:ascii="Carlito" w:hAnsi="Carlito" w:cs="Carlito"/>
-          <w:b/>
-          <w:bCs/>
-          <w:sz w:val="32"/>
-          <w:szCs w:val="32"/>
+          <w:rFonts w:ascii="Calibri" w:hAnsi="Calibri" w:cs="Calibri"/>
+          <w:b/>
+          <w:bCs/>
+          <w:sz w:val="36"/>
+          <w:szCs w:val="36"/>
         </w:rPr>
         <w:t>lambda</w:t>
       </w:r>
       <w:r>
         <w:rPr>
-          <w:rFonts w:ascii="Carlito" w:hAnsi="Carlito" w:cs="Carlito"/>
-          <w:sz w:val="32"/>
-          <w:szCs w:val="32"/>
+          <w:rFonts w:ascii="Calibri" w:hAnsi="Calibri" w:cs="Calibri"/>
+          <w:sz w:val="36"/>
+          <w:szCs w:val="36"/>
         </w:rPr>
         <w:t xml:space="preserve"> function can be used for simple single expression and it will return a single value</w:t>
       </w:r>
@@ -2285,26 +2353,26 @@
         <w:spacing w:line="240" w:lineRule="auto"/>
         <w:jc w:val="both"/>
         <w:rPr>
-          <w:rFonts w:ascii="Carlito" w:hAnsi="Carlito" w:cs="Carlito"/>
-          <w:sz w:val="32"/>
-          <w:szCs w:val="32"/>
-        </w:rPr>
-      </w:pPr>
-      <w:r>
-        <w:rPr>
-          <w:rFonts w:ascii="Carlito" w:hAnsi="Carlito" w:cs="Carlito"/>
-          <w:sz w:val="32"/>
-          <w:szCs w:val="32"/>
+          <w:rFonts w:ascii="Calibri" w:hAnsi="Calibri" w:cs="Calibri"/>
+          <w:sz w:val="36"/>
+          <w:szCs w:val="36"/>
+        </w:rPr>
+      </w:pPr>
+      <w:r>
+        <w:rPr>
+          <w:rFonts w:ascii="Calibri" w:hAnsi="Calibri" w:cs="Calibri"/>
+          <w:sz w:val="36"/>
+          <w:szCs w:val="36"/>
         </w:rPr>
         <w:t># Keeps the larger value at each comparison step using ternary operator</w:t>
       </w:r>
       <w:r>
         <w:rPr>
-          <w:rFonts w:ascii="Carlito" w:hAnsi="Carlito" w:cs="Carlito"/>
-          <w:b/>
-          <w:bCs/>
-          <w:sz w:val="32"/>
-          <w:szCs w:val="32"/>
+          <w:rFonts w:ascii="Calibri" w:hAnsi="Calibri" w:cs="Calibri"/>
+          <w:b/>
+          <w:bCs/>
+          <w:sz w:val="36"/>
+          <w:szCs w:val="36"/>
         </w:rPr>
         <w:t xml:space="preserve"> … if condition else …</w:t>
       </w:r>
@@ -2314,22 +2382,22 @@
         <w:spacing w:line="240" w:lineRule="auto"/>
         <w:jc w:val="both"/>
         <w:rPr>
-          <w:rFonts w:ascii="Carlito" w:hAnsi="Carlito" w:cs="Carlito"/>
-          <w:b/>
-          <w:bCs/>
-          <w:color w:val="D86DCB" w:themeColor="accent5" w:themeTint="99"/>
-          <w:sz w:val="32"/>
-          <w:szCs w:val="32"/>
-        </w:rPr>
-      </w:pPr>
-      <w:r>
-        <w:rPr>
-          <w:rFonts w:ascii="Carlito" w:hAnsi="Carlito" w:cs="Carlito"/>
-          <w:b/>
-          <w:bCs/>
-          <w:color w:val="D86DCB" w:themeColor="accent5" w:themeTint="99"/>
-          <w:sz w:val="32"/>
-          <w:szCs w:val="32"/>
+          <w:rFonts w:ascii="Calibri" w:hAnsi="Calibri" w:cs="Calibri"/>
+          <w:b/>
+          <w:bCs/>
+          <w:color w:val="D86DCB" w:themeColor="accent5" w:themeTint="99"/>
+          <w:sz w:val="36"/>
+          <w:szCs w:val="36"/>
+        </w:rPr>
+      </w:pPr>
+      <w:r>
+        <w:rPr>
+          <w:rFonts w:ascii="Calibri" w:hAnsi="Calibri" w:cs="Calibri"/>
+          <w:b/>
+          <w:bCs/>
+          <w:color w:val="D86DCB" w:themeColor="accent5" w:themeTint="99"/>
+          <w:sz w:val="36"/>
+          <w:szCs w:val="36"/>
         </w:rPr>
         <w:t>from functools import reduce</w:t>
       </w:r>
@@ -2339,22 +2407,22 @@
         <w:spacing w:line="240" w:lineRule="auto"/>
         <w:jc w:val="both"/>
         <w:rPr>
-          <w:rFonts w:ascii="Carlito" w:hAnsi="Carlito" w:cs="Carlito"/>
-          <w:b/>
-          <w:bCs/>
-          <w:color w:val="D86DCB" w:themeColor="accent5" w:themeTint="99"/>
-          <w:sz w:val="32"/>
-          <w:szCs w:val="32"/>
-        </w:rPr>
-      </w:pPr>
-      <w:r>
-        <w:rPr>
-          <w:rFonts w:ascii="Carlito" w:hAnsi="Carlito" w:cs="Carlito"/>
-          <w:b/>
-          <w:bCs/>
-          <w:color w:val="D86DCB" w:themeColor="accent5" w:themeTint="99"/>
-          <w:sz w:val="32"/>
-          <w:szCs w:val="32"/>
+          <w:rFonts w:ascii="Calibri" w:hAnsi="Calibri" w:cs="Calibri"/>
+          <w:b/>
+          <w:bCs/>
+          <w:color w:val="D86DCB" w:themeColor="accent5" w:themeTint="99"/>
+          <w:sz w:val="36"/>
+          <w:szCs w:val="36"/>
+        </w:rPr>
+      </w:pPr>
+      <w:r>
+        <w:rPr>
+          <w:rFonts w:ascii="Calibri" w:hAnsi="Calibri" w:cs="Calibri"/>
+          <w:b/>
+          <w:bCs/>
+          <w:color w:val="D86DCB" w:themeColor="accent5" w:themeTint="99"/>
+          <w:sz w:val="36"/>
+          <w:szCs w:val="36"/>
         </w:rPr>
         <w:t>numbers = [15, 42, 12, 90, 8]</w:t>
       </w:r>
@@ -2364,23 +2432,24 @@
         <w:spacing w:line="240" w:lineRule="auto"/>
         <w:jc w:val="both"/>
         <w:rPr>
-          <w:rFonts w:ascii="Carlito" w:hAnsi="Carlito" w:cs="Carlito"/>
-          <w:b/>
-          <w:bCs/>
-          <w:color w:val="D86DCB" w:themeColor="accent5" w:themeTint="99"/>
-          <w:sz w:val="32"/>
-          <w:szCs w:val="32"/>
-        </w:rPr>
-      </w:pPr>
-      <w:r>
-        <w:rPr>
-          <w:rFonts w:ascii="Carlito" w:hAnsi="Carlito" w:cs="Carlito"/>
-          <w:b/>
-          <w:bCs/>
-          <w:color w:val="D86DCB" w:themeColor="accent5" w:themeTint="99"/>
-          <w:sz w:val="32"/>
-          <w:szCs w:val="32"/>
-        </w:rPr>
+          <w:rFonts w:ascii="Calibri" w:hAnsi="Calibri" w:cs="Calibri"/>
+          <w:b/>
+          <w:bCs/>
+          <w:color w:val="D86DCB" w:themeColor="accent5" w:themeTint="99"/>
+          <w:sz w:val="36"/>
+          <w:szCs w:val="36"/>
+        </w:rPr>
+      </w:pPr>
+      <w:r>
+        <w:rPr>
+          <w:rFonts w:ascii="Calibri" w:hAnsi="Calibri" w:cs="Calibri"/>
+          <w:b/>
+          <w:bCs/>
+          <w:color w:val="D86DCB" w:themeColor="accent5" w:themeTint="99"/>
+          <w:sz w:val="36"/>
+          <w:szCs w:val="36"/>
+        </w:rPr>
+        <w:lastRenderedPageBreak/>
         <w:t>largest = reduce(lambda x, y: x if x &gt; y else y, numbers)</w:t>
       </w:r>
     </w:p>
@@ -2389,22 +2458,22 @@
         <w:spacing w:line="240" w:lineRule="auto"/>
         <w:jc w:val="both"/>
         <w:rPr>
-          <w:rFonts w:ascii="Carlito" w:hAnsi="Carlito" w:cs="Carlito"/>
-          <w:b/>
-          <w:bCs/>
-          <w:color w:val="D86DCB" w:themeColor="accent5" w:themeTint="99"/>
-          <w:sz w:val="32"/>
-          <w:szCs w:val="32"/>
-        </w:rPr>
-      </w:pPr>
-      <w:r>
-        <w:rPr>
-          <w:rFonts w:ascii="Carlito" w:hAnsi="Carlito" w:cs="Carlito"/>
-          <w:b/>
-          <w:bCs/>
-          <w:color w:val="D86DCB" w:themeColor="accent5" w:themeTint="99"/>
-          <w:sz w:val="32"/>
-          <w:szCs w:val="32"/>
+          <w:rFonts w:ascii="Calibri" w:hAnsi="Calibri" w:cs="Calibri"/>
+          <w:b/>
+          <w:bCs/>
+          <w:color w:val="D86DCB" w:themeColor="accent5" w:themeTint="99"/>
+          <w:sz w:val="36"/>
+          <w:szCs w:val="36"/>
+        </w:rPr>
+      </w:pPr>
+      <w:r>
+        <w:rPr>
+          <w:rFonts w:ascii="Calibri" w:hAnsi="Calibri" w:cs="Calibri"/>
+          <w:b/>
+          <w:bCs/>
+          <w:color w:val="D86DCB" w:themeColor="accent5" w:themeTint="99"/>
+          <w:sz w:val="36"/>
+          <w:szCs w:val="36"/>
         </w:rPr>
         <w:t>print(largest) # 90</w:t>
       </w:r>
@@ -2414,9 +2483,9 @@
         <w:spacing w:line="240" w:lineRule="auto"/>
         <w:jc w:val="both"/>
         <w:rPr>
-          <w:rFonts w:ascii="Carlito" w:hAnsi="Carlito" w:cs="Carlito"/>
-          <w:sz w:val="32"/>
-          <w:szCs w:val="32"/>
+          <w:rFonts w:ascii="Calibri" w:hAnsi="Calibri" w:cs="Calibri"/>
+          <w:sz w:val="36"/>
+          <w:szCs w:val="36"/>
         </w:rPr>
       </w:pPr>
     </w:p>
@@ -2425,16 +2494,16 @@
         <w:spacing w:line="240" w:lineRule="auto"/>
         <w:jc w:val="center"/>
         <w:rPr>
-          <w:rFonts w:ascii="Carlito" w:hAnsi="Carlito" w:cs="Carlito"/>
-          <w:sz w:val="32"/>
-          <w:szCs w:val="32"/>
-        </w:rPr>
-      </w:pPr>
-      <w:r>
-        <w:rPr>
-          <w:rFonts w:ascii="Carlito" w:hAnsi="Carlito" w:cs="Carlito"/>
-          <w:sz w:val="32"/>
-          <w:szCs w:val="32"/>
+          <w:rFonts w:ascii="Calibri" w:hAnsi="Calibri" w:cs="Calibri"/>
+          <w:sz w:val="36"/>
+          <w:szCs w:val="36"/>
+        </w:rPr>
+      </w:pPr>
+      <w:r>
+        <w:rPr>
+          <w:rFonts w:ascii="Calibri" w:hAnsi="Calibri" w:cs="Calibri"/>
+          <w:sz w:val="36"/>
+          <w:szCs w:val="36"/>
         </w:rPr>
         <w:t>Break</w:t>
       </w:r>
@@ -2444,61 +2513,61 @@
         <w:spacing w:line="240" w:lineRule="auto"/>
         <w:jc w:val="both"/>
         <w:rPr>
-          <w:rFonts w:ascii="Carlito" w:hAnsi="Carlito" w:cs="Carlito"/>
-          <w:sz w:val="32"/>
-          <w:szCs w:val="32"/>
-        </w:rPr>
-      </w:pPr>
-    </w:p>
-    <w:p>
-      <w:pPr>
-        <w:spacing w:line="240" w:lineRule="auto"/>
-        <w:jc w:val="both"/>
-        <w:rPr>
-          <w:rFonts w:ascii="Carlito" w:hAnsi="Carlito" w:cs="Carlito"/>
-          <w:b/>
-          <w:bCs/>
-          <w:sz w:val="32"/>
-          <w:szCs w:val="32"/>
-        </w:rPr>
-      </w:pPr>
-      <w:r>
-        <w:rPr>
-          <w:rFonts w:ascii="Carlito" w:hAnsi="Carlito" w:cs="Carlito"/>
-          <w:b/>
-          <w:bCs/>
-          <w:sz w:val="32"/>
-          <w:szCs w:val="32"/>
+          <w:rFonts w:ascii="Calibri" w:hAnsi="Calibri" w:cs="Calibri"/>
+          <w:sz w:val="36"/>
+          <w:szCs w:val="36"/>
+        </w:rPr>
+      </w:pPr>
+    </w:p>
+    <w:p>
+      <w:pPr>
+        <w:spacing w:line="240" w:lineRule="auto"/>
+        <w:jc w:val="both"/>
+        <w:rPr>
+          <w:rFonts w:ascii="Calibri" w:hAnsi="Calibri" w:cs="Calibri"/>
+          <w:b/>
+          <w:bCs/>
+          <w:sz w:val="36"/>
+          <w:szCs w:val="36"/>
+        </w:rPr>
+      </w:pPr>
+      <w:r>
+        <w:rPr>
+          <w:rFonts w:ascii="Calibri" w:hAnsi="Calibri" w:cs="Calibri"/>
+          <w:b/>
+          <w:bCs/>
+          <w:sz w:val="36"/>
+          <w:szCs w:val="36"/>
         </w:rPr>
         <w:t>divmod()</w:t>
       </w:r>
       <w:r>
         <w:rPr>
-          <w:rFonts w:ascii="Carlito" w:hAnsi="Carlito" w:cs="Carlito"/>
-          <w:b/>
-          <w:bCs/>
-          <w:sz w:val="32"/>
-          <w:szCs w:val="32"/>
+          <w:rFonts w:ascii="Calibri" w:hAnsi="Calibri" w:cs="Calibri"/>
+          <w:b/>
+          <w:bCs/>
+          <w:sz w:val="36"/>
+          <w:szCs w:val="36"/>
         </w:rPr>
         <w:t xml:space="preserve"> </w:t>
       </w:r>
       <w:r>
         <w:rPr>
-          <w:rFonts w:ascii="Carlito" w:hAnsi="Carlito" w:cs="Carlito"/>
-          <w:b/>
-          <w:bCs/>
-          <w:sz w:val="32"/>
-          <w:szCs w:val="32"/>
+          <w:rFonts w:ascii="Calibri" w:hAnsi="Calibri" w:cs="Calibri"/>
+          <w:b/>
+          <w:bCs/>
+          <w:sz w:val="36"/>
+          <w:szCs w:val="36"/>
         </w:rPr>
         <w:t>Function</w:t>
       </w:r>
       <w:r>
         <w:rPr>
-          <w:rFonts w:ascii="Carlito" w:hAnsi="Carlito" w:cs="Carlito"/>
-          <w:b/>
-          <w:bCs/>
-          <w:sz w:val="32"/>
-          <w:szCs w:val="32"/>
+          <w:rFonts w:ascii="Calibri" w:hAnsi="Calibri" w:cs="Calibri"/>
+          <w:b/>
+          <w:bCs/>
+          <w:sz w:val="36"/>
+          <w:szCs w:val="36"/>
         </w:rPr>
         <w:t>:</w:t>
       </w:r>
@@ -2508,16 +2577,16 @@
         <w:spacing w:line="240" w:lineRule="auto"/>
         <w:jc w:val="both"/>
         <w:rPr>
-          <w:rFonts w:ascii="Carlito" w:hAnsi="Carlito" w:cs="Carlito"/>
-          <w:sz w:val="32"/>
-          <w:szCs w:val="32"/>
-        </w:rPr>
-      </w:pPr>
-      <w:r>
-        <w:rPr>
-          <w:rFonts w:ascii="Carlito" w:hAnsi="Carlito" w:cs="Carlito"/>
-          <w:sz w:val="32"/>
-          <w:szCs w:val="32"/>
+          <w:rFonts w:ascii="Calibri" w:hAnsi="Calibri" w:cs="Calibri"/>
+          <w:sz w:val="36"/>
+          <w:szCs w:val="36"/>
+        </w:rPr>
+      </w:pPr>
+      <w:r>
+        <w:rPr>
+          <w:rFonts w:ascii="Calibri" w:hAnsi="Calibri" w:cs="Calibri"/>
+          <w:sz w:val="36"/>
+          <w:szCs w:val="36"/>
         </w:rPr>
         <w:t># It is a super handy built-in Python function that does division + remainder at the same time.</w:t>
       </w:r>
@@ -2527,52 +2596,52 @@
         <w:spacing w:line="240" w:lineRule="auto"/>
         <w:jc w:val="both"/>
         <w:rPr>
-          <w:rFonts w:ascii="Carlito" w:hAnsi="Carlito" w:cs="Carlito"/>
-          <w:sz w:val="32"/>
-          <w:szCs w:val="32"/>
-        </w:rPr>
-      </w:pPr>
-      <w:r>
-        <w:rPr>
-          <w:rFonts w:ascii="Carlito" w:hAnsi="Carlito" w:cs="Carlito"/>
-          <w:sz w:val="32"/>
-          <w:szCs w:val="32"/>
+          <w:rFonts w:ascii="Calibri" w:hAnsi="Calibri" w:cs="Calibri"/>
+          <w:sz w:val="36"/>
+          <w:szCs w:val="36"/>
+        </w:rPr>
+      </w:pPr>
+      <w:r>
+        <w:rPr>
+          <w:rFonts w:ascii="Calibri" w:hAnsi="Calibri" w:cs="Calibri"/>
+          <w:sz w:val="36"/>
+          <w:szCs w:val="36"/>
         </w:rPr>
         <w:t xml:space="preserve"># </w:t>
       </w:r>
       <w:r>
         <w:rPr>
-          <w:rFonts w:ascii="Carlito" w:hAnsi="Carlito" w:cs="Carlito"/>
-          <w:b/>
-          <w:bCs/>
-          <w:sz w:val="32"/>
-          <w:szCs w:val="32"/>
+          <w:rFonts w:ascii="Calibri" w:hAnsi="Calibri" w:cs="Calibri"/>
+          <w:b/>
+          <w:bCs/>
+          <w:sz w:val="36"/>
+          <w:szCs w:val="36"/>
         </w:rPr>
         <w:t>divmod(a, b)</w:t>
       </w:r>
       <w:r>
         <w:rPr>
-          <w:rFonts w:ascii="Carlito" w:hAnsi="Carlito" w:cs="Carlito"/>
-          <w:sz w:val="32"/>
-          <w:szCs w:val="32"/>
+          <w:rFonts w:ascii="Calibri" w:hAnsi="Calibri" w:cs="Calibri"/>
+          <w:sz w:val="36"/>
+          <w:szCs w:val="36"/>
         </w:rPr>
         <w:t xml:space="preserve"> returns </w:t>
       </w:r>
       <w:r>
         <w:rPr>
-          <w:rFonts w:ascii="Carlito" w:hAnsi="Carlito" w:cs="Carlito"/>
-          <w:b/>
-          <w:bCs/>
-          <w:sz w:val="32"/>
-          <w:szCs w:val="32"/>
+          <w:rFonts w:ascii="Calibri" w:hAnsi="Calibri" w:cs="Calibri"/>
+          <w:b/>
+          <w:bCs/>
+          <w:sz w:val="36"/>
+          <w:szCs w:val="36"/>
         </w:rPr>
         <w:t>(a // b, a % b)</w:t>
       </w:r>
       <w:r>
         <w:rPr>
-          <w:rFonts w:ascii="Carlito" w:hAnsi="Carlito" w:cs="Carlito"/>
-          <w:sz w:val="32"/>
-          <w:szCs w:val="32"/>
+          <w:rFonts w:ascii="Calibri" w:hAnsi="Calibri" w:cs="Calibri"/>
+          <w:sz w:val="36"/>
+          <w:szCs w:val="36"/>
         </w:rPr>
         <w:t>. So instead of doing:</w:t>
       </w:r>
@@ -2582,20 +2651,20 @@
         <w:spacing w:line="240" w:lineRule="auto"/>
         <w:jc w:val="both"/>
         <w:rPr>
-          <w:rFonts w:ascii="Carlito" w:hAnsi="Carlito" w:cs="Carlito"/>
-          <w:b/>
-          <w:bCs/>
-          <w:sz w:val="32"/>
-          <w:szCs w:val="32"/>
-        </w:rPr>
-      </w:pPr>
-      <w:r>
-        <w:rPr>
-          <w:rFonts w:ascii="Carlito" w:hAnsi="Carlito" w:cs="Carlito"/>
-          <w:b/>
-          <w:bCs/>
-          <w:sz w:val="32"/>
-          <w:szCs w:val="32"/>
+          <w:rFonts w:ascii="Calibri" w:hAnsi="Calibri" w:cs="Calibri"/>
+          <w:b/>
+          <w:bCs/>
+          <w:sz w:val="36"/>
+          <w:szCs w:val="36"/>
+        </w:rPr>
+      </w:pPr>
+      <w:r>
+        <w:rPr>
+          <w:rFonts w:ascii="Calibri" w:hAnsi="Calibri" w:cs="Calibri"/>
+          <w:b/>
+          <w:bCs/>
+          <w:sz w:val="36"/>
+          <w:szCs w:val="36"/>
         </w:rPr>
         <w:t>a // b   # quotient</w:t>
       </w:r>
@@ -2605,20 +2674,20 @@
         <w:spacing w:line="240" w:lineRule="auto"/>
         <w:jc w:val="both"/>
         <w:rPr>
-          <w:rFonts w:ascii="Carlito" w:hAnsi="Carlito" w:cs="Carlito"/>
-          <w:b/>
-          <w:bCs/>
-          <w:sz w:val="32"/>
-          <w:szCs w:val="32"/>
-        </w:rPr>
-      </w:pPr>
-      <w:r>
-        <w:rPr>
-          <w:rFonts w:ascii="Carlito" w:hAnsi="Carlito" w:cs="Carlito"/>
-          <w:b/>
-          <w:bCs/>
-          <w:sz w:val="32"/>
-          <w:szCs w:val="32"/>
+          <w:rFonts w:ascii="Calibri" w:hAnsi="Calibri" w:cs="Calibri"/>
+          <w:b/>
+          <w:bCs/>
+          <w:sz w:val="36"/>
+          <w:szCs w:val="36"/>
+        </w:rPr>
+      </w:pPr>
+      <w:r>
+        <w:rPr>
+          <w:rFonts w:ascii="Calibri" w:hAnsi="Calibri" w:cs="Calibri"/>
+          <w:b/>
+          <w:bCs/>
+          <w:sz w:val="36"/>
+          <w:szCs w:val="36"/>
         </w:rPr>
         <w:t>a % b    # remainder</w:t>
       </w:r>
@@ -2628,16 +2697,16 @@
         <w:spacing w:line="240" w:lineRule="auto"/>
         <w:jc w:val="both"/>
         <w:rPr>
-          <w:rFonts w:ascii="Carlito" w:hAnsi="Carlito" w:cs="Carlito"/>
-          <w:sz w:val="32"/>
-          <w:szCs w:val="32"/>
-        </w:rPr>
-      </w:pPr>
-      <w:r>
-        <w:rPr>
-          <w:rFonts w:ascii="Carlito" w:hAnsi="Carlito" w:cs="Carlito"/>
-          <w:sz w:val="32"/>
-          <w:szCs w:val="32"/>
+          <w:rFonts w:ascii="Calibri" w:hAnsi="Calibri" w:cs="Calibri"/>
+          <w:sz w:val="36"/>
+          <w:szCs w:val="36"/>
+        </w:rPr>
+      </w:pPr>
+      <w:r>
+        <w:rPr>
+          <w:rFonts w:ascii="Calibri" w:hAnsi="Calibri" w:cs="Calibri"/>
+          <w:sz w:val="36"/>
+          <w:szCs w:val="36"/>
         </w:rPr>
         <w:t># We get both in one go. Quick intuition, think: “Split this number into how many full parts + what’s left over”</w:t>
       </w:r>
@@ -2647,80 +2716,80 @@
         <w:spacing w:line="240" w:lineRule="auto"/>
         <w:jc w:val="both"/>
         <w:rPr>
-          <w:rFonts w:ascii="Carlito" w:hAnsi="Carlito" w:cs="Carlito"/>
-          <w:sz w:val="32"/>
-          <w:szCs w:val="32"/>
-        </w:rPr>
-      </w:pPr>
-      <w:r>
-        <w:rPr>
-          <w:rFonts w:ascii="Carlito" w:hAnsi="Carlito" w:cs="Carlito"/>
-          <w:sz w:val="32"/>
-          <w:szCs w:val="32"/>
+          <w:rFonts w:ascii="Calibri" w:hAnsi="Calibri" w:cs="Calibri"/>
+          <w:sz w:val="36"/>
+          <w:szCs w:val="36"/>
+        </w:rPr>
+      </w:pPr>
+      <w:r>
+        <w:rPr>
+          <w:rFonts w:ascii="Calibri" w:hAnsi="Calibri" w:cs="Calibri"/>
+          <w:sz w:val="36"/>
+          <w:szCs w:val="36"/>
         </w:rPr>
         <w:t xml:space="preserve"># Example, </w:t>
       </w:r>
       <w:r>
         <w:rPr>
-          <w:rFonts w:ascii="Carlito" w:hAnsi="Carlito" w:cs="Carlito"/>
-          <w:b/>
-          <w:bCs/>
-          <w:sz w:val="32"/>
-          <w:szCs w:val="32"/>
+          <w:rFonts w:ascii="Calibri" w:hAnsi="Calibri" w:cs="Calibri"/>
+          <w:b/>
+          <w:bCs/>
+          <w:sz w:val="36"/>
+          <w:szCs w:val="36"/>
         </w:rPr>
         <w:t>10</w:t>
       </w:r>
       <w:r>
         <w:rPr>
-          <w:rFonts w:ascii="Carlito" w:hAnsi="Carlito" w:cs="Carlito"/>
-          <w:sz w:val="32"/>
-          <w:szCs w:val="32"/>
+          <w:rFonts w:ascii="Calibri" w:hAnsi="Calibri" w:cs="Calibri"/>
+          <w:sz w:val="36"/>
+          <w:szCs w:val="36"/>
         </w:rPr>
         <w:t xml:space="preserve"> ÷ </w:t>
       </w:r>
       <w:r>
         <w:rPr>
-          <w:rFonts w:ascii="Carlito" w:hAnsi="Carlito" w:cs="Carlito"/>
-          <w:b/>
-          <w:bCs/>
-          <w:sz w:val="32"/>
-          <w:szCs w:val="32"/>
+          <w:rFonts w:ascii="Calibri" w:hAnsi="Calibri" w:cs="Calibri"/>
+          <w:b/>
+          <w:bCs/>
+          <w:sz w:val="36"/>
+          <w:szCs w:val="36"/>
         </w:rPr>
         <w:t>3</w:t>
       </w:r>
       <w:r>
         <w:rPr>
-          <w:rFonts w:ascii="Carlito" w:hAnsi="Carlito" w:cs="Carlito"/>
-          <w:sz w:val="32"/>
-          <w:szCs w:val="32"/>
+          <w:rFonts w:ascii="Calibri" w:hAnsi="Calibri" w:cs="Calibri"/>
+          <w:sz w:val="36"/>
+          <w:szCs w:val="36"/>
         </w:rPr>
         <w:t xml:space="preserve"> = </w:t>
       </w:r>
       <w:r>
         <w:rPr>
-          <w:rFonts w:ascii="Carlito" w:hAnsi="Carlito" w:cs="Carlito"/>
-          <w:b/>
-          <w:bCs/>
-          <w:sz w:val="32"/>
-          <w:szCs w:val="32"/>
+          <w:rFonts w:ascii="Calibri" w:hAnsi="Calibri" w:cs="Calibri"/>
+          <w:b/>
+          <w:bCs/>
+          <w:sz w:val="36"/>
+          <w:szCs w:val="36"/>
         </w:rPr>
         <w:t>3</w:t>
       </w:r>
       <w:r>
         <w:rPr>
-          <w:rFonts w:ascii="Carlito" w:hAnsi="Carlito" w:cs="Carlito"/>
-          <w:sz w:val="32"/>
-          <w:szCs w:val="32"/>
+          <w:rFonts w:ascii="Calibri" w:hAnsi="Calibri" w:cs="Calibri"/>
+          <w:sz w:val="36"/>
+          <w:szCs w:val="36"/>
         </w:rPr>
         <w:t xml:space="preserve"> remainder </w:t>
       </w:r>
       <w:r>
         <w:rPr>
-          <w:rFonts w:ascii="Carlito" w:hAnsi="Carlito" w:cs="Carlito"/>
-          <w:b/>
-          <w:bCs/>
-          <w:sz w:val="32"/>
-          <w:szCs w:val="32"/>
+          <w:rFonts w:ascii="Calibri" w:hAnsi="Calibri" w:cs="Calibri"/>
+          <w:b/>
+          <w:bCs/>
+          <w:sz w:val="36"/>
+          <w:szCs w:val="36"/>
         </w:rPr>
         <w:t>1</w:t>
       </w:r>
@@ -2730,24 +2799,23 @@
         <w:spacing w:line="240" w:lineRule="auto"/>
         <w:jc w:val="both"/>
         <w:rPr>
-          <w:rFonts w:ascii="Carlito" w:hAnsi="Carlito" w:cs="Carlito"/>
-          <w:b/>
-          <w:bCs/>
-          <w:color w:val="D86DCB" w:themeColor="accent5" w:themeTint="99"/>
-          <w:sz w:val="32"/>
-          <w:szCs w:val="32"/>
-        </w:rPr>
-      </w:pPr>
-      <w:r>
-        <w:rPr>
-          <w:rFonts w:ascii="Carlito" w:hAnsi="Carlito" w:cs="Carlito"/>
-          <w:b/>
-          <w:bCs/>
-          <w:color w:val="D86DCB" w:themeColor="accent5" w:themeTint="99"/>
-          <w:sz w:val="32"/>
-          <w:szCs w:val="32"/>
-        </w:rPr>
-        <w:lastRenderedPageBreak/>
+          <w:rFonts w:ascii="Calibri" w:hAnsi="Calibri" w:cs="Calibri"/>
+          <w:b/>
+          <w:bCs/>
+          <w:color w:val="D86DCB" w:themeColor="accent5" w:themeTint="99"/>
+          <w:sz w:val="36"/>
+          <w:szCs w:val="36"/>
+        </w:rPr>
+      </w:pPr>
+      <w:r>
+        <w:rPr>
+          <w:rFonts w:ascii="Calibri" w:hAnsi="Calibri" w:cs="Calibri"/>
+          <w:b/>
+          <w:bCs/>
+          <w:color w:val="D86DCB" w:themeColor="accent5" w:themeTint="99"/>
+          <w:sz w:val="36"/>
+          <w:szCs w:val="36"/>
+        </w:rPr>
         <w:t>q, r = divmod(10, 3)</w:t>
       </w:r>
     </w:p>
@@ -2756,22 +2824,22 @@
         <w:spacing w:line="240" w:lineRule="auto"/>
         <w:jc w:val="both"/>
         <w:rPr>
-          <w:rFonts w:ascii="Carlito" w:hAnsi="Carlito" w:cs="Carlito"/>
-          <w:b/>
-          <w:bCs/>
-          <w:color w:val="D86DCB" w:themeColor="accent5" w:themeTint="99"/>
-          <w:sz w:val="32"/>
-          <w:szCs w:val="32"/>
-        </w:rPr>
-      </w:pPr>
-      <w:r>
-        <w:rPr>
-          <w:rFonts w:ascii="Carlito" w:hAnsi="Carlito" w:cs="Carlito"/>
-          <w:b/>
-          <w:bCs/>
-          <w:color w:val="D86DCB" w:themeColor="accent5" w:themeTint="99"/>
-          <w:sz w:val="32"/>
-          <w:szCs w:val="32"/>
+          <w:rFonts w:ascii="Calibri" w:hAnsi="Calibri" w:cs="Calibri"/>
+          <w:b/>
+          <w:bCs/>
+          <w:color w:val="D86DCB" w:themeColor="accent5" w:themeTint="99"/>
+          <w:sz w:val="36"/>
+          <w:szCs w:val="36"/>
+        </w:rPr>
+      </w:pPr>
+      <w:r>
+        <w:rPr>
+          <w:rFonts w:ascii="Calibri" w:hAnsi="Calibri" w:cs="Calibri"/>
+          <w:b/>
+          <w:bCs/>
+          <w:color w:val="D86DCB" w:themeColor="accent5" w:themeTint="99"/>
+          <w:sz w:val="36"/>
+          <w:szCs w:val="36"/>
         </w:rPr>
         <w:t>print(q)  # 3</w:t>
       </w:r>
@@ -2781,22 +2849,22 @@
         <w:spacing w:line="240" w:lineRule="auto"/>
         <w:jc w:val="both"/>
         <w:rPr>
-          <w:rFonts w:ascii="Carlito" w:hAnsi="Carlito" w:cs="Carlito"/>
-          <w:b/>
-          <w:bCs/>
-          <w:color w:val="D86DCB" w:themeColor="accent5" w:themeTint="99"/>
-          <w:sz w:val="32"/>
-          <w:szCs w:val="32"/>
-        </w:rPr>
-      </w:pPr>
-      <w:r>
-        <w:rPr>
-          <w:rFonts w:ascii="Carlito" w:hAnsi="Carlito" w:cs="Carlito"/>
-          <w:b/>
-          <w:bCs/>
-          <w:color w:val="D86DCB" w:themeColor="accent5" w:themeTint="99"/>
-          <w:sz w:val="32"/>
-          <w:szCs w:val="32"/>
+          <w:rFonts w:ascii="Calibri" w:hAnsi="Calibri" w:cs="Calibri"/>
+          <w:b/>
+          <w:bCs/>
+          <w:color w:val="D86DCB" w:themeColor="accent5" w:themeTint="99"/>
+          <w:sz w:val="36"/>
+          <w:szCs w:val="36"/>
+        </w:rPr>
+      </w:pPr>
+      <w:r>
+        <w:rPr>
+          <w:rFonts w:ascii="Calibri" w:hAnsi="Calibri" w:cs="Calibri"/>
+          <w:b/>
+          <w:bCs/>
+          <w:color w:val="D86DCB" w:themeColor="accent5" w:themeTint="99"/>
+          <w:sz w:val="36"/>
+          <w:szCs w:val="36"/>
         </w:rPr>
         <w:t>print(r)  # 1</w:t>
       </w:r>
@@ -2806,27 +2874,27 @@
         <w:spacing w:line="240" w:lineRule="auto"/>
         <w:jc w:val="both"/>
         <w:rPr>
-          <w:rFonts w:ascii="Carlito" w:hAnsi="Carlito" w:cs="Carlito"/>
-          <w:sz w:val="32"/>
-          <w:szCs w:val="32"/>
-        </w:rPr>
-      </w:pPr>
-    </w:p>
-    <w:p>
-      <w:pPr>
-        <w:spacing w:line="240" w:lineRule="auto"/>
-        <w:jc w:val="both"/>
-        <w:rPr>
-          <w:rFonts w:ascii="Carlito" w:hAnsi="Carlito" w:cs="Carlito"/>
-          <w:sz w:val="32"/>
-          <w:szCs w:val="32"/>
-        </w:rPr>
-      </w:pPr>
-      <w:r>
-        <w:rPr>
-          <w:rFonts w:ascii="Carlito" w:hAnsi="Carlito" w:cs="Carlito"/>
-          <w:sz w:val="32"/>
-          <w:szCs w:val="32"/>
+          <w:rFonts w:ascii="Calibri" w:hAnsi="Calibri" w:cs="Calibri"/>
+          <w:sz w:val="36"/>
+          <w:szCs w:val="36"/>
+        </w:rPr>
+      </w:pPr>
+    </w:p>
+    <w:p>
+      <w:pPr>
+        <w:spacing w:line="240" w:lineRule="auto"/>
+        <w:jc w:val="both"/>
+        <w:rPr>
+          <w:rFonts w:ascii="Calibri" w:hAnsi="Calibri" w:cs="Calibri"/>
+          <w:sz w:val="36"/>
+          <w:szCs w:val="36"/>
+        </w:rPr>
+      </w:pPr>
+      <w:r>
+        <w:rPr>
+          <w:rFonts w:ascii="Calibri" w:hAnsi="Calibri" w:cs="Calibri"/>
+          <w:sz w:val="36"/>
+          <w:szCs w:val="36"/>
         </w:rPr>
         <w:t>In Time module:</w:t>
       </w:r>
@@ -2836,34 +2904,34 @@
         <w:spacing w:line="240" w:lineRule="auto"/>
         <w:jc w:val="both"/>
         <w:rPr>
-          <w:rFonts w:ascii="Carlito" w:hAnsi="Carlito" w:cs="Carlito"/>
-          <w:sz w:val="32"/>
-          <w:szCs w:val="32"/>
-        </w:rPr>
-      </w:pPr>
-      <w:r>
-        <w:rPr>
-          <w:rFonts w:ascii="Carlito" w:hAnsi="Carlito" w:cs="Carlito"/>
-          <w:sz w:val="32"/>
-          <w:szCs w:val="32"/>
+          <w:rFonts w:ascii="Calibri" w:hAnsi="Calibri" w:cs="Calibri"/>
+          <w:sz w:val="36"/>
+          <w:szCs w:val="36"/>
+        </w:rPr>
+      </w:pPr>
+      <w:r>
+        <w:rPr>
+          <w:rFonts w:ascii="Calibri" w:hAnsi="Calibri" w:cs="Calibri"/>
+          <w:sz w:val="36"/>
+          <w:szCs w:val="36"/>
         </w:rPr>
         <w:t xml:space="preserve"># Its useful in time, if seconds = </w:t>
       </w:r>
       <w:r>
         <w:rPr>
-          <w:rFonts w:ascii="Carlito" w:hAnsi="Carlito" w:cs="Carlito"/>
-          <w:b/>
-          <w:bCs/>
-          <w:sz w:val="32"/>
-          <w:szCs w:val="32"/>
+          <w:rFonts w:ascii="Calibri" w:hAnsi="Calibri" w:cs="Calibri"/>
+          <w:b/>
+          <w:bCs/>
+          <w:sz w:val="36"/>
+          <w:szCs w:val="36"/>
         </w:rPr>
         <w:t>125</w:t>
       </w:r>
       <w:r>
         <w:rPr>
-          <w:rFonts w:ascii="Carlito" w:hAnsi="Carlito" w:cs="Carlito"/>
-          <w:sz w:val="32"/>
-          <w:szCs w:val="32"/>
+          <w:rFonts w:ascii="Calibri" w:hAnsi="Calibri" w:cs="Calibri"/>
+          <w:sz w:val="36"/>
+          <w:szCs w:val="36"/>
         </w:rPr>
         <w:t>, then:</w:t>
       </w:r>
@@ -2878,62 +2946,62 @@
         <w:spacing w:line="240" w:lineRule="auto"/>
         <w:jc w:val="both"/>
         <w:rPr>
-          <w:rFonts w:ascii="Carlito" w:hAnsi="Carlito" w:cs="Carlito"/>
-          <w:sz w:val="32"/>
-          <w:szCs w:val="32"/>
-        </w:rPr>
-      </w:pPr>
-      <w:r>
-        <w:rPr>
-          <w:rFonts w:ascii="Carlito" w:hAnsi="Carlito" w:cs="Carlito"/>
-          <w:b/>
-          <w:bCs/>
-          <w:sz w:val="32"/>
-          <w:szCs w:val="32"/>
+          <w:rFonts w:ascii="Calibri" w:hAnsi="Calibri" w:cs="Calibri"/>
+          <w:sz w:val="36"/>
+          <w:szCs w:val="36"/>
+        </w:rPr>
+      </w:pPr>
+      <w:r>
+        <w:rPr>
+          <w:rFonts w:ascii="Calibri" w:hAnsi="Calibri" w:cs="Calibri"/>
+          <w:b/>
+          <w:bCs/>
+          <w:sz w:val="36"/>
+          <w:szCs w:val="36"/>
         </w:rPr>
         <w:t>125</w:t>
       </w:r>
       <w:r>
         <w:rPr>
-          <w:rFonts w:ascii="Carlito" w:hAnsi="Carlito" w:cs="Carlito"/>
-          <w:sz w:val="32"/>
-          <w:szCs w:val="32"/>
+          <w:rFonts w:ascii="Calibri" w:hAnsi="Calibri" w:cs="Calibri"/>
+          <w:sz w:val="36"/>
+          <w:szCs w:val="36"/>
         </w:rPr>
         <w:t xml:space="preserve"> ÷ </w:t>
       </w:r>
       <w:r>
         <w:rPr>
-          <w:rFonts w:ascii="Carlito" w:hAnsi="Carlito" w:cs="Carlito"/>
-          <w:b/>
-          <w:bCs/>
-          <w:sz w:val="32"/>
-          <w:szCs w:val="32"/>
+          <w:rFonts w:ascii="Calibri" w:hAnsi="Calibri" w:cs="Calibri"/>
+          <w:b/>
+          <w:bCs/>
+          <w:sz w:val="36"/>
+          <w:szCs w:val="36"/>
         </w:rPr>
         <w:t>60</w:t>
       </w:r>
       <w:r>
         <w:rPr>
-          <w:rFonts w:ascii="Carlito" w:hAnsi="Carlito" w:cs="Carlito"/>
-          <w:sz w:val="32"/>
-          <w:szCs w:val="32"/>
+          <w:rFonts w:ascii="Calibri" w:hAnsi="Calibri" w:cs="Calibri"/>
+          <w:sz w:val="36"/>
+          <w:szCs w:val="36"/>
         </w:rPr>
         <w:t xml:space="preserve"> = </w:t>
       </w:r>
       <w:r>
         <w:rPr>
-          <w:rFonts w:ascii="Carlito" w:hAnsi="Carlito" w:cs="Carlito"/>
-          <w:b/>
-          <w:bCs/>
-          <w:sz w:val="32"/>
-          <w:szCs w:val="32"/>
+          <w:rFonts w:ascii="Calibri" w:hAnsi="Calibri" w:cs="Calibri"/>
+          <w:b/>
+          <w:bCs/>
+          <w:sz w:val="36"/>
+          <w:szCs w:val="36"/>
         </w:rPr>
         <w:t>2</w:t>
       </w:r>
       <w:r>
         <w:rPr>
-          <w:rFonts w:ascii="Carlito" w:hAnsi="Carlito" w:cs="Carlito"/>
-          <w:sz w:val="32"/>
-          <w:szCs w:val="32"/>
+          <w:rFonts w:ascii="Calibri" w:hAnsi="Calibri" w:cs="Calibri"/>
+          <w:sz w:val="36"/>
+          <w:szCs w:val="36"/>
         </w:rPr>
         <w:t xml:space="preserve"> minutes</w:t>
       </w:r>
@@ -2948,34 +3016,34 @@
         <w:spacing w:line="240" w:lineRule="auto"/>
         <w:jc w:val="both"/>
         <w:rPr>
-          <w:rFonts w:ascii="Carlito" w:hAnsi="Carlito" w:cs="Carlito"/>
-          <w:sz w:val="32"/>
-          <w:szCs w:val="32"/>
-        </w:rPr>
-      </w:pPr>
-      <w:r>
-        <w:rPr>
-          <w:rFonts w:ascii="Carlito" w:hAnsi="Carlito" w:cs="Carlito"/>
-          <w:sz w:val="32"/>
-          <w:szCs w:val="32"/>
+          <w:rFonts w:ascii="Calibri" w:hAnsi="Calibri" w:cs="Calibri"/>
+          <w:sz w:val="36"/>
+          <w:szCs w:val="36"/>
+        </w:rPr>
+      </w:pPr>
+      <w:r>
+        <w:rPr>
+          <w:rFonts w:ascii="Calibri" w:hAnsi="Calibri" w:cs="Calibri"/>
+          <w:sz w:val="36"/>
+          <w:szCs w:val="36"/>
         </w:rPr>
         <w:t xml:space="preserve">remainder = </w:t>
       </w:r>
       <w:r>
         <w:rPr>
-          <w:rFonts w:ascii="Carlito" w:hAnsi="Carlito" w:cs="Carlito"/>
-          <w:b/>
-          <w:bCs/>
-          <w:sz w:val="32"/>
-          <w:szCs w:val="32"/>
+          <w:rFonts w:ascii="Calibri" w:hAnsi="Calibri" w:cs="Calibri"/>
+          <w:b/>
+          <w:bCs/>
+          <w:sz w:val="36"/>
+          <w:szCs w:val="36"/>
         </w:rPr>
         <w:t>5</w:t>
       </w:r>
       <w:r>
         <w:rPr>
-          <w:rFonts w:ascii="Carlito" w:hAnsi="Carlito" w:cs="Carlito"/>
-          <w:sz w:val="32"/>
-          <w:szCs w:val="32"/>
+          <w:rFonts w:ascii="Calibri" w:hAnsi="Calibri" w:cs="Calibri"/>
+          <w:sz w:val="36"/>
+          <w:szCs w:val="36"/>
         </w:rPr>
         <w:t xml:space="preserve"> seconds</w:t>
       </w:r>
@@ -2990,80 +3058,80 @@
         <w:spacing w:line="240" w:lineRule="auto"/>
         <w:jc w:val="both"/>
         <w:rPr>
-          <w:rFonts w:ascii="Carlito" w:hAnsi="Carlito" w:cs="Carlito"/>
-          <w:sz w:val="32"/>
-          <w:szCs w:val="32"/>
-        </w:rPr>
-      </w:pPr>
-      <w:r>
-        <w:rPr>
-          <w:rFonts w:ascii="Carlito" w:hAnsi="Carlito" w:cs="Carlito"/>
-          <w:sz w:val="32"/>
-          <w:szCs w:val="32"/>
+          <w:rFonts w:ascii="Calibri" w:hAnsi="Calibri" w:cs="Calibri"/>
+          <w:sz w:val="36"/>
+          <w:szCs w:val="36"/>
+        </w:rPr>
+      </w:pPr>
+      <w:r>
+        <w:rPr>
+          <w:rFonts w:ascii="Calibri" w:hAnsi="Calibri" w:cs="Calibri"/>
+          <w:sz w:val="36"/>
+          <w:szCs w:val="36"/>
         </w:rPr>
         <w:t xml:space="preserve">So, </w:t>
       </w:r>
       <w:r>
         <w:rPr>
-          <w:rFonts w:ascii="Carlito" w:hAnsi="Carlito" w:cs="Carlito"/>
-          <w:b/>
-          <w:bCs/>
-          <w:sz w:val="32"/>
-          <w:szCs w:val="32"/>
+          <w:rFonts w:ascii="Calibri" w:hAnsi="Calibri" w:cs="Calibri"/>
+          <w:b/>
+          <w:bCs/>
+          <w:sz w:val="36"/>
+          <w:szCs w:val="36"/>
         </w:rPr>
         <w:t>mins</w:t>
       </w:r>
       <w:r>
         <w:rPr>
-          <w:rFonts w:ascii="Carlito" w:hAnsi="Carlito" w:cs="Carlito"/>
-          <w:sz w:val="32"/>
-          <w:szCs w:val="32"/>
+          <w:rFonts w:ascii="Calibri" w:hAnsi="Calibri" w:cs="Calibri"/>
+          <w:sz w:val="36"/>
+          <w:szCs w:val="36"/>
         </w:rPr>
         <w:t xml:space="preserve"> = </w:t>
       </w:r>
       <w:r>
         <w:rPr>
-          <w:rFonts w:ascii="Carlito" w:hAnsi="Carlito" w:cs="Carlito"/>
-          <w:b/>
-          <w:bCs/>
-          <w:sz w:val="32"/>
-          <w:szCs w:val="32"/>
+          <w:rFonts w:ascii="Calibri" w:hAnsi="Calibri" w:cs="Calibri"/>
+          <w:b/>
+          <w:bCs/>
+          <w:sz w:val="36"/>
+          <w:szCs w:val="36"/>
         </w:rPr>
         <w:t>2</w:t>
       </w:r>
       <w:r>
         <w:rPr>
-          <w:rFonts w:ascii="Carlito" w:hAnsi="Carlito" w:cs="Carlito"/>
-          <w:sz w:val="32"/>
-          <w:szCs w:val="32"/>
+          <w:rFonts w:ascii="Calibri" w:hAnsi="Calibri" w:cs="Calibri"/>
+          <w:sz w:val="36"/>
+          <w:szCs w:val="36"/>
         </w:rPr>
         <w:t xml:space="preserve"> and </w:t>
       </w:r>
       <w:r>
         <w:rPr>
-          <w:rFonts w:ascii="Carlito" w:hAnsi="Carlito" w:cs="Carlito"/>
-          <w:b/>
-          <w:bCs/>
-          <w:sz w:val="32"/>
-          <w:szCs w:val="32"/>
+          <w:rFonts w:ascii="Calibri" w:hAnsi="Calibri" w:cs="Calibri"/>
+          <w:b/>
+          <w:bCs/>
+          <w:sz w:val="36"/>
+          <w:szCs w:val="36"/>
         </w:rPr>
         <w:t>secs</w:t>
       </w:r>
       <w:r>
         <w:rPr>
-          <w:rFonts w:ascii="Carlito" w:hAnsi="Carlito" w:cs="Carlito"/>
-          <w:sz w:val="32"/>
-          <w:szCs w:val="32"/>
+          <w:rFonts w:ascii="Calibri" w:hAnsi="Calibri" w:cs="Calibri"/>
+          <w:sz w:val="36"/>
+          <w:szCs w:val="36"/>
         </w:rPr>
         <w:t xml:space="preserve"> = </w:t>
       </w:r>
       <w:r>
         <w:rPr>
-          <w:rFonts w:ascii="Carlito" w:hAnsi="Carlito" w:cs="Carlito"/>
-          <w:b/>
-          <w:bCs/>
-          <w:sz w:val="32"/>
-          <w:szCs w:val="32"/>
+          <w:rFonts w:ascii="Calibri" w:hAnsi="Calibri" w:cs="Calibri"/>
+          <w:b/>
+          <w:bCs/>
+          <w:sz w:val="36"/>
+          <w:szCs w:val="36"/>
         </w:rPr>
         <w:t>5</w:t>
       </w:r>
@@ -3073,22 +3141,22 @@
         <w:spacing w:line="240" w:lineRule="auto"/>
         <w:jc w:val="both"/>
         <w:rPr>
-          <w:rFonts w:ascii="Carlito" w:hAnsi="Carlito" w:cs="Carlito"/>
-          <w:b/>
-          <w:bCs/>
-          <w:color w:val="D86DCB" w:themeColor="accent5" w:themeTint="99"/>
-          <w:sz w:val="32"/>
-          <w:szCs w:val="32"/>
-        </w:rPr>
-      </w:pPr>
-      <w:r>
-        <w:rPr>
-          <w:rFonts w:ascii="Carlito" w:hAnsi="Carlito" w:cs="Carlito"/>
-          <w:b/>
-          <w:bCs/>
-          <w:color w:val="D86DCB" w:themeColor="accent5" w:themeTint="99"/>
-          <w:sz w:val="32"/>
-          <w:szCs w:val="32"/>
+          <w:rFonts w:ascii="Calibri" w:hAnsi="Calibri" w:cs="Calibri"/>
+          <w:b/>
+          <w:bCs/>
+          <w:color w:val="D86DCB" w:themeColor="accent5" w:themeTint="99"/>
+          <w:sz w:val="36"/>
+          <w:szCs w:val="36"/>
+        </w:rPr>
+      </w:pPr>
+      <w:r>
+        <w:rPr>
+          <w:rFonts w:ascii="Calibri" w:hAnsi="Calibri" w:cs="Calibri"/>
+          <w:b/>
+          <w:bCs/>
+          <w:color w:val="D86DCB" w:themeColor="accent5" w:themeTint="99"/>
+          <w:sz w:val="36"/>
+          <w:szCs w:val="36"/>
         </w:rPr>
         <w:t>mins, secs = divmod(seconds, 60)</w:t>
       </w:r>
@@ -3098,17 +3166,18 @@
         <w:spacing w:line="240" w:lineRule="auto"/>
         <w:jc w:val="both"/>
         <w:rPr>
-          <w:rFonts w:ascii="Carlito" w:hAnsi="Carlito" w:cs="Carlito"/>
-          <w:sz w:val="32"/>
-          <w:szCs w:val="32"/>
-        </w:rPr>
-      </w:pPr>
-      <w:r>
-        <w:rPr>
-          <w:rFonts w:ascii="Carlito" w:hAnsi="Carlito" w:cs="Carlito"/>
-          <w:sz w:val="32"/>
-          <w:szCs w:val="32"/>
-        </w:rPr>
+          <w:rFonts w:ascii="Calibri" w:hAnsi="Calibri" w:cs="Calibri"/>
+          <w:sz w:val="36"/>
+          <w:szCs w:val="36"/>
+        </w:rPr>
+      </w:pPr>
+      <w:r>
+        <w:rPr>
+          <w:rFonts w:ascii="Calibri" w:hAnsi="Calibri" w:cs="Calibri"/>
+          <w:sz w:val="36"/>
+          <w:szCs w:val="36"/>
+        </w:rPr>
+        <w:lastRenderedPageBreak/>
         <w:t># More Examples:</w:t>
       </w:r>
     </w:p>
@@ -3117,22 +3186,22 @@
         <w:spacing w:line="240" w:lineRule="auto"/>
         <w:jc w:val="both"/>
         <w:rPr>
-          <w:rFonts w:ascii="Carlito" w:hAnsi="Carlito" w:cs="Carlito"/>
-          <w:b/>
-          <w:bCs/>
-          <w:color w:val="D86DCB" w:themeColor="accent5" w:themeTint="99"/>
-          <w:sz w:val="32"/>
-          <w:szCs w:val="32"/>
-        </w:rPr>
-      </w:pPr>
-      <w:r>
-        <w:rPr>
-          <w:rFonts w:ascii="Carlito" w:hAnsi="Carlito" w:cs="Carlito"/>
-          <w:b/>
-          <w:bCs/>
-          <w:color w:val="D86DCB" w:themeColor="accent5" w:themeTint="99"/>
-          <w:sz w:val="32"/>
-          <w:szCs w:val="32"/>
+          <w:rFonts w:ascii="Calibri" w:hAnsi="Calibri" w:cs="Calibri"/>
+          <w:b/>
+          <w:bCs/>
+          <w:color w:val="D86DCB" w:themeColor="accent5" w:themeTint="99"/>
+          <w:sz w:val="36"/>
+          <w:szCs w:val="36"/>
+        </w:rPr>
+      </w:pPr>
+      <w:r>
+        <w:rPr>
+          <w:rFonts w:ascii="Calibri" w:hAnsi="Calibri" w:cs="Calibri"/>
+          <w:b/>
+          <w:bCs/>
+          <w:color w:val="D86DCB" w:themeColor="accent5" w:themeTint="99"/>
+          <w:sz w:val="36"/>
+          <w:szCs w:val="36"/>
         </w:rPr>
         <w:t>print(divmod(50, 7))   # (7, 1)</w:t>
       </w:r>
@@ -3142,22 +3211,22 @@
         <w:spacing w:line="240" w:lineRule="auto"/>
         <w:jc w:val="both"/>
         <w:rPr>
-          <w:rFonts w:ascii="Carlito" w:hAnsi="Carlito" w:cs="Carlito"/>
-          <w:b/>
-          <w:bCs/>
-          <w:color w:val="D86DCB" w:themeColor="accent5" w:themeTint="99"/>
-          <w:sz w:val="32"/>
-          <w:szCs w:val="32"/>
-        </w:rPr>
-      </w:pPr>
-      <w:r>
-        <w:rPr>
-          <w:rFonts w:ascii="Carlito" w:hAnsi="Carlito" w:cs="Carlito"/>
-          <w:b/>
-          <w:bCs/>
-          <w:color w:val="D86DCB" w:themeColor="accent5" w:themeTint="99"/>
-          <w:sz w:val="32"/>
-          <w:szCs w:val="32"/>
+          <w:rFonts w:ascii="Calibri" w:hAnsi="Calibri" w:cs="Calibri"/>
+          <w:b/>
+          <w:bCs/>
+          <w:color w:val="D86DCB" w:themeColor="accent5" w:themeTint="99"/>
+          <w:sz w:val="36"/>
+          <w:szCs w:val="36"/>
+        </w:rPr>
+      </w:pPr>
+      <w:r>
+        <w:rPr>
+          <w:rFonts w:ascii="Calibri" w:hAnsi="Calibri" w:cs="Calibri"/>
+          <w:b/>
+          <w:bCs/>
+          <w:color w:val="D86DCB" w:themeColor="accent5" w:themeTint="99"/>
+          <w:sz w:val="36"/>
+          <w:szCs w:val="36"/>
         </w:rPr>
         <w:t>print(divmod(100, 10)) # (10, 0)</w:t>
       </w:r>
@@ -3167,22 +3236,22 @@
         <w:spacing w:line="240" w:lineRule="auto"/>
         <w:jc w:val="both"/>
         <w:rPr>
-          <w:rFonts w:ascii="Carlito" w:hAnsi="Carlito" w:cs="Carlito"/>
-          <w:b/>
-          <w:bCs/>
-          <w:color w:val="D86DCB" w:themeColor="accent5" w:themeTint="99"/>
-          <w:sz w:val="32"/>
-          <w:szCs w:val="32"/>
-        </w:rPr>
-      </w:pPr>
-      <w:r>
-        <w:rPr>
-          <w:rFonts w:ascii="Carlito" w:hAnsi="Carlito" w:cs="Carlito"/>
-          <w:b/>
-          <w:bCs/>
-          <w:color w:val="D86DCB" w:themeColor="accent5" w:themeTint="99"/>
-          <w:sz w:val="32"/>
-          <w:szCs w:val="32"/>
+          <w:rFonts w:ascii="Calibri" w:hAnsi="Calibri" w:cs="Calibri"/>
+          <w:b/>
+          <w:bCs/>
+          <w:color w:val="D86DCB" w:themeColor="accent5" w:themeTint="99"/>
+          <w:sz w:val="36"/>
+          <w:szCs w:val="36"/>
+        </w:rPr>
+      </w:pPr>
+      <w:r>
+        <w:rPr>
+          <w:rFonts w:ascii="Calibri" w:hAnsi="Calibri" w:cs="Calibri"/>
+          <w:b/>
+          <w:bCs/>
+          <w:color w:val="D86DCB" w:themeColor="accent5" w:themeTint="99"/>
+          <w:sz w:val="36"/>
+          <w:szCs w:val="36"/>
         </w:rPr>
         <w:t>print(divmod(8, 2))    # (4, 0)</w:t>
       </w:r>
@@ -3192,27 +3261,27 @@
         <w:spacing w:line="240" w:lineRule="auto"/>
         <w:jc w:val="both"/>
         <w:rPr>
-          <w:rFonts w:ascii="Carlito" w:hAnsi="Carlito" w:cs="Carlito"/>
-          <w:sz w:val="32"/>
-          <w:szCs w:val="32"/>
-        </w:rPr>
-      </w:pPr>
-    </w:p>
-    <w:p>
-      <w:pPr>
-        <w:spacing w:line="240" w:lineRule="auto"/>
-        <w:jc w:val="both"/>
-        <w:rPr>
-          <w:rFonts w:ascii="Carlito" w:hAnsi="Carlito" w:cs="Carlito"/>
-          <w:sz w:val="32"/>
-          <w:szCs w:val="32"/>
-        </w:rPr>
-      </w:pPr>
-      <w:r>
-        <w:rPr>
-          <w:rFonts w:ascii="Carlito" w:hAnsi="Carlito" w:cs="Carlito"/>
-          <w:sz w:val="32"/>
-          <w:szCs w:val="32"/>
+          <w:rFonts w:ascii="Calibri" w:hAnsi="Calibri" w:cs="Calibri"/>
+          <w:sz w:val="36"/>
+          <w:szCs w:val="36"/>
+        </w:rPr>
+      </w:pPr>
+    </w:p>
+    <w:p>
+      <w:pPr>
+        <w:spacing w:line="240" w:lineRule="auto"/>
+        <w:jc w:val="both"/>
+        <w:rPr>
+          <w:rFonts w:ascii="Calibri" w:hAnsi="Calibri" w:cs="Calibri"/>
+          <w:sz w:val="36"/>
+          <w:szCs w:val="36"/>
+        </w:rPr>
+      </w:pPr>
+      <w:r>
+        <w:rPr>
+          <w:rFonts w:ascii="Calibri" w:hAnsi="Calibri" w:cs="Calibri"/>
+          <w:sz w:val="36"/>
+          <w:szCs w:val="36"/>
         </w:rPr>
         <w:t>When to use it:</w:t>
       </w:r>
@@ -3222,34 +3291,34 @@
         <w:spacing w:line="240" w:lineRule="auto"/>
         <w:jc w:val="both"/>
         <w:rPr>
-          <w:rFonts w:ascii="Carlito" w:hAnsi="Carlito" w:cs="Carlito"/>
-          <w:sz w:val="32"/>
-          <w:szCs w:val="32"/>
-        </w:rPr>
-      </w:pPr>
-      <w:r>
-        <w:rPr>
-          <w:rFonts w:ascii="Carlito" w:hAnsi="Carlito" w:cs="Carlito"/>
-          <w:sz w:val="32"/>
-          <w:szCs w:val="32"/>
+          <w:rFonts w:ascii="Calibri" w:hAnsi="Calibri" w:cs="Calibri"/>
+          <w:sz w:val="36"/>
+          <w:szCs w:val="36"/>
+        </w:rPr>
+      </w:pPr>
+      <w:r>
+        <w:rPr>
+          <w:rFonts w:ascii="Calibri" w:hAnsi="Calibri" w:cs="Calibri"/>
+          <w:sz w:val="36"/>
+          <w:szCs w:val="36"/>
         </w:rPr>
         <w:t># Use</w:t>
       </w:r>
       <w:r>
         <w:rPr>
-          <w:rFonts w:ascii="Carlito" w:hAnsi="Carlito" w:cs="Carlito"/>
-          <w:b/>
-          <w:bCs/>
-          <w:sz w:val="32"/>
-          <w:szCs w:val="32"/>
+          <w:rFonts w:ascii="Calibri" w:hAnsi="Calibri" w:cs="Calibri"/>
+          <w:b/>
+          <w:bCs/>
+          <w:sz w:val="36"/>
+          <w:szCs w:val="36"/>
         </w:rPr>
         <w:t xml:space="preserve"> divmod() </w:t>
       </w:r>
       <w:r>
         <w:rPr>
-          <w:rFonts w:ascii="Carlito" w:hAnsi="Carlito" w:cs="Carlito"/>
-          <w:sz w:val="32"/>
-          <w:szCs w:val="32"/>
+          <w:rFonts w:ascii="Calibri" w:hAnsi="Calibri" w:cs="Calibri"/>
+          <w:sz w:val="36"/>
+          <w:szCs w:val="36"/>
         </w:rPr>
         <w:t>when we need:</w:t>
       </w:r>
@@ -3264,16 +3333,16 @@
         <w:spacing w:line="240" w:lineRule="auto"/>
         <w:jc w:val="both"/>
         <w:rPr>
-          <w:rFonts w:ascii="Carlito" w:hAnsi="Carlito" w:cs="Carlito"/>
-          <w:sz w:val="32"/>
-          <w:szCs w:val="32"/>
-        </w:rPr>
-      </w:pPr>
-      <w:r>
-        <w:rPr>
-          <w:rFonts w:ascii="Carlito" w:hAnsi="Carlito" w:cs="Carlito"/>
-          <w:sz w:val="32"/>
-          <w:szCs w:val="32"/>
+          <w:rFonts w:ascii="Calibri" w:hAnsi="Calibri" w:cs="Calibri"/>
+          <w:sz w:val="36"/>
+          <w:szCs w:val="36"/>
+        </w:rPr>
+      </w:pPr>
+      <w:r>
+        <w:rPr>
+          <w:rFonts w:ascii="Calibri" w:hAnsi="Calibri" w:cs="Calibri"/>
+          <w:sz w:val="36"/>
+          <w:szCs w:val="36"/>
         </w:rPr>
         <w:t>quotient + remainder together</w:t>
       </w:r>
@@ -3288,16 +3357,16 @@
         <w:spacing w:line="240" w:lineRule="auto"/>
         <w:jc w:val="both"/>
         <w:rPr>
-          <w:rFonts w:ascii="Carlito" w:hAnsi="Carlito" w:cs="Carlito"/>
-          <w:sz w:val="32"/>
-          <w:szCs w:val="32"/>
-        </w:rPr>
-      </w:pPr>
-      <w:r>
-        <w:rPr>
-          <w:rFonts w:ascii="Carlito" w:hAnsi="Carlito" w:cs="Carlito"/>
-          <w:sz w:val="32"/>
-          <w:szCs w:val="32"/>
+          <w:rFonts w:ascii="Calibri" w:hAnsi="Calibri" w:cs="Calibri"/>
+          <w:sz w:val="36"/>
+          <w:szCs w:val="36"/>
+        </w:rPr>
+      </w:pPr>
+      <w:r>
+        <w:rPr>
+          <w:rFonts w:ascii="Calibri" w:hAnsi="Calibri" w:cs="Calibri"/>
+          <w:sz w:val="36"/>
+          <w:szCs w:val="36"/>
         </w:rPr>
         <w:t>cleaner code (instead of writing two operations)</w:t>
       </w:r>
@@ -3307,19 +3376,19 @@
         <w:spacing w:line="240" w:lineRule="auto"/>
         <w:jc w:val="both"/>
         <w:rPr>
-          <w:rFonts w:ascii="Carlito" w:hAnsi="Carlito" w:cs="Carlito"/>
-          <w:sz w:val="32"/>
-          <w:szCs w:val="32"/>
-        </w:rPr>
-      </w:pPr>
-    </w:p>
-    <w:p>
-      <w:pPr>
-        <w:jc w:val="both"/>
-        <w:rPr>
-          <w:rFonts w:ascii="Carlito" w:hAnsi="Carlito" w:cs="Carlito"/>
-          <w:sz w:val="32"/>
-          <w:szCs w:val="32"/>
+          <w:rFonts w:ascii="Calibri" w:hAnsi="Calibri" w:cs="Calibri"/>
+          <w:sz w:val="36"/>
+          <w:szCs w:val="36"/>
+        </w:rPr>
+      </w:pPr>
+    </w:p>
+    <w:p>
+      <w:pPr>
+        <w:jc w:val="both"/>
+        <w:rPr>
+          <w:rFonts w:ascii="Calibri" w:hAnsi="Calibri" w:cs="Calibri"/>
+          <w:sz w:val="36"/>
+          <w:szCs w:val="36"/>
         </w:rPr>
       </w:pPr>
     </w:p>

--- a/python/p3_advanced_methods_of_python.docx
+++ b/python/p3_advanced_methods_of_python.docx
@@ -44,7 +44,7 @@
           <w:sz w:val="32"/>
           <w:szCs w:val="32"/>
         </w:rPr>
-        <w:t>map()</w:t>
+        <w:t>ASCII</w:t>
       </w:r>
       <w:r>
         <w:rPr>
@@ -52,23 +52,7 @@
           <w:sz w:val="32"/>
           <w:szCs w:val="32"/>
         </w:rPr>
-        <w:t xml:space="preserve"> Function (loop alternative)…………..…………..……………</w:t>
-      </w:r>
-      <w:r>
-        <w:rPr>
-          <w:rFonts w:ascii="Calibri" w:hAnsi="Calibri" w:cs="Calibri"/>
-          <w:sz w:val="32"/>
-          <w:szCs w:val="32"/>
-        </w:rPr>
-        <w:t>………….</w:t>
-      </w:r>
-      <w:r>
-        <w:rPr>
-          <w:rFonts w:ascii="Calibri" w:hAnsi="Calibri" w:cs="Calibri"/>
-          <w:sz w:val="32"/>
-          <w:szCs w:val="32"/>
-        </w:rPr>
-        <w:t>.2</w:t>
+        <w:t>…………………………………………………………………………………………….2</w:t>
       </w:r>
     </w:p>
     <w:p>
@@ -85,6 +69,7 @@
           <w:szCs w:val="32"/>
         </w:rPr>
       </w:pPr>
+      <w:proofErr w:type="gramStart"/>
       <w:r>
         <w:rPr>
           <w:rFonts w:ascii="Calibri" w:hAnsi="Calibri" w:cs="Calibri"/>
@@ -93,15 +78,18 @@
           <w:sz w:val="32"/>
           <w:szCs w:val="32"/>
         </w:rPr>
-        <w:t xml:space="preserve">filter() </w:t>
-      </w:r>
-      <w:r>
-        <w:rPr>
-          <w:rFonts w:ascii="Calibri" w:hAnsi="Calibri" w:cs="Calibri"/>
+        <w:t>map(</w:t>
+      </w:r>
+      <w:proofErr w:type="gramEnd"/>
+      <w:r>
+        <w:rPr>
+          <w:rFonts w:ascii="Calibri" w:hAnsi="Calibri" w:cs="Calibri"/>
+          <w:b/>
+          <w:bCs/>
           <w:sz w:val="32"/>
           <w:szCs w:val="32"/>
         </w:rPr>
-        <w:t>Function…………………………………………………………</w:t>
+        <w:t>)</w:t>
       </w:r>
       <w:r>
         <w:rPr>
@@ -109,7 +97,7 @@
           <w:sz w:val="32"/>
           <w:szCs w:val="32"/>
         </w:rPr>
-        <w:t>……………</w:t>
+        <w:t xml:space="preserve"> Function (loop alternative)…………..…………..……………</w:t>
       </w:r>
       <w:r>
         <w:rPr>
@@ -117,7 +105,15 @@
           <w:sz w:val="32"/>
           <w:szCs w:val="32"/>
         </w:rPr>
-        <w:t>……4</w:t>
+        <w:t>………….</w:t>
+      </w:r>
+      <w:r>
+        <w:rPr>
+          <w:rFonts w:ascii="Calibri" w:hAnsi="Calibri" w:cs="Calibri"/>
+          <w:sz w:val="32"/>
+          <w:szCs w:val="32"/>
+        </w:rPr>
+        <w:t>.2</w:t>
       </w:r>
     </w:p>
     <w:p>
@@ -134,6 +130,7 @@
           <w:szCs w:val="32"/>
         </w:rPr>
       </w:pPr>
+      <w:proofErr w:type="gramStart"/>
       <w:r>
         <w:rPr>
           <w:rFonts w:ascii="Calibri" w:hAnsi="Calibri" w:cs="Calibri"/>
@@ -142,15 +139,18 @@
           <w:sz w:val="32"/>
           <w:szCs w:val="32"/>
         </w:rPr>
-        <w:t>reduce()</w:t>
-      </w:r>
-      <w:r>
-        <w:rPr>
-          <w:rFonts w:ascii="Calibri" w:hAnsi="Calibri" w:cs="Calibri"/>
+        <w:t>filter(</w:t>
+      </w:r>
+      <w:proofErr w:type="gramEnd"/>
+      <w:r>
+        <w:rPr>
+          <w:rFonts w:ascii="Calibri" w:hAnsi="Calibri" w:cs="Calibri"/>
+          <w:b/>
+          <w:bCs/>
           <w:sz w:val="32"/>
           <w:szCs w:val="32"/>
         </w:rPr>
-        <w:t xml:space="preserve"> Function………………………………………………………</w:t>
+        <w:t xml:space="preserve">) </w:t>
       </w:r>
       <w:r>
         <w:rPr>
@@ -158,7 +158,7 @@
           <w:sz w:val="32"/>
           <w:szCs w:val="32"/>
         </w:rPr>
-        <w:t>……………</w:t>
+        <w:t>Function…………………………………………………………</w:t>
       </w:r>
       <w:r>
         <w:rPr>
@@ -166,7 +166,23 @@
           <w:sz w:val="32"/>
           <w:szCs w:val="32"/>
         </w:rPr>
-        <w:t>…..5</w:t>
+        <w:t>……………</w:t>
+      </w:r>
+      <w:r>
+        <w:rPr>
+          <w:rFonts w:ascii="Calibri" w:hAnsi="Calibri" w:cs="Calibri"/>
+          <w:sz w:val="32"/>
+          <w:szCs w:val="32"/>
+        </w:rPr>
+        <w:t>……</w:t>
+      </w:r>
+      <w:r>
+        <w:rPr>
+          <w:rFonts w:ascii="Calibri" w:hAnsi="Calibri" w:cs="Calibri"/>
+          <w:sz w:val="32"/>
+          <w:szCs w:val="32"/>
+        </w:rPr>
+        <w:t>5</w:t>
       </w:r>
     </w:p>
     <w:p>
@@ -183,6 +199,7 @@
           <w:szCs w:val="32"/>
         </w:rPr>
       </w:pPr>
+      <w:proofErr w:type="gramStart"/>
       <w:r>
         <w:rPr>
           <w:rFonts w:ascii="Calibri" w:hAnsi="Calibri" w:cs="Calibri"/>
@@ -191,15 +208,18 @@
           <w:sz w:val="32"/>
           <w:szCs w:val="32"/>
         </w:rPr>
-        <w:t>divmod()</w:t>
-      </w:r>
-      <w:r>
-        <w:rPr>
-          <w:rFonts w:ascii="Calibri" w:hAnsi="Calibri" w:cs="Calibri"/>
+        <w:t>reduce(</w:t>
+      </w:r>
+      <w:proofErr w:type="gramEnd"/>
+      <w:r>
+        <w:rPr>
+          <w:rFonts w:ascii="Calibri" w:hAnsi="Calibri" w:cs="Calibri"/>
+          <w:b/>
+          <w:bCs/>
           <w:sz w:val="32"/>
           <w:szCs w:val="32"/>
         </w:rPr>
-        <w:t xml:space="preserve"> Function…………………………………………………………</w:t>
+        <w:t>)</w:t>
       </w:r>
       <w:r>
         <w:rPr>
@@ -207,7 +227,7 @@
           <w:sz w:val="32"/>
           <w:szCs w:val="32"/>
         </w:rPr>
-        <w:t>……………</w:t>
+        <w:t xml:space="preserve"> Function………………………………………………………</w:t>
       </w:r>
       <w:r>
         <w:rPr>
@@ -215,21 +235,24 @@
           <w:sz w:val="32"/>
           <w:szCs w:val="32"/>
         </w:rPr>
-        <w:t>.6</w:t>
-      </w:r>
-    </w:p>
-    <w:p>
-      <w:pPr>
-        <w:jc w:val="both"/>
+        <w:t>……………</w:t>
+      </w:r>
+      <w:r>
         <w:rPr>
           <w:rFonts w:ascii="Calibri" w:hAnsi="Calibri" w:cs="Calibri"/>
           <w:sz w:val="32"/>
           <w:szCs w:val="32"/>
         </w:rPr>
-      </w:pPr>
-    </w:p>
-    <w:p>
-      <w:pPr>
+        <w:t>…..5</w:t>
+      </w:r>
+    </w:p>
+    <w:p>
+      <w:pPr>
+        <w:pStyle w:val="ListParagraph"/>
+        <w:numPr>
+          <w:ilvl w:val="0"/>
+          <w:numId w:val="5"/>
+        </w:numPr>
         <w:jc w:val="both"/>
         <w:rPr>
           <w:rFonts w:ascii="Calibri" w:hAnsi="Calibri" w:cs="Calibri"/>
@@ -237,21 +260,99 @@
           <w:szCs w:val="32"/>
         </w:rPr>
       </w:pPr>
-    </w:p>
-    <w:p>
-      <w:pPr>
-        <w:rPr>
-          <w:rFonts w:ascii="Calibri" w:hAnsi="Calibri" w:cs="Calibri"/>
+      <w:proofErr w:type="spellStart"/>
+      <w:proofErr w:type="gramStart"/>
+      <w:r>
+        <w:rPr>
+          <w:rFonts w:ascii="Calibri" w:hAnsi="Calibri" w:cs="Calibri"/>
+          <w:b/>
+          <w:bCs/>
           <w:sz w:val="32"/>
           <w:szCs w:val="32"/>
         </w:rPr>
-      </w:pPr>
-      <w:r>
-        <w:rPr>
-          <w:rFonts w:ascii="Calibri" w:hAnsi="Calibri" w:cs="Calibri"/>
+        <w:t>divmod</w:t>
+      </w:r>
+      <w:proofErr w:type="spellEnd"/>
+      <w:r>
+        <w:rPr>
+          <w:rFonts w:ascii="Calibri" w:hAnsi="Calibri" w:cs="Calibri"/>
+          <w:b/>
+          <w:bCs/>
           <w:sz w:val="32"/>
           <w:szCs w:val="32"/>
         </w:rPr>
+        <w:t>(</w:t>
+      </w:r>
+      <w:proofErr w:type="gramEnd"/>
+      <w:r>
+        <w:rPr>
+          <w:rFonts w:ascii="Calibri" w:hAnsi="Calibri" w:cs="Calibri"/>
+          <w:b/>
+          <w:bCs/>
+          <w:sz w:val="32"/>
+          <w:szCs w:val="32"/>
+        </w:rPr>
+        <w:t>)</w:t>
+      </w:r>
+      <w:r>
+        <w:rPr>
+          <w:rFonts w:ascii="Calibri" w:hAnsi="Calibri" w:cs="Calibri"/>
+          <w:sz w:val="32"/>
+          <w:szCs w:val="32"/>
+        </w:rPr>
+        <w:t xml:space="preserve"> Function…………………………………………………………</w:t>
+      </w:r>
+      <w:r>
+        <w:rPr>
+          <w:rFonts w:ascii="Calibri" w:hAnsi="Calibri" w:cs="Calibri"/>
+          <w:sz w:val="32"/>
+          <w:szCs w:val="32"/>
+        </w:rPr>
+        <w:t>……………</w:t>
+      </w:r>
+      <w:r>
+        <w:rPr>
+          <w:rFonts w:ascii="Calibri" w:hAnsi="Calibri" w:cs="Calibri"/>
+          <w:sz w:val="32"/>
+          <w:szCs w:val="32"/>
+        </w:rPr>
+        <w:t>.6</w:t>
+      </w:r>
+    </w:p>
+    <w:p>
+      <w:pPr>
+        <w:jc w:val="both"/>
+        <w:rPr>
+          <w:rFonts w:ascii="Calibri" w:hAnsi="Calibri" w:cs="Calibri"/>
+          <w:sz w:val="32"/>
+          <w:szCs w:val="32"/>
+        </w:rPr>
+      </w:pPr>
+    </w:p>
+    <w:p>
+      <w:pPr>
+        <w:jc w:val="both"/>
+        <w:rPr>
+          <w:rFonts w:ascii="Calibri" w:hAnsi="Calibri" w:cs="Calibri"/>
+          <w:sz w:val="32"/>
+          <w:szCs w:val="32"/>
+        </w:rPr>
+      </w:pPr>
+    </w:p>
+    <w:p>
+      <w:pPr>
+        <w:rPr>
+          <w:rFonts w:ascii="Calibri" w:hAnsi="Calibri" w:cs="Calibri"/>
+          <w:sz w:val="32"/>
+          <w:szCs w:val="32"/>
+        </w:rPr>
+      </w:pPr>
+      <w:r>
+        <w:rPr>
+          <w:rFonts w:ascii="Calibri" w:hAnsi="Calibri" w:cs="Calibri"/>
+          <w:sz w:val="32"/>
+          <w:szCs w:val="32"/>
+        </w:rPr>
         <w:br w:type="page"/>
       </w:r>
     </w:p>
@@ -276,7 +377,349 @@
           <w:szCs w:val="36"/>
         </w:rPr>
         <w:lastRenderedPageBreak/>
-        <w:t>map()</w:t>
+        <w:t>ASCII:</w:t>
+      </w:r>
+    </w:p>
+    <w:p>
+      <w:pPr>
+        <w:spacing w:line="240" w:lineRule="auto"/>
+        <w:jc w:val="both"/>
+        <w:rPr>
+          <w:rFonts w:ascii="Calibri" w:hAnsi="Calibri" w:cs="Calibri"/>
+          <w:sz w:val="36"/>
+          <w:szCs w:val="36"/>
+        </w:rPr>
+      </w:pPr>
+      <w:r>
+        <w:rPr>
+          <w:rFonts w:ascii="Calibri" w:hAnsi="Calibri" w:cs="Calibri"/>
+          <w:sz w:val="36"/>
+          <w:szCs w:val="36"/>
+        </w:rPr>
+        <w:t># It is a chart of decimal values which can be converted to characters or symbols</w:t>
+      </w:r>
+    </w:p>
+    <w:p>
+      <w:pPr>
+        <w:spacing w:line="240" w:lineRule="auto"/>
+        <w:jc w:val="both"/>
+        <w:rPr>
+          <w:rFonts w:ascii="Calibri" w:hAnsi="Calibri" w:cs="Calibri"/>
+          <w:sz w:val="36"/>
+          <w:szCs w:val="36"/>
+        </w:rPr>
+      </w:pPr>
+      <w:r>
+        <w:rPr>
+          <w:rFonts w:ascii="Calibri" w:hAnsi="Calibri" w:cs="Calibri"/>
+          <w:sz w:val="36"/>
+          <w:szCs w:val="36"/>
+        </w:rPr>
+        <w:t xml:space="preserve"># </w:t>
+      </w:r>
+      <w:proofErr w:type="spellStart"/>
+      <w:proofErr w:type="gramStart"/>
+      <w:r>
+        <w:rPr>
+          <w:rFonts w:ascii="Calibri" w:hAnsi="Calibri" w:cs="Calibri"/>
+          <w:b/>
+          <w:bCs/>
+          <w:sz w:val="36"/>
+          <w:szCs w:val="36"/>
+        </w:rPr>
+        <w:t>ord</w:t>
+      </w:r>
+      <w:proofErr w:type="spellEnd"/>
+      <w:r>
+        <w:rPr>
+          <w:rFonts w:ascii="Calibri" w:hAnsi="Calibri" w:cs="Calibri"/>
+          <w:b/>
+          <w:bCs/>
+          <w:sz w:val="36"/>
+          <w:szCs w:val="36"/>
+        </w:rPr>
+        <w:t>(</w:t>
+      </w:r>
+      <w:proofErr w:type="gramEnd"/>
+      <w:r>
+        <w:rPr>
+          <w:rFonts w:ascii="Calibri" w:hAnsi="Calibri" w:cs="Calibri"/>
+          <w:b/>
+          <w:bCs/>
+          <w:sz w:val="36"/>
+          <w:szCs w:val="36"/>
+        </w:rPr>
+        <w:t>)</w:t>
+      </w:r>
+      <w:r>
+        <w:rPr>
+          <w:rFonts w:ascii="Calibri" w:hAnsi="Calibri" w:cs="Calibri"/>
+          <w:sz w:val="36"/>
+          <w:szCs w:val="36"/>
+        </w:rPr>
+        <w:t xml:space="preserve"> method or function returns the ASCII value of a character or symbol</w:t>
+      </w:r>
+    </w:p>
+    <w:p>
+      <w:pPr>
+        <w:spacing w:line="240" w:lineRule="auto"/>
+        <w:jc w:val="both"/>
+        <w:rPr>
+          <w:rFonts w:ascii="Calibri" w:hAnsi="Calibri" w:cs="Calibri"/>
+          <w:b/>
+          <w:bCs/>
+          <w:color w:val="D86DCB" w:themeColor="accent5" w:themeTint="99"/>
+          <w:sz w:val="36"/>
+          <w:szCs w:val="36"/>
+        </w:rPr>
+      </w:pPr>
+      <w:r>
+        <w:rPr>
+          <w:rFonts w:ascii="Calibri" w:hAnsi="Calibri" w:cs="Calibri"/>
+          <w:b/>
+          <w:bCs/>
+          <w:color w:val="D86DCB" w:themeColor="accent5" w:themeTint="99"/>
+          <w:sz w:val="36"/>
+          <w:szCs w:val="36"/>
+        </w:rPr>
+        <w:t>a = 'A'</w:t>
+      </w:r>
+    </w:p>
+    <w:p>
+      <w:pPr>
+        <w:spacing w:line="240" w:lineRule="auto"/>
+        <w:jc w:val="both"/>
+        <w:rPr>
+          <w:rFonts w:ascii="Calibri" w:hAnsi="Calibri" w:cs="Calibri"/>
+          <w:b/>
+          <w:bCs/>
+          <w:color w:val="D86DCB" w:themeColor="accent5" w:themeTint="99"/>
+          <w:sz w:val="36"/>
+          <w:szCs w:val="36"/>
+        </w:rPr>
+      </w:pPr>
+      <w:r>
+        <w:rPr>
+          <w:rFonts w:ascii="Calibri" w:hAnsi="Calibri" w:cs="Calibri"/>
+          <w:b/>
+          <w:bCs/>
+          <w:color w:val="D86DCB" w:themeColor="accent5" w:themeTint="99"/>
+          <w:sz w:val="36"/>
+          <w:szCs w:val="36"/>
+        </w:rPr>
+        <w:t>print(</w:t>
+      </w:r>
+      <w:proofErr w:type="spellStart"/>
+      <w:r>
+        <w:rPr>
+          <w:rFonts w:ascii="Calibri" w:hAnsi="Calibri" w:cs="Calibri"/>
+          <w:b/>
+          <w:bCs/>
+          <w:color w:val="D86DCB" w:themeColor="accent5" w:themeTint="99"/>
+          <w:sz w:val="36"/>
+          <w:szCs w:val="36"/>
+        </w:rPr>
+        <w:t>ord</w:t>
+      </w:r>
+      <w:proofErr w:type="spellEnd"/>
+      <w:r>
+        <w:rPr>
+          <w:rFonts w:ascii="Calibri" w:hAnsi="Calibri" w:cs="Calibri"/>
+          <w:b/>
+          <w:bCs/>
+          <w:color w:val="D86DCB" w:themeColor="accent5" w:themeTint="99"/>
+          <w:sz w:val="36"/>
+          <w:szCs w:val="36"/>
+        </w:rPr>
+        <w:t>(a)) # 65</w:t>
+      </w:r>
+    </w:p>
+    <w:p>
+      <w:pPr>
+        <w:spacing w:line="240" w:lineRule="auto"/>
+        <w:jc w:val="both"/>
+        <w:rPr>
+          <w:rFonts w:ascii="Calibri" w:hAnsi="Calibri" w:cs="Calibri"/>
+          <w:sz w:val="36"/>
+          <w:szCs w:val="36"/>
+        </w:rPr>
+      </w:pPr>
+      <w:r>
+        <w:rPr>
+          <w:rFonts w:ascii="Calibri" w:hAnsi="Calibri" w:cs="Calibri"/>
+          <w:sz w:val="36"/>
+          <w:szCs w:val="36"/>
+        </w:rPr>
+        <w:t xml:space="preserve"># </w:t>
+      </w:r>
+      <w:proofErr w:type="gramStart"/>
+      <w:r>
+        <w:rPr>
+          <w:rFonts w:ascii="Calibri" w:hAnsi="Calibri" w:cs="Calibri"/>
+          <w:b/>
+          <w:bCs/>
+          <w:sz w:val="36"/>
+          <w:szCs w:val="36"/>
+        </w:rPr>
+        <w:t>chr(</w:t>
+      </w:r>
+      <w:proofErr w:type="gramEnd"/>
+      <w:r>
+        <w:rPr>
+          <w:rFonts w:ascii="Calibri" w:hAnsi="Calibri" w:cs="Calibri"/>
+          <w:b/>
+          <w:bCs/>
+          <w:sz w:val="36"/>
+          <w:szCs w:val="36"/>
+        </w:rPr>
+        <w:t>)</w:t>
+      </w:r>
+      <w:r>
+        <w:rPr>
+          <w:rFonts w:ascii="Calibri" w:hAnsi="Calibri" w:cs="Calibri"/>
+          <w:sz w:val="36"/>
+          <w:szCs w:val="36"/>
+        </w:rPr>
+        <w:t xml:space="preserve"> method or function returns the character or symbol of the ASCII value</w:t>
+      </w:r>
+    </w:p>
+    <w:p>
+      <w:pPr>
+        <w:spacing w:line="240" w:lineRule="auto"/>
+        <w:jc w:val="both"/>
+        <w:rPr>
+          <w:rFonts w:ascii="Calibri" w:hAnsi="Calibri" w:cs="Calibri"/>
+          <w:b/>
+          <w:bCs/>
+          <w:color w:val="D86DCB" w:themeColor="accent5" w:themeTint="99"/>
+          <w:sz w:val="36"/>
+          <w:szCs w:val="36"/>
+        </w:rPr>
+      </w:pPr>
+      <w:r>
+        <w:rPr>
+          <w:rFonts w:ascii="Calibri" w:hAnsi="Calibri" w:cs="Calibri"/>
+          <w:b/>
+          <w:bCs/>
+          <w:color w:val="D86DCB" w:themeColor="accent5" w:themeTint="99"/>
+          <w:sz w:val="36"/>
+          <w:szCs w:val="36"/>
+        </w:rPr>
+        <w:t xml:space="preserve">c </w:t>
+      </w:r>
+      <w:proofErr w:type="gramStart"/>
+      <w:r>
+        <w:rPr>
+          <w:rFonts w:ascii="Calibri" w:hAnsi="Calibri" w:cs="Calibri"/>
+          <w:b/>
+          <w:bCs/>
+          <w:color w:val="D86DCB" w:themeColor="accent5" w:themeTint="99"/>
+          <w:sz w:val="36"/>
+          <w:szCs w:val="36"/>
+        </w:rPr>
+        <w:t>=  103</w:t>
+      </w:r>
+      <w:proofErr w:type="gramEnd"/>
+    </w:p>
+    <w:p>
+      <w:pPr>
+        <w:spacing w:line="240" w:lineRule="auto"/>
+        <w:jc w:val="both"/>
+        <w:rPr>
+          <w:rFonts w:ascii="Calibri" w:hAnsi="Calibri" w:cs="Calibri"/>
+          <w:b/>
+          <w:bCs/>
+          <w:color w:val="D86DCB" w:themeColor="accent5" w:themeTint="99"/>
+          <w:sz w:val="36"/>
+          <w:szCs w:val="36"/>
+        </w:rPr>
+      </w:pPr>
+      <w:r>
+        <w:rPr>
+          <w:rFonts w:ascii="Calibri" w:hAnsi="Calibri" w:cs="Calibri"/>
+          <w:b/>
+          <w:bCs/>
+          <w:color w:val="D86DCB" w:themeColor="accent5" w:themeTint="99"/>
+          <w:sz w:val="36"/>
+          <w:szCs w:val="36"/>
+        </w:rPr>
+        <w:t>print(chr(c)) # g</w:t>
+      </w:r>
+    </w:p>
+    <w:p>
+      <w:pPr>
+        <w:spacing w:line="240" w:lineRule="auto"/>
+        <w:jc w:val="both"/>
+        <w:rPr>
+          <w:rFonts w:ascii="Calibri" w:hAnsi="Calibri" w:cs="Calibri"/>
+          <w:sz w:val="36"/>
+          <w:szCs w:val="36"/>
+        </w:rPr>
+      </w:pPr>
+    </w:p>
+    <w:p>
+      <w:pPr>
+        <w:spacing w:line="240" w:lineRule="auto"/>
+        <w:jc w:val="center"/>
+        <w:rPr>
+          <w:rFonts w:ascii="Calibri" w:hAnsi="Calibri" w:cs="Calibri"/>
+          <w:sz w:val="36"/>
+          <w:szCs w:val="36"/>
+        </w:rPr>
+      </w:pPr>
+      <w:r>
+        <w:rPr>
+          <w:rFonts w:ascii="Calibri" w:hAnsi="Calibri" w:cs="Calibri"/>
+          <w:sz w:val="36"/>
+          <w:szCs w:val="36"/>
+        </w:rPr>
+        <w:t>Break</w:t>
+      </w:r>
+    </w:p>
+    <w:p>
+      <w:pPr>
+        <w:spacing w:line="240" w:lineRule="auto"/>
+        <w:jc w:val="both"/>
+        <w:rPr>
+          <w:rFonts w:ascii="Calibri" w:hAnsi="Calibri" w:cs="Calibri"/>
+          <w:sz w:val="36"/>
+          <w:szCs w:val="36"/>
+        </w:rPr>
+      </w:pPr>
+    </w:p>
+    <w:p>
+      <w:pPr>
+        <w:spacing w:line="240" w:lineRule="auto"/>
+        <w:jc w:val="both"/>
+        <w:rPr>
+          <w:rFonts w:ascii="Calibri" w:hAnsi="Calibri" w:cs="Calibri"/>
+          <w:b/>
+          <w:bCs/>
+          <w:sz w:val="36"/>
+          <w:szCs w:val="36"/>
+        </w:rPr>
+      </w:pPr>
+      <w:proofErr w:type="gramStart"/>
+      <w:r>
+        <w:rPr>
+          <w:rFonts w:ascii="Calibri" w:hAnsi="Calibri" w:cs="Calibri"/>
+          <w:b/>
+          <w:bCs/>
+          <w:sz w:val="36"/>
+          <w:szCs w:val="36"/>
+        </w:rPr>
+        <w:t>map(</w:t>
+      </w:r>
+      <w:proofErr w:type="gramEnd"/>
+      <w:r>
+        <w:rPr>
+          <w:rFonts w:ascii="Calibri" w:hAnsi="Calibri" w:cs="Calibri"/>
+          <w:b/>
+          <w:bCs/>
+          <w:sz w:val="36"/>
+          <w:szCs w:val="36"/>
+        </w:rPr>
+        <w:t>)</w:t>
       </w:r>
       <w:r>
         <w:rPr>
@@ -317,23 +760,53 @@
         </w:rPr>
         <w:t xml:space="preserve"># </w:t>
       </w:r>
-      <w:r>
-        <w:rPr>
-          <w:rFonts w:ascii="Calibri" w:hAnsi="Calibri" w:cs="Calibri"/>
-          <w:b/>
-          <w:bCs/>
-          <w:sz w:val="36"/>
-          <w:szCs w:val="36"/>
-        </w:rPr>
-        <w:t>map()</w:t>
-      </w:r>
-      <w:r>
-        <w:rPr>
-          <w:rFonts w:ascii="Calibri" w:hAnsi="Calibri" w:cs="Calibri"/>
-          <w:sz w:val="36"/>
-          <w:szCs w:val="36"/>
-        </w:rPr>
-        <w:t xml:space="preserve"> is a built-in Python function that applies a function to every element of an iterable (like a list or list of dictionaries, tuple or set)</w:t>
+      <w:proofErr w:type="gramStart"/>
+      <w:r>
+        <w:rPr>
+          <w:rFonts w:ascii="Calibri" w:hAnsi="Calibri" w:cs="Calibri"/>
+          <w:b/>
+          <w:bCs/>
+          <w:sz w:val="36"/>
+          <w:szCs w:val="36"/>
+        </w:rPr>
+        <w:t>map(</w:t>
+      </w:r>
+      <w:proofErr w:type="gramEnd"/>
+      <w:r>
+        <w:rPr>
+          <w:rFonts w:ascii="Calibri" w:hAnsi="Calibri" w:cs="Calibri"/>
+          <w:b/>
+          <w:bCs/>
+          <w:sz w:val="36"/>
+          <w:szCs w:val="36"/>
+        </w:rPr>
+        <w:t>)</w:t>
+      </w:r>
+      <w:r>
+        <w:rPr>
+          <w:rFonts w:ascii="Calibri" w:hAnsi="Calibri" w:cs="Calibri"/>
+          <w:sz w:val="36"/>
+          <w:szCs w:val="36"/>
+        </w:rPr>
+        <w:t xml:space="preserve"> is a built-in Python function that applies a function to every element of an </w:t>
+      </w:r>
+      <w:proofErr w:type="spellStart"/>
+      <w:r>
+        <w:rPr>
+          <w:rFonts w:ascii="Calibri" w:hAnsi="Calibri" w:cs="Calibri"/>
+          <w:sz w:val="36"/>
+          <w:szCs w:val="36"/>
+        </w:rPr>
+        <w:t>iterable</w:t>
+      </w:r>
+      <w:proofErr w:type="spellEnd"/>
+      <w:r>
+        <w:rPr>
+          <w:rFonts w:ascii="Calibri" w:hAnsi="Calibri" w:cs="Calibri"/>
+          <w:sz w:val="36"/>
+          <w:szCs w:val="36"/>
+        </w:rPr>
+        <w:t xml:space="preserve"> (like a list or list of dictionaries, tuple or set)</w:t>
       </w:r>
     </w:p>
     <w:p>
@@ -410,13 +883,23 @@
           <w:szCs w:val="36"/>
         </w:rPr>
       </w:pPr>
-      <w:r>
-        <w:rPr>
-          <w:rFonts w:ascii="Calibri" w:hAnsi="Calibri" w:cs="Calibri"/>
-          <w:sz w:val="36"/>
-          <w:szCs w:val="36"/>
-        </w:rPr>
-        <w:t xml:space="preserve">iterable </w:t>
+      <w:proofErr w:type="spellStart"/>
+      <w:r>
+        <w:rPr>
+          <w:rFonts w:ascii="Calibri" w:hAnsi="Calibri" w:cs="Calibri"/>
+          <w:sz w:val="36"/>
+          <w:szCs w:val="36"/>
+        </w:rPr>
+        <w:t>iterable</w:t>
+      </w:r>
+      <w:proofErr w:type="spellEnd"/>
+      <w:r>
+        <w:rPr>
+          <w:rFonts w:ascii="Calibri" w:hAnsi="Calibri" w:cs="Calibri"/>
+          <w:sz w:val="36"/>
+          <w:szCs w:val="36"/>
+        </w:rPr>
+        <w:t xml:space="preserve"> </w:t>
       </w:r>
       <w:r>
         <w:rPr>
@@ -448,16 +931,53 @@
           <w:szCs w:val="36"/>
         </w:rPr>
       </w:pPr>
-      <w:r>
-        <w:rPr>
-          <w:rFonts w:ascii="Calibri" w:hAnsi="Calibri" w:cs="Calibri"/>
-          <w:b/>
-          <w:bCs/>
-          <w:color w:val="D86DCB" w:themeColor="accent5" w:themeTint="99"/>
-          <w:sz w:val="36"/>
-          <w:szCs w:val="36"/>
-        </w:rPr>
-        <w:t>map(function, iterable)</w:t>
+      <w:proofErr w:type="gramStart"/>
+      <w:r>
+        <w:rPr>
+          <w:rFonts w:ascii="Calibri" w:hAnsi="Calibri" w:cs="Calibri"/>
+          <w:b/>
+          <w:bCs/>
+          <w:color w:val="D86DCB" w:themeColor="accent5" w:themeTint="99"/>
+          <w:sz w:val="36"/>
+          <w:szCs w:val="36"/>
+        </w:rPr>
+        <w:t>map(</w:t>
+      </w:r>
+      <w:proofErr w:type="gramEnd"/>
+      <w:r>
+        <w:rPr>
+          <w:rFonts w:ascii="Calibri" w:hAnsi="Calibri" w:cs="Calibri"/>
+          <w:b/>
+          <w:bCs/>
+          <w:color w:val="D86DCB" w:themeColor="accent5" w:themeTint="99"/>
+          <w:sz w:val="36"/>
+          <w:szCs w:val="36"/>
+        </w:rPr>
+        <w:t xml:space="preserve">function, </w:t>
+      </w:r>
+      <w:proofErr w:type="spellStart"/>
+      <w:r>
+        <w:rPr>
+          <w:rFonts w:ascii="Calibri" w:hAnsi="Calibri" w:cs="Calibri"/>
+          <w:b/>
+          <w:bCs/>
+          <w:color w:val="D86DCB" w:themeColor="accent5" w:themeTint="99"/>
+          <w:sz w:val="36"/>
+          <w:szCs w:val="36"/>
+        </w:rPr>
+        <w:t>iterable</w:t>
+      </w:r>
+      <w:proofErr w:type="spellEnd"/>
+      <w:r>
+        <w:rPr>
+          <w:rFonts w:ascii="Calibri" w:hAnsi="Calibri" w:cs="Calibri"/>
+          <w:b/>
+          <w:bCs/>
+          <w:color w:val="D86DCB" w:themeColor="accent5" w:themeTint="99"/>
+          <w:sz w:val="36"/>
+          <w:szCs w:val="36"/>
+        </w:rPr>
+        <w:t>)</w:t>
       </w:r>
     </w:p>
     <w:p>
@@ -478,15 +998,27 @@
         </w:rPr>
         <w:t xml:space="preserve"># Here, </w:t>
       </w:r>
-      <w:r>
-        <w:rPr>
-          <w:rFonts w:ascii="Calibri" w:hAnsi="Calibri" w:cs="Calibri"/>
-          <w:b/>
-          <w:bCs/>
-          <w:sz w:val="36"/>
-          <w:szCs w:val="36"/>
-        </w:rPr>
-        <w:t>map()</w:t>
+      <w:proofErr w:type="gramStart"/>
+      <w:r>
+        <w:rPr>
+          <w:rFonts w:ascii="Calibri" w:hAnsi="Calibri" w:cs="Calibri"/>
+          <w:b/>
+          <w:bCs/>
+          <w:sz w:val="36"/>
+          <w:szCs w:val="36"/>
+        </w:rPr>
+        <w:t>map(</w:t>
+      </w:r>
+      <w:proofErr w:type="gramEnd"/>
+      <w:r>
+        <w:rPr>
+          <w:rFonts w:ascii="Calibri" w:hAnsi="Calibri" w:cs="Calibri"/>
+          <w:b/>
+          <w:bCs/>
+          <w:sz w:val="36"/>
+          <w:szCs w:val="36"/>
+        </w:rPr>
+        <w:t>)</w:t>
       </w:r>
       <w:r>
         <w:rPr>
@@ -513,6 +1045,7 @@
           <w:sz w:val="36"/>
           <w:szCs w:val="36"/>
         </w:rPr>
+        <w:lastRenderedPageBreak/>
         <w:t># And returns a</w:t>
       </w:r>
       <w:r>
@@ -533,15 +1066,27 @@
         </w:rPr>
         <w:t xml:space="preserve"> object (an iterator), not a list. Convert it to a list using </w:t>
       </w:r>
-      <w:r>
-        <w:rPr>
-          <w:rFonts w:ascii="Calibri" w:hAnsi="Calibri" w:cs="Calibri"/>
-          <w:b/>
-          <w:bCs/>
-          <w:sz w:val="36"/>
-          <w:szCs w:val="36"/>
-        </w:rPr>
-        <w:t>list()</w:t>
+      <w:proofErr w:type="gramStart"/>
+      <w:r>
+        <w:rPr>
+          <w:rFonts w:ascii="Calibri" w:hAnsi="Calibri" w:cs="Calibri"/>
+          <w:b/>
+          <w:bCs/>
+          <w:sz w:val="36"/>
+          <w:szCs w:val="36"/>
+        </w:rPr>
+        <w:t>list(</w:t>
+      </w:r>
+      <w:proofErr w:type="gramEnd"/>
+      <w:r>
+        <w:rPr>
+          <w:rFonts w:ascii="Calibri" w:hAnsi="Calibri" w:cs="Calibri"/>
+          <w:b/>
+          <w:bCs/>
+          <w:sz w:val="36"/>
+          <w:szCs w:val="36"/>
+        </w:rPr>
+        <w:t>)</w:t>
       </w:r>
       <w:r>
         <w:rPr>
@@ -649,7 +1194,31 @@
           <w:sz w:val="36"/>
           <w:szCs w:val="36"/>
         </w:rPr>
-        <w:t>result = map(square, numbers)</w:t>
+        <w:t xml:space="preserve">result = </w:t>
+      </w:r>
+      <w:proofErr w:type="gramStart"/>
+      <w:r>
+        <w:rPr>
+          <w:rFonts w:ascii="Calibri" w:hAnsi="Calibri" w:cs="Calibri"/>
+          <w:b/>
+          <w:bCs/>
+          <w:color w:val="D86DCB" w:themeColor="accent5" w:themeTint="99"/>
+          <w:sz w:val="36"/>
+          <w:szCs w:val="36"/>
+        </w:rPr>
+        <w:t>map(</w:t>
+      </w:r>
+      <w:proofErr w:type="gramEnd"/>
+      <w:r>
+        <w:rPr>
+          <w:rFonts w:ascii="Calibri" w:hAnsi="Calibri" w:cs="Calibri"/>
+          <w:b/>
+          <w:bCs/>
+          <w:color w:val="D86DCB" w:themeColor="accent5" w:themeTint="99"/>
+          <w:sz w:val="36"/>
+          <w:szCs w:val="36"/>
+        </w:rPr>
+        <w:t>square, numbers)</w:t>
       </w:r>
     </w:p>
     <w:p>
@@ -699,7 +1268,31 @@
           <w:sz w:val="36"/>
           <w:szCs w:val="36"/>
         </w:rPr>
-        <w:t>result = list(map(square, numbers))</w:t>
+        <w:t xml:space="preserve">result = </w:t>
+      </w:r>
+      <w:proofErr w:type="gramStart"/>
+      <w:r>
+        <w:rPr>
+          <w:rFonts w:ascii="Calibri" w:hAnsi="Calibri" w:cs="Calibri"/>
+          <w:b/>
+          <w:bCs/>
+          <w:color w:val="D86DCB" w:themeColor="accent5" w:themeTint="99"/>
+          <w:sz w:val="36"/>
+          <w:szCs w:val="36"/>
+        </w:rPr>
+        <w:t>list(</w:t>
+      </w:r>
+      <w:proofErr w:type="gramEnd"/>
+      <w:r>
+        <w:rPr>
+          <w:rFonts w:ascii="Calibri" w:hAnsi="Calibri" w:cs="Calibri"/>
+          <w:b/>
+          <w:bCs/>
+          <w:color w:val="D86DCB" w:themeColor="accent5" w:themeTint="99"/>
+          <w:sz w:val="36"/>
+          <w:szCs w:val="36"/>
+        </w:rPr>
+        <w:t>map(square, numbers))</w:t>
       </w:r>
     </w:p>
     <w:p>
@@ -754,7 +1347,43 @@
           <w:sz w:val="36"/>
           <w:szCs w:val="36"/>
         </w:rPr>
-        <w:t>Using lamda function with map():</w:t>
+        <w:t xml:space="preserve">Using </w:t>
+      </w:r>
+      <w:proofErr w:type="spellStart"/>
+      <w:r>
+        <w:rPr>
+          <w:rFonts w:ascii="Calibri" w:hAnsi="Calibri" w:cs="Calibri"/>
+          <w:sz w:val="36"/>
+          <w:szCs w:val="36"/>
+        </w:rPr>
+        <w:t>lamda</w:t>
+      </w:r>
+      <w:proofErr w:type="spellEnd"/>
+      <w:r>
+        <w:rPr>
+          <w:rFonts w:ascii="Calibri" w:hAnsi="Calibri" w:cs="Calibri"/>
+          <w:sz w:val="36"/>
+          <w:szCs w:val="36"/>
+        </w:rPr>
+        <w:t xml:space="preserve"> function with </w:t>
+      </w:r>
+      <w:proofErr w:type="gramStart"/>
+      <w:r>
+        <w:rPr>
+          <w:rFonts w:ascii="Calibri" w:hAnsi="Calibri" w:cs="Calibri"/>
+          <w:sz w:val="36"/>
+          <w:szCs w:val="36"/>
+        </w:rPr>
+        <w:t>map(</w:t>
+      </w:r>
+      <w:proofErr w:type="gramEnd"/>
+      <w:r>
+        <w:rPr>
+          <w:rFonts w:ascii="Calibri" w:hAnsi="Calibri" w:cs="Calibri"/>
+          <w:sz w:val="36"/>
+          <w:szCs w:val="36"/>
+        </w:rPr>
+        <w:t>):</w:t>
       </w:r>
     </w:p>
     <w:p>
@@ -825,7 +1454,305 @@
           <w:sz w:val="36"/>
           <w:szCs w:val="36"/>
         </w:rPr>
-        <w:t>result = list(map(lambda x: x * x, numbers))</w:t>
+        <w:t xml:space="preserve">result = </w:t>
+      </w:r>
+      <w:proofErr w:type="gramStart"/>
+      <w:r>
+        <w:rPr>
+          <w:rFonts w:ascii="Calibri" w:hAnsi="Calibri" w:cs="Calibri"/>
+          <w:b/>
+          <w:bCs/>
+          <w:color w:val="D86DCB" w:themeColor="accent5" w:themeTint="99"/>
+          <w:sz w:val="36"/>
+          <w:szCs w:val="36"/>
+        </w:rPr>
+        <w:t>list(</w:t>
+      </w:r>
+      <w:proofErr w:type="gramEnd"/>
+      <w:r>
+        <w:rPr>
+          <w:rFonts w:ascii="Calibri" w:hAnsi="Calibri" w:cs="Calibri"/>
+          <w:b/>
+          <w:bCs/>
+          <w:color w:val="D86DCB" w:themeColor="accent5" w:themeTint="99"/>
+          <w:sz w:val="36"/>
+          <w:szCs w:val="36"/>
+        </w:rPr>
+        <w:t>map(lambda x: x * x, numbers))</w:t>
+      </w:r>
+    </w:p>
+    <w:p>
+      <w:pPr>
+        <w:spacing w:line="240" w:lineRule="auto"/>
+        <w:jc w:val="both"/>
+        <w:rPr>
+          <w:rFonts w:ascii="Calibri" w:hAnsi="Calibri" w:cs="Calibri"/>
+          <w:b/>
+          <w:bCs/>
+          <w:color w:val="D86DCB" w:themeColor="accent5" w:themeTint="99"/>
+          <w:sz w:val="36"/>
+          <w:szCs w:val="36"/>
+        </w:rPr>
+      </w:pPr>
+      <w:r>
+        <w:rPr>
+          <w:rFonts w:ascii="Calibri" w:hAnsi="Calibri" w:cs="Calibri"/>
+          <w:b/>
+          <w:bCs/>
+          <w:color w:val="D86DCB" w:themeColor="accent5" w:themeTint="99"/>
+          <w:sz w:val="36"/>
+          <w:szCs w:val="36"/>
+        </w:rPr>
+        <w:t>print(result) # [1, 4, 9, 16]</w:t>
+      </w:r>
+    </w:p>
+    <w:p>
+      <w:pPr>
+        <w:spacing w:line="240" w:lineRule="auto"/>
+        <w:jc w:val="both"/>
+        <w:rPr>
+          <w:rFonts w:ascii="Calibri" w:hAnsi="Calibri" w:cs="Calibri"/>
+          <w:sz w:val="36"/>
+          <w:szCs w:val="36"/>
+        </w:rPr>
+      </w:pPr>
+      <w:r>
+        <w:rPr>
+          <w:rFonts w:ascii="Calibri" w:hAnsi="Calibri" w:cs="Calibri"/>
+          <w:sz w:val="36"/>
+          <w:szCs w:val="36"/>
+        </w:rPr>
+        <w:t xml:space="preserve"># Here, </w:t>
+      </w:r>
+      <w:r>
+        <w:rPr>
+          <w:rFonts w:ascii="Calibri" w:hAnsi="Calibri" w:cs="Calibri"/>
+          <w:b/>
+          <w:bCs/>
+          <w:sz w:val="36"/>
+          <w:szCs w:val="36"/>
+        </w:rPr>
+        <w:t>lambda x: x * x</w:t>
+      </w:r>
+      <w:r>
+        <w:rPr>
+          <w:rFonts w:ascii="Calibri" w:hAnsi="Calibri" w:cs="Calibri"/>
+          <w:sz w:val="36"/>
+          <w:szCs w:val="36"/>
+        </w:rPr>
+        <w:t xml:space="preserve"> means</w:t>
+      </w:r>
+    </w:p>
+    <w:p>
+      <w:pPr>
+        <w:spacing w:line="240" w:lineRule="auto"/>
+        <w:jc w:val="both"/>
+        <w:rPr>
+          <w:rFonts w:ascii="Calibri" w:hAnsi="Calibri" w:cs="Calibri"/>
+          <w:b/>
+          <w:bCs/>
+          <w:color w:val="D86DCB" w:themeColor="accent5" w:themeTint="99"/>
+          <w:sz w:val="36"/>
+          <w:szCs w:val="36"/>
+        </w:rPr>
+      </w:pPr>
+      <w:r>
+        <w:rPr>
+          <w:rFonts w:ascii="Calibri" w:hAnsi="Calibri" w:cs="Calibri"/>
+          <w:b/>
+          <w:bCs/>
+          <w:color w:val="D86DCB" w:themeColor="accent5" w:themeTint="99"/>
+          <w:sz w:val="36"/>
+          <w:szCs w:val="36"/>
+        </w:rPr>
+        <w:t>def square(x):</w:t>
+      </w:r>
+    </w:p>
+    <w:p>
+      <w:pPr>
+        <w:spacing w:line="240" w:lineRule="auto"/>
+        <w:jc w:val="both"/>
+        <w:rPr>
+          <w:rFonts w:ascii="Calibri" w:hAnsi="Calibri" w:cs="Calibri"/>
+          <w:b/>
+          <w:bCs/>
+          <w:color w:val="D86DCB" w:themeColor="accent5" w:themeTint="99"/>
+          <w:sz w:val="36"/>
+          <w:szCs w:val="36"/>
+        </w:rPr>
+      </w:pPr>
+      <w:r>
+        <w:rPr>
+          <w:rFonts w:ascii="Calibri" w:hAnsi="Calibri" w:cs="Calibri"/>
+          <w:b/>
+          <w:bCs/>
+          <w:color w:val="D86DCB" w:themeColor="accent5" w:themeTint="99"/>
+          <w:sz w:val="36"/>
+          <w:szCs w:val="36"/>
+        </w:rPr>
+        <w:t xml:space="preserve">    return x * x</w:t>
+      </w:r>
+    </w:p>
+    <w:p>
+      <w:pPr>
+        <w:spacing w:line="240" w:lineRule="auto"/>
+        <w:jc w:val="both"/>
+        <w:rPr>
+          <w:rFonts w:ascii="Calibri" w:hAnsi="Calibri" w:cs="Calibri"/>
+          <w:sz w:val="36"/>
+          <w:szCs w:val="36"/>
+        </w:rPr>
+      </w:pPr>
+    </w:p>
+    <w:p>
+      <w:pPr>
+        <w:spacing w:line="240" w:lineRule="auto"/>
+        <w:jc w:val="both"/>
+        <w:rPr>
+          <w:rFonts w:ascii="Calibri" w:hAnsi="Calibri" w:cs="Calibri"/>
+          <w:sz w:val="36"/>
+          <w:szCs w:val="36"/>
+        </w:rPr>
+      </w:pPr>
+      <w:r>
+        <w:rPr>
+          <w:rFonts w:ascii="Calibri" w:hAnsi="Calibri" w:cs="Calibri"/>
+          <w:sz w:val="36"/>
+          <w:szCs w:val="36"/>
+        </w:rPr>
+        <w:t>Mapping Strings:</w:t>
+      </w:r>
+    </w:p>
+    <w:p>
+      <w:pPr>
+        <w:spacing w:line="240" w:lineRule="auto"/>
+        <w:jc w:val="both"/>
+        <w:rPr>
+          <w:rFonts w:ascii="Calibri" w:hAnsi="Calibri" w:cs="Calibri"/>
+          <w:sz w:val="36"/>
+          <w:szCs w:val="36"/>
+        </w:rPr>
+      </w:pPr>
+      <w:r>
+        <w:rPr>
+          <w:rFonts w:ascii="Calibri" w:hAnsi="Calibri" w:cs="Calibri"/>
+          <w:sz w:val="36"/>
+          <w:szCs w:val="36"/>
+        </w:rPr>
+        <w:t xml:space="preserve"># </w:t>
+      </w:r>
+      <w:proofErr w:type="spellStart"/>
+      <w:proofErr w:type="gramStart"/>
+      <w:r>
+        <w:rPr>
+          <w:rFonts w:ascii="Calibri" w:hAnsi="Calibri" w:cs="Calibri"/>
+          <w:b/>
+          <w:bCs/>
+          <w:sz w:val="36"/>
+          <w:szCs w:val="36"/>
+        </w:rPr>
+        <w:t>str.upper</w:t>
+      </w:r>
+      <w:proofErr w:type="spellEnd"/>
+      <w:proofErr w:type="gramEnd"/>
+      <w:r>
+        <w:rPr>
+          <w:rFonts w:ascii="Calibri" w:hAnsi="Calibri" w:cs="Calibri"/>
+          <w:sz w:val="36"/>
+          <w:szCs w:val="36"/>
+        </w:rPr>
+        <w:t xml:space="preserve"> (</w:t>
+      </w:r>
+      <w:r>
+        <w:rPr>
+          <w:rFonts w:ascii="Calibri" w:hAnsi="Calibri" w:cs="Calibri"/>
+          <w:b/>
+          <w:bCs/>
+          <w:sz w:val="36"/>
+          <w:szCs w:val="36"/>
+        </w:rPr>
+        <w:t>.upper()</w:t>
+      </w:r>
+      <w:r>
+        <w:rPr>
+          <w:rFonts w:ascii="Calibri" w:hAnsi="Calibri" w:cs="Calibri"/>
+          <w:sz w:val="36"/>
+          <w:szCs w:val="36"/>
+        </w:rPr>
+        <w:t>)is a function that is applied to every string.</w:t>
+      </w:r>
+    </w:p>
+    <w:p>
+      <w:pPr>
+        <w:spacing w:line="240" w:lineRule="auto"/>
+        <w:jc w:val="both"/>
+        <w:rPr>
+          <w:rFonts w:ascii="Calibri" w:hAnsi="Calibri" w:cs="Calibri"/>
+          <w:b/>
+          <w:bCs/>
+          <w:color w:val="D86DCB" w:themeColor="accent5" w:themeTint="99"/>
+          <w:sz w:val="36"/>
+          <w:szCs w:val="36"/>
+        </w:rPr>
+      </w:pPr>
+      <w:r>
+        <w:rPr>
+          <w:rFonts w:ascii="Calibri" w:hAnsi="Calibri" w:cs="Calibri"/>
+          <w:b/>
+          <w:bCs/>
+          <w:color w:val="D86DCB" w:themeColor="accent5" w:themeTint="99"/>
+          <w:sz w:val="36"/>
+          <w:szCs w:val="36"/>
+        </w:rPr>
+        <w:t>names = ["</w:t>
+      </w:r>
+      <w:proofErr w:type="spellStart"/>
+      <w:r>
+        <w:rPr>
+          <w:rFonts w:ascii="Calibri" w:hAnsi="Calibri" w:cs="Calibri"/>
+          <w:b/>
+          <w:bCs/>
+          <w:color w:val="D86DCB" w:themeColor="accent5" w:themeTint="99"/>
+          <w:sz w:val="36"/>
+          <w:szCs w:val="36"/>
+        </w:rPr>
+        <w:t>alice</w:t>
+      </w:r>
+      <w:proofErr w:type="spellEnd"/>
+      <w:r>
+        <w:rPr>
+          <w:rFonts w:ascii="Calibri" w:hAnsi="Calibri" w:cs="Calibri"/>
+          <w:b/>
+          <w:bCs/>
+          <w:color w:val="D86DCB" w:themeColor="accent5" w:themeTint="99"/>
+          <w:sz w:val="36"/>
+          <w:szCs w:val="36"/>
+        </w:rPr>
+        <w:t>", "bob", "</w:t>
+      </w:r>
+      <w:proofErr w:type="spellStart"/>
+      <w:r>
+        <w:rPr>
+          <w:rFonts w:ascii="Calibri" w:hAnsi="Calibri" w:cs="Calibri"/>
+          <w:b/>
+          <w:bCs/>
+          <w:color w:val="D86DCB" w:themeColor="accent5" w:themeTint="99"/>
+          <w:sz w:val="36"/>
+          <w:szCs w:val="36"/>
+        </w:rPr>
+        <w:t>charlie</w:t>
+      </w:r>
+      <w:proofErr w:type="spellEnd"/>
+      <w:r>
+        <w:rPr>
+          <w:rFonts w:ascii="Calibri" w:hAnsi="Calibri" w:cs="Calibri"/>
+          <w:b/>
+          <w:bCs/>
+          <w:color w:val="D86DCB" w:themeColor="accent5" w:themeTint="99"/>
+          <w:sz w:val="36"/>
+          <w:szCs w:val="36"/>
+        </w:rPr>
+        <w:t>"]</w:t>
       </w:r>
     </w:p>
     <w:p>
@@ -851,229 +1778,55 @@
           <w:szCs w:val="36"/>
         </w:rPr>
         <w:lastRenderedPageBreak/>
-        <w:t>print(result) # [1, 4, 9, 16]</w:t>
-      </w:r>
-    </w:p>
-    <w:p>
-      <w:pPr>
-        <w:spacing w:line="240" w:lineRule="auto"/>
-        <w:jc w:val="both"/>
-        <w:rPr>
-          <w:rFonts w:ascii="Calibri" w:hAnsi="Calibri" w:cs="Calibri"/>
-          <w:sz w:val="36"/>
-          <w:szCs w:val="36"/>
-        </w:rPr>
-      </w:pPr>
-      <w:r>
-        <w:rPr>
-          <w:rFonts w:ascii="Calibri" w:hAnsi="Calibri" w:cs="Calibri"/>
-          <w:sz w:val="36"/>
-          <w:szCs w:val="36"/>
-        </w:rPr>
-        <w:t xml:space="preserve"># Here, </w:t>
-      </w:r>
-      <w:r>
-        <w:rPr>
-          <w:rFonts w:ascii="Calibri" w:hAnsi="Calibri" w:cs="Calibri"/>
-          <w:b/>
-          <w:bCs/>
-          <w:sz w:val="36"/>
-          <w:szCs w:val="36"/>
-        </w:rPr>
-        <w:t>lambda x: x * x</w:t>
-      </w:r>
-      <w:r>
-        <w:rPr>
-          <w:rFonts w:ascii="Calibri" w:hAnsi="Calibri" w:cs="Calibri"/>
-          <w:sz w:val="36"/>
-          <w:szCs w:val="36"/>
-        </w:rPr>
-        <w:t xml:space="preserve"> means</w:t>
-      </w:r>
-    </w:p>
-    <w:p>
-      <w:pPr>
-        <w:spacing w:line="240" w:lineRule="auto"/>
-        <w:jc w:val="both"/>
-        <w:rPr>
-          <w:rFonts w:ascii="Calibri" w:hAnsi="Calibri" w:cs="Calibri"/>
-          <w:b/>
-          <w:bCs/>
-          <w:color w:val="D86DCB" w:themeColor="accent5" w:themeTint="99"/>
-          <w:sz w:val="36"/>
-          <w:szCs w:val="36"/>
-        </w:rPr>
-      </w:pPr>
-      <w:r>
-        <w:rPr>
-          <w:rFonts w:ascii="Calibri" w:hAnsi="Calibri" w:cs="Calibri"/>
-          <w:b/>
-          <w:bCs/>
-          <w:color w:val="D86DCB" w:themeColor="accent5" w:themeTint="99"/>
-          <w:sz w:val="36"/>
-          <w:szCs w:val="36"/>
-        </w:rPr>
-        <w:t>def square(x):</w:t>
-      </w:r>
-    </w:p>
-    <w:p>
-      <w:pPr>
-        <w:spacing w:line="240" w:lineRule="auto"/>
-        <w:jc w:val="both"/>
-        <w:rPr>
-          <w:rFonts w:ascii="Calibri" w:hAnsi="Calibri" w:cs="Calibri"/>
-          <w:b/>
-          <w:bCs/>
-          <w:color w:val="D86DCB" w:themeColor="accent5" w:themeTint="99"/>
-          <w:sz w:val="36"/>
-          <w:szCs w:val="36"/>
-        </w:rPr>
-      </w:pPr>
-      <w:r>
-        <w:rPr>
-          <w:rFonts w:ascii="Calibri" w:hAnsi="Calibri" w:cs="Calibri"/>
-          <w:b/>
-          <w:bCs/>
-          <w:color w:val="D86DCB" w:themeColor="accent5" w:themeTint="99"/>
-          <w:sz w:val="36"/>
-          <w:szCs w:val="36"/>
-        </w:rPr>
-        <w:t xml:space="preserve">    return x * x</w:t>
-      </w:r>
-    </w:p>
-    <w:p>
-      <w:pPr>
-        <w:spacing w:line="240" w:lineRule="auto"/>
-        <w:jc w:val="both"/>
-        <w:rPr>
-          <w:rFonts w:ascii="Calibri" w:hAnsi="Calibri" w:cs="Calibri"/>
-          <w:sz w:val="36"/>
-          <w:szCs w:val="36"/>
-        </w:rPr>
-      </w:pPr>
-    </w:p>
-    <w:p>
-      <w:pPr>
-        <w:spacing w:line="240" w:lineRule="auto"/>
-        <w:jc w:val="both"/>
-        <w:rPr>
-          <w:rFonts w:ascii="Calibri" w:hAnsi="Calibri" w:cs="Calibri"/>
-          <w:sz w:val="36"/>
-          <w:szCs w:val="36"/>
-        </w:rPr>
-      </w:pPr>
-      <w:r>
-        <w:rPr>
-          <w:rFonts w:ascii="Calibri" w:hAnsi="Calibri" w:cs="Calibri"/>
-          <w:sz w:val="36"/>
-          <w:szCs w:val="36"/>
-        </w:rPr>
-        <w:t>Mapping Strings:</w:t>
-      </w:r>
-    </w:p>
-    <w:p>
-      <w:pPr>
-        <w:spacing w:line="240" w:lineRule="auto"/>
-        <w:jc w:val="both"/>
-        <w:rPr>
-          <w:rFonts w:ascii="Calibri" w:hAnsi="Calibri" w:cs="Calibri"/>
-          <w:sz w:val="36"/>
-          <w:szCs w:val="36"/>
-        </w:rPr>
-      </w:pPr>
-      <w:r>
-        <w:rPr>
-          <w:rFonts w:ascii="Calibri" w:hAnsi="Calibri" w:cs="Calibri"/>
-          <w:sz w:val="36"/>
-          <w:szCs w:val="36"/>
-        </w:rPr>
-        <w:t xml:space="preserve"># </w:t>
-      </w:r>
-      <w:r>
-        <w:rPr>
-          <w:rFonts w:ascii="Calibri" w:hAnsi="Calibri" w:cs="Calibri"/>
-          <w:b/>
-          <w:bCs/>
+        <w:t xml:space="preserve">result = </w:t>
+      </w:r>
+      <w:proofErr w:type="gramStart"/>
+      <w:r>
+        <w:rPr>
+          <w:rFonts w:ascii="Calibri" w:hAnsi="Calibri" w:cs="Calibri"/>
+          <w:b/>
+          <w:bCs/>
+          <w:color w:val="D86DCB" w:themeColor="accent5" w:themeTint="99"/>
+          <w:sz w:val="36"/>
+          <w:szCs w:val="36"/>
+        </w:rPr>
+        <w:t>list(</w:t>
+      </w:r>
+      <w:proofErr w:type="gramEnd"/>
+      <w:r>
+        <w:rPr>
+          <w:rFonts w:ascii="Calibri" w:hAnsi="Calibri" w:cs="Calibri"/>
+          <w:b/>
+          <w:bCs/>
+          <w:color w:val="D86DCB" w:themeColor="accent5" w:themeTint="99"/>
+          <w:sz w:val="36"/>
+          <w:szCs w:val="36"/>
+        </w:rPr>
+        <w:t>map(</w:t>
+      </w:r>
+      <w:proofErr w:type="spellStart"/>
+      <w:r>
+        <w:rPr>
+          <w:rFonts w:ascii="Calibri" w:hAnsi="Calibri" w:cs="Calibri"/>
+          <w:b/>
+          <w:bCs/>
+          <w:color w:val="D86DCB" w:themeColor="accent5" w:themeTint="99"/>
           <w:sz w:val="36"/>
           <w:szCs w:val="36"/>
         </w:rPr>
         <w:t>str.upper</w:t>
       </w:r>
-      <w:r>
-        <w:rPr>
-          <w:rFonts w:ascii="Calibri" w:hAnsi="Calibri" w:cs="Calibri"/>
-          <w:sz w:val="36"/>
-          <w:szCs w:val="36"/>
-        </w:rPr>
-        <w:t xml:space="preserve"> (</w:t>
-      </w:r>
-      <w:r>
-        <w:rPr>
-          <w:rFonts w:ascii="Calibri" w:hAnsi="Calibri" w:cs="Calibri"/>
-          <w:b/>
-          <w:bCs/>
-          <w:sz w:val="36"/>
-          <w:szCs w:val="36"/>
-        </w:rPr>
-        <w:t>.upper()</w:t>
-      </w:r>
-      <w:r>
-        <w:rPr>
-          <w:rFonts w:ascii="Calibri" w:hAnsi="Calibri" w:cs="Calibri"/>
-          <w:sz w:val="36"/>
-          <w:szCs w:val="36"/>
-        </w:rPr>
-        <w:t>)is a function that is applied to every string.</w:t>
-      </w:r>
-    </w:p>
-    <w:p>
-      <w:pPr>
-        <w:spacing w:line="240" w:lineRule="auto"/>
-        <w:jc w:val="both"/>
-        <w:rPr>
-          <w:rFonts w:ascii="Calibri" w:hAnsi="Calibri" w:cs="Calibri"/>
-          <w:b/>
-          <w:bCs/>
-          <w:color w:val="D86DCB" w:themeColor="accent5" w:themeTint="99"/>
-          <w:sz w:val="36"/>
-          <w:szCs w:val="36"/>
-        </w:rPr>
-      </w:pPr>
-      <w:r>
-        <w:rPr>
-          <w:rFonts w:ascii="Calibri" w:hAnsi="Calibri" w:cs="Calibri"/>
-          <w:b/>
-          <w:bCs/>
-          <w:color w:val="D86DCB" w:themeColor="accent5" w:themeTint="99"/>
-          <w:sz w:val="36"/>
-          <w:szCs w:val="36"/>
-        </w:rPr>
-        <w:t>names = ["alice", "bob", "charlie"]</w:t>
-      </w:r>
-    </w:p>
-    <w:p>
-      <w:pPr>
-        <w:spacing w:line="240" w:lineRule="auto"/>
-        <w:jc w:val="both"/>
-        <w:rPr>
-          <w:rFonts w:ascii="Calibri" w:hAnsi="Calibri" w:cs="Calibri"/>
-          <w:b/>
-          <w:bCs/>
-          <w:color w:val="D86DCB" w:themeColor="accent5" w:themeTint="99"/>
-          <w:sz w:val="36"/>
-          <w:szCs w:val="36"/>
-        </w:rPr>
-      </w:pPr>
-      <w:r>
-        <w:rPr>
-          <w:rFonts w:ascii="Calibri" w:hAnsi="Calibri" w:cs="Calibri"/>
-          <w:b/>
-          <w:bCs/>
-          <w:color w:val="D86DCB" w:themeColor="accent5" w:themeTint="99"/>
-          <w:sz w:val="36"/>
-          <w:szCs w:val="36"/>
-        </w:rPr>
-        <w:t>result = list(map(str.upper, names))</w:t>
+      <w:proofErr w:type="spellEnd"/>
+      <w:r>
+        <w:rPr>
+          <w:rFonts w:ascii="Calibri" w:hAnsi="Calibri" w:cs="Calibri"/>
+          <w:b/>
+          <w:bCs/>
+          <w:color w:val="D86DCB" w:themeColor="accent5" w:themeTint="99"/>
+          <w:sz w:val="36"/>
+          <w:szCs w:val="36"/>
+        </w:rPr>
+        <w:t>, names))</w:t>
       </w:r>
     </w:p>
     <w:p>
@@ -1128,7 +1881,25 @@
           <w:sz w:val="36"/>
           <w:szCs w:val="36"/>
         </w:rPr>
-        <w:t>Multiple Iterables (list):</w:t>
+        <w:t xml:space="preserve">Multiple </w:t>
+      </w:r>
+      <w:proofErr w:type="spellStart"/>
+      <w:r>
+        <w:rPr>
+          <w:rFonts w:ascii="Calibri" w:hAnsi="Calibri" w:cs="Calibri"/>
+          <w:sz w:val="36"/>
+          <w:szCs w:val="36"/>
+        </w:rPr>
+        <w:t>Iterables</w:t>
+      </w:r>
+      <w:proofErr w:type="spellEnd"/>
+      <w:r>
+        <w:rPr>
+          <w:rFonts w:ascii="Calibri" w:hAnsi="Calibri" w:cs="Calibri"/>
+          <w:sz w:val="36"/>
+          <w:szCs w:val="36"/>
+        </w:rPr>
+        <w:t xml:space="preserve"> (list):</w:t>
       </w:r>
     </w:p>
     <w:p>
@@ -1157,15 +1928,55 @@
           <w:sz w:val="36"/>
           <w:szCs w:val="36"/>
         </w:rPr>
-        <w:t xml:space="preserve"> map()</w:t>
-      </w:r>
-      <w:r>
-        <w:rPr>
-          <w:rFonts w:ascii="Calibri" w:hAnsi="Calibri" w:cs="Calibri"/>
-          <w:sz w:val="36"/>
-          <w:szCs w:val="36"/>
-        </w:rPr>
-        <w:t xml:space="preserve"> can process more than one iterable or list. Python takes:</w:t>
+        <w:t xml:space="preserve"> </w:t>
+      </w:r>
+      <w:proofErr w:type="gramStart"/>
+      <w:r>
+        <w:rPr>
+          <w:rFonts w:ascii="Calibri" w:hAnsi="Calibri" w:cs="Calibri"/>
+          <w:b/>
+          <w:bCs/>
+          <w:sz w:val="36"/>
+          <w:szCs w:val="36"/>
+        </w:rPr>
+        <w:t>map(</w:t>
+      </w:r>
+      <w:proofErr w:type="gramEnd"/>
+      <w:r>
+        <w:rPr>
+          <w:rFonts w:ascii="Calibri" w:hAnsi="Calibri" w:cs="Calibri"/>
+          <w:b/>
+          <w:bCs/>
+          <w:sz w:val="36"/>
+          <w:szCs w:val="36"/>
+        </w:rPr>
+        <w:t>)</w:t>
+      </w:r>
+      <w:r>
+        <w:rPr>
+          <w:rFonts w:ascii="Calibri" w:hAnsi="Calibri" w:cs="Calibri"/>
+          <w:sz w:val="36"/>
+          <w:szCs w:val="36"/>
+        </w:rPr>
+        <w:t xml:space="preserve"> can process more than one </w:t>
+      </w:r>
+      <w:proofErr w:type="spellStart"/>
+      <w:r>
+        <w:rPr>
+          <w:rFonts w:ascii="Calibri" w:hAnsi="Calibri" w:cs="Calibri"/>
+          <w:sz w:val="36"/>
+          <w:szCs w:val="36"/>
+        </w:rPr>
+        <w:t>iterable</w:t>
+      </w:r>
+      <w:proofErr w:type="spellEnd"/>
+      <w:r>
+        <w:rPr>
+          <w:rFonts w:ascii="Calibri" w:hAnsi="Calibri" w:cs="Calibri"/>
+          <w:sz w:val="36"/>
+          <w:szCs w:val="36"/>
+        </w:rPr>
+        <w:t xml:space="preserve"> or list. Python takes:</w:t>
       </w:r>
     </w:p>
     <w:p>
@@ -1328,7 +2139,31 @@
           <w:sz w:val="36"/>
           <w:szCs w:val="36"/>
         </w:rPr>
-        <w:t>result = list(map(lambda x, y: x + y, a, b))</w:t>
+        <w:t xml:space="preserve">result = </w:t>
+      </w:r>
+      <w:proofErr w:type="gramStart"/>
+      <w:r>
+        <w:rPr>
+          <w:rFonts w:ascii="Calibri" w:hAnsi="Calibri" w:cs="Calibri"/>
+          <w:b/>
+          <w:bCs/>
+          <w:color w:val="D86DCB" w:themeColor="accent5" w:themeTint="99"/>
+          <w:sz w:val="36"/>
+          <w:szCs w:val="36"/>
+        </w:rPr>
+        <w:t>list(</w:t>
+      </w:r>
+      <w:proofErr w:type="gramEnd"/>
+      <w:r>
+        <w:rPr>
+          <w:rFonts w:ascii="Calibri" w:hAnsi="Calibri" w:cs="Calibri"/>
+          <w:b/>
+          <w:bCs/>
+          <w:color w:val="D86DCB" w:themeColor="accent5" w:themeTint="99"/>
+          <w:sz w:val="36"/>
+          <w:szCs w:val="36"/>
+        </w:rPr>
+        <w:t>map(lambda x, y: x + y, a, b))</w:t>
       </w:r>
     </w:p>
     <w:p>
@@ -1383,7 +2218,6 @@
           <w:sz w:val="36"/>
           <w:szCs w:val="36"/>
         </w:rPr>
-        <w:lastRenderedPageBreak/>
         <w:t>Best Practices:</w:t>
       </w:r>
     </w:p>
@@ -1419,7 +2253,29 @@
           <w:sz w:val="36"/>
           <w:szCs w:val="36"/>
         </w:rPr>
-        <w:t xml:space="preserve"> map()</w:t>
+        <w:t xml:space="preserve"> </w:t>
+      </w:r>
+      <w:proofErr w:type="gramStart"/>
+      <w:r>
+        <w:rPr>
+          <w:rFonts w:ascii="Calibri" w:hAnsi="Calibri" w:cs="Calibri"/>
+          <w:b/>
+          <w:bCs/>
+          <w:sz w:val="36"/>
+          <w:szCs w:val="36"/>
+        </w:rPr>
+        <w:t>map(</w:t>
+      </w:r>
+      <w:proofErr w:type="gramEnd"/>
+      <w:r>
+        <w:rPr>
+          <w:rFonts w:ascii="Calibri" w:hAnsi="Calibri" w:cs="Calibri"/>
+          <w:b/>
+          <w:bCs/>
+          <w:sz w:val="36"/>
+          <w:szCs w:val="36"/>
+        </w:rPr>
+        <w:t>)</w:t>
       </w:r>
       <w:r>
         <w:rPr>
@@ -1540,15 +2396,27 @@
         </w:rPr>
         <w:t xml:space="preserve">Remember that </w:t>
       </w:r>
-      <w:r>
-        <w:rPr>
-          <w:rFonts w:ascii="Calibri" w:hAnsi="Calibri" w:cs="Calibri"/>
-          <w:b/>
-          <w:bCs/>
-          <w:sz w:val="36"/>
-          <w:szCs w:val="36"/>
-        </w:rPr>
-        <w:t>map()</w:t>
+      <w:proofErr w:type="gramStart"/>
+      <w:r>
+        <w:rPr>
+          <w:rFonts w:ascii="Calibri" w:hAnsi="Calibri" w:cs="Calibri"/>
+          <w:b/>
+          <w:bCs/>
+          <w:sz w:val="36"/>
+          <w:szCs w:val="36"/>
+        </w:rPr>
+        <w:t>map(</w:t>
+      </w:r>
+      <w:proofErr w:type="gramEnd"/>
+      <w:r>
+        <w:rPr>
+          <w:rFonts w:ascii="Calibri" w:hAnsi="Calibri" w:cs="Calibri"/>
+          <w:b/>
+          <w:bCs/>
+          <w:sz w:val="36"/>
+          <w:szCs w:val="36"/>
+        </w:rPr>
+        <w:t>)</w:t>
       </w:r>
       <w:r>
         <w:rPr>
@@ -1630,15 +2498,27 @@
           <w:szCs w:val="36"/>
         </w:rPr>
       </w:pPr>
-      <w:r>
-        <w:rPr>
-          <w:rFonts w:ascii="Calibri" w:hAnsi="Calibri" w:cs="Calibri"/>
-          <w:b/>
-          <w:bCs/>
-          <w:sz w:val="36"/>
-          <w:szCs w:val="36"/>
-        </w:rPr>
-        <w:t xml:space="preserve">filter() </w:t>
+      <w:proofErr w:type="gramStart"/>
+      <w:r>
+        <w:rPr>
+          <w:rFonts w:ascii="Calibri" w:hAnsi="Calibri" w:cs="Calibri"/>
+          <w:b/>
+          <w:bCs/>
+          <w:sz w:val="36"/>
+          <w:szCs w:val="36"/>
+        </w:rPr>
+        <w:t>filter(</w:t>
+      </w:r>
+      <w:proofErr w:type="gramEnd"/>
+      <w:r>
+        <w:rPr>
+          <w:rFonts w:ascii="Calibri" w:hAnsi="Calibri" w:cs="Calibri"/>
+          <w:b/>
+          <w:bCs/>
+          <w:sz w:val="36"/>
+          <w:szCs w:val="36"/>
+        </w:rPr>
+        <w:t xml:space="preserve">) </w:t>
       </w:r>
       <w:r>
         <w:rPr>
@@ -1695,15 +2575,55 @@
           <w:sz w:val="36"/>
           <w:szCs w:val="36"/>
         </w:rPr>
-        <w:t xml:space="preserve"> filter()</w:t>
-      </w:r>
-      <w:r>
-        <w:rPr>
-          <w:rFonts w:ascii="Calibri" w:hAnsi="Calibri" w:cs="Calibri"/>
-          <w:sz w:val="36"/>
-          <w:szCs w:val="36"/>
-        </w:rPr>
-        <w:t xml:space="preserve"> function in Python extracts elements from an iterable (like a list, tuple or set) that satisfy a specific condition.</w:t>
+        <w:t xml:space="preserve"> </w:t>
+      </w:r>
+      <w:proofErr w:type="gramStart"/>
+      <w:r>
+        <w:rPr>
+          <w:rFonts w:ascii="Calibri" w:hAnsi="Calibri" w:cs="Calibri"/>
+          <w:b/>
+          <w:bCs/>
+          <w:sz w:val="36"/>
+          <w:szCs w:val="36"/>
+        </w:rPr>
+        <w:t>filter(</w:t>
+      </w:r>
+      <w:proofErr w:type="gramEnd"/>
+      <w:r>
+        <w:rPr>
+          <w:rFonts w:ascii="Calibri" w:hAnsi="Calibri" w:cs="Calibri"/>
+          <w:b/>
+          <w:bCs/>
+          <w:sz w:val="36"/>
+          <w:szCs w:val="36"/>
+        </w:rPr>
+        <w:t>)</w:t>
+      </w:r>
+      <w:r>
+        <w:rPr>
+          <w:rFonts w:ascii="Calibri" w:hAnsi="Calibri" w:cs="Calibri"/>
+          <w:sz w:val="36"/>
+          <w:szCs w:val="36"/>
+        </w:rPr>
+        <w:t xml:space="preserve"> function in Python extracts elements from an </w:t>
+      </w:r>
+      <w:proofErr w:type="spellStart"/>
+      <w:r>
+        <w:rPr>
+          <w:rFonts w:ascii="Calibri" w:hAnsi="Calibri" w:cs="Calibri"/>
+          <w:sz w:val="36"/>
+          <w:szCs w:val="36"/>
+        </w:rPr>
+        <w:t>iterable</w:t>
+      </w:r>
+      <w:proofErr w:type="spellEnd"/>
+      <w:r>
+        <w:rPr>
+          <w:rFonts w:ascii="Calibri" w:hAnsi="Calibri" w:cs="Calibri"/>
+          <w:sz w:val="36"/>
+          <w:szCs w:val="36"/>
+        </w:rPr>
+        <w:t xml:space="preserve"> (like a list, tuple or set) that satisfy a specific condition.</w:t>
       </w:r>
     </w:p>
     <w:p>
@@ -1767,16 +2687,53 @@
           <w:szCs w:val="36"/>
         </w:rPr>
       </w:pPr>
-      <w:r>
-        <w:rPr>
-          <w:rFonts w:ascii="Calibri" w:hAnsi="Calibri" w:cs="Calibri"/>
-          <w:b/>
-          <w:bCs/>
-          <w:color w:val="D86DCB" w:themeColor="accent5" w:themeTint="99"/>
-          <w:sz w:val="36"/>
-          <w:szCs w:val="36"/>
-        </w:rPr>
-        <w:t>filter(function, iterable)</w:t>
+      <w:proofErr w:type="gramStart"/>
+      <w:r>
+        <w:rPr>
+          <w:rFonts w:ascii="Calibri" w:hAnsi="Calibri" w:cs="Calibri"/>
+          <w:b/>
+          <w:bCs/>
+          <w:color w:val="D86DCB" w:themeColor="accent5" w:themeTint="99"/>
+          <w:sz w:val="36"/>
+          <w:szCs w:val="36"/>
+        </w:rPr>
+        <w:t>filter(</w:t>
+      </w:r>
+      <w:proofErr w:type="gramEnd"/>
+      <w:r>
+        <w:rPr>
+          <w:rFonts w:ascii="Calibri" w:hAnsi="Calibri" w:cs="Calibri"/>
+          <w:b/>
+          <w:bCs/>
+          <w:color w:val="D86DCB" w:themeColor="accent5" w:themeTint="99"/>
+          <w:sz w:val="36"/>
+          <w:szCs w:val="36"/>
+        </w:rPr>
+        <w:t xml:space="preserve">function, </w:t>
+      </w:r>
+      <w:proofErr w:type="spellStart"/>
+      <w:r>
+        <w:rPr>
+          <w:rFonts w:ascii="Calibri" w:hAnsi="Calibri" w:cs="Calibri"/>
+          <w:b/>
+          <w:bCs/>
+          <w:color w:val="D86DCB" w:themeColor="accent5" w:themeTint="99"/>
+          <w:sz w:val="36"/>
+          <w:szCs w:val="36"/>
+        </w:rPr>
+        <w:t>iterable</w:t>
+      </w:r>
+      <w:proofErr w:type="spellEnd"/>
+      <w:r>
+        <w:rPr>
+          <w:rFonts w:ascii="Calibri" w:hAnsi="Calibri" w:cs="Calibri"/>
+          <w:b/>
+          <w:bCs/>
+          <w:color w:val="D86DCB" w:themeColor="accent5" w:themeTint="99"/>
+          <w:sz w:val="36"/>
+          <w:szCs w:val="36"/>
+        </w:rPr>
+        <w:t>)</w:t>
       </w:r>
     </w:p>
     <w:p>
@@ -1797,15 +2754,27 @@
         </w:rPr>
         <w:t xml:space="preserve"># But </w:t>
       </w:r>
-      <w:r>
-        <w:rPr>
-          <w:rFonts w:ascii="Calibri" w:hAnsi="Calibri" w:cs="Calibri"/>
-          <w:b/>
-          <w:bCs/>
-          <w:sz w:val="36"/>
-          <w:szCs w:val="36"/>
-        </w:rPr>
-        <w:t>filter()</w:t>
+      <w:proofErr w:type="gramStart"/>
+      <w:r>
+        <w:rPr>
+          <w:rFonts w:ascii="Calibri" w:hAnsi="Calibri" w:cs="Calibri"/>
+          <w:b/>
+          <w:bCs/>
+          <w:sz w:val="36"/>
+          <w:szCs w:val="36"/>
+        </w:rPr>
+        <w:t>filter(</w:t>
+      </w:r>
+      <w:proofErr w:type="gramEnd"/>
+      <w:r>
+        <w:rPr>
+          <w:rFonts w:ascii="Calibri" w:hAnsi="Calibri" w:cs="Calibri"/>
+          <w:b/>
+          <w:bCs/>
+          <w:sz w:val="36"/>
+          <w:szCs w:val="36"/>
+        </w:rPr>
+        <w:t>)</w:t>
       </w:r>
       <w:r>
         <w:rPr>
@@ -1952,182 +2921,293 @@
           <w:szCs w:val="36"/>
         </w:rPr>
       </w:pPr>
-      <w:r>
-        <w:rPr>
-          <w:rFonts w:ascii="Calibri" w:hAnsi="Calibri" w:cs="Calibri"/>
-          <w:b/>
-          <w:bCs/>
-          <w:color w:val="D86DCB" w:themeColor="accent5" w:themeTint="99"/>
+      <w:proofErr w:type="spellStart"/>
+      <w:r>
+        <w:rPr>
+          <w:rFonts w:ascii="Calibri" w:hAnsi="Calibri" w:cs="Calibri"/>
+          <w:b/>
+          <w:bCs/>
+          <w:color w:val="D86DCB" w:themeColor="accent5" w:themeTint="99"/>
+          <w:sz w:val="36"/>
+          <w:szCs w:val="36"/>
+        </w:rPr>
+        <w:t>even_numbers</w:t>
+      </w:r>
+      <w:proofErr w:type="spellEnd"/>
+      <w:r>
+        <w:rPr>
+          <w:rFonts w:ascii="Calibri" w:hAnsi="Calibri" w:cs="Calibri"/>
+          <w:b/>
+          <w:bCs/>
+          <w:color w:val="D86DCB" w:themeColor="accent5" w:themeTint="99"/>
+          <w:sz w:val="36"/>
+          <w:szCs w:val="36"/>
+        </w:rPr>
+        <w:t xml:space="preserve"> = </w:t>
+      </w:r>
+      <w:proofErr w:type="gramStart"/>
+      <w:r>
+        <w:rPr>
+          <w:rFonts w:ascii="Calibri" w:hAnsi="Calibri" w:cs="Calibri"/>
+          <w:b/>
+          <w:bCs/>
+          <w:color w:val="D86DCB" w:themeColor="accent5" w:themeTint="99"/>
+          <w:sz w:val="36"/>
+          <w:szCs w:val="36"/>
+        </w:rPr>
+        <w:t>list(</w:t>
+      </w:r>
+      <w:proofErr w:type="gramEnd"/>
+      <w:r>
+        <w:rPr>
+          <w:rFonts w:ascii="Calibri" w:hAnsi="Calibri" w:cs="Calibri"/>
+          <w:b/>
+          <w:bCs/>
+          <w:color w:val="D86DCB" w:themeColor="accent5" w:themeTint="99"/>
+          <w:sz w:val="36"/>
+          <w:szCs w:val="36"/>
+        </w:rPr>
+        <w:t>filter(lambda x: x % 2 == 0, numbers))</w:t>
+      </w:r>
+    </w:p>
+    <w:p>
+      <w:pPr>
+        <w:spacing w:line="240" w:lineRule="auto"/>
+        <w:jc w:val="both"/>
+        <w:rPr>
+          <w:rFonts w:ascii="Calibri" w:hAnsi="Calibri" w:cs="Calibri"/>
+          <w:b/>
+          <w:bCs/>
+          <w:color w:val="D86DCB" w:themeColor="accent5" w:themeTint="99"/>
+          <w:sz w:val="36"/>
+          <w:szCs w:val="36"/>
+        </w:rPr>
+      </w:pPr>
+      <w:r>
+        <w:rPr>
+          <w:rFonts w:ascii="Calibri" w:hAnsi="Calibri" w:cs="Calibri"/>
+          <w:b/>
+          <w:bCs/>
+          <w:color w:val="D86DCB" w:themeColor="accent5" w:themeTint="99"/>
+          <w:sz w:val="36"/>
+          <w:szCs w:val="36"/>
+        </w:rPr>
+        <w:t>print(</w:t>
+      </w:r>
+      <w:proofErr w:type="spellStart"/>
+      <w:r>
+        <w:rPr>
+          <w:rFonts w:ascii="Calibri" w:hAnsi="Calibri" w:cs="Calibri"/>
+          <w:b/>
+          <w:bCs/>
+          <w:color w:val="D86DCB" w:themeColor="accent5" w:themeTint="99"/>
+          <w:sz w:val="36"/>
+          <w:szCs w:val="36"/>
+        </w:rPr>
+        <w:t>even_numbers</w:t>
+      </w:r>
+      <w:proofErr w:type="spellEnd"/>
+      <w:r>
+        <w:rPr>
+          <w:rFonts w:ascii="Calibri" w:hAnsi="Calibri" w:cs="Calibri"/>
+          <w:b/>
+          <w:bCs/>
+          <w:color w:val="D86DCB" w:themeColor="accent5" w:themeTint="99"/>
+          <w:sz w:val="36"/>
+          <w:szCs w:val="36"/>
+        </w:rPr>
+        <w:t>) # [2, 4, 6]</w:t>
+      </w:r>
+    </w:p>
+    <w:p>
+      <w:pPr>
+        <w:spacing w:line="240" w:lineRule="auto"/>
+        <w:jc w:val="both"/>
+        <w:rPr>
+          <w:rFonts w:ascii="Calibri" w:hAnsi="Calibri" w:cs="Calibri"/>
+          <w:sz w:val="36"/>
+          <w:szCs w:val="36"/>
+        </w:rPr>
+      </w:pPr>
+    </w:p>
+    <w:p>
+      <w:pPr>
+        <w:spacing w:line="240" w:lineRule="auto"/>
+        <w:jc w:val="both"/>
+        <w:rPr>
+          <w:rFonts w:ascii="Calibri" w:hAnsi="Calibri" w:cs="Calibri"/>
+          <w:sz w:val="36"/>
+          <w:szCs w:val="36"/>
+        </w:rPr>
+      </w:pPr>
+    </w:p>
+    <w:p>
+      <w:pPr>
+        <w:spacing w:line="240" w:lineRule="auto"/>
+        <w:jc w:val="center"/>
+        <w:rPr>
+          <w:rFonts w:ascii="Calibri" w:hAnsi="Calibri" w:cs="Calibri"/>
+          <w:sz w:val="36"/>
+          <w:szCs w:val="36"/>
+        </w:rPr>
+      </w:pPr>
+      <w:r>
+        <w:rPr>
+          <w:rFonts w:ascii="Calibri" w:hAnsi="Calibri" w:cs="Calibri"/>
+          <w:sz w:val="36"/>
+          <w:szCs w:val="36"/>
+        </w:rPr>
+        <w:t>Break</w:t>
+      </w:r>
+    </w:p>
+    <w:p>
+      <w:pPr>
+        <w:spacing w:line="240" w:lineRule="auto"/>
+        <w:jc w:val="both"/>
+        <w:rPr>
+          <w:rFonts w:ascii="Calibri" w:hAnsi="Calibri" w:cs="Calibri"/>
+          <w:sz w:val="36"/>
+          <w:szCs w:val="36"/>
+        </w:rPr>
+      </w:pPr>
+    </w:p>
+    <w:p>
+      <w:pPr>
+        <w:spacing w:line="240" w:lineRule="auto"/>
+        <w:jc w:val="both"/>
+        <w:rPr>
+          <w:rFonts w:ascii="Calibri" w:hAnsi="Calibri" w:cs="Calibri"/>
+          <w:b/>
+          <w:bCs/>
+          <w:sz w:val="36"/>
+          <w:szCs w:val="36"/>
+        </w:rPr>
+      </w:pPr>
+      <w:proofErr w:type="gramStart"/>
+      <w:r>
+        <w:rPr>
+          <w:rFonts w:ascii="Calibri" w:hAnsi="Calibri" w:cs="Calibri"/>
+          <w:b/>
+          <w:bCs/>
+          <w:sz w:val="36"/>
+          <w:szCs w:val="36"/>
+        </w:rPr>
+        <w:t>reduce</w:t>
+      </w:r>
+      <w:r>
+        <w:rPr>
+          <w:rFonts w:ascii="Calibri" w:hAnsi="Calibri" w:cs="Calibri"/>
+          <w:b/>
+          <w:bCs/>
+          <w:sz w:val="36"/>
+          <w:szCs w:val="36"/>
+        </w:rPr>
+        <w:t>(</w:t>
+      </w:r>
+      <w:proofErr w:type="gramEnd"/>
+      <w:r>
+        <w:rPr>
+          <w:rFonts w:ascii="Calibri" w:hAnsi="Calibri" w:cs="Calibri"/>
+          <w:b/>
+          <w:bCs/>
+          <w:sz w:val="36"/>
+          <w:szCs w:val="36"/>
+        </w:rPr>
+        <w:t>) Function</w:t>
+      </w:r>
+      <w:r>
+        <w:rPr>
+          <w:rFonts w:ascii="Calibri" w:hAnsi="Calibri" w:cs="Calibri"/>
+          <w:b/>
+          <w:bCs/>
+          <w:sz w:val="36"/>
+          <w:szCs w:val="36"/>
+        </w:rPr>
+        <w:t>:</w:t>
+      </w:r>
+    </w:p>
+    <w:p>
+      <w:pPr>
+        <w:spacing w:line="240" w:lineRule="auto"/>
+        <w:jc w:val="both"/>
+        <w:rPr>
+          <w:rFonts w:ascii="Calibri" w:hAnsi="Calibri" w:cs="Calibri"/>
+          <w:sz w:val="36"/>
+          <w:szCs w:val="36"/>
+        </w:rPr>
+      </w:pPr>
+      <w:r>
+        <w:rPr>
+          <w:rFonts w:ascii="Calibri" w:hAnsi="Calibri" w:cs="Calibri"/>
+          <w:sz w:val="36"/>
+          <w:szCs w:val="36"/>
+        </w:rPr>
+        <w:t xml:space="preserve"># </w:t>
+      </w:r>
+      <w:r>
+        <w:rPr>
+          <w:rFonts w:ascii="Calibri" w:hAnsi="Calibri" w:cs="Calibri"/>
+          <w:sz w:val="36"/>
+          <w:szCs w:val="36"/>
+        </w:rPr>
+        <w:t xml:space="preserve">The </w:t>
+      </w:r>
+      <w:proofErr w:type="gramStart"/>
+      <w:r>
+        <w:rPr>
+          <w:rFonts w:ascii="Calibri" w:hAnsi="Calibri" w:cs="Calibri"/>
+          <w:b/>
+          <w:bCs/>
+          <w:sz w:val="36"/>
+          <w:szCs w:val="36"/>
+        </w:rPr>
+        <w:t>reduce(</w:t>
+      </w:r>
+      <w:proofErr w:type="gramEnd"/>
+      <w:r>
+        <w:rPr>
+          <w:rFonts w:ascii="Calibri" w:hAnsi="Calibri" w:cs="Calibri"/>
+          <w:b/>
+          <w:bCs/>
+          <w:sz w:val="36"/>
+          <w:szCs w:val="36"/>
+        </w:rPr>
+        <w:t>)</w:t>
+      </w:r>
+      <w:r>
+        <w:rPr>
+          <w:rFonts w:ascii="Calibri" w:hAnsi="Calibri" w:cs="Calibri"/>
+          <w:sz w:val="36"/>
+          <w:szCs w:val="36"/>
+        </w:rPr>
+        <w:t xml:space="preserve"> function in Python applies a specified function to the elements of an </w:t>
+      </w:r>
+      <w:proofErr w:type="spellStart"/>
+      <w:r>
+        <w:rPr>
+          <w:rFonts w:ascii="Calibri" w:hAnsi="Calibri" w:cs="Calibri"/>
+          <w:sz w:val="36"/>
+          <w:szCs w:val="36"/>
+        </w:rPr>
+        <w:t>iterable</w:t>
+      </w:r>
+      <w:proofErr w:type="spellEnd"/>
+      <w:r>
+        <w:rPr>
+          <w:rFonts w:ascii="Calibri" w:hAnsi="Calibri" w:cs="Calibri"/>
+          <w:sz w:val="36"/>
+          <w:szCs w:val="36"/>
+        </w:rPr>
+        <w:t xml:space="preserve"> (like a list, tuple or set) </w:t>
+      </w:r>
+      <w:r>
+        <w:rPr>
+          <w:rFonts w:ascii="Calibri" w:hAnsi="Calibri" w:cs="Calibri"/>
           <w:sz w:val="36"/>
           <w:szCs w:val="36"/>
         </w:rPr>
         <w:lastRenderedPageBreak/>
-        <w:t>even_numbers = list(filter(lambda x: x % 2 == 0, numbers))</w:t>
-      </w:r>
-    </w:p>
-    <w:p>
-      <w:pPr>
-        <w:spacing w:line="240" w:lineRule="auto"/>
-        <w:jc w:val="both"/>
-        <w:rPr>
-          <w:rFonts w:ascii="Calibri" w:hAnsi="Calibri" w:cs="Calibri"/>
-          <w:b/>
-          <w:bCs/>
-          <w:color w:val="D86DCB" w:themeColor="accent5" w:themeTint="99"/>
-          <w:sz w:val="36"/>
-          <w:szCs w:val="36"/>
-        </w:rPr>
-      </w:pPr>
-      <w:r>
-        <w:rPr>
-          <w:rFonts w:ascii="Calibri" w:hAnsi="Calibri" w:cs="Calibri"/>
-          <w:b/>
-          <w:bCs/>
-          <w:color w:val="D86DCB" w:themeColor="accent5" w:themeTint="99"/>
-          <w:sz w:val="36"/>
-          <w:szCs w:val="36"/>
-        </w:rPr>
-        <w:t>print(even_numbers) # [2, 4, 6]</w:t>
-      </w:r>
-    </w:p>
-    <w:p>
-      <w:pPr>
-        <w:spacing w:line="240" w:lineRule="auto"/>
-        <w:jc w:val="both"/>
-        <w:rPr>
-          <w:rFonts w:ascii="Calibri" w:hAnsi="Calibri" w:cs="Calibri"/>
-          <w:sz w:val="36"/>
-          <w:szCs w:val="36"/>
-        </w:rPr>
-      </w:pPr>
-    </w:p>
-    <w:p>
-      <w:pPr>
-        <w:spacing w:line="240" w:lineRule="auto"/>
-        <w:jc w:val="both"/>
-        <w:rPr>
-          <w:rFonts w:ascii="Calibri" w:hAnsi="Calibri" w:cs="Calibri"/>
-          <w:sz w:val="36"/>
-          <w:szCs w:val="36"/>
-        </w:rPr>
-      </w:pPr>
-    </w:p>
-    <w:p>
-      <w:pPr>
-        <w:spacing w:line="240" w:lineRule="auto"/>
-        <w:jc w:val="center"/>
-        <w:rPr>
-          <w:rFonts w:ascii="Calibri" w:hAnsi="Calibri" w:cs="Calibri"/>
-          <w:sz w:val="36"/>
-          <w:szCs w:val="36"/>
-        </w:rPr>
-      </w:pPr>
-      <w:r>
-        <w:rPr>
-          <w:rFonts w:ascii="Calibri" w:hAnsi="Calibri" w:cs="Calibri"/>
-          <w:sz w:val="36"/>
-          <w:szCs w:val="36"/>
-        </w:rPr>
-        <w:t>Break</w:t>
-      </w:r>
-    </w:p>
-    <w:p>
-      <w:pPr>
-        <w:spacing w:line="240" w:lineRule="auto"/>
-        <w:jc w:val="both"/>
-        <w:rPr>
-          <w:rFonts w:ascii="Calibri" w:hAnsi="Calibri" w:cs="Calibri"/>
-          <w:sz w:val="36"/>
-          <w:szCs w:val="36"/>
-        </w:rPr>
-      </w:pPr>
-    </w:p>
-    <w:p>
-      <w:pPr>
-        <w:spacing w:line="240" w:lineRule="auto"/>
-        <w:jc w:val="both"/>
-        <w:rPr>
-          <w:rFonts w:ascii="Calibri" w:hAnsi="Calibri" w:cs="Calibri"/>
-          <w:b/>
-          <w:bCs/>
-          <w:sz w:val="36"/>
-          <w:szCs w:val="36"/>
-        </w:rPr>
-      </w:pPr>
-      <w:r>
-        <w:rPr>
-          <w:rFonts w:ascii="Calibri" w:hAnsi="Calibri" w:cs="Calibri"/>
-          <w:b/>
-          <w:bCs/>
-          <w:sz w:val="36"/>
-          <w:szCs w:val="36"/>
-        </w:rPr>
-        <w:t>reduce</w:t>
-      </w:r>
-      <w:r>
-        <w:rPr>
-          <w:rFonts w:ascii="Calibri" w:hAnsi="Calibri" w:cs="Calibri"/>
-          <w:b/>
-          <w:bCs/>
-          <w:sz w:val="36"/>
-          <w:szCs w:val="36"/>
-        </w:rPr>
-        <w:t>() Function</w:t>
-      </w:r>
-      <w:r>
-        <w:rPr>
-          <w:rFonts w:ascii="Calibri" w:hAnsi="Calibri" w:cs="Calibri"/>
-          <w:b/>
-          <w:bCs/>
-          <w:sz w:val="36"/>
-          <w:szCs w:val="36"/>
-        </w:rPr>
-        <w:t>:</w:t>
-      </w:r>
-    </w:p>
-    <w:p>
-      <w:pPr>
-        <w:spacing w:line="240" w:lineRule="auto"/>
-        <w:jc w:val="both"/>
-        <w:rPr>
-          <w:rFonts w:ascii="Calibri" w:hAnsi="Calibri" w:cs="Calibri"/>
-          <w:sz w:val="36"/>
-          <w:szCs w:val="36"/>
-        </w:rPr>
-      </w:pPr>
-      <w:r>
-        <w:rPr>
-          <w:rFonts w:ascii="Calibri" w:hAnsi="Calibri" w:cs="Calibri"/>
-          <w:sz w:val="36"/>
-          <w:szCs w:val="36"/>
-        </w:rPr>
-        <w:t xml:space="preserve"># </w:t>
-      </w:r>
-      <w:r>
-        <w:rPr>
-          <w:rFonts w:ascii="Calibri" w:hAnsi="Calibri" w:cs="Calibri"/>
-          <w:sz w:val="36"/>
-          <w:szCs w:val="36"/>
-        </w:rPr>
-        <w:t xml:space="preserve">The </w:t>
-      </w:r>
-      <w:r>
-        <w:rPr>
-          <w:rFonts w:ascii="Calibri" w:hAnsi="Calibri" w:cs="Calibri"/>
-          <w:b/>
-          <w:bCs/>
-          <w:sz w:val="36"/>
-          <w:szCs w:val="36"/>
-        </w:rPr>
-        <w:t>reduce()</w:t>
-      </w:r>
-      <w:r>
-        <w:rPr>
-          <w:rFonts w:ascii="Calibri" w:hAnsi="Calibri" w:cs="Calibri"/>
-          <w:sz w:val="36"/>
-          <w:szCs w:val="36"/>
-        </w:rPr>
-        <w:t xml:space="preserve"> function in Python applies a specified function to the elements of an iterable (like a list, tuple or set) iteratively from left to right to compress the entire elements of the list down to a single value</w:t>
+        <w:t>iteratively from left to right to compress the entire elements of the list down to a single value</w:t>
       </w:r>
     </w:p>
     <w:p>
@@ -2148,6 +3228,7 @@
         </w:rPr>
         <w:t xml:space="preserve"># It’s from </w:t>
       </w:r>
+      <w:proofErr w:type="spellStart"/>
       <w:r>
         <w:rPr>
           <w:rFonts w:ascii="Calibri" w:hAnsi="Calibri" w:cs="Calibri"/>
@@ -2158,6 +3239,7 @@
         </w:rPr>
         <w:t>functools</w:t>
       </w:r>
+      <w:proofErr w:type="spellEnd"/>
       <w:r>
         <w:rPr>
           <w:rFonts w:ascii="Calibri" w:hAnsi="Calibri" w:cs="Calibri"/>
@@ -2235,15 +3317,27 @@
           <w:szCs w:val="36"/>
         </w:rPr>
       </w:pPr>
-      <w:r>
-        <w:rPr>
-          <w:rFonts w:ascii="Calibri" w:hAnsi="Calibri" w:cs="Calibri"/>
-          <w:b/>
-          <w:bCs/>
-          <w:sz w:val="36"/>
-          <w:szCs w:val="36"/>
-        </w:rPr>
-        <w:t>iterable:</w:t>
+      <w:proofErr w:type="spellStart"/>
+      <w:r>
+        <w:rPr>
+          <w:rFonts w:ascii="Calibri" w:hAnsi="Calibri" w:cs="Calibri"/>
+          <w:b/>
+          <w:bCs/>
+          <w:sz w:val="36"/>
+          <w:szCs w:val="36"/>
+        </w:rPr>
+        <w:t>iterable</w:t>
+      </w:r>
+      <w:proofErr w:type="spellEnd"/>
+      <w:r>
+        <w:rPr>
+          <w:rFonts w:ascii="Calibri" w:hAnsi="Calibri" w:cs="Calibri"/>
+          <w:b/>
+          <w:bCs/>
+          <w:sz w:val="36"/>
+          <w:szCs w:val="36"/>
+        </w:rPr>
+        <w:t>:</w:t>
       </w:r>
       <w:r>
         <w:rPr>
@@ -2300,15 +3394,49 @@
           <w:szCs w:val="36"/>
         </w:rPr>
       </w:pPr>
-      <w:r>
-        <w:rPr>
-          <w:rFonts w:ascii="Calibri" w:hAnsi="Calibri" w:cs="Calibri"/>
-          <w:b/>
-          <w:bCs/>
-          <w:sz w:val="36"/>
-          <w:szCs w:val="36"/>
-        </w:rPr>
-        <w:t>reduce(function, iterable, initializer= None)</w:t>
+      <w:proofErr w:type="gramStart"/>
+      <w:r>
+        <w:rPr>
+          <w:rFonts w:ascii="Calibri" w:hAnsi="Calibri" w:cs="Calibri"/>
+          <w:b/>
+          <w:bCs/>
+          <w:sz w:val="36"/>
+          <w:szCs w:val="36"/>
+        </w:rPr>
+        <w:t>reduce(</w:t>
+      </w:r>
+      <w:proofErr w:type="gramEnd"/>
+      <w:r>
+        <w:rPr>
+          <w:rFonts w:ascii="Calibri" w:hAnsi="Calibri" w:cs="Calibri"/>
+          <w:b/>
+          <w:bCs/>
+          <w:sz w:val="36"/>
+          <w:szCs w:val="36"/>
+        </w:rPr>
+        <w:t xml:space="preserve">function, </w:t>
+      </w:r>
+      <w:proofErr w:type="spellStart"/>
+      <w:r>
+        <w:rPr>
+          <w:rFonts w:ascii="Calibri" w:hAnsi="Calibri" w:cs="Calibri"/>
+          <w:b/>
+          <w:bCs/>
+          <w:sz w:val="36"/>
+          <w:szCs w:val="36"/>
+        </w:rPr>
+        <w:t>iterable</w:t>
+      </w:r>
+      <w:proofErr w:type="spellEnd"/>
+      <w:r>
+        <w:rPr>
+          <w:rFonts w:ascii="Calibri" w:hAnsi="Calibri" w:cs="Calibri"/>
+          <w:b/>
+          <w:bCs/>
+          <w:sz w:val="36"/>
+          <w:szCs w:val="36"/>
+        </w:rPr>
+        <w:t>, initializer= None)</w:t>
       </w:r>
     </w:p>
     <w:p>
@@ -2399,7 +3527,31 @@
           <w:sz w:val="36"/>
           <w:szCs w:val="36"/>
         </w:rPr>
-        <w:t>from functools import reduce</w:t>
+        <w:t xml:space="preserve">from </w:t>
+      </w:r>
+      <w:proofErr w:type="spellStart"/>
+      <w:r>
+        <w:rPr>
+          <w:rFonts w:ascii="Calibri" w:hAnsi="Calibri" w:cs="Calibri"/>
+          <w:b/>
+          <w:bCs/>
+          <w:color w:val="D86DCB" w:themeColor="accent5" w:themeTint="99"/>
+          <w:sz w:val="36"/>
+          <w:szCs w:val="36"/>
+        </w:rPr>
+        <w:t>functools</w:t>
+      </w:r>
+      <w:proofErr w:type="spellEnd"/>
+      <w:r>
+        <w:rPr>
+          <w:rFonts w:ascii="Calibri" w:hAnsi="Calibri" w:cs="Calibri"/>
+          <w:b/>
+          <w:bCs/>
+          <w:color w:val="D86DCB" w:themeColor="accent5" w:themeTint="99"/>
+          <w:sz w:val="36"/>
+          <w:szCs w:val="36"/>
+        </w:rPr>
+        <w:t xml:space="preserve"> import reduce</w:t>
       </w:r>
     </w:p>
     <w:p>
@@ -2449,223 +3601,295 @@
           <w:sz w:val="36"/>
           <w:szCs w:val="36"/>
         </w:rPr>
+        <w:t xml:space="preserve">largest = </w:t>
+      </w:r>
+      <w:proofErr w:type="gramStart"/>
+      <w:r>
+        <w:rPr>
+          <w:rFonts w:ascii="Calibri" w:hAnsi="Calibri" w:cs="Calibri"/>
+          <w:b/>
+          <w:bCs/>
+          <w:color w:val="D86DCB" w:themeColor="accent5" w:themeTint="99"/>
+          <w:sz w:val="36"/>
+          <w:szCs w:val="36"/>
+        </w:rPr>
+        <w:t>reduce(</w:t>
+      </w:r>
+      <w:proofErr w:type="gramEnd"/>
+      <w:r>
+        <w:rPr>
+          <w:rFonts w:ascii="Calibri" w:hAnsi="Calibri" w:cs="Calibri"/>
+          <w:b/>
+          <w:bCs/>
+          <w:color w:val="D86DCB" w:themeColor="accent5" w:themeTint="99"/>
+          <w:sz w:val="36"/>
+          <w:szCs w:val="36"/>
+        </w:rPr>
+        <w:t>lambda x, y: x if x &gt; y else y, numbers)</w:t>
+      </w:r>
+    </w:p>
+    <w:p>
+      <w:pPr>
+        <w:spacing w:line="240" w:lineRule="auto"/>
+        <w:jc w:val="both"/>
+        <w:rPr>
+          <w:rFonts w:ascii="Calibri" w:hAnsi="Calibri" w:cs="Calibri"/>
+          <w:b/>
+          <w:bCs/>
+          <w:color w:val="D86DCB" w:themeColor="accent5" w:themeTint="99"/>
+          <w:sz w:val="36"/>
+          <w:szCs w:val="36"/>
+        </w:rPr>
+      </w:pPr>
+      <w:r>
+        <w:rPr>
+          <w:rFonts w:ascii="Calibri" w:hAnsi="Calibri" w:cs="Calibri"/>
+          <w:b/>
+          <w:bCs/>
+          <w:color w:val="D86DCB" w:themeColor="accent5" w:themeTint="99"/>
+          <w:sz w:val="36"/>
+          <w:szCs w:val="36"/>
+        </w:rPr>
+        <w:t>print(largest) # 90</w:t>
+      </w:r>
+    </w:p>
+    <w:p>
+      <w:pPr>
+        <w:spacing w:line="240" w:lineRule="auto"/>
+        <w:jc w:val="both"/>
+        <w:rPr>
+          <w:rFonts w:ascii="Calibri" w:hAnsi="Calibri" w:cs="Calibri"/>
+          <w:sz w:val="36"/>
+          <w:szCs w:val="36"/>
+        </w:rPr>
+      </w:pPr>
+    </w:p>
+    <w:p>
+      <w:pPr>
+        <w:spacing w:line="240" w:lineRule="auto"/>
+        <w:jc w:val="center"/>
+        <w:rPr>
+          <w:rFonts w:ascii="Calibri" w:hAnsi="Calibri" w:cs="Calibri"/>
+          <w:sz w:val="36"/>
+          <w:szCs w:val="36"/>
+        </w:rPr>
+      </w:pPr>
+      <w:r>
+        <w:rPr>
+          <w:rFonts w:ascii="Calibri" w:hAnsi="Calibri" w:cs="Calibri"/>
+          <w:sz w:val="36"/>
+          <w:szCs w:val="36"/>
+        </w:rPr>
+        <w:t>Break</w:t>
+      </w:r>
+    </w:p>
+    <w:p>
+      <w:pPr>
+        <w:spacing w:line="240" w:lineRule="auto"/>
+        <w:jc w:val="both"/>
+        <w:rPr>
+          <w:rFonts w:ascii="Calibri" w:hAnsi="Calibri" w:cs="Calibri"/>
+          <w:sz w:val="36"/>
+          <w:szCs w:val="36"/>
+        </w:rPr>
+      </w:pPr>
+    </w:p>
+    <w:p>
+      <w:pPr>
+        <w:spacing w:line="240" w:lineRule="auto"/>
+        <w:jc w:val="both"/>
+        <w:rPr>
+          <w:rFonts w:ascii="Calibri" w:hAnsi="Calibri" w:cs="Calibri"/>
+          <w:b/>
+          <w:bCs/>
+          <w:sz w:val="36"/>
+          <w:szCs w:val="36"/>
+        </w:rPr>
+      </w:pPr>
+      <w:proofErr w:type="spellStart"/>
+      <w:proofErr w:type="gramStart"/>
+      <w:r>
+        <w:rPr>
+          <w:rFonts w:ascii="Calibri" w:hAnsi="Calibri" w:cs="Calibri"/>
+          <w:b/>
+          <w:bCs/>
+          <w:sz w:val="36"/>
+          <w:szCs w:val="36"/>
+        </w:rPr>
+        <w:t>divmod</w:t>
+      </w:r>
+      <w:proofErr w:type="spellEnd"/>
+      <w:r>
+        <w:rPr>
+          <w:rFonts w:ascii="Calibri" w:hAnsi="Calibri" w:cs="Calibri"/>
+          <w:b/>
+          <w:bCs/>
+          <w:sz w:val="36"/>
+          <w:szCs w:val="36"/>
+        </w:rPr>
+        <w:t>(</w:t>
+      </w:r>
+      <w:proofErr w:type="gramEnd"/>
+      <w:r>
+        <w:rPr>
+          <w:rFonts w:ascii="Calibri" w:hAnsi="Calibri" w:cs="Calibri"/>
+          <w:b/>
+          <w:bCs/>
+          <w:sz w:val="36"/>
+          <w:szCs w:val="36"/>
+        </w:rPr>
+        <w:t>)</w:t>
+      </w:r>
+      <w:r>
+        <w:rPr>
+          <w:rFonts w:ascii="Calibri" w:hAnsi="Calibri" w:cs="Calibri"/>
+          <w:b/>
+          <w:bCs/>
+          <w:sz w:val="36"/>
+          <w:szCs w:val="36"/>
+        </w:rPr>
+        <w:t xml:space="preserve"> </w:t>
+      </w:r>
+      <w:r>
+        <w:rPr>
+          <w:rFonts w:ascii="Calibri" w:hAnsi="Calibri" w:cs="Calibri"/>
+          <w:b/>
+          <w:bCs/>
+          <w:sz w:val="36"/>
+          <w:szCs w:val="36"/>
+        </w:rPr>
+        <w:t>Function</w:t>
+      </w:r>
+      <w:r>
+        <w:rPr>
+          <w:rFonts w:ascii="Calibri" w:hAnsi="Calibri" w:cs="Calibri"/>
+          <w:b/>
+          <w:bCs/>
+          <w:sz w:val="36"/>
+          <w:szCs w:val="36"/>
+        </w:rPr>
+        <w:t>:</w:t>
+      </w:r>
+    </w:p>
+    <w:p>
+      <w:pPr>
+        <w:spacing w:line="240" w:lineRule="auto"/>
+        <w:jc w:val="both"/>
+        <w:rPr>
+          <w:rFonts w:ascii="Calibri" w:hAnsi="Calibri" w:cs="Calibri"/>
+          <w:sz w:val="36"/>
+          <w:szCs w:val="36"/>
+        </w:rPr>
+      </w:pPr>
+      <w:r>
+        <w:rPr>
+          <w:rFonts w:ascii="Calibri" w:hAnsi="Calibri" w:cs="Calibri"/>
+          <w:sz w:val="36"/>
+          <w:szCs w:val="36"/>
+        </w:rPr>
+        <w:t># It is a super handy built-in Python function that does division + remainder at the same time.</w:t>
+      </w:r>
+    </w:p>
+    <w:p>
+      <w:pPr>
+        <w:spacing w:line="240" w:lineRule="auto"/>
+        <w:jc w:val="both"/>
+        <w:rPr>
+          <w:rFonts w:ascii="Calibri" w:hAnsi="Calibri" w:cs="Calibri"/>
+          <w:sz w:val="36"/>
+          <w:szCs w:val="36"/>
+        </w:rPr>
+      </w:pPr>
+      <w:r>
+        <w:rPr>
+          <w:rFonts w:ascii="Calibri" w:hAnsi="Calibri" w:cs="Calibri"/>
+          <w:sz w:val="36"/>
+          <w:szCs w:val="36"/>
+        </w:rPr>
+        <w:t xml:space="preserve"># </w:t>
+      </w:r>
+      <w:proofErr w:type="spellStart"/>
+      <w:proofErr w:type="gramStart"/>
+      <w:r>
+        <w:rPr>
+          <w:rFonts w:ascii="Calibri" w:hAnsi="Calibri" w:cs="Calibri"/>
+          <w:b/>
+          <w:bCs/>
+          <w:sz w:val="36"/>
+          <w:szCs w:val="36"/>
+        </w:rPr>
+        <w:t>divmod</w:t>
+      </w:r>
+      <w:proofErr w:type="spellEnd"/>
+      <w:r>
+        <w:rPr>
+          <w:rFonts w:ascii="Calibri" w:hAnsi="Calibri" w:cs="Calibri"/>
+          <w:b/>
+          <w:bCs/>
+          <w:sz w:val="36"/>
+          <w:szCs w:val="36"/>
+        </w:rPr>
+        <w:t>(</w:t>
+      </w:r>
+      <w:proofErr w:type="gramEnd"/>
+      <w:r>
+        <w:rPr>
+          <w:rFonts w:ascii="Calibri" w:hAnsi="Calibri" w:cs="Calibri"/>
+          <w:b/>
+          <w:bCs/>
+          <w:sz w:val="36"/>
+          <w:szCs w:val="36"/>
+        </w:rPr>
+        <w:t>a, b)</w:t>
+      </w:r>
+      <w:r>
+        <w:rPr>
+          <w:rFonts w:ascii="Calibri" w:hAnsi="Calibri" w:cs="Calibri"/>
+          <w:sz w:val="36"/>
+          <w:szCs w:val="36"/>
+        </w:rPr>
+        <w:t xml:space="preserve"> returns </w:t>
+      </w:r>
+      <w:r>
+        <w:rPr>
+          <w:rFonts w:ascii="Calibri" w:hAnsi="Calibri" w:cs="Calibri"/>
+          <w:b/>
+          <w:bCs/>
+          <w:sz w:val="36"/>
+          <w:szCs w:val="36"/>
+        </w:rPr>
+        <w:t>(a // b, a % b)</w:t>
+      </w:r>
+      <w:r>
+        <w:rPr>
+          <w:rFonts w:ascii="Calibri" w:hAnsi="Calibri" w:cs="Calibri"/>
+          <w:sz w:val="36"/>
+          <w:szCs w:val="36"/>
+        </w:rPr>
+        <w:t>. So instead of doing:</w:t>
+      </w:r>
+    </w:p>
+    <w:p>
+      <w:pPr>
+        <w:spacing w:line="240" w:lineRule="auto"/>
+        <w:jc w:val="both"/>
+        <w:rPr>
+          <w:rFonts w:ascii="Calibri" w:hAnsi="Calibri" w:cs="Calibri"/>
+          <w:b/>
+          <w:bCs/>
+          <w:sz w:val="36"/>
+          <w:szCs w:val="36"/>
+        </w:rPr>
+      </w:pPr>
+      <w:r>
+        <w:rPr>
+          <w:rFonts w:ascii="Calibri" w:hAnsi="Calibri" w:cs="Calibri"/>
+          <w:b/>
+          <w:bCs/>
+          <w:sz w:val="36"/>
+          <w:szCs w:val="36"/>
+        </w:rPr>
         <w:lastRenderedPageBreak/>
-        <w:t>largest = reduce(lambda x, y: x if x &gt; y else y, numbers)</w:t>
-      </w:r>
-    </w:p>
-    <w:p>
-      <w:pPr>
-        <w:spacing w:line="240" w:lineRule="auto"/>
-        <w:jc w:val="both"/>
-        <w:rPr>
-          <w:rFonts w:ascii="Calibri" w:hAnsi="Calibri" w:cs="Calibri"/>
-          <w:b/>
-          <w:bCs/>
-          <w:color w:val="D86DCB" w:themeColor="accent5" w:themeTint="99"/>
-          <w:sz w:val="36"/>
-          <w:szCs w:val="36"/>
-        </w:rPr>
-      </w:pPr>
-      <w:r>
-        <w:rPr>
-          <w:rFonts w:ascii="Calibri" w:hAnsi="Calibri" w:cs="Calibri"/>
-          <w:b/>
-          <w:bCs/>
-          <w:color w:val="D86DCB" w:themeColor="accent5" w:themeTint="99"/>
-          <w:sz w:val="36"/>
-          <w:szCs w:val="36"/>
-        </w:rPr>
-        <w:t>print(largest) # 90</w:t>
-      </w:r>
-    </w:p>
-    <w:p>
-      <w:pPr>
-        <w:spacing w:line="240" w:lineRule="auto"/>
-        <w:jc w:val="both"/>
-        <w:rPr>
-          <w:rFonts w:ascii="Calibri" w:hAnsi="Calibri" w:cs="Calibri"/>
-          <w:sz w:val="36"/>
-          <w:szCs w:val="36"/>
-        </w:rPr>
-      </w:pPr>
-    </w:p>
-    <w:p>
-      <w:pPr>
-        <w:spacing w:line="240" w:lineRule="auto"/>
-        <w:jc w:val="center"/>
-        <w:rPr>
-          <w:rFonts w:ascii="Calibri" w:hAnsi="Calibri" w:cs="Calibri"/>
-          <w:sz w:val="36"/>
-          <w:szCs w:val="36"/>
-        </w:rPr>
-      </w:pPr>
-      <w:r>
-        <w:rPr>
-          <w:rFonts w:ascii="Calibri" w:hAnsi="Calibri" w:cs="Calibri"/>
-          <w:sz w:val="36"/>
-          <w:szCs w:val="36"/>
-        </w:rPr>
-        <w:t>Break</w:t>
-      </w:r>
-    </w:p>
-    <w:p>
-      <w:pPr>
-        <w:spacing w:line="240" w:lineRule="auto"/>
-        <w:jc w:val="both"/>
-        <w:rPr>
-          <w:rFonts w:ascii="Calibri" w:hAnsi="Calibri" w:cs="Calibri"/>
-          <w:sz w:val="36"/>
-          <w:szCs w:val="36"/>
-        </w:rPr>
-      </w:pPr>
-    </w:p>
-    <w:p>
-      <w:pPr>
-        <w:spacing w:line="240" w:lineRule="auto"/>
-        <w:jc w:val="both"/>
-        <w:rPr>
-          <w:rFonts w:ascii="Calibri" w:hAnsi="Calibri" w:cs="Calibri"/>
-          <w:b/>
-          <w:bCs/>
-          <w:sz w:val="36"/>
-          <w:szCs w:val="36"/>
-        </w:rPr>
-      </w:pPr>
-      <w:r>
-        <w:rPr>
-          <w:rFonts w:ascii="Calibri" w:hAnsi="Calibri" w:cs="Calibri"/>
-          <w:b/>
-          <w:bCs/>
-          <w:sz w:val="36"/>
-          <w:szCs w:val="36"/>
-        </w:rPr>
-        <w:t>divmod()</w:t>
-      </w:r>
-      <w:r>
-        <w:rPr>
-          <w:rFonts w:ascii="Calibri" w:hAnsi="Calibri" w:cs="Calibri"/>
-          <w:b/>
-          <w:bCs/>
-          <w:sz w:val="36"/>
-          <w:szCs w:val="36"/>
-        </w:rPr>
-        <w:t xml:space="preserve"> </w:t>
-      </w:r>
-      <w:r>
-        <w:rPr>
-          <w:rFonts w:ascii="Calibri" w:hAnsi="Calibri" w:cs="Calibri"/>
-          <w:b/>
-          <w:bCs/>
-          <w:sz w:val="36"/>
-          <w:szCs w:val="36"/>
-        </w:rPr>
-        <w:t>Function</w:t>
-      </w:r>
-      <w:r>
-        <w:rPr>
-          <w:rFonts w:ascii="Calibri" w:hAnsi="Calibri" w:cs="Calibri"/>
-          <w:b/>
-          <w:bCs/>
-          <w:sz w:val="36"/>
-          <w:szCs w:val="36"/>
-        </w:rPr>
-        <w:t>:</w:t>
-      </w:r>
-    </w:p>
-    <w:p>
-      <w:pPr>
-        <w:spacing w:line="240" w:lineRule="auto"/>
-        <w:jc w:val="both"/>
-        <w:rPr>
-          <w:rFonts w:ascii="Calibri" w:hAnsi="Calibri" w:cs="Calibri"/>
-          <w:sz w:val="36"/>
-          <w:szCs w:val="36"/>
-        </w:rPr>
-      </w:pPr>
-      <w:r>
-        <w:rPr>
-          <w:rFonts w:ascii="Calibri" w:hAnsi="Calibri" w:cs="Calibri"/>
-          <w:sz w:val="36"/>
-          <w:szCs w:val="36"/>
-        </w:rPr>
-        <w:t># It is a super handy built-in Python function that does division + remainder at the same time.</w:t>
-      </w:r>
-    </w:p>
-    <w:p>
-      <w:pPr>
-        <w:spacing w:line="240" w:lineRule="auto"/>
-        <w:jc w:val="both"/>
-        <w:rPr>
-          <w:rFonts w:ascii="Calibri" w:hAnsi="Calibri" w:cs="Calibri"/>
-          <w:sz w:val="36"/>
-          <w:szCs w:val="36"/>
-        </w:rPr>
-      </w:pPr>
-      <w:r>
-        <w:rPr>
-          <w:rFonts w:ascii="Calibri" w:hAnsi="Calibri" w:cs="Calibri"/>
-          <w:sz w:val="36"/>
-          <w:szCs w:val="36"/>
-        </w:rPr>
-        <w:t xml:space="preserve"># </w:t>
-      </w:r>
-      <w:r>
-        <w:rPr>
-          <w:rFonts w:ascii="Calibri" w:hAnsi="Calibri" w:cs="Calibri"/>
-          <w:b/>
-          <w:bCs/>
-          <w:sz w:val="36"/>
-          <w:szCs w:val="36"/>
-        </w:rPr>
-        <w:t>divmod(a, b)</w:t>
-      </w:r>
-      <w:r>
-        <w:rPr>
-          <w:rFonts w:ascii="Calibri" w:hAnsi="Calibri" w:cs="Calibri"/>
-          <w:sz w:val="36"/>
-          <w:szCs w:val="36"/>
-        </w:rPr>
-        <w:t xml:space="preserve"> returns </w:t>
-      </w:r>
-      <w:r>
-        <w:rPr>
-          <w:rFonts w:ascii="Calibri" w:hAnsi="Calibri" w:cs="Calibri"/>
-          <w:b/>
-          <w:bCs/>
-          <w:sz w:val="36"/>
-          <w:szCs w:val="36"/>
-        </w:rPr>
-        <w:t>(a // b, a % b)</w:t>
-      </w:r>
-      <w:r>
-        <w:rPr>
-          <w:rFonts w:ascii="Calibri" w:hAnsi="Calibri" w:cs="Calibri"/>
-          <w:sz w:val="36"/>
-          <w:szCs w:val="36"/>
-        </w:rPr>
-        <w:t>. So instead of doing:</w:t>
-      </w:r>
-    </w:p>
-    <w:p>
-      <w:pPr>
-        <w:spacing w:line="240" w:lineRule="auto"/>
-        <w:jc w:val="both"/>
-        <w:rPr>
-          <w:rFonts w:ascii="Calibri" w:hAnsi="Calibri" w:cs="Calibri"/>
-          <w:b/>
-          <w:bCs/>
-          <w:sz w:val="36"/>
-          <w:szCs w:val="36"/>
-        </w:rPr>
-      </w:pPr>
-      <w:r>
-        <w:rPr>
-          <w:rFonts w:ascii="Calibri" w:hAnsi="Calibri" w:cs="Calibri"/>
-          <w:b/>
-          <w:bCs/>
-          <w:sz w:val="36"/>
-          <w:szCs w:val="36"/>
-        </w:rPr>
         <w:t>a // b   # quotient</w:t>
       </w:r>
     </w:p>
@@ -2816,57 +4040,142 @@
           <w:sz w:val="36"/>
           <w:szCs w:val="36"/>
         </w:rPr>
-        <w:t>q, r = divmod(10, 3)</w:t>
-      </w:r>
-    </w:p>
-    <w:p>
-      <w:pPr>
-        <w:spacing w:line="240" w:lineRule="auto"/>
-        <w:jc w:val="both"/>
-        <w:rPr>
-          <w:rFonts w:ascii="Calibri" w:hAnsi="Calibri" w:cs="Calibri"/>
-          <w:b/>
-          <w:bCs/>
-          <w:color w:val="D86DCB" w:themeColor="accent5" w:themeTint="99"/>
-          <w:sz w:val="36"/>
-          <w:szCs w:val="36"/>
-        </w:rPr>
-      </w:pPr>
-      <w:r>
-        <w:rPr>
-          <w:rFonts w:ascii="Calibri" w:hAnsi="Calibri" w:cs="Calibri"/>
-          <w:b/>
-          <w:bCs/>
-          <w:color w:val="D86DCB" w:themeColor="accent5" w:themeTint="99"/>
-          <w:sz w:val="36"/>
-          <w:szCs w:val="36"/>
-        </w:rPr>
-        <w:t>print(q)  # 3</w:t>
-      </w:r>
-    </w:p>
-    <w:p>
-      <w:pPr>
-        <w:spacing w:line="240" w:lineRule="auto"/>
-        <w:jc w:val="both"/>
-        <w:rPr>
-          <w:rFonts w:ascii="Calibri" w:hAnsi="Calibri" w:cs="Calibri"/>
-          <w:b/>
-          <w:bCs/>
-          <w:color w:val="D86DCB" w:themeColor="accent5" w:themeTint="99"/>
-          <w:sz w:val="36"/>
-          <w:szCs w:val="36"/>
-        </w:rPr>
-      </w:pPr>
-      <w:r>
-        <w:rPr>
-          <w:rFonts w:ascii="Calibri" w:hAnsi="Calibri" w:cs="Calibri"/>
-          <w:b/>
-          <w:bCs/>
-          <w:color w:val="D86DCB" w:themeColor="accent5" w:themeTint="99"/>
-          <w:sz w:val="36"/>
-          <w:szCs w:val="36"/>
-        </w:rPr>
-        <w:t>print(r)  # 1</w:t>
+        <w:t xml:space="preserve">q, r = </w:t>
+      </w:r>
+      <w:proofErr w:type="spellStart"/>
+      <w:proofErr w:type="gramStart"/>
+      <w:r>
+        <w:rPr>
+          <w:rFonts w:ascii="Calibri" w:hAnsi="Calibri" w:cs="Calibri"/>
+          <w:b/>
+          <w:bCs/>
+          <w:color w:val="D86DCB" w:themeColor="accent5" w:themeTint="99"/>
+          <w:sz w:val="36"/>
+          <w:szCs w:val="36"/>
+        </w:rPr>
+        <w:t>divmod</w:t>
+      </w:r>
+      <w:proofErr w:type="spellEnd"/>
+      <w:r>
+        <w:rPr>
+          <w:rFonts w:ascii="Calibri" w:hAnsi="Calibri" w:cs="Calibri"/>
+          <w:b/>
+          <w:bCs/>
+          <w:color w:val="D86DCB" w:themeColor="accent5" w:themeTint="99"/>
+          <w:sz w:val="36"/>
+          <w:szCs w:val="36"/>
+        </w:rPr>
+        <w:t>(</w:t>
+      </w:r>
+      <w:proofErr w:type="gramEnd"/>
+      <w:r>
+        <w:rPr>
+          <w:rFonts w:ascii="Calibri" w:hAnsi="Calibri" w:cs="Calibri"/>
+          <w:b/>
+          <w:bCs/>
+          <w:color w:val="D86DCB" w:themeColor="accent5" w:themeTint="99"/>
+          <w:sz w:val="36"/>
+          <w:szCs w:val="36"/>
+        </w:rPr>
+        <w:t>10, 3)</w:t>
+      </w:r>
+    </w:p>
+    <w:p>
+      <w:pPr>
+        <w:spacing w:line="240" w:lineRule="auto"/>
+        <w:jc w:val="both"/>
+        <w:rPr>
+          <w:rFonts w:ascii="Calibri" w:hAnsi="Calibri" w:cs="Calibri"/>
+          <w:b/>
+          <w:bCs/>
+          <w:color w:val="D86DCB" w:themeColor="accent5" w:themeTint="99"/>
+          <w:sz w:val="36"/>
+          <w:szCs w:val="36"/>
+        </w:rPr>
+      </w:pPr>
+      <w:r>
+        <w:rPr>
+          <w:rFonts w:ascii="Calibri" w:hAnsi="Calibri" w:cs="Calibri"/>
+          <w:b/>
+          <w:bCs/>
+          <w:color w:val="D86DCB" w:themeColor="accent5" w:themeTint="99"/>
+          <w:sz w:val="36"/>
+          <w:szCs w:val="36"/>
+        </w:rPr>
+        <w:t>print(</w:t>
+      </w:r>
+      <w:proofErr w:type="gramStart"/>
+      <w:r>
+        <w:rPr>
+          <w:rFonts w:ascii="Calibri" w:hAnsi="Calibri" w:cs="Calibri"/>
+          <w:b/>
+          <w:bCs/>
+          <w:color w:val="D86DCB" w:themeColor="accent5" w:themeTint="99"/>
+          <w:sz w:val="36"/>
+          <w:szCs w:val="36"/>
+        </w:rPr>
+        <w:t>q)  #</w:t>
+      </w:r>
+      <w:proofErr w:type="gramEnd"/>
+      <w:r>
+        <w:rPr>
+          <w:rFonts w:ascii="Calibri" w:hAnsi="Calibri" w:cs="Calibri"/>
+          <w:b/>
+          <w:bCs/>
+          <w:color w:val="D86DCB" w:themeColor="accent5" w:themeTint="99"/>
+          <w:sz w:val="36"/>
+          <w:szCs w:val="36"/>
+        </w:rPr>
+        <w:t xml:space="preserve"> 3</w:t>
+      </w:r>
+    </w:p>
+    <w:p>
+      <w:pPr>
+        <w:spacing w:line="240" w:lineRule="auto"/>
+        <w:jc w:val="both"/>
+        <w:rPr>
+          <w:rFonts w:ascii="Calibri" w:hAnsi="Calibri" w:cs="Calibri"/>
+          <w:b/>
+          <w:bCs/>
+          <w:color w:val="D86DCB" w:themeColor="accent5" w:themeTint="99"/>
+          <w:sz w:val="36"/>
+          <w:szCs w:val="36"/>
+        </w:rPr>
+      </w:pPr>
+      <w:r>
+        <w:rPr>
+          <w:rFonts w:ascii="Calibri" w:hAnsi="Calibri" w:cs="Calibri"/>
+          <w:b/>
+          <w:bCs/>
+          <w:color w:val="D86DCB" w:themeColor="accent5" w:themeTint="99"/>
+          <w:sz w:val="36"/>
+          <w:szCs w:val="36"/>
+        </w:rPr>
+        <w:t>print(</w:t>
+      </w:r>
+      <w:proofErr w:type="gramStart"/>
+      <w:r>
+        <w:rPr>
+          <w:rFonts w:ascii="Calibri" w:hAnsi="Calibri" w:cs="Calibri"/>
+          <w:b/>
+          <w:bCs/>
+          <w:color w:val="D86DCB" w:themeColor="accent5" w:themeTint="99"/>
+          <w:sz w:val="36"/>
+          <w:szCs w:val="36"/>
+        </w:rPr>
+        <w:t>r)  #</w:t>
+      </w:r>
+      <w:proofErr w:type="gramEnd"/>
+      <w:r>
+        <w:rPr>
+          <w:rFonts w:ascii="Calibri" w:hAnsi="Calibri" w:cs="Calibri"/>
+          <w:b/>
+          <w:bCs/>
+          <w:color w:val="D86DCB" w:themeColor="accent5" w:themeTint="99"/>
+          <w:sz w:val="36"/>
+          <w:szCs w:val="36"/>
+        </w:rPr>
+        <w:t xml:space="preserve"> 1</w:t>
       </w:r>
     </w:p>
     <w:p>
@@ -3158,26 +4467,62 @@
           <w:sz w:val="36"/>
           <w:szCs w:val="36"/>
         </w:rPr>
-        <w:t>mins, secs = divmod(seconds, 60)</w:t>
-      </w:r>
-    </w:p>
-    <w:p>
-      <w:pPr>
-        <w:spacing w:line="240" w:lineRule="auto"/>
-        <w:jc w:val="both"/>
-        <w:rPr>
-          <w:rFonts w:ascii="Calibri" w:hAnsi="Calibri" w:cs="Calibri"/>
-          <w:sz w:val="36"/>
-          <w:szCs w:val="36"/>
-        </w:rPr>
-      </w:pPr>
-      <w:r>
-        <w:rPr>
-          <w:rFonts w:ascii="Calibri" w:hAnsi="Calibri" w:cs="Calibri"/>
-          <w:sz w:val="36"/>
-          <w:szCs w:val="36"/>
-        </w:rPr>
-        <w:lastRenderedPageBreak/>
+        <w:t xml:space="preserve">mins, secs = </w:t>
+      </w:r>
+      <w:proofErr w:type="spellStart"/>
+      <w:proofErr w:type="gramStart"/>
+      <w:r>
+        <w:rPr>
+          <w:rFonts w:ascii="Calibri" w:hAnsi="Calibri" w:cs="Calibri"/>
+          <w:b/>
+          <w:bCs/>
+          <w:color w:val="D86DCB" w:themeColor="accent5" w:themeTint="99"/>
+          <w:sz w:val="36"/>
+          <w:szCs w:val="36"/>
+        </w:rPr>
+        <w:t>divmod</w:t>
+      </w:r>
+      <w:proofErr w:type="spellEnd"/>
+      <w:r>
+        <w:rPr>
+          <w:rFonts w:ascii="Calibri" w:hAnsi="Calibri" w:cs="Calibri"/>
+          <w:b/>
+          <w:bCs/>
+          <w:color w:val="D86DCB" w:themeColor="accent5" w:themeTint="99"/>
+          <w:sz w:val="36"/>
+          <w:szCs w:val="36"/>
+        </w:rPr>
+        <w:t>(</w:t>
+      </w:r>
+      <w:proofErr w:type="gramEnd"/>
+      <w:r>
+        <w:rPr>
+          <w:rFonts w:ascii="Calibri" w:hAnsi="Calibri" w:cs="Calibri"/>
+          <w:b/>
+          <w:bCs/>
+          <w:color w:val="D86DCB" w:themeColor="accent5" w:themeTint="99"/>
+          <w:sz w:val="36"/>
+          <w:szCs w:val="36"/>
+        </w:rPr>
+        <w:t>seconds, 60)</w:t>
+      </w:r>
+    </w:p>
+    <w:p>
+      <w:pPr>
+        <w:spacing w:line="240" w:lineRule="auto"/>
+        <w:jc w:val="both"/>
+        <w:rPr>
+          <w:rFonts w:ascii="Calibri" w:hAnsi="Calibri" w:cs="Calibri"/>
+          <w:sz w:val="36"/>
+          <w:szCs w:val="36"/>
+        </w:rPr>
+      </w:pPr>
+      <w:r>
+        <w:rPr>
+          <w:rFonts w:ascii="Calibri" w:hAnsi="Calibri" w:cs="Calibri"/>
+          <w:sz w:val="36"/>
+          <w:szCs w:val="36"/>
+        </w:rPr>
         <w:t># More Examples:</w:t>
       </w:r>
     </w:p>
@@ -3194,66 +4539,144 @@
           <w:szCs w:val="36"/>
         </w:rPr>
       </w:pPr>
-      <w:r>
-        <w:rPr>
-          <w:rFonts w:ascii="Calibri" w:hAnsi="Calibri" w:cs="Calibri"/>
-          <w:b/>
-          <w:bCs/>
-          <w:color w:val="D86DCB" w:themeColor="accent5" w:themeTint="99"/>
-          <w:sz w:val="36"/>
-          <w:szCs w:val="36"/>
-        </w:rPr>
-        <w:t>print(divmod(50, 7))   # (7, 1)</w:t>
-      </w:r>
-    </w:p>
-    <w:p>
-      <w:pPr>
-        <w:spacing w:line="240" w:lineRule="auto"/>
-        <w:jc w:val="both"/>
-        <w:rPr>
-          <w:rFonts w:ascii="Calibri" w:hAnsi="Calibri" w:cs="Calibri"/>
-          <w:b/>
-          <w:bCs/>
-          <w:color w:val="D86DCB" w:themeColor="accent5" w:themeTint="99"/>
-          <w:sz w:val="36"/>
-          <w:szCs w:val="36"/>
-        </w:rPr>
-      </w:pPr>
-      <w:r>
-        <w:rPr>
-          <w:rFonts w:ascii="Calibri" w:hAnsi="Calibri" w:cs="Calibri"/>
-          <w:b/>
-          <w:bCs/>
-          <w:color w:val="D86DCB" w:themeColor="accent5" w:themeTint="99"/>
-          <w:sz w:val="36"/>
-          <w:szCs w:val="36"/>
-        </w:rPr>
-        <w:t>print(divmod(100, 10)) # (10, 0)</w:t>
-      </w:r>
-    </w:p>
-    <w:p>
-      <w:pPr>
-        <w:spacing w:line="240" w:lineRule="auto"/>
-        <w:jc w:val="both"/>
-        <w:rPr>
-          <w:rFonts w:ascii="Calibri" w:hAnsi="Calibri" w:cs="Calibri"/>
-          <w:b/>
-          <w:bCs/>
-          <w:color w:val="D86DCB" w:themeColor="accent5" w:themeTint="99"/>
-          <w:sz w:val="36"/>
-          <w:szCs w:val="36"/>
-        </w:rPr>
-      </w:pPr>
-      <w:r>
-        <w:rPr>
-          <w:rFonts w:ascii="Calibri" w:hAnsi="Calibri" w:cs="Calibri"/>
-          <w:b/>
-          <w:bCs/>
-          <w:color w:val="D86DCB" w:themeColor="accent5" w:themeTint="99"/>
-          <w:sz w:val="36"/>
-          <w:szCs w:val="36"/>
-        </w:rPr>
-        <w:t>print(divmod(8, 2))    # (4, 0)</w:t>
+      <w:proofErr w:type="gramStart"/>
+      <w:r>
+        <w:rPr>
+          <w:rFonts w:ascii="Calibri" w:hAnsi="Calibri" w:cs="Calibri"/>
+          <w:b/>
+          <w:bCs/>
+          <w:color w:val="D86DCB" w:themeColor="accent5" w:themeTint="99"/>
+          <w:sz w:val="36"/>
+          <w:szCs w:val="36"/>
+        </w:rPr>
+        <w:t>print(</w:t>
+      </w:r>
+      <w:proofErr w:type="spellStart"/>
+      <w:proofErr w:type="gramEnd"/>
+      <w:r>
+        <w:rPr>
+          <w:rFonts w:ascii="Calibri" w:hAnsi="Calibri" w:cs="Calibri"/>
+          <w:b/>
+          <w:bCs/>
+          <w:color w:val="D86DCB" w:themeColor="accent5" w:themeTint="99"/>
+          <w:sz w:val="36"/>
+          <w:szCs w:val="36"/>
+        </w:rPr>
+        <w:t>divmod</w:t>
+      </w:r>
+      <w:proofErr w:type="spellEnd"/>
+      <w:r>
+        <w:rPr>
+          <w:rFonts w:ascii="Calibri" w:hAnsi="Calibri" w:cs="Calibri"/>
+          <w:b/>
+          <w:bCs/>
+          <w:color w:val="D86DCB" w:themeColor="accent5" w:themeTint="99"/>
+          <w:sz w:val="36"/>
+          <w:szCs w:val="36"/>
+        </w:rPr>
+        <w:t>(50, 7))   # (7, 1)</w:t>
+      </w:r>
+    </w:p>
+    <w:p>
+      <w:pPr>
+        <w:spacing w:line="240" w:lineRule="auto"/>
+        <w:jc w:val="both"/>
+        <w:rPr>
+          <w:rFonts w:ascii="Calibri" w:hAnsi="Calibri" w:cs="Calibri"/>
+          <w:b/>
+          <w:bCs/>
+          <w:color w:val="D86DCB" w:themeColor="accent5" w:themeTint="99"/>
+          <w:sz w:val="36"/>
+          <w:szCs w:val="36"/>
+        </w:rPr>
+      </w:pPr>
+      <w:proofErr w:type="gramStart"/>
+      <w:r>
+        <w:rPr>
+          <w:rFonts w:ascii="Calibri" w:hAnsi="Calibri" w:cs="Calibri"/>
+          <w:b/>
+          <w:bCs/>
+          <w:color w:val="D86DCB" w:themeColor="accent5" w:themeTint="99"/>
+          <w:sz w:val="36"/>
+          <w:szCs w:val="36"/>
+        </w:rPr>
+        <w:t>print(</w:t>
+      </w:r>
+      <w:proofErr w:type="spellStart"/>
+      <w:proofErr w:type="gramEnd"/>
+      <w:r>
+        <w:rPr>
+          <w:rFonts w:ascii="Calibri" w:hAnsi="Calibri" w:cs="Calibri"/>
+          <w:b/>
+          <w:bCs/>
+          <w:color w:val="D86DCB" w:themeColor="accent5" w:themeTint="99"/>
+          <w:sz w:val="36"/>
+          <w:szCs w:val="36"/>
+        </w:rPr>
+        <w:t>divmod</w:t>
+      </w:r>
+      <w:proofErr w:type="spellEnd"/>
+      <w:r>
+        <w:rPr>
+          <w:rFonts w:ascii="Calibri" w:hAnsi="Calibri" w:cs="Calibri"/>
+          <w:b/>
+          <w:bCs/>
+          <w:color w:val="D86DCB" w:themeColor="accent5" w:themeTint="99"/>
+          <w:sz w:val="36"/>
+          <w:szCs w:val="36"/>
+        </w:rPr>
+        <w:t>(100, 10)) # (10, 0)</w:t>
+      </w:r>
+    </w:p>
+    <w:p>
+      <w:pPr>
+        <w:spacing w:line="240" w:lineRule="auto"/>
+        <w:jc w:val="both"/>
+        <w:rPr>
+          <w:rFonts w:ascii="Calibri" w:hAnsi="Calibri" w:cs="Calibri"/>
+          <w:b/>
+          <w:bCs/>
+          <w:color w:val="D86DCB" w:themeColor="accent5" w:themeTint="99"/>
+          <w:sz w:val="36"/>
+          <w:szCs w:val="36"/>
+        </w:rPr>
+      </w:pPr>
+      <w:proofErr w:type="gramStart"/>
+      <w:r>
+        <w:rPr>
+          <w:rFonts w:ascii="Calibri" w:hAnsi="Calibri" w:cs="Calibri"/>
+          <w:b/>
+          <w:bCs/>
+          <w:color w:val="D86DCB" w:themeColor="accent5" w:themeTint="99"/>
+          <w:sz w:val="36"/>
+          <w:szCs w:val="36"/>
+        </w:rPr>
+        <w:t>print(</w:t>
+      </w:r>
+      <w:proofErr w:type="spellStart"/>
+      <w:proofErr w:type="gramEnd"/>
+      <w:r>
+        <w:rPr>
+          <w:rFonts w:ascii="Calibri" w:hAnsi="Calibri" w:cs="Calibri"/>
+          <w:b/>
+          <w:bCs/>
+          <w:color w:val="D86DCB" w:themeColor="accent5" w:themeTint="99"/>
+          <w:sz w:val="36"/>
+          <w:szCs w:val="36"/>
+        </w:rPr>
+        <w:t>divmod</w:t>
+      </w:r>
+      <w:proofErr w:type="spellEnd"/>
+      <w:r>
+        <w:rPr>
+          <w:rFonts w:ascii="Calibri" w:hAnsi="Calibri" w:cs="Calibri"/>
+          <w:b/>
+          <w:bCs/>
+          <w:color w:val="D86DCB" w:themeColor="accent5" w:themeTint="99"/>
+          <w:sz w:val="36"/>
+          <w:szCs w:val="36"/>
+        </w:rPr>
+        <w:t>(8, 2))    # (4, 0)</w:t>
       </w:r>
     </w:p>
     <w:p>
@@ -3312,7 +4735,41 @@
           <w:sz w:val="36"/>
           <w:szCs w:val="36"/>
         </w:rPr>
-        <w:t xml:space="preserve"> divmod() </w:t>
+        <w:t xml:space="preserve"> </w:t>
+      </w:r>
+      <w:proofErr w:type="spellStart"/>
+      <w:proofErr w:type="gramStart"/>
+      <w:r>
+        <w:rPr>
+          <w:rFonts w:ascii="Calibri" w:hAnsi="Calibri" w:cs="Calibri"/>
+          <w:b/>
+          <w:bCs/>
+          <w:sz w:val="36"/>
+          <w:szCs w:val="36"/>
+        </w:rPr>
+        <w:t>divmod</w:t>
+      </w:r>
+      <w:proofErr w:type="spellEnd"/>
+      <w:r>
+        <w:rPr>
+          <w:rFonts w:ascii="Calibri" w:hAnsi="Calibri" w:cs="Calibri"/>
+          <w:b/>
+          <w:bCs/>
+          <w:sz w:val="36"/>
+          <w:szCs w:val="36"/>
+        </w:rPr>
+        <w:t>(</w:t>
+      </w:r>
+      <w:proofErr w:type="gramEnd"/>
+      <w:r>
+        <w:rPr>
+          <w:rFonts w:ascii="Calibri" w:hAnsi="Calibri" w:cs="Calibri"/>
+          <w:b/>
+          <w:bCs/>
+          <w:sz w:val="36"/>
+          <w:szCs w:val="36"/>
+        </w:rPr>
+        <w:t xml:space="preserve">) </w:t>
       </w:r>
       <w:r>
         <w:rPr>
